--- a/fuentes/722109_CF05_DU.docx
+++ b/fuentes/722109_CF05_DU.docx
@@ -1244,7 +1244,7 @@
           <w:noProof/>
         </w:rPr>
         <w:drawing>
-          <wp:inline distT="0" distB="0" distL="0" distR="0" wp14:anchorId="789BE52E" wp14:editId="29655877">
+          <wp:inline distT="0" distB="0" distL="0" distR="0" wp14:anchorId="789BE52E" wp14:editId="1B821D34">
             <wp:extent cx="4680000" cy="2631445"/>
             <wp:effectExtent l="0" t="0" r="6350" b="0"/>
             <wp:docPr id="2" name="Imagen 2">
@@ -4962,13 +4962,37 @@
         <w:rPr>
           <w:lang w:val="es-419" w:eastAsia="es-CO"/>
         </w:rPr>
-        <w:t>R</w:t>
-      </w:r>
-      <w:r>
-        <w:rPr>
-          <w:lang w:val="es-419" w:eastAsia="es-CO"/>
-        </w:rPr>
-        <w:t>elación Beneficio - Costo en una hoja de cálculo:</w:t>
+        <w:t>r</w:t>
+      </w:r>
+      <w:r>
+        <w:rPr>
+          <w:lang w:val="es-419" w:eastAsia="es-CO"/>
+        </w:rPr>
+        <w:t xml:space="preserve">elación </w:t>
+      </w:r>
+      <w:r>
+        <w:rPr>
+          <w:lang w:val="es-419" w:eastAsia="es-CO"/>
+        </w:rPr>
+        <w:t>b</w:t>
+      </w:r>
+      <w:r>
+        <w:rPr>
+          <w:lang w:val="es-419" w:eastAsia="es-CO"/>
+        </w:rPr>
+        <w:t xml:space="preserve">eneficio - </w:t>
+      </w:r>
+      <w:r>
+        <w:rPr>
+          <w:lang w:val="es-419" w:eastAsia="es-CO"/>
+        </w:rPr>
+        <w:t>c</w:t>
+      </w:r>
+      <w:r>
+        <w:rPr>
+          <w:lang w:val="es-419" w:eastAsia="es-CO"/>
+        </w:rPr>
+        <w:t>osto en una hoja de cálculo:</w:t>
       </w:r>
     </w:p>
     <w:p>
@@ -7898,7 +7922,13 @@
               <w:pStyle w:val="TextoTablas"/>
             </w:pPr>
             <w:r>
-              <w:t>Diseñador instruccional</w:t>
+              <w:t>Diseñador</w:t>
+            </w:r>
+            <w:r>
+              <w:t>a</w:t>
+            </w:r>
+            <w:r>
+              <w:t xml:space="preserve"> instruccional</w:t>
             </w:r>
           </w:p>
         </w:tc>
@@ -13619,6 +13649,15 @@
 </file>
 
 <file path=customXml/item1.xml><?xml version="1.0" encoding="utf-8"?>
+<?mso-contentType ?>
+<FormTemplates xmlns="http://schemas.microsoft.com/sharepoint/v3/contenttype/forms">
+  <Display>DocumentLibraryForm</Display>
+  <Edit>DocumentLibraryForm</Edit>
+  <New>DocumentLibraryForm</New>
+</FormTemplates>
+</file>
+
+<file path=customXml/item2.xml><?xml version="1.0" encoding="utf-8"?>
 <ct:contentTypeSchema xmlns:ct="http://schemas.microsoft.com/office/2006/metadata/contentType" xmlns:ma="http://schemas.microsoft.com/office/2006/metadata/properties/metaAttributes" ct:_="" ma:_="" ma:contentTypeName="Documento" ma:contentTypeID="0x01010005252A1EF3BD024F856B47B579AB5244" ma:contentTypeVersion="11" ma:contentTypeDescription="Crear nuevo documento." ma:contentTypeScope="" ma:versionID="92b81066167b779aaeee7a3d91bad2fd">
   <xsd:schema xmlns:xsd="http://www.w3.org/2001/XMLSchema" xmlns:xs="http://www.w3.org/2001/XMLSchema" xmlns:p="http://schemas.microsoft.com/office/2006/metadata/properties" xmlns:ns2="42760c81-fd8e-4d59-8953-7cdb9f38b14f" xmlns:ns3="67a0edcd-0de5-43ed-8c27-e32f38a00c91" targetNamespace="http://schemas.microsoft.com/office/2006/metadata/properties" ma:root="true" ma:fieldsID="83cd6766d967e870b9368cac1ade74e6" ns2:_="" ns3:_="">
     <xsd:import namespace="42760c81-fd8e-4d59-8953-7cdb9f38b14f"/>
@@ -13813,16 +13852,11 @@
 </ct:contentTypeSchema>
 </file>
 
-<file path=customXml/item2.xml><?xml version="1.0" encoding="utf-8"?>
-<?mso-contentType ?>
-<FormTemplates xmlns="http://schemas.microsoft.com/sharepoint/v3/contenttype/forms">
-  <Display>DocumentLibraryForm</Display>
-  <Edit>DocumentLibraryForm</Edit>
-  <New>DocumentLibraryForm</New>
-</FormTemplates>
+<file path=customXml/item3.xml><?xml version="1.0" encoding="utf-8"?>
+<b:Sources xmlns:b="http://schemas.openxmlformats.org/officeDocument/2006/bibliography" xmlns="http://schemas.openxmlformats.org/officeDocument/2006/bibliography" SelectedStyle="\APASixthEditionOfficeOnline.xsl" StyleName="APA" Version="6"/>
 </file>
 
-<file path=customXml/item3.xml><?xml version="1.0" encoding="utf-8"?>
+<file path=customXml/item4.xml><?xml version="1.0" encoding="utf-8"?>
 <p:properties xmlns:p="http://schemas.microsoft.com/office/2006/metadata/properties" xmlns:xsi="http://www.w3.org/2001/XMLSchema-instance" xmlns:pc="http://schemas.microsoft.com/office/infopath/2007/PartnerControls">
   <documentManagement>
     <TaxCatchAll xmlns="67a0edcd-0de5-43ed-8c27-e32f38a00c91" xsi:nil="true"/>
@@ -13833,11 +13867,15 @@
 </p:properties>
 </file>
 
-<file path=customXml/item4.xml><?xml version="1.0" encoding="utf-8"?>
-<b:Sources xmlns:b="http://schemas.openxmlformats.org/officeDocument/2006/bibliography" xmlns="http://schemas.openxmlformats.org/officeDocument/2006/bibliography" SelectedStyle="\APASixthEditionOfficeOnline.xsl" StyleName="APA" Version="6"/>
+<file path=customXml/itemProps1.xml><?xml version="1.0" encoding="utf-8"?>
+<ds:datastoreItem xmlns:ds="http://schemas.openxmlformats.org/officeDocument/2006/customXml" ds:itemID="{81CBDEC1-3B00-44ED-AD36-0268077980BA}">
+  <ds:schemaRefs>
+    <ds:schemaRef ds:uri="http://schemas.microsoft.com/sharepoint/v3/contenttype/forms"/>
+  </ds:schemaRefs>
+</ds:datastoreItem>
 </file>
 
-<file path=customXml/itemProps1.xml><?xml version="1.0" encoding="utf-8"?>
+<file path=customXml/itemProps2.xml><?xml version="1.0" encoding="utf-8"?>
 <ds:datastoreItem xmlns:ds="http://schemas.openxmlformats.org/officeDocument/2006/customXml" ds:itemID="{C626DB89-DBD8-4869-9D5D-79BE72631658}">
   <ds:schemaRefs>
     <ds:schemaRef ds:uri="http://schemas.microsoft.com/office/2006/metadata/contentType"/>
@@ -13856,15 +13894,15 @@
 </ds:datastoreItem>
 </file>
 
-<file path=customXml/itemProps2.xml><?xml version="1.0" encoding="utf-8"?>
-<ds:datastoreItem xmlns:ds="http://schemas.openxmlformats.org/officeDocument/2006/customXml" ds:itemID="{81CBDEC1-3B00-44ED-AD36-0268077980BA}">
+<file path=customXml/itemProps3.xml><?xml version="1.0" encoding="utf-8"?>
+<ds:datastoreItem xmlns:ds="http://schemas.openxmlformats.org/officeDocument/2006/customXml" ds:itemID="{E8AB44A3-7C62-4BD2-82ED-8ABC209970FA}">
   <ds:schemaRefs>
-    <ds:schemaRef ds:uri="http://schemas.microsoft.com/sharepoint/v3/contenttype/forms"/>
+    <ds:schemaRef ds:uri="http://schemas.openxmlformats.org/officeDocument/2006/bibliography"/>
   </ds:schemaRefs>
 </ds:datastoreItem>
 </file>
 
-<file path=customXml/itemProps3.xml><?xml version="1.0" encoding="utf-8"?>
+<file path=customXml/itemProps4.xml><?xml version="1.0" encoding="utf-8"?>
 <ds:datastoreItem xmlns:ds="http://schemas.openxmlformats.org/officeDocument/2006/customXml" ds:itemID="{1145D752-ACC1-45E1-AB53-0C756F67FC7F}">
   <ds:schemaRefs>
     <ds:schemaRef ds:uri="http://schemas.microsoft.com/office/2006/metadata/properties"/>
@@ -13873,12 +13911,4 @@
     <ds:schemaRef ds:uri="42760c81-fd8e-4d59-8953-7cdb9f38b14f"/>
   </ds:schemaRefs>
 </ds:datastoreItem>
-</file>
-
-<file path=customXml/itemProps4.xml><?xml version="1.0" encoding="utf-8"?>
-<ds:datastoreItem xmlns:ds="http://schemas.openxmlformats.org/officeDocument/2006/customXml" ds:itemID="{E8AB44A3-7C62-4BD2-82ED-8ABC209970FA}">
-  <ds:schemaRefs>
-    <ds:schemaRef ds:uri="http://schemas.openxmlformats.org/officeDocument/2006/bibliography"/>
-  </ds:schemaRefs>
-</ds:datastoreItem>
 </file>
--- a/fuentes/722109_CF05_DU.docx
+++ b/fuentes/722109_CF05_DU.docx
@@ -1,6 +1,6 @@
 
 <file path=word/document.xml><?xml version="1.0" encoding="utf-8"?>
-<w:document xmlns:wpc="http://schemas.microsoft.com/office/word/2010/wordprocessingCanvas" xmlns:cx="http://schemas.microsoft.com/office/drawing/2014/chartex" xmlns:cx1="http://schemas.microsoft.com/office/drawing/2015/9/8/chartex" xmlns:cx2="http://schemas.microsoft.com/office/drawing/2015/10/21/chartex" xmlns:cx3="http://schemas.microsoft.com/office/drawing/2016/5/9/chartex" xmlns:cx4="http://schemas.microsoft.com/office/drawing/2016/5/10/chartex" xmlns:cx5="http://schemas.microsoft.com/office/drawing/2016/5/11/chartex" xmlns:cx6="http://schemas.microsoft.com/office/drawing/2016/5/12/chartex" xmlns:cx7="http://schemas.microsoft.com/office/drawing/2016/5/13/chartex" xmlns:cx8="http://schemas.microsoft.com/office/drawing/2016/5/14/chartex" xmlns:mc="http://schemas.openxmlformats.org/markup-compatibility/2006" xmlns:aink="http://schemas.microsoft.com/office/drawing/2016/ink" xmlns:am3d="http://schemas.microsoft.com/office/drawing/2017/model3d" xmlns:o="urn:schemas-microsoft-com:office:office" xmlns:oel="http://schemas.microsoft.com/office/2019/extlst" xmlns:r="http://schemas.openxmlformats.org/officeDocument/2006/relationships" xmlns:m="http://schemas.openxmlformats.org/officeDocument/2006/math" xmlns:v="urn:schemas-microsoft-com:vml" xmlns:wp14="http://schemas.microsoft.com/office/word/2010/wordprocessingDrawing" xmlns:wp="http://schemas.openxmlformats.org/drawingml/2006/wordprocessingDrawing" xmlns:w10="urn:schemas-microsoft-com:office:word" xmlns:w="http://schemas.openxmlformats.org/wordprocessingml/2006/main" xmlns:w14="http://schemas.microsoft.com/office/word/2010/wordml" xmlns:w15="http://schemas.microsoft.com/office/word/2012/wordml" xmlns:w16cex="http://schemas.microsoft.com/office/word/2018/wordml/cex" xmlns:w16cid="http://schemas.microsoft.com/office/word/2016/wordml/cid" xmlns:w16="http://schemas.microsoft.com/office/word/2018/wordml" xmlns:w16du="http://schemas.microsoft.com/office/word/2023/wordml/word16du" xmlns:w16sdtdh="http://schemas.microsoft.com/office/word/2020/wordml/sdtdatahash" xmlns:w16sdtfl="http://schemas.microsoft.com/office/word/2024/wordml/sdtformatlock" xmlns:w16se="http://schemas.microsoft.com/office/word/2015/wordml/symex" xmlns:wpg="http://schemas.microsoft.com/office/word/2010/wordprocessingGroup" xmlns:wpi="http://schemas.microsoft.com/office/word/2010/wordprocessingInk" xmlns:wne="http://schemas.microsoft.com/office/word/2006/wordml" xmlns:wps="http://schemas.microsoft.com/office/word/2010/wordprocessingShape" mc:Ignorable="w14 w15 w16se w16cid w16 w16cex w16sdtdh w16sdtfl w16du wp14">
+<w:document xmlns:wpc="http://schemas.microsoft.com/office/word/2010/wordprocessingCanvas" xmlns:cx="http://schemas.microsoft.com/office/drawing/2014/chartex" xmlns:cx1="http://schemas.microsoft.com/office/drawing/2015/9/8/chartex" xmlns:cx2="http://schemas.microsoft.com/office/drawing/2015/10/21/chartex" xmlns:cx3="http://schemas.microsoft.com/office/drawing/2016/5/9/chartex" xmlns:cx4="http://schemas.microsoft.com/office/drawing/2016/5/10/chartex" xmlns:cx5="http://schemas.microsoft.com/office/drawing/2016/5/11/chartex" xmlns:cx6="http://schemas.microsoft.com/office/drawing/2016/5/12/chartex" xmlns:cx7="http://schemas.microsoft.com/office/drawing/2016/5/13/chartex" xmlns:cx8="http://schemas.microsoft.com/office/drawing/2016/5/14/chartex" xmlns:mc="http://schemas.openxmlformats.org/markup-compatibility/2006" xmlns:aink="http://schemas.microsoft.com/office/drawing/2016/ink" xmlns:am3d="http://schemas.microsoft.com/office/drawing/2017/model3d" xmlns:o="urn:schemas-microsoft-com:office:office" xmlns:oel="http://schemas.microsoft.com/office/2019/extlst" xmlns:r="http://schemas.openxmlformats.org/officeDocument/2006/relationships" xmlns:m="http://schemas.openxmlformats.org/officeDocument/2006/math" xmlns:v="urn:schemas-microsoft-com:vml" xmlns:wp14="http://schemas.microsoft.com/office/word/2010/wordprocessingDrawing" xmlns:wp="http://schemas.openxmlformats.org/drawingml/2006/wordprocessingDrawing" xmlns:w10="urn:schemas-microsoft-com:office:word" xmlns:w="http://schemas.openxmlformats.org/wordprocessingml/2006/main" xmlns:w14="http://schemas.microsoft.com/office/word/2010/wordml" xmlns:w15="http://schemas.microsoft.com/office/word/2012/wordml" xmlns:w16cei="http://schemas.microsoft.com/office/word/2026/wordml/cei" xmlns:w16cex="http://schemas.microsoft.com/office/word/2018/wordml/cex" xmlns:w16cid="http://schemas.microsoft.com/office/word/2016/wordml/cid" xmlns:w16="http://schemas.microsoft.com/office/word/2018/wordml" xmlns:w16du="http://schemas.microsoft.com/office/word/2023/wordml/word16du" xmlns:w16sdtdh="http://schemas.microsoft.com/office/word/2020/wordml/sdtdatahash" xmlns:w16sdtfl="http://schemas.microsoft.com/office/word/2024/wordml/sdtformatlock" xmlns:w16se="http://schemas.microsoft.com/office/word/2015/wordml/symex" xmlns:wpg="http://schemas.microsoft.com/office/word/2010/wordprocessingGroup" xmlns:wpi="http://schemas.microsoft.com/office/word/2010/wordprocessingInk" xmlns:wne="http://schemas.microsoft.com/office/word/2006/wordml" xmlns:wps="http://schemas.microsoft.com/office/word/2010/wordprocessingShape" mc:Ignorable="w14 w15 w16se w16cid w16 w16cex w16sdtdh w16sdtfl w16du wp14">
   <w:body>
     <w:p>
       <w:pPr>
@@ -589,7 +589,7 @@
           <w:r>
             <w:fldChar w:fldCharType="separate"/>
           </w:r>
-          <w:hyperlink w:anchor="_Toc233801902" w:history="1">
+          <w:hyperlink w:anchor="_Toc237245657" w:history="1">
             <w:r>
               <w:rPr>
                 <w:rStyle w:val="Hipervnculo"/>
@@ -616,7 +616,7 @@
                 <w:noProof/>
                 <w:webHidden/>
               </w:rPr>
-              <w:instrText xml:space="preserve"> PAGEREF _Toc233801902 \h </w:instrText>
+              <w:instrText xml:space="preserve"> PAGEREF _Toc237245657 \h </w:instrText>
             </w:r>
             <w:r>
               <w:rPr>
@@ -636,7 +636,7 @@
                 <w:noProof/>
                 <w:webHidden/>
               </w:rPr>
-              <w:t>3</w:t>
+              <w:t>4</w:t>
             </w:r>
             <w:r>
               <w:rPr>
@@ -658,7 +658,7 @@
               <w:lang w:eastAsia="es-CO"/>
             </w:rPr>
           </w:pPr>
-          <w:hyperlink w:anchor="_Toc233801903" w:history="1">
+          <w:hyperlink w:anchor="_Toc237245658" w:history="1">
             <w:r>
               <w:rPr>
                 <w:rStyle w:val="Hipervnculo"/>
@@ -702,7 +702,7 @@
                 <w:noProof/>
                 <w:webHidden/>
               </w:rPr>
-              <w:instrText xml:space="preserve"> PAGEREF _Toc233801903 \h </w:instrText>
+              <w:instrText xml:space="preserve"> PAGEREF _Toc237245658 \h </w:instrText>
             </w:r>
             <w:r>
               <w:rPr>
@@ -722,7 +722,7 @@
                 <w:noProof/>
                 <w:webHidden/>
               </w:rPr>
-              <w:t>5</w:t>
+              <w:t>6</w:t>
             </w:r>
             <w:r>
               <w:rPr>
@@ -744,7 +744,7 @@
               <w:lang w:eastAsia="es-CO"/>
             </w:rPr>
           </w:pPr>
-          <w:hyperlink w:anchor="_Toc233801904" w:history="1">
+          <w:hyperlink w:anchor="_Toc237245659" w:history="1">
             <w:r>
               <w:rPr>
                 <w:rStyle w:val="Hipervnculo"/>
@@ -788,7 +788,7 @@
                 <w:noProof/>
                 <w:webHidden/>
               </w:rPr>
-              <w:instrText xml:space="preserve"> PAGEREF _Toc233801904 \h </w:instrText>
+              <w:instrText xml:space="preserve"> PAGEREF _Toc237245659 \h </w:instrText>
             </w:r>
             <w:r>
               <w:rPr>
@@ -808,7 +808,7 @@
                 <w:noProof/>
                 <w:webHidden/>
               </w:rPr>
-              <w:t>8</w:t>
+              <w:t>9</w:t>
             </w:r>
             <w:r>
               <w:rPr>
@@ -830,7 +830,7 @@
               <w:lang w:eastAsia="es-CO"/>
             </w:rPr>
           </w:pPr>
-          <w:hyperlink w:anchor="_Toc233801905" w:history="1">
+          <w:hyperlink w:anchor="_Toc237245660" w:history="1">
             <w:r>
               <w:rPr>
                 <w:rStyle w:val="Hipervnculo"/>
@@ -874,7 +874,7 @@
                 <w:noProof/>
                 <w:webHidden/>
               </w:rPr>
-              <w:instrText xml:space="preserve"> PAGEREF _Toc233801905 \h </w:instrText>
+              <w:instrText xml:space="preserve"> PAGEREF _Toc237245660 \h </w:instrText>
             </w:r>
             <w:r>
               <w:rPr>
@@ -916,13 +916,30 @@
               <w:lang w:eastAsia="es-CO"/>
             </w:rPr>
           </w:pPr>
-          <w:hyperlink w:anchor="_Toc233801906" w:history="1">
+          <w:hyperlink w:anchor="_Toc237245661" w:history="1">
             <w:r>
               <w:rPr>
                 <w:rStyle w:val="Hipervnculo"/>
                 <w:noProof/>
               </w:rPr>
-              <w:t>Síntesis</w:t>
+              <w:t>2.</w:t>
+            </w:r>
+            <w:r>
+              <w:rPr>
+                <w:rFonts w:eastAsiaTheme="minorEastAsia"/>
+                <w:noProof/>
+                <w:sz w:val="24"/>
+                <w:szCs w:val="24"/>
+                <w:lang w:eastAsia="es-CO"/>
+              </w:rPr>
+              <w:tab/>
+            </w:r>
+            <w:r>
+              <w:rPr>
+                <w:rStyle w:val="Hipervnculo"/>
+                <w:noProof/>
+              </w:rPr>
+              <w:t>Recolección de la información</w:t>
             </w:r>
             <w:r>
               <w:rPr>
@@ -943,7 +960,7 @@
                 <w:noProof/>
                 <w:webHidden/>
               </w:rPr>
-              <w:instrText xml:space="preserve"> PAGEREF _Toc233801906 \h </w:instrText>
+              <w:instrText xml:space="preserve"> PAGEREF _Toc237245661 \h </w:instrText>
             </w:r>
             <w:r>
               <w:rPr>
@@ -963,7 +980,179 @@
                 <w:noProof/>
                 <w:webHidden/>
               </w:rPr>
-              <w:t>25</w:t>
+              <w:t>26</w:t>
+            </w:r>
+            <w:r>
+              <w:rPr>
+                <w:noProof/>
+                <w:webHidden/>
+              </w:rPr>
+              <w:fldChar w:fldCharType="end"/>
+            </w:r>
+          </w:hyperlink>
+        </w:p>
+        <w:p>
+          <w:pPr>
+            <w:pStyle w:val="TDC2"/>
+            <w:rPr>
+              <w:rFonts w:eastAsiaTheme="minorEastAsia"/>
+              <w:noProof/>
+              <w:sz w:val="24"/>
+              <w:szCs w:val="24"/>
+              <w:lang w:eastAsia="es-CO"/>
+            </w:rPr>
+          </w:pPr>
+          <w:hyperlink w:anchor="_Toc237245662" w:history="1">
+            <w:r>
+              <w:rPr>
+                <w:rStyle w:val="Hipervnculo"/>
+                <w:noProof/>
+              </w:rPr>
+              <w:t>2.1.</w:t>
+            </w:r>
+            <w:r>
+              <w:rPr>
+                <w:rFonts w:eastAsiaTheme="minorEastAsia"/>
+                <w:noProof/>
+                <w:sz w:val="24"/>
+                <w:szCs w:val="24"/>
+                <w:lang w:eastAsia="es-CO"/>
+              </w:rPr>
+              <w:tab/>
+            </w:r>
+            <w:r>
+              <w:rPr>
+                <w:rStyle w:val="Hipervnculo"/>
+                <w:noProof/>
+              </w:rPr>
+              <w:t>Concepto</w:t>
+            </w:r>
+            <w:r>
+              <w:rPr>
+                <w:noProof/>
+                <w:webHidden/>
+              </w:rPr>
+              <w:tab/>
+            </w:r>
+            <w:r>
+              <w:rPr>
+                <w:noProof/>
+                <w:webHidden/>
+              </w:rPr>
+              <w:fldChar w:fldCharType="begin"/>
+            </w:r>
+            <w:r>
+              <w:rPr>
+                <w:noProof/>
+                <w:webHidden/>
+              </w:rPr>
+              <w:instrText xml:space="preserve"> PAGEREF _Toc237245662 \h </w:instrText>
+            </w:r>
+            <w:r>
+              <w:rPr>
+                <w:noProof/>
+                <w:webHidden/>
+              </w:rPr>
+            </w:r>
+            <w:r>
+              <w:rPr>
+                <w:noProof/>
+                <w:webHidden/>
+              </w:rPr>
+              <w:fldChar w:fldCharType="separate"/>
+            </w:r>
+            <w:r>
+              <w:rPr>
+                <w:noProof/>
+                <w:webHidden/>
+              </w:rPr>
+              <w:t>26</w:t>
+            </w:r>
+            <w:r>
+              <w:rPr>
+                <w:noProof/>
+                <w:webHidden/>
+              </w:rPr>
+              <w:fldChar w:fldCharType="end"/>
+            </w:r>
+          </w:hyperlink>
+        </w:p>
+        <w:p>
+          <w:pPr>
+            <w:pStyle w:val="TDC2"/>
+            <w:rPr>
+              <w:rFonts w:eastAsiaTheme="minorEastAsia"/>
+              <w:noProof/>
+              <w:sz w:val="24"/>
+              <w:szCs w:val="24"/>
+              <w:lang w:eastAsia="es-CO"/>
+            </w:rPr>
+          </w:pPr>
+          <w:hyperlink w:anchor="_Toc237245663" w:history="1">
+            <w:r>
+              <w:rPr>
+                <w:rStyle w:val="Hipervnculo"/>
+                <w:noProof/>
+              </w:rPr>
+              <w:t>2.2.</w:t>
+            </w:r>
+            <w:r>
+              <w:rPr>
+                <w:rFonts w:eastAsiaTheme="minorEastAsia"/>
+                <w:noProof/>
+                <w:sz w:val="24"/>
+                <w:szCs w:val="24"/>
+                <w:lang w:eastAsia="es-CO"/>
+              </w:rPr>
+              <w:tab/>
+            </w:r>
+            <w:r>
+              <w:rPr>
+                <w:rStyle w:val="Hipervnculo"/>
+                <w:noProof/>
+              </w:rPr>
+              <w:t>Herramientas y técnicas de recolección</w:t>
+            </w:r>
+            <w:r>
+              <w:rPr>
+                <w:noProof/>
+                <w:webHidden/>
+              </w:rPr>
+              <w:tab/>
+            </w:r>
+            <w:r>
+              <w:rPr>
+                <w:noProof/>
+                <w:webHidden/>
+              </w:rPr>
+              <w:fldChar w:fldCharType="begin"/>
+            </w:r>
+            <w:r>
+              <w:rPr>
+                <w:noProof/>
+                <w:webHidden/>
+              </w:rPr>
+              <w:instrText xml:space="preserve"> PAGEREF _Toc237245663 \h </w:instrText>
+            </w:r>
+            <w:r>
+              <w:rPr>
+                <w:noProof/>
+                <w:webHidden/>
+              </w:rPr>
+            </w:r>
+            <w:r>
+              <w:rPr>
+                <w:noProof/>
+                <w:webHidden/>
+              </w:rPr>
+              <w:fldChar w:fldCharType="separate"/>
+            </w:r>
+            <w:r>
+              <w:rPr>
+                <w:noProof/>
+                <w:webHidden/>
+              </w:rPr>
+              <w:t>26</w:t>
             </w:r>
             <w:r>
               <w:rPr>
@@ -985,13 +1174,30 @@
               <w:lang w:eastAsia="es-CO"/>
             </w:rPr>
           </w:pPr>
-          <w:hyperlink w:anchor="_Toc233801907" w:history="1">
+          <w:hyperlink w:anchor="_Toc237245664" w:history="1">
             <w:r>
               <w:rPr>
                 <w:rStyle w:val="Hipervnculo"/>
                 <w:noProof/>
               </w:rPr>
-              <w:t>Glosario</w:t>
+              <w:t>3.</w:t>
+            </w:r>
+            <w:r>
+              <w:rPr>
+                <w:rFonts w:eastAsiaTheme="minorEastAsia"/>
+                <w:noProof/>
+                <w:sz w:val="24"/>
+                <w:szCs w:val="24"/>
+                <w:lang w:eastAsia="es-CO"/>
+              </w:rPr>
+              <w:tab/>
+            </w:r>
+            <w:r>
+              <w:rPr>
+                <w:rStyle w:val="Hipervnculo"/>
+                <w:noProof/>
+              </w:rPr>
+              <w:t>Diagnóstico</w:t>
             </w:r>
             <w:r>
               <w:rPr>
@@ -1012,7 +1218,7 @@
                 <w:noProof/>
                 <w:webHidden/>
               </w:rPr>
-              <w:instrText xml:space="preserve"> PAGEREF _Toc233801907 \h </w:instrText>
+              <w:instrText xml:space="preserve"> PAGEREF _Toc237245664 \h </w:instrText>
             </w:r>
             <w:r>
               <w:rPr>
@@ -1032,7 +1238,351 @@
                 <w:noProof/>
                 <w:webHidden/>
               </w:rPr>
-              <w:t>27</w:t>
+              <w:t>29</w:t>
+            </w:r>
+            <w:r>
+              <w:rPr>
+                <w:noProof/>
+                <w:webHidden/>
+              </w:rPr>
+              <w:fldChar w:fldCharType="end"/>
+            </w:r>
+          </w:hyperlink>
+        </w:p>
+        <w:p>
+          <w:pPr>
+            <w:pStyle w:val="TDC2"/>
+            <w:rPr>
+              <w:rFonts w:eastAsiaTheme="minorEastAsia"/>
+              <w:noProof/>
+              <w:sz w:val="24"/>
+              <w:szCs w:val="24"/>
+              <w:lang w:eastAsia="es-CO"/>
+            </w:rPr>
+          </w:pPr>
+          <w:hyperlink w:anchor="_Toc237245665" w:history="1">
+            <w:r>
+              <w:rPr>
+                <w:rStyle w:val="Hipervnculo"/>
+                <w:noProof/>
+              </w:rPr>
+              <w:t>3.1.</w:t>
+            </w:r>
+            <w:r>
+              <w:rPr>
+                <w:rFonts w:eastAsiaTheme="minorEastAsia"/>
+                <w:noProof/>
+                <w:sz w:val="24"/>
+                <w:szCs w:val="24"/>
+                <w:lang w:eastAsia="es-CO"/>
+              </w:rPr>
+              <w:tab/>
+            </w:r>
+            <w:r>
+              <w:rPr>
+                <w:rStyle w:val="Hipervnculo"/>
+                <w:noProof/>
+              </w:rPr>
+              <w:t>Concepto</w:t>
+            </w:r>
+            <w:r>
+              <w:rPr>
+                <w:noProof/>
+                <w:webHidden/>
+              </w:rPr>
+              <w:tab/>
+            </w:r>
+            <w:r>
+              <w:rPr>
+                <w:noProof/>
+                <w:webHidden/>
+              </w:rPr>
+              <w:fldChar w:fldCharType="begin"/>
+            </w:r>
+            <w:r>
+              <w:rPr>
+                <w:noProof/>
+                <w:webHidden/>
+              </w:rPr>
+              <w:instrText xml:space="preserve"> PAGEREF _Toc237245665 \h </w:instrText>
+            </w:r>
+            <w:r>
+              <w:rPr>
+                <w:noProof/>
+                <w:webHidden/>
+              </w:rPr>
+            </w:r>
+            <w:r>
+              <w:rPr>
+                <w:noProof/>
+                <w:webHidden/>
+              </w:rPr>
+              <w:fldChar w:fldCharType="separate"/>
+            </w:r>
+            <w:r>
+              <w:rPr>
+                <w:noProof/>
+                <w:webHidden/>
+              </w:rPr>
+              <w:t>29</w:t>
+            </w:r>
+            <w:r>
+              <w:rPr>
+                <w:noProof/>
+                <w:webHidden/>
+              </w:rPr>
+              <w:fldChar w:fldCharType="end"/>
+            </w:r>
+          </w:hyperlink>
+        </w:p>
+        <w:p>
+          <w:pPr>
+            <w:pStyle w:val="TDC2"/>
+            <w:rPr>
+              <w:rFonts w:eastAsiaTheme="minorEastAsia"/>
+              <w:noProof/>
+              <w:sz w:val="24"/>
+              <w:szCs w:val="24"/>
+              <w:lang w:eastAsia="es-CO"/>
+            </w:rPr>
+          </w:pPr>
+          <w:hyperlink w:anchor="_Toc237245666" w:history="1">
+            <w:r>
+              <w:rPr>
+                <w:rStyle w:val="Hipervnculo"/>
+                <w:noProof/>
+              </w:rPr>
+              <w:t>3.2.</w:t>
+            </w:r>
+            <w:r>
+              <w:rPr>
+                <w:rFonts w:eastAsiaTheme="minorEastAsia"/>
+                <w:noProof/>
+                <w:sz w:val="24"/>
+                <w:szCs w:val="24"/>
+                <w:lang w:eastAsia="es-CO"/>
+              </w:rPr>
+              <w:tab/>
+            </w:r>
+            <w:r>
+              <w:rPr>
+                <w:rStyle w:val="Hipervnculo"/>
+                <w:noProof/>
+              </w:rPr>
+              <w:t>Características</w:t>
+            </w:r>
+            <w:r>
+              <w:rPr>
+                <w:noProof/>
+                <w:webHidden/>
+              </w:rPr>
+              <w:tab/>
+            </w:r>
+            <w:r>
+              <w:rPr>
+                <w:noProof/>
+                <w:webHidden/>
+              </w:rPr>
+              <w:fldChar w:fldCharType="begin"/>
+            </w:r>
+            <w:r>
+              <w:rPr>
+                <w:noProof/>
+                <w:webHidden/>
+              </w:rPr>
+              <w:instrText xml:space="preserve"> PAGEREF _Toc237245666 \h </w:instrText>
+            </w:r>
+            <w:r>
+              <w:rPr>
+                <w:noProof/>
+                <w:webHidden/>
+              </w:rPr>
+            </w:r>
+            <w:r>
+              <w:rPr>
+                <w:noProof/>
+                <w:webHidden/>
+              </w:rPr>
+              <w:fldChar w:fldCharType="separate"/>
+            </w:r>
+            <w:r>
+              <w:rPr>
+                <w:noProof/>
+                <w:webHidden/>
+              </w:rPr>
+              <w:t>29</w:t>
+            </w:r>
+            <w:r>
+              <w:rPr>
+                <w:noProof/>
+                <w:webHidden/>
+              </w:rPr>
+              <w:fldChar w:fldCharType="end"/>
+            </w:r>
+          </w:hyperlink>
+        </w:p>
+        <w:p>
+          <w:pPr>
+            <w:pStyle w:val="TDC2"/>
+            <w:rPr>
+              <w:rFonts w:eastAsiaTheme="minorEastAsia"/>
+              <w:noProof/>
+              <w:sz w:val="24"/>
+              <w:szCs w:val="24"/>
+              <w:lang w:eastAsia="es-CO"/>
+            </w:rPr>
+          </w:pPr>
+          <w:hyperlink w:anchor="_Toc237245667" w:history="1">
+            <w:r>
+              <w:rPr>
+                <w:rStyle w:val="Hipervnculo"/>
+                <w:noProof/>
+              </w:rPr>
+              <w:t>3.3.</w:t>
+            </w:r>
+            <w:r>
+              <w:rPr>
+                <w:rFonts w:eastAsiaTheme="minorEastAsia"/>
+                <w:noProof/>
+                <w:sz w:val="24"/>
+                <w:szCs w:val="24"/>
+                <w:lang w:eastAsia="es-CO"/>
+              </w:rPr>
+              <w:tab/>
+            </w:r>
+            <w:r>
+              <w:rPr>
+                <w:rStyle w:val="Hipervnculo"/>
+                <w:noProof/>
+              </w:rPr>
+              <w:t>Herramientas de análisis</w:t>
+            </w:r>
+            <w:r>
+              <w:rPr>
+                <w:noProof/>
+                <w:webHidden/>
+              </w:rPr>
+              <w:tab/>
+            </w:r>
+            <w:r>
+              <w:rPr>
+                <w:noProof/>
+                <w:webHidden/>
+              </w:rPr>
+              <w:fldChar w:fldCharType="begin"/>
+            </w:r>
+            <w:r>
+              <w:rPr>
+                <w:noProof/>
+                <w:webHidden/>
+              </w:rPr>
+              <w:instrText xml:space="preserve"> PAGEREF _Toc237245667 \h </w:instrText>
+            </w:r>
+            <w:r>
+              <w:rPr>
+                <w:noProof/>
+                <w:webHidden/>
+              </w:rPr>
+            </w:r>
+            <w:r>
+              <w:rPr>
+                <w:noProof/>
+                <w:webHidden/>
+              </w:rPr>
+              <w:fldChar w:fldCharType="separate"/>
+            </w:r>
+            <w:r>
+              <w:rPr>
+                <w:noProof/>
+                <w:webHidden/>
+              </w:rPr>
+              <w:t>30</w:t>
+            </w:r>
+            <w:r>
+              <w:rPr>
+                <w:noProof/>
+                <w:webHidden/>
+              </w:rPr>
+              <w:fldChar w:fldCharType="end"/>
+            </w:r>
+          </w:hyperlink>
+        </w:p>
+        <w:p>
+          <w:pPr>
+            <w:pStyle w:val="TDC2"/>
+            <w:rPr>
+              <w:rFonts w:eastAsiaTheme="minorEastAsia"/>
+              <w:noProof/>
+              <w:sz w:val="24"/>
+              <w:szCs w:val="24"/>
+              <w:lang w:eastAsia="es-CO"/>
+            </w:rPr>
+          </w:pPr>
+          <w:hyperlink w:anchor="_Toc237245668" w:history="1">
+            <w:r>
+              <w:rPr>
+                <w:rStyle w:val="Hipervnculo"/>
+                <w:noProof/>
+              </w:rPr>
+              <w:t>3.4.</w:t>
+            </w:r>
+            <w:r>
+              <w:rPr>
+                <w:rFonts w:eastAsiaTheme="minorEastAsia"/>
+                <w:noProof/>
+                <w:sz w:val="24"/>
+                <w:szCs w:val="24"/>
+                <w:lang w:eastAsia="es-CO"/>
+              </w:rPr>
+              <w:tab/>
+            </w:r>
+            <w:r>
+              <w:rPr>
+                <w:rStyle w:val="Hipervnculo"/>
+                <w:noProof/>
+              </w:rPr>
+              <w:t>Importancia</w:t>
+            </w:r>
+            <w:r>
+              <w:rPr>
+                <w:noProof/>
+                <w:webHidden/>
+              </w:rPr>
+              <w:tab/>
+            </w:r>
+            <w:r>
+              <w:rPr>
+                <w:noProof/>
+                <w:webHidden/>
+              </w:rPr>
+              <w:fldChar w:fldCharType="begin"/>
+            </w:r>
+            <w:r>
+              <w:rPr>
+                <w:noProof/>
+                <w:webHidden/>
+              </w:rPr>
+              <w:instrText xml:space="preserve"> PAGEREF _Toc237245668 \h </w:instrText>
+            </w:r>
+            <w:r>
+              <w:rPr>
+                <w:noProof/>
+                <w:webHidden/>
+              </w:rPr>
+            </w:r>
+            <w:r>
+              <w:rPr>
+                <w:noProof/>
+                <w:webHidden/>
+              </w:rPr>
+              <w:fldChar w:fldCharType="separate"/>
+            </w:r>
+            <w:r>
+              <w:rPr>
+                <w:noProof/>
+                <w:webHidden/>
+              </w:rPr>
+              <w:t>32</w:t>
             </w:r>
             <w:r>
               <w:rPr>
@@ -1054,13 +1604,30 @@
               <w:lang w:eastAsia="es-CO"/>
             </w:rPr>
           </w:pPr>
-          <w:hyperlink w:anchor="_Toc233801908" w:history="1">
+          <w:hyperlink w:anchor="_Toc237245669" w:history="1">
             <w:r>
               <w:rPr>
                 <w:rStyle w:val="Hipervnculo"/>
                 <w:noProof/>
               </w:rPr>
-              <w:t>Referencias bibliográficas</w:t>
+              <w:t>4.</w:t>
+            </w:r>
+            <w:r>
+              <w:rPr>
+                <w:rFonts w:eastAsiaTheme="minorEastAsia"/>
+                <w:noProof/>
+                <w:sz w:val="24"/>
+                <w:szCs w:val="24"/>
+                <w:lang w:eastAsia="es-CO"/>
+              </w:rPr>
+              <w:tab/>
+            </w:r>
+            <w:r>
+              <w:rPr>
+                <w:rStyle w:val="Hipervnculo"/>
+                <w:noProof/>
+              </w:rPr>
+              <w:t>Plan de acción estratégico</w:t>
             </w:r>
             <w:r>
               <w:rPr>
@@ -1081,7 +1648,7 @@
                 <w:noProof/>
                 <w:webHidden/>
               </w:rPr>
-              <w:instrText xml:space="preserve"> PAGEREF _Toc233801908 \h </w:instrText>
+              <w:instrText xml:space="preserve"> PAGEREF _Toc237245669 \h </w:instrText>
             </w:r>
             <w:r>
               <w:rPr>
@@ -1101,7 +1668,437 @@
                 <w:noProof/>
                 <w:webHidden/>
               </w:rPr>
-              <w:t>28</w:t>
+              <w:t>34</w:t>
+            </w:r>
+            <w:r>
+              <w:rPr>
+                <w:noProof/>
+                <w:webHidden/>
+              </w:rPr>
+              <w:fldChar w:fldCharType="end"/>
+            </w:r>
+          </w:hyperlink>
+        </w:p>
+        <w:p>
+          <w:pPr>
+            <w:pStyle w:val="TDC2"/>
+            <w:rPr>
+              <w:rFonts w:eastAsiaTheme="minorEastAsia"/>
+              <w:noProof/>
+              <w:sz w:val="24"/>
+              <w:szCs w:val="24"/>
+              <w:lang w:eastAsia="es-CO"/>
+            </w:rPr>
+          </w:pPr>
+          <w:hyperlink w:anchor="_Toc237245670" w:history="1">
+            <w:r>
+              <w:rPr>
+                <w:rStyle w:val="Hipervnculo"/>
+                <w:noProof/>
+              </w:rPr>
+              <w:t>4.1.</w:t>
+            </w:r>
+            <w:r>
+              <w:rPr>
+                <w:rFonts w:eastAsiaTheme="minorEastAsia"/>
+                <w:noProof/>
+                <w:sz w:val="24"/>
+                <w:szCs w:val="24"/>
+                <w:lang w:eastAsia="es-CO"/>
+              </w:rPr>
+              <w:tab/>
+            </w:r>
+            <w:r>
+              <w:rPr>
+                <w:rStyle w:val="Hipervnculo"/>
+                <w:noProof/>
+              </w:rPr>
+              <w:t>Concepto</w:t>
+            </w:r>
+            <w:r>
+              <w:rPr>
+                <w:noProof/>
+                <w:webHidden/>
+              </w:rPr>
+              <w:tab/>
+            </w:r>
+            <w:r>
+              <w:rPr>
+                <w:noProof/>
+                <w:webHidden/>
+              </w:rPr>
+              <w:fldChar w:fldCharType="begin"/>
+            </w:r>
+            <w:r>
+              <w:rPr>
+                <w:noProof/>
+                <w:webHidden/>
+              </w:rPr>
+              <w:instrText xml:space="preserve"> PAGEREF _Toc237245670 \h </w:instrText>
+            </w:r>
+            <w:r>
+              <w:rPr>
+                <w:noProof/>
+                <w:webHidden/>
+              </w:rPr>
+            </w:r>
+            <w:r>
+              <w:rPr>
+                <w:noProof/>
+                <w:webHidden/>
+              </w:rPr>
+              <w:fldChar w:fldCharType="separate"/>
+            </w:r>
+            <w:r>
+              <w:rPr>
+                <w:noProof/>
+                <w:webHidden/>
+              </w:rPr>
+              <w:t>34</w:t>
+            </w:r>
+            <w:r>
+              <w:rPr>
+                <w:noProof/>
+                <w:webHidden/>
+              </w:rPr>
+              <w:fldChar w:fldCharType="end"/>
+            </w:r>
+          </w:hyperlink>
+        </w:p>
+        <w:p>
+          <w:pPr>
+            <w:pStyle w:val="TDC2"/>
+            <w:rPr>
+              <w:rFonts w:eastAsiaTheme="minorEastAsia"/>
+              <w:noProof/>
+              <w:sz w:val="24"/>
+              <w:szCs w:val="24"/>
+              <w:lang w:eastAsia="es-CO"/>
+            </w:rPr>
+          </w:pPr>
+          <w:hyperlink w:anchor="_Toc237245671" w:history="1">
+            <w:r>
+              <w:rPr>
+                <w:rStyle w:val="Hipervnculo"/>
+                <w:noProof/>
+              </w:rPr>
+              <w:t>4.2.</w:t>
+            </w:r>
+            <w:r>
+              <w:rPr>
+                <w:rFonts w:eastAsiaTheme="minorEastAsia"/>
+                <w:noProof/>
+                <w:sz w:val="24"/>
+                <w:szCs w:val="24"/>
+                <w:lang w:eastAsia="es-CO"/>
+              </w:rPr>
+              <w:tab/>
+            </w:r>
+            <w:r>
+              <w:rPr>
+                <w:rStyle w:val="Hipervnculo"/>
+                <w:noProof/>
+              </w:rPr>
+              <w:t>Elementos</w:t>
+            </w:r>
+            <w:r>
+              <w:rPr>
+                <w:noProof/>
+                <w:webHidden/>
+              </w:rPr>
+              <w:tab/>
+            </w:r>
+            <w:r>
+              <w:rPr>
+                <w:noProof/>
+                <w:webHidden/>
+              </w:rPr>
+              <w:fldChar w:fldCharType="begin"/>
+            </w:r>
+            <w:r>
+              <w:rPr>
+                <w:noProof/>
+                <w:webHidden/>
+              </w:rPr>
+              <w:instrText xml:space="preserve"> PAGEREF _Toc237245671 \h </w:instrText>
+            </w:r>
+            <w:r>
+              <w:rPr>
+                <w:noProof/>
+                <w:webHidden/>
+              </w:rPr>
+            </w:r>
+            <w:r>
+              <w:rPr>
+                <w:noProof/>
+                <w:webHidden/>
+              </w:rPr>
+              <w:fldChar w:fldCharType="separate"/>
+            </w:r>
+            <w:r>
+              <w:rPr>
+                <w:noProof/>
+                <w:webHidden/>
+              </w:rPr>
+              <w:t>34</w:t>
+            </w:r>
+            <w:r>
+              <w:rPr>
+                <w:noProof/>
+                <w:webHidden/>
+              </w:rPr>
+              <w:fldChar w:fldCharType="end"/>
+            </w:r>
+          </w:hyperlink>
+        </w:p>
+        <w:p>
+          <w:pPr>
+            <w:pStyle w:val="TDC2"/>
+            <w:rPr>
+              <w:rFonts w:eastAsiaTheme="minorEastAsia"/>
+              <w:noProof/>
+              <w:sz w:val="24"/>
+              <w:szCs w:val="24"/>
+              <w:lang w:eastAsia="es-CO"/>
+            </w:rPr>
+          </w:pPr>
+          <w:hyperlink w:anchor="_Toc237245672" w:history="1">
+            <w:r>
+              <w:rPr>
+                <w:rStyle w:val="Hipervnculo"/>
+                <w:noProof/>
+              </w:rPr>
+              <w:t>4.3.</w:t>
+            </w:r>
+            <w:r>
+              <w:rPr>
+                <w:rFonts w:eastAsiaTheme="minorEastAsia"/>
+                <w:noProof/>
+                <w:sz w:val="24"/>
+                <w:szCs w:val="24"/>
+                <w:lang w:eastAsia="es-CO"/>
+              </w:rPr>
+              <w:tab/>
+            </w:r>
+            <w:r>
+              <w:rPr>
+                <w:rStyle w:val="Hipervnculo"/>
+                <w:noProof/>
+              </w:rPr>
+              <w:t>Procedimiento de elaboración</w:t>
+            </w:r>
+            <w:r>
+              <w:rPr>
+                <w:noProof/>
+                <w:webHidden/>
+              </w:rPr>
+              <w:tab/>
+            </w:r>
+            <w:r>
+              <w:rPr>
+                <w:noProof/>
+                <w:webHidden/>
+              </w:rPr>
+              <w:fldChar w:fldCharType="begin"/>
+            </w:r>
+            <w:r>
+              <w:rPr>
+                <w:noProof/>
+                <w:webHidden/>
+              </w:rPr>
+              <w:instrText xml:space="preserve"> PAGEREF _Toc237245672 \h </w:instrText>
+            </w:r>
+            <w:r>
+              <w:rPr>
+                <w:noProof/>
+                <w:webHidden/>
+              </w:rPr>
+            </w:r>
+            <w:r>
+              <w:rPr>
+                <w:noProof/>
+                <w:webHidden/>
+              </w:rPr>
+              <w:fldChar w:fldCharType="separate"/>
+            </w:r>
+            <w:r>
+              <w:rPr>
+                <w:noProof/>
+                <w:webHidden/>
+              </w:rPr>
+              <w:t>35</w:t>
+            </w:r>
+            <w:r>
+              <w:rPr>
+                <w:noProof/>
+                <w:webHidden/>
+              </w:rPr>
+              <w:fldChar w:fldCharType="end"/>
+            </w:r>
+          </w:hyperlink>
+        </w:p>
+        <w:p>
+          <w:pPr>
+            <w:pStyle w:val="TDC2"/>
+            <w:rPr>
+              <w:rFonts w:eastAsiaTheme="minorEastAsia"/>
+              <w:noProof/>
+              <w:sz w:val="24"/>
+              <w:szCs w:val="24"/>
+              <w:lang w:eastAsia="es-CO"/>
+            </w:rPr>
+          </w:pPr>
+          <w:hyperlink w:anchor="_Toc237245673" w:history="1">
+            <w:r>
+              <w:rPr>
+                <w:rStyle w:val="Hipervnculo"/>
+                <w:noProof/>
+              </w:rPr>
+              <w:t>4.4.</w:t>
+            </w:r>
+            <w:r>
+              <w:rPr>
+                <w:rFonts w:eastAsiaTheme="minorEastAsia"/>
+                <w:noProof/>
+                <w:sz w:val="24"/>
+                <w:szCs w:val="24"/>
+                <w:lang w:eastAsia="es-CO"/>
+              </w:rPr>
+              <w:tab/>
+            </w:r>
+            <w:r>
+              <w:rPr>
+                <w:rStyle w:val="Hipervnculo"/>
+                <w:noProof/>
+              </w:rPr>
+              <w:t>Diligenciamiento</w:t>
+            </w:r>
+            <w:r>
+              <w:rPr>
+                <w:noProof/>
+                <w:webHidden/>
+              </w:rPr>
+              <w:tab/>
+            </w:r>
+            <w:r>
+              <w:rPr>
+                <w:noProof/>
+                <w:webHidden/>
+              </w:rPr>
+              <w:fldChar w:fldCharType="begin"/>
+            </w:r>
+            <w:r>
+              <w:rPr>
+                <w:noProof/>
+                <w:webHidden/>
+              </w:rPr>
+              <w:instrText xml:space="preserve"> PAGEREF _Toc237245673 \h </w:instrText>
+            </w:r>
+            <w:r>
+              <w:rPr>
+                <w:noProof/>
+                <w:webHidden/>
+              </w:rPr>
+            </w:r>
+            <w:r>
+              <w:rPr>
+                <w:noProof/>
+                <w:webHidden/>
+              </w:rPr>
+              <w:fldChar w:fldCharType="separate"/>
+            </w:r>
+            <w:r>
+              <w:rPr>
+                <w:noProof/>
+                <w:webHidden/>
+              </w:rPr>
+              <w:t>36</w:t>
+            </w:r>
+            <w:r>
+              <w:rPr>
+                <w:noProof/>
+                <w:webHidden/>
+              </w:rPr>
+              <w:fldChar w:fldCharType="end"/>
+            </w:r>
+          </w:hyperlink>
+        </w:p>
+        <w:p>
+          <w:pPr>
+            <w:pStyle w:val="TDC2"/>
+            <w:rPr>
+              <w:rFonts w:eastAsiaTheme="minorEastAsia"/>
+              <w:noProof/>
+              <w:sz w:val="24"/>
+              <w:szCs w:val="24"/>
+              <w:lang w:eastAsia="es-CO"/>
+            </w:rPr>
+          </w:pPr>
+          <w:hyperlink w:anchor="_Toc237245674" w:history="1">
+            <w:r>
+              <w:rPr>
+                <w:rStyle w:val="Hipervnculo"/>
+                <w:noProof/>
+              </w:rPr>
+              <w:t>4.5.</w:t>
+            </w:r>
+            <w:r>
+              <w:rPr>
+                <w:rFonts w:eastAsiaTheme="minorEastAsia"/>
+                <w:noProof/>
+                <w:sz w:val="24"/>
+                <w:szCs w:val="24"/>
+                <w:lang w:eastAsia="es-CO"/>
+              </w:rPr>
+              <w:tab/>
+            </w:r>
+            <w:r>
+              <w:rPr>
+                <w:rStyle w:val="Hipervnculo"/>
+                <w:noProof/>
+              </w:rPr>
+              <w:t>Importancia</w:t>
+            </w:r>
+            <w:r>
+              <w:rPr>
+                <w:noProof/>
+                <w:webHidden/>
+              </w:rPr>
+              <w:tab/>
+            </w:r>
+            <w:r>
+              <w:rPr>
+                <w:noProof/>
+                <w:webHidden/>
+              </w:rPr>
+              <w:fldChar w:fldCharType="begin"/>
+            </w:r>
+            <w:r>
+              <w:rPr>
+                <w:noProof/>
+                <w:webHidden/>
+              </w:rPr>
+              <w:instrText xml:space="preserve"> PAGEREF _Toc237245674 \h </w:instrText>
+            </w:r>
+            <w:r>
+              <w:rPr>
+                <w:noProof/>
+                <w:webHidden/>
+              </w:rPr>
+            </w:r>
+            <w:r>
+              <w:rPr>
+                <w:noProof/>
+                <w:webHidden/>
+              </w:rPr>
+              <w:fldChar w:fldCharType="separate"/>
+            </w:r>
+            <w:r>
+              <w:rPr>
+                <w:noProof/>
+                <w:webHidden/>
+              </w:rPr>
+              <w:t>38</w:t>
             </w:r>
             <w:r>
               <w:rPr>
@@ -1123,12 +2120,219 @@
               <w:lang w:eastAsia="es-CO"/>
             </w:rPr>
           </w:pPr>
-          <w:hyperlink w:anchor="_Toc233801909" w:history="1">
+          <w:hyperlink w:anchor="_Toc237245675" w:history="1">
             <w:r>
               <w:rPr>
                 <w:rStyle w:val="Hipervnculo"/>
                 <w:noProof/>
               </w:rPr>
+              <w:t>Síntesis</w:t>
+            </w:r>
+            <w:r>
+              <w:rPr>
+                <w:noProof/>
+                <w:webHidden/>
+              </w:rPr>
+              <w:tab/>
+            </w:r>
+            <w:r>
+              <w:rPr>
+                <w:noProof/>
+                <w:webHidden/>
+              </w:rPr>
+              <w:fldChar w:fldCharType="begin"/>
+            </w:r>
+            <w:r>
+              <w:rPr>
+                <w:noProof/>
+                <w:webHidden/>
+              </w:rPr>
+              <w:instrText xml:space="preserve"> PAGEREF _Toc237245675 \h </w:instrText>
+            </w:r>
+            <w:r>
+              <w:rPr>
+                <w:noProof/>
+                <w:webHidden/>
+              </w:rPr>
+            </w:r>
+            <w:r>
+              <w:rPr>
+                <w:noProof/>
+                <w:webHidden/>
+              </w:rPr>
+              <w:fldChar w:fldCharType="separate"/>
+            </w:r>
+            <w:r>
+              <w:rPr>
+                <w:noProof/>
+                <w:webHidden/>
+              </w:rPr>
+              <w:t>40</w:t>
+            </w:r>
+            <w:r>
+              <w:rPr>
+                <w:noProof/>
+                <w:webHidden/>
+              </w:rPr>
+              <w:fldChar w:fldCharType="end"/>
+            </w:r>
+          </w:hyperlink>
+        </w:p>
+        <w:p>
+          <w:pPr>
+            <w:pStyle w:val="TDC1"/>
+            <w:rPr>
+              <w:rFonts w:eastAsiaTheme="minorEastAsia"/>
+              <w:noProof/>
+              <w:sz w:val="24"/>
+              <w:szCs w:val="24"/>
+              <w:lang w:eastAsia="es-CO"/>
+            </w:rPr>
+          </w:pPr>
+          <w:hyperlink w:anchor="_Toc237245676" w:history="1">
+            <w:r>
+              <w:rPr>
+                <w:rStyle w:val="Hipervnculo"/>
+                <w:noProof/>
+              </w:rPr>
+              <w:t>Glosario</w:t>
+            </w:r>
+            <w:r>
+              <w:rPr>
+                <w:noProof/>
+                <w:webHidden/>
+              </w:rPr>
+              <w:tab/>
+            </w:r>
+            <w:r>
+              <w:rPr>
+                <w:noProof/>
+                <w:webHidden/>
+              </w:rPr>
+              <w:fldChar w:fldCharType="begin"/>
+            </w:r>
+            <w:r>
+              <w:rPr>
+                <w:noProof/>
+                <w:webHidden/>
+              </w:rPr>
+              <w:instrText xml:space="preserve"> PAGEREF _Toc237245676 \h </w:instrText>
+            </w:r>
+            <w:r>
+              <w:rPr>
+                <w:noProof/>
+                <w:webHidden/>
+              </w:rPr>
+            </w:r>
+            <w:r>
+              <w:rPr>
+                <w:noProof/>
+                <w:webHidden/>
+              </w:rPr>
+              <w:fldChar w:fldCharType="separate"/>
+            </w:r>
+            <w:r>
+              <w:rPr>
+                <w:noProof/>
+                <w:webHidden/>
+              </w:rPr>
+              <w:t>42</w:t>
+            </w:r>
+            <w:r>
+              <w:rPr>
+                <w:noProof/>
+                <w:webHidden/>
+              </w:rPr>
+              <w:fldChar w:fldCharType="end"/>
+            </w:r>
+          </w:hyperlink>
+        </w:p>
+        <w:p>
+          <w:pPr>
+            <w:pStyle w:val="TDC1"/>
+            <w:rPr>
+              <w:rFonts w:eastAsiaTheme="minorEastAsia"/>
+              <w:noProof/>
+              <w:sz w:val="24"/>
+              <w:szCs w:val="24"/>
+              <w:lang w:eastAsia="es-CO"/>
+            </w:rPr>
+          </w:pPr>
+          <w:hyperlink w:anchor="_Toc237245677" w:history="1">
+            <w:r>
+              <w:rPr>
+                <w:rStyle w:val="Hipervnculo"/>
+                <w:noProof/>
+              </w:rPr>
+              <w:t>Referencias bibliográficas</w:t>
+            </w:r>
+            <w:r>
+              <w:rPr>
+                <w:noProof/>
+                <w:webHidden/>
+              </w:rPr>
+              <w:tab/>
+            </w:r>
+            <w:r>
+              <w:rPr>
+                <w:noProof/>
+                <w:webHidden/>
+              </w:rPr>
+              <w:fldChar w:fldCharType="begin"/>
+            </w:r>
+            <w:r>
+              <w:rPr>
+                <w:noProof/>
+                <w:webHidden/>
+              </w:rPr>
+              <w:instrText xml:space="preserve"> PAGEREF _Toc237245677 \h </w:instrText>
+            </w:r>
+            <w:r>
+              <w:rPr>
+                <w:noProof/>
+                <w:webHidden/>
+              </w:rPr>
+            </w:r>
+            <w:r>
+              <w:rPr>
+                <w:noProof/>
+                <w:webHidden/>
+              </w:rPr>
+              <w:fldChar w:fldCharType="separate"/>
+            </w:r>
+            <w:r>
+              <w:rPr>
+                <w:noProof/>
+                <w:webHidden/>
+              </w:rPr>
+              <w:t>43</w:t>
+            </w:r>
+            <w:r>
+              <w:rPr>
+                <w:noProof/>
+                <w:webHidden/>
+              </w:rPr>
+              <w:fldChar w:fldCharType="end"/>
+            </w:r>
+          </w:hyperlink>
+        </w:p>
+        <w:p>
+          <w:pPr>
+            <w:pStyle w:val="TDC1"/>
+            <w:rPr>
+              <w:rFonts w:eastAsiaTheme="minorEastAsia"/>
+              <w:noProof/>
+              <w:sz w:val="24"/>
+              <w:szCs w:val="24"/>
+              <w:lang w:eastAsia="es-CO"/>
+            </w:rPr>
+          </w:pPr>
+          <w:hyperlink w:anchor="_Toc237245678" w:history="1">
+            <w:r>
+              <w:rPr>
+                <w:rStyle w:val="Hipervnculo"/>
+                <w:noProof/>
+              </w:rPr>
               <w:t>Créditos</w:t>
             </w:r>
             <w:r>
@@ -1150,7 +2354,7 @@
                 <w:noProof/>
                 <w:webHidden/>
               </w:rPr>
-              <w:instrText xml:space="preserve"> PAGEREF _Toc233801909 \h </w:instrText>
+              <w:instrText xml:space="preserve"> PAGEREF _Toc237245678 \h </w:instrText>
             </w:r>
             <w:r>
               <w:rPr>
@@ -1170,7 +2374,7 @@
                 <w:noProof/>
                 <w:webHidden/>
               </w:rPr>
-              <w:t>29</w:t>
+              <w:t>44</w:t>
             </w:r>
             <w:r>
               <w:rPr>
@@ -1200,7 +2404,7 @@
       <w:pPr>
         <w:pStyle w:val="Titulosgenerales"/>
       </w:pPr>
-      <w:bookmarkStart w:id="0" w:name="_Toc233801902"/>
+      <w:bookmarkStart w:id="0" w:name="_Toc237245657"/>
       <w:r>
         <w:lastRenderedPageBreak/>
         <w:t>Introducción</w:t>
@@ -1209,7 +2413,10 @@
     </w:p>
     <w:p>
       <w:r>
-        <w:t xml:space="preserve">Estimado aprendiz, a la hora de hablar de proyectos, principalmente en la evaluación, es relevante hacer un recorrido en el tiempo y referirnos a los aspectos trascendentales, según algunos autores. Contemplado dentro del plan de estudios del programa, evaluación financiera y plan de acción estratégico de un proyecto agropecuario, lo invitamos a recorrer el siguiente video:  </w:t>
+        <w:t>Estimado aprendiz, a la hora de hablar de proyectos, principalmente en la evaluación, es relevante hacer un recorrido en el tiempo y referirnos a los aspectos trascendentales, según algunos autores. Contemplado dentro del plan de estudios del programa, evaluación financiera y plan de acción estratégico de un proyecto agropecuario, lo invitamos a recorrer el siguiente video:</w:t>
+      </w:r>
+      <w:r>
+        <w:t xml:space="preserve">  </w:t>
       </w:r>
     </w:p>
     <w:p>
@@ -1244,7 +2451,7 @@
           <w:noProof/>
         </w:rPr>
         <w:drawing>
-          <wp:inline distT="0" distB="0" distL="0" distR="0" wp14:anchorId="789BE52E" wp14:editId="5BFD26FE">
+          <wp:inline distT="0" distB="0" distL="0" distR="0" wp14:anchorId="789BE52E" wp14:editId="718CF4D4">
             <wp:extent cx="4680000" cy="2631445"/>
             <wp:effectExtent l="0" t="0" r="6350" b="0"/>
             <wp:docPr id="2" name="Imagen 2">
@@ -1479,13 +2686,6 @@
               <w:tab/>
             </w:r>
           </w:p>
-          <w:p>
-            <w:pPr>
-              <w:rPr>
-                <w:lang w:val="es-419"/>
-              </w:rPr>
-            </w:pPr>
-          </w:p>
         </w:tc>
       </w:tr>
     </w:tbl>
@@ -1512,13 +2712,6 @@
     </w:p>
     <w:p>
       <w:pPr>
-        <w:rPr>
-          <w:lang w:val="es-419"/>
-        </w:rPr>
-      </w:pPr>
-    </w:p>
-    <w:p>
-      <w:pPr>
         <w:spacing w:before="0" w:after="160" w:line="259" w:lineRule="auto"/>
         <w:ind w:firstLine="0"/>
         <w:rPr>
@@ -1536,7 +2729,7 @@
       <w:pPr>
         <w:pStyle w:val="Ttulo1"/>
       </w:pPr>
-      <w:bookmarkStart w:id="1" w:name="_Toc233801903"/>
+      <w:bookmarkStart w:id="1" w:name="_Toc237245658"/>
       <w:r>
         <w:lastRenderedPageBreak/>
         <w:t>Evaluación del proyecto</w:t>
@@ -1564,7 +2757,19 @@
     </w:p>
     <w:p>
       <w:r>
-        <w:t>Dicho lo anterior, la evaluación de un proyecto signiﬁca analizar el proceso de transformación, de cambio o de mudanza y valorar su signiﬁcado; es por ello que, en este análisis, es necesario obtener y comparar magnitudes, someterlas a juicio y conseguir resultados concretos que señalen cómo se debe proseguir en la transformación de una situación y a costa de qué esfuerzo (Córdoba 2011).</w:t>
+        <w:t xml:space="preserve">Dicho lo anterior, la evaluación de un proyecto </w:t>
+      </w:r>
+      <w:r>
+        <w:t>significa</w:t>
+      </w:r>
+      <w:r>
+        <w:t xml:space="preserve"> analizar el proceso de transformación, de cambio o de mudanza y valorar su </w:t>
+      </w:r>
+      <w:r>
+        <w:t>significado</w:t>
+      </w:r>
+      <w:r>
+        <w:t>; es por ello que, en este análisis, es necesario obtener y comparar magnitudes, someterlas a juicio y conseguir resultados concretos que señalen cómo se debe proseguir en la transformación de una situación y a costa de qué esfuerzo (Córdoba 2011).</w:t>
       </w:r>
     </w:p>
     <w:p>
@@ -1603,7 +2808,13 @@
       </w:pPr>
       <w:r>
         <w:lastRenderedPageBreak/>
-        <w:t>Examinar los proyectos vigentes y deﬁnir con precisión lo que se pretende con la evaluación.</w:t>
+        <w:t xml:space="preserve">Examinar los proyectos vigentes y </w:t>
+      </w:r>
+      <w:r>
+        <w:t>definir</w:t>
+      </w:r>
+      <w:r>
+        <w:t xml:space="preserve"> con precisión lo que se pretende con la evaluación.</w:t>
       </w:r>
     </w:p>
     <w:p>
@@ -1627,7 +2838,19 @@
         </w:numPr>
       </w:pPr>
       <w:r>
-        <w:t>Determinar la eﬁcacia de las actividades utilizadas y eﬁciencia de los recursos, en función de los indicadores, de la cantidad empleada de los mismos y de sus costos.</w:t>
+        <w:t xml:space="preserve">Determinar la </w:t>
+      </w:r>
+      <w:r>
+        <w:t xml:space="preserve">eficacia </w:t>
+      </w:r>
+      <w:r>
+        <w:t xml:space="preserve">de las actividades utilizadas y </w:t>
+      </w:r>
+      <w:r>
+        <w:t>eficiencia</w:t>
+      </w:r>
+      <w:r>
+        <w:t xml:space="preserve"> de los recursos, en función de los indicadores, de la cantidad empleada de los mismos y de sus costos.</w:t>
       </w:r>
     </w:p>
     <w:p>
@@ -1818,8 +3041,17 @@
           <w:b/>
           <w:bCs/>
         </w:rPr>
-        <w:t>Evaluación ex-ante</w:t>
-      </w:r>
+        <w:t xml:space="preserve">Evaluación </w:t>
+      </w:r>
+      <w:proofErr w:type="spellStart"/>
+      <w:r>
+        <w:rPr>
+          <w:b/>
+          <w:bCs/>
+        </w:rPr>
+        <w:t>ex-ante</w:t>
+      </w:r>
+      <w:proofErr w:type="spellEnd"/>
       <w:r>
         <w:t>: esta etapa evalúa la fase de preparación del proyecto, es decir, la problemática, las necesidades, la población objetivo.</w:t>
       </w:r>
@@ -1953,7 +3185,7 @@
       <w:pPr>
         <w:pStyle w:val="Ttulo2"/>
       </w:pPr>
-      <w:bookmarkStart w:id="2" w:name="_Toc233801904"/>
+      <w:bookmarkStart w:id="2" w:name="_Toc237245659"/>
       <w:r>
         <w:t>Evaluación financiera</w:t>
       </w:r>
@@ -2769,6 +4001,7 @@
       </w:pPr>
       <w:r>
         <w:rPr>
+          <w:noProof/>
           <w:lang w:val="es-419" w:eastAsia="es-CO"/>
         </w:rPr>
         <w:drawing>
@@ -2878,6 +4111,7 @@
       </w:pPr>
       <w:r>
         <w:rPr>
+          <w:noProof/>
           <w:lang w:val="es-419" w:eastAsia="es-CO"/>
         </w:rPr>
         <w:lastRenderedPageBreak/>
@@ -3018,6 +4252,7 @@
       </w:pPr>
       <w:r>
         <w:rPr>
+          <w:noProof/>
           <w:lang w:val="es-419" w:eastAsia="es-CO"/>
         </w:rPr>
         <w:drawing>
@@ -3110,6 +4345,7 @@
       </w:pPr>
       <w:r>
         <w:rPr>
+          <w:noProof/>
           <w:lang w:val="es-419" w:eastAsia="es-CO"/>
         </w:rPr>
         <w:drawing>
@@ -3215,6 +4451,7 @@
       </w:pPr>
       <w:r>
         <w:rPr>
+          <w:noProof/>
           <w:lang w:val="es-419" w:eastAsia="es-CO"/>
         </w:rPr>
         <w:drawing>
@@ -3256,18 +4493,38 @@
     </w:p>
     <w:p>
       <w:pPr>
-        <w:rPr>
-          <w:b/>
-          <w:bCs/>
-          <w:lang w:val="es-419" w:eastAsia="es-CO"/>
-        </w:rPr>
-      </w:pPr>
-      <w:r>
-        <w:rPr>
-          <w:b/>
-          <w:bCs/>
-          <w:lang w:val="es-419" w:eastAsia="es-CO"/>
-        </w:rPr>
+        <w:spacing w:before="0" w:after="160" w:line="259" w:lineRule="auto"/>
+        <w:ind w:firstLine="0"/>
+        <w:rPr>
+          <w:b/>
+          <w:bCs/>
+          <w:lang w:val="es-419" w:eastAsia="es-CO"/>
+        </w:rPr>
+      </w:pPr>
+      <w:r>
+        <w:rPr>
+          <w:b/>
+          <w:bCs/>
+          <w:lang w:val="es-419" w:eastAsia="es-CO"/>
+        </w:rPr>
+        <w:br w:type="page"/>
+      </w:r>
+    </w:p>
+    <w:p>
+      <w:pPr>
+        <w:rPr>
+          <w:b/>
+          <w:bCs/>
+          <w:lang w:val="es-419" w:eastAsia="es-CO"/>
+        </w:rPr>
+      </w:pPr>
+      <w:r>
+        <w:rPr>
+          <w:b/>
+          <w:bCs/>
+          <w:lang w:val="es-419" w:eastAsia="es-CO"/>
+        </w:rPr>
+        <w:lastRenderedPageBreak/>
         <w:t>Tasa Interna de Retorno (TIR)</w:t>
       </w:r>
     </w:p>
@@ -3281,7 +4538,6 @@
         <w:rPr>
           <w:lang w:val="es-419" w:eastAsia="es-CO"/>
         </w:rPr>
-        <w:lastRenderedPageBreak/>
         <w:t>La Tasa Interna de Retorno (TIR), es el reflejo de la tasa de interés o de rentabilidad que el proyecto arrojará periodo a periodo durante su vida útil. La TIR se compara con la tasa de oportunidad y se aceptan aquellos proyectos en los que la TIR es igual o superior. Para interpretar la TIR se dice que:</w:t>
       </w:r>
     </w:p>
@@ -3358,7 +4614,7 @@
               <w:pStyle w:val="TextoTablas"/>
             </w:pPr>
             <w:r>
-              <w:t>TIR &gt; tasa de interés de oportunidad.</w:t>
+              <w:t>TIR &gt; tasa de interés de oportunidad</w:t>
             </w:r>
           </w:p>
         </w:tc>
@@ -3371,7 +4627,7 @@
               <w:pStyle w:val="TextoTablas"/>
             </w:pPr>
             <w:r>
-              <w:t>Se acepta el proyecto.</w:t>
+              <w:t>Se acepta el proyecto</w:t>
             </w:r>
           </w:p>
         </w:tc>
@@ -3386,7 +4642,7 @@
               <w:pStyle w:val="TextoTablas"/>
             </w:pPr>
             <w:r>
-              <w:t>TIR &lt; tasa de interés de oportunidad.</w:t>
+              <w:t>TIR &lt; tasa de interés de oportunidad</w:t>
             </w:r>
           </w:p>
         </w:tc>
@@ -3399,7 +4655,7 @@
               <w:pStyle w:val="TextoTablas"/>
             </w:pPr>
             <w:r>
-              <w:t>Se rechaza el proyecto.</w:t>
+              <w:t>Se rechaza el proyecto</w:t>
             </w:r>
           </w:p>
         </w:tc>
@@ -3417,7 +4673,7 @@
               <w:pStyle w:val="TextoTablas"/>
             </w:pPr>
             <w:r>
-              <w:t>TIR = tasa de interés de oportunidad.</w:t>
+              <w:t>TIR = tasa de interés de oportunidad</w:t>
             </w:r>
           </w:p>
         </w:tc>
@@ -3430,7 +4686,7 @@
               <w:pStyle w:val="TextoTablas"/>
             </w:pPr>
             <w:r>
-              <w:t>Se es indiferente frente al proyecto, y la decisión de si se acepta o se rechaza, deberá ser tomada basada en otros criterios.</w:t>
+              <w:t>Se es indiferente frente al proyecto, y la decisión de si se acepta o se rechaza, deberá ser tomada basada en otros criterios</w:t>
             </w:r>
           </w:p>
         </w:tc>
@@ -3778,6 +5034,7 @@
         <w:rPr>
           <w:lang w:val="es-419" w:eastAsia="es-CO"/>
         </w:rPr>
+        <w:lastRenderedPageBreak/>
         <w:t>Nota. Elaboración propia (2021).</w:t>
       </w:r>
     </w:p>
@@ -3795,7 +5052,6 @@
           <w:bCs/>
           <w:lang w:val="es-419" w:eastAsia="es-CO"/>
         </w:rPr>
-        <w:lastRenderedPageBreak/>
         <w:t>¿Cómo calcular la Tasa Interna de Retorno?</w:t>
       </w:r>
     </w:p>
@@ -3856,6 +5112,7 @@
       </w:r>
       <w:r>
         <w:rPr>
+          <w:noProof/>
           <w:lang w:val="es-419" w:eastAsia="es-CO"/>
         </w:rPr>
         <w:drawing>
@@ -3964,6 +5221,7 @@
       </w:r>
       <w:r>
         <w:rPr>
+          <w:noProof/>
           <w:lang w:val="es-419" w:eastAsia="es-CO"/>
         </w:rPr>
         <w:drawing>
@@ -4016,7 +5274,23 @@
           <w:lang w:val="es-419" w:eastAsia="es-CO"/>
         </w:rPr>
         <w:lastRenderedPageBreak/>
-        <w:t>PASO 3</w:t>
+        <w:t>P</w:t>
+      </w:r>
+      <w:r>
+        <w:rPr>
+          <w:b/>
+          <w:bCs/>
+          <w:lang w:val="es-419" w:eastAsia="es-CO"/>
+        </w:rPr>
+        <w:t>aso</w:t>
+      </w:r>
+      <w:r>
+        <w:rPr>
+          <w:b/>
+          <w:bCs/>
+          <w:lang w:val="es-419" w:eastAsia="es-CO"/>
+        </w:rPr>
+        <w:t xml:space="preserve"> 3</w:t>
       </w:r>
       <w:r>
         <w:rPr>
@@ -4051,6 +5325,7 @@
       </w:r>
       <w:r>
         <w:rPr>
+          <w:noProof/>
           <w:lang w:val="es-419" w:eastAsia="es-CO"/>
         </w:rPr>
         <w:drawing>
@@ -4130,6 +5405,8 @@
     <w:p>
       <w:pPr>
         <w:rPr>
+          <w:b/>
+          <w:bCs/>
           <w:lang w:val="es-419" w:eastAsia="es-CO"/>
         </w:rPr>
       </w:pPr>
@@ -4141,6 +5418,7 @@
       </w:r>
       <w:r>
         <w:rPr>
+          <w:noProof/>
           <w:lang w:val="es-419" w:eastAsia="es-CO"/>
         </w:rPr>
         <w:drawing>
@@ -4238,6 +5516,7 @@
       </w:pPr>
       <w:r>
         <w:rPr>
+          <w:noProof/>
           <w:lang w:val="es-419" w:eastAsia="es-CO"/>
         </w:rPr>
         <w:lastRenderedPageBreak/>
@@ -4437,15 +5716,6 @@
         </w:rPr>
         <w:t>osto en una hoja de cálculo:</w:t>
       </w:r>
-    </w:p>
-    <w:p>
-      <w:pPr>
-        <w:spacing w:before="0" w:after="160" w:line="259" w:lineRule="auto"/>
-        <w:ind w:firstLine="0"/>
-        <w:rPr>
-          <w:lang w:val="es-419" w:eastAsia="es-CO"/>
-        </w:rPr>
-      </w:pPr>
       <w:r>
         <w:rPr>
           <w:lang w:val="es-419" w:eastAsia="es-CO"/>
@@ -5705,18 +6975,34 @@
     </w:p>
     <w:p>
       <w:pPr>
-        <w:rPr>
-          <w:b/>
-          <w:bCs/>
-          <w:lang w:val="es-419" w:eastAsia="es-CO"/>
-        </w:rPr>
-      </w:pPr>
-      <w:r>
-        <w:rPr>
-          <w:b/>
-          <w:bCs/>
-          <w:lang w:val="es-419" w:eastAsia="es-CO"/>
-        </w:rPr>
+        <w:spacing w:before="0" w:after="160" w:line="259" w:lineRule="auto"/>
+        <w:ind w:firstLine="0"/>
+        <w:rPr>
+          <w:lang w:val="es-419" w:eastAsia="es-CO"/>
+        </w:rPr>
+      </w:pPr>
+      <w:r>
+        <w:rPr>
+          <w:lang w:val="es-419" w:eastAsia="es-CO"/>
+        </w:rPr>
+        <w:br w:type="page"/>
+      </w:r>
+    </w:p>
+    <w:p>
+      <w:pPr>
+        <w:rPr>
+          <w:b/>
+          <w:bCs/>
+          <w:lang w:val="es-419" w:eastAsia="es-CO"/>
+        </w:rPr>
+      </w:pPr>
+      <w:r>
+        <w:rPr>
+          <w:b/>
+          <w:bCs/>
+          <w:lang w:val="es-419" w:eastAsia="es-CO"/>
+        </w:rPr>
+        <w:lastRenderedPageBreak/>
         <w:t xml:space="preserve">¿Cómo calcular la relación </w:t>
       </w:r>
       <w:r>
@@ -5764,14 +7050,35 @@
           <w:bCs/>
           <w:lang w:val="es-419" w:eastAsia="es-CO"/>
         </w:rPr>
-        <w:lastRenderedPageBreak/>
-        <w:t>PASO 1</w:t>
-      </w:r>
-      <w:r>
-        <w:rPr>
-          <w:lang w:val="es-419" w:eastAsia="es-CO"/>
-        </w:rPr>
-        <w:t xml:space="preserve">. Para calcular lo primero que deben hacer es pasar los datos al archivo en Excel, como se muestra en la siguiente figura:         </w:t>
+        <w:t>P</w:t>
+      </w:r>
+      <w:r>
+        <w:rPr>
+          <w:b/>
+          <w:bCs/>
+          <w:lang w:val="es-419" w:eastAsia="es-CO"/>
+        </w:rPr>
+        <w:t>aso</w:t>
+      </w:r>
+      <w:r>
+        <w:rPr>
+          <w:b/>
+          <w:bCs/>
+          <w:lang w:val="es-419" w:eastAsia="es-CO"/>
+        </w:rPr>
+        <w:t xml:space="preserve"> 1</w:t>
+      </w:r>
+      <w:r>
+        <w:rPr>
+          <w:lang w:val="es-419" w:eastAsia="es-CO"/>
+        </w:rPr>
+        <w:t>. Para calcular lo primero que deben hacer es pasar los datos al archivo en Excel</w:t>
+      </w:r>
+      <w:r>
+        <w:rPr>
+          <w:lang w:val="es-419" w:eastAsia="es-CO"/>
+        </w:rPr>
+        <w:t>:</w:t>
       </w:r>
     </w:p>
     <w:p>
@@ -5847,26 +7154,47 @@
         </w:rPr>
         <w:t xml:space="preserve">          </w:t>
       </w:r>
-    </w:p>
-    <w:p>
-      <w:pPr>
-        <w:rPr>
-          <w:lang w:val="es-419" w:eastAsia="es-CO"/>
-        </w:rPr>
-      </w:pPr>
-      <w:r>
-        <w:rPr>
-          <w:b/>
-          <w:bCs/>
-          <w:lang w:val="es-419" w:eastAsia="es-CO"/>
-        </w:rPr>
-        <w:t>PASO 2</w:t>
-      </w:r>
-      <w:r>
-        <w:rPr>
-          <w:lang w:val="es-419" w:eastAsia="es-CO"/>
-        </w:rPr>
-        <w:t>. Se procede a efectuar el VNA de los ingresos como se muestra a continuación:</w:t>
+      <w:r>
+        <w:rPr>
+          <w:b/>
+          <w:bCs/>
+          <w:lang w:val="es-419" w:eastAsia="es-CO"/>
+        </w:rPr>
+        <w:t>P</w:t>
+      </w:r>
+      <w:r>
+        <w:rPr>
+          <w:b/>
+          <w:bCs/>
+          <w:lang w:val="es-419" w:eastAsia="es-CO"/>
+        </w:rPr>
+        <w:t>aso</w:t>
+      </w:r>
+      <w:r>
+        <w:rPr>
+          <w:b/>
+          <w:bCs/>
+          <w:lang w:val="es-419" w:eastAsia="es-CO"/>
+        </w:rPr>
+        <w:t xml:space="preserve"> 2</w:t>
+      </w:r>
+      <w:r>
+        <w:rPr>
+          <w:lang w:val="es-419" w:eastAsia="es-CO"/>
+        </w:rPr>
+        <w:t xml:space="preserve">. Se procede a efectuar el VNA de los ingresos como se </w:t>
+      </w:r>
+      <w:r>
+        <w:rPr>
+          <w:lang w:val="es-419" w:eastAsia="es-CO"/>
+        </w:rPr>
+        <w:t>describe</w:t>
+      </w:r>
+      <w:r>
+        <w:rPr>
+          <w:lang w:val="es-419" w:eastAsia="es-CO"/>
+        </w:rPr>
+        <w:t xml:space="preserve"> a continuación:</w:t>
       </w:r>
     </w:p>
     <w:p>
@@ -5948,7 +7276,23 @@
           <w:lang w:val="es-419" w:eastAsia="es-CO"/>
         </w:rPr>
         <w:lastRenderedPageBreak/>
-        <w:t>PASO 3</w:t>
+        <w:t>P</w:t>
+      </w:r>
+      <w:r>
+        <w:rPr>
+          <w:b/>
+          <w:bCs/>
+          <w:lang w:val="es-419" w:eastAsia="es-CO"/>
+        </w:rPr>
+        <w:t>aso</w:t>
+      </w:r>
+      <w:r>
+        <w:rPr>
+          <w:b/>
+          <w:bCs/>
+          <w:lang w:val="es-419" w:eastAsia="es-CO"/>
+        </w:rPr>
+        <w:t xml:space="preserve"> 3</w:t>
       </w:r>
       <w:r>
         <w:rPr>
@@ -6065,7 +7409,23 @@
           <w:bCs/>
           <w:lang w:val="es-419" w:eastAsia="es-CO"/>
         </w:rPr>
-        <w:t>PASO 4</w:t>
+        <w:t>P</w:t>
+      </w:r>
+      <w:r>
+        <w:rPr>
+          <w:b/>
+          <w:bCs/>
+          <w:lang w:val="es-419" w:eastAsia="es-CO"/>
+        </w:rPr>
+        <w:t>aso</w:t>
+      </w:r>
+      <w:r>
+        <w:rPr>
+          <w:b/>
+          <w:bCs/>
+          <w:lang w:val="es-419" w:eastAsia="es-CO"/>
+        </w:rPr>
+        <w:t xml:space="preserve"> 4</w:t>
       </w:r>
       <w:r>
         <w:rPr>
@@ -6143,17 +7503,49 @@
     </w:p>
     <w:p>
       <w:pPr>
-        <w:rPr>
-          <w:lang w:val="es-419" w:eastAsia="es-CO"/>
-        </w:rPr>
-      </w:pPr>
-      <w:r>
-        <w:rPr>
-          <w:b/>
-          <w:bCs/>
-          <w:lang w:val="es-419" w:eastAsia="es-CO"/>
-        </w:rPr>
-        <w:t>PASO 5</w:t>
+        <w:spacing w:before="0" w:after="160" w:line="259" w:lineRule="auto"/>
+        <w:ind w:firstLine="0"/>
+        <w:rPr>
+          <w:lang w:val="es-419" w:eastAsia="es-CO"/>
+        </w:rPr>
+      </w:pPr>
+      <w:r>
+        <w:rPr>
+          <w:lang w:val="es-419" w:eastAsia="es-CO"/>
+        </w:rPr>
+        <w:br w:type="page"/>
+      </w:r>
+    </w:p>
+    <w:p>
+      <w:pPr>
+        <w:rPr>
+          <w:lang w:val="es-419" w:eastAsia="es-CO"/>
+        </w:rPr>
+      </w:pPr>
+      <w:r>
+        <w:rPr>
+          <w:b/>
+          <w:bCs/>
+          <w:lang w:val="es-419" w:eastAsia="es-CO"/>
+        </w:rPr>
+        <w:lastRenderedPageBreak/>
+        <w:t>P</w:t>
+      </w:r>
+      <w:r>
+        <w:rPr>
+          <w:b/>
+          <w:bCs/>
+          <w:lang w:val="es-419" w:eastAsia="es-CO"/>
+        </w:rPr>
+        <w:t>aso</w:t>
+      </w:r>
+      <w:r>
+        <w:rPr>
+          <w:b/>
+          <w:bCs/>
+          <w:lang w:val="es-419" w:eastAsia="es-CO"/>
+        </w:rPr>
+        <w:t xml:space="preserve"> 5</w:t>
       </w:r>
       <w:r>
         <w:rPr>
@@ -6191,7 +7583,6 @@
         <w:rPr>
           <w:noProof/>
         </w:rPr>
-        <w:lastRenderedPageBreak/>
         <w:drawing>
           <wp:inline distT="0" distB="0" distL="0" distR="0" wp14:anchorId="72D67F6C" wp14:editId="005FFB88">
             <wp:extent cx="4320000" cy="2754369"/>
@@ -6254,7 +7645,23 @@
           <w:bCs/>
           <w:lang w:val="es-419" w:eastAsia="es-CO"/>
         </w:rPr>
-        <w:t xml:space="preserve"> PASO 6.</w:t>
+        <w:t xml:space="preserve"> P</w:t>
+      </w:r>
+      <w:r>
+        <w:rPr>
+          <w:b/>
+          <w:bCs/>
+          <w:lang w:val="es-419" w:eastAsia="es-CO"/>
+        </w:rPr>
+        <w:t>aso</w:t>
+      </w:r>
+      <w:r>
+        <w:rPr>
+          <w:b/>
+          <w:bCs/>
+          <w:lang w:val="es-419" w:eastAsia="es-CO"/>
+        </w:rPr>
+        <w:t xml:space="preserve"> 6.</w:t>
       </w:r>
       <w:r>
         <w:rPr>
@@ -6337,17 +7744,49 @@
     </w:p>
     <w:p>
       <w:pPr>
-        <w:rPr>
-          <w:lang w:val="es-419" w:eastAsia="es-CO"/>
-        </w:rPr>
-      </w:pPr>
-      <w:r>
-        <w:rPr>
-          <w:b/>
-          <w:bCs/>
-          <w:lang w:val="es-419" w:eastAsia="es-CO"/>
-        </w:rPr>
-        <w:t xml:space="preserve"> PASO 7</w:t>
+        <w:spacing w:before="0" w:after="160" w:line="259" w:lineRule="auto"/>
+        <w:ind w:firstLine="0"/>
+        <w:rPr>
+          <w:lang w:val="es-419" w:eastAsia="es-CO"/>
+        </w:rPr>
+      </w:pPr>
+      <w:r>
+        <w:rPr>
+          <w:lang w:val="es-419" w:eastAsia="es-CO"/>
+        </w:rPr>
+        <w:br w:type="page"/>
+      </w:r>
+    </w:p>
+    <w:p>
+      <w:pPr>
+        <w:rPr>
+          <w:lang w:val="es-419" w:eastAsia="es-CO"/>
+        </w:rPr>
+      </w:pPr>
+      <w:r>
+        <w:rPr>
+          <w:b/>
+          <w:bCs/>
+          <w:lang w:val="es-419" w:eastAsia="es-CO"/>
+        </w:rPr>
+        <w:lastRenderedPageBreak/>
+        <w:t xml:space="preserve"> P</w:t>
+      </w:r>
+      <w:r>
+        <w:rPr>
+          <w:b/>
+          <w:bCs/>
+          <w:lang w:val="es-419" w:eastAsia="es-CO"/>
+        </w:rPr>
+        <w:t>aso</w:t>
+      </w:r>
+      <w:r>
+        <w:rPr>
+          <w:b/>
+          <w:bCs/>
+          <w:lang w:val="es-419" w:eastAsia="es-CO"/>
+        </w:rPr>
+        <w:t xml:space="preserve"> 7</w:t>
       </w:r>
       <w:r>
         <w:rPr>
@@ -6372,7 +7811,6 @@
         <w:rPr>
           <w:lang w:val="es-419" w:eastAsia="es-CO"/>
         </w:rPr>
-        <w:lastRenderedPageBreak/>
         <w:t xml:space="preserve">                </w:t>
       </w:r>
       <w:r>
@@ -6471,7 +7909,7 @@
       <w:pPr>
         <w:pStyle w:val="Ttulo2"/>
       </w:pPr>
-      <w:bookmarkStart w:id="3" w:name="_Toc233801905"/>
+      <w:bookmarkStart w:id="3" w:name="_Toc237245660"/>
       <w:r>
         <w:t>Evaluación económica y social</w:t>
       </w:r>
@@ -6513,14 +7951,8 @@
         <w:rPr>
           <w:lang w:val="es-419" w:eastAsia="es-CO"/>
         </w:rPr>
-        <w:t xml:space="preserve">Para efectuar la evaluación económica y social se debe utilizar la Tasa Social de Descuento (TSD), que para el caso de Colombia se ha calculado en el 12 %, queriendo </w:t>
-      </w:r>
-      <w:r>
-        <w:rPr>
-          <w:lang w:val="es-419" w:eastAsia="es-CO"/>
-        </w:rPr>
         <w:lastRenderedPageBreak/>
-        <w:t>decir con esto, que la rentabilidad esperada en el proyecto de inversión pública debe estar por encima de este valor.</w:t>
+        <w:t>Para efectuar la evaluación económica y social se debe utilizar la Tasa Social de Descuento (TSD), que para el caso de Colombia se ha calculado en el 12 %, queriendo decir con esto, que la rentabilidad esperada en el proyecto de inversión pública debe estar por encima de este valor.</w:t>
       </w:r>
     </w:p>
     <w:p>
@@ -6539,6 +7971,8 @@
     <w:p>
       <w:pPr>
         <w:rPr>
+          <w:sz w:val="24"/>
+          <w:szCs w:val="20"/>
           <w:lang w:val="es-419" w:eastAsia="es-CO"/>
         </w:rPr>
       </w:pPr>
@@ -6560,6 +7994,45 @@
         </w:rPr>
         <w:t>el cual se encuentra: Anexo1_Estimacion_indicadores_razon_precio_cuenta, ubicado en la carpeta Anexos.</w:t>
       </w:r>
+    </w:p>
+    <w:p>
+      <w:pPr>
+        <w:rPr>
+          <w:b/>
+          <w:bCs/>
+          <w:lang w:val="es-419" w:eastAsia="es-CO"/>
+        </w:rPr>
+      </w:pPr>
+      <w:r>
+        <w:rPr>
+          <w:b/>
+          <w:bCs/>
+          <w:lang w:val="es-419" w:eastAsia="es-CO"/>
+        </w:rPr>
+        <w:t>Diferencias entre el análisis financiero y el económico y social</w:t>
+      </w:r>
+    </w:p>
+    <w:p>
+      <w:pPr>
+        <w:rPr>
+          <w:lang w:val="es-419" w:eastAsia="es-CO"/>
+        </w:rPr>
+      </w:pPr>
+      <w:r>
+        <w:rPr>
+          <w:lang w:val="es-419" w:eastAsia="es-CO"/>
+        </w:rPr>
+        <w:t>De acuerdo a lo evidenciado en la evaluación de un proyecto, se denotan diferencias significativas entre la evaluación financiera y la evaluación económica y social, como se muestra a continuación:</w:t>
+      </w:r>
+    </w:p>
+    <w:p>
+      <w:pPr>
+        <w:spacing w:before="0" w:after="160" w:line="259" w:lineRule="auto"/>
+        <w:ind w:firstLine="0"/>
+        <w:rPr>
+          <w:lang w:val="es-419" w:eastAsia="es-CO"/>
+        </w:rPr>
+      </w:pPr>
       <w:r>
         <w:rPr>
           <w:lang w:val="es-419" w:eastAsia="es-CO"/>
@@ -6569,40 +8042,10 @@
     </w:p>
     <w:p>
       <w:pPr>
-        <w:rPr>
-          <w:b/>
-          <w:bCs/>
-          <w:lang w:val="es-419" w:eastAsia="es-CO"/>
-        </w:rPr>
-      </w:pPr>
-      <w:r>
-        <w:rPr>
-          <w:b/>
-          <w:bCs/>
-          <w:lang w:val="es-419" w:eastAsia="es-CO"/>
-        </w:rPr>
+        <w:pStyle w:val="Figura"/>
+      </w:pPr>
+      <w:r>
         <w:lastRenderedPageBreak/>
-        <w:t>Diferencias entre el análisis financiero y el económico y social</w:t>
-      </w:r>
-    </w:p>
-    <w:p>
-      <w:pPr>
-        <w:rPr>
-          <w:lang w:val="es-419" w:eastAsia="es-CO"/>
-        </w:rPr>
-      </w:pPr>
-      <w:r>
-        <w:rPr>
-          <w:lang w:val="es-419" w:eastAsia="es-CO"/>
-        </w:rPr>
-        <w:t>De acuerdo a lo evidenciado en la evaluación de un proyecto, se denotan diferencias significativas entre la evaluación financiera y la evaluación económica y social, como se muestra a continuación:</w:t>
-      </w:r>
-    </w:p>
-    <w:p>
-      <w:pPr>
-        <w:pStyle w:val="Figura"/>
-      </w:pPr>
-      <w:r>
         <w:t xml:space="preserve">Diferencias </w:t>
       </w:r>
       <w:r>
@@ -6632,6 +8075,7 @@
     </w:p>
     <w:p>
       <w:pPr>
+        <w:jc w:val="center"/>
         <w:rPr>
           <w:lang w:eastAsia="es-CO"/>
         </w:rPr>
@@ -6642,9 +8086,9 @@
           <w:lang w:eastAsia="es-CO"/>
         </w:rPr>
         <w:drawing>
-          <wp:inline distT="0" distB="0" distL="0" distR="0" wp14:anchorId="18C486D8" wp14:editId="1B4E36D9">
-            <wp:extent cx="5338164" cy="3944203"/>
-            <wp:effectExtent l="0" t="0" r="0" b="0"/>
+          <wp:inline distT="0" distB="0" distL="0" distR="0" wp14:anchorId="18C486D8" wp14:editId="6DA1C199">
+            <wp:extent cx="3704337" cy="2737020"/>
+            <wp:effectExtent l="0" t="0" r="0" b="6350"/>
             <wp:docPr id="102464421" name="Imagen 5" descr="La figura describe una comparación entre el análisis económico y social y el análisis financiero de un proyecto. El análisis económico y social evalúa aspectos como la productividad, la rentabilidad, el crecimiento económico, el impacto en la sociedad, la distribución del ingreso y la contribución del proyecto al desarrollo económico. El análisis financiero se centra en el rendimiento del capital, el beneficio para los inversionistas, la distribución de utilidades, los precios de mercado y la capacidad del proyecto para generar ganancias."/>
             <wp:cNvGraphicFramePr>
               <a:graphicFrameLocks xmlns:a="http://schemas.openxmlformats.org/drawingml/2006/main" noChangeAspect="1"/>
@@ -6659,7 +8103,7 @@
                     </pic:cNvPicPr>
                   </pic:nvPicPr>
                   <pic:blipFill>
-                    <a:blip r:embed="rId33">
+                    <a:blip r:embed="rId33" cstate="print">
                       <a:extLst>
                         <a:ext uri="{28A0092B-C50C-407E-A947-70E740481C1C}">
                           <a14:useLocalDpi xmlns:a14="http://schemas.microsoft.com/office/drawing/2010/main" val="0"/>
@@ -6674,7 +8118,7 @@
                   <pic:spPr bwMode="auto">
                     <a:xfrm>
                       <a:off x="0" y="0"/>
-                      <a:ext cx="5355486" cy="3957002"/>
+                      <a:ext cx="3714363" cy="2744428"/>
                     </a:xfrm>
                     <a:prstGeom prst="rect">
                       <a:avLst/>
@@ -6701,7 +8145,13 @@
         <w:rPr>
           <w:lang w:val="es-419" w:eastAsia="es-CO"/>
         </w:rPr>
-        <w:t>Nota. Elaboración propia.</w:t>
+        <w:t xml:space="preserve">Nota. </w:t>
+      </w:r>
+      <w:r>
+        <w:rPr>
+          <w:lang w:val="es-419" w:eastAsia="es-CO"/>
+        </w:rPr>
+        <w:t>SENA, (2026).</w:t>
       </w:r>
     </w:p>
     <w:p>
@@ -6731,102 +8181,475 @@
     </w:p>
     <w:p>
       <w:pPr>
-        <w:pStyle w:val="Titulosgenerales"/>
-      </w:pPr>
-      <w:bookmarkStart w:id="4" w:name="_Toc233801906"/>
+        <w:spacing w:before="0" w:after="160" w:line="259" w:lineRule="auto"/>
+        <w:ind w:firstLine="0"/>
+        <w:rPr>
+          <w:lang w:val="es-419" w:eastAsia="es-CO"/>
+        </w:rPr>
+      </w:pPr>
+      <w:r>
+        <w:rPr>
+          <w:lang w:val="es-419" w:eastAsia="es-CO"/>
+        </w:rPr>
+        <w:br w:type="page"/>
+      </w:r>
+    </w:p>
+    <w:p>
+      <w:pPr>
+        <w:pStyle w:val="Ttulo1"/>
+      </w:pPr>
+      <w:bookmarkStart w:id="4" w:name="_Toc237245661"/>
       <w:r>
         <w:lastRenderedPageBreak/>
-        <w:t>S</w:t>
-      </w:r>
-      <w:r>
-        <w:t>íntesis</w:t>
+        <w:t>Recolección de la información</w:t>
       </w:r>
       <w:bookmarkEnd w:id="4"/>
-      <w:r>
+    </w:p>
+    <w:p>
+      <w:pPr>
+        <w:rPr>
+          <w:lang w:val="es-419" w:eastAsia="es-CO"/>
+        </w:rPr>
+      </w:pPr>
+      <w:r>
+        <w:rPr>
+          <w:lang w:val="es-419" w:eastAsia="es-CO"/>
+        </w:rPr>
+        <w:t>La formulación de un plan de acción estratégico para un proyecto agropecuario comunitario requiere información confiable, pertinente y actualizada que permita comprender las condiciones del territorio, las necesidades de la comunidad y el desempeño del proyecto. Contar con estos insumos facilita el análisis de la situación, fortalece la toma de decisiones y proporciona una base objetiva para definir acciones orientadas al mejoramiento, la sostenibilidad y el cumplimiento de los objetivos planteados.</w:t>
+      </w:r>
+    </w:p>
+    <w:p>
+      <w:pPr>
+        <w:pStyle w:val="Ttulo2"/>
+      </w:pPr>
+      <w:bookmarkStart w:id="5" w:name="_Toc237245662"/>
+      <w:r>
+        <w:t>Concepto</w:t>
+      </w:r>
+      <w:bookmarkEnd w:id="5"/>
+    </w:p>
+    <w:p>
+      <w:pPr>
+        <w:rPr>
+          <w:lang w:val="es-419" w:eastAsia="es-CO"/>
+        </w:rPr>
+      </w:pPr>
+      <w:r>
+        <w:rPr>
+          <w:lang w:val="es-419" w:eastAsia="es-CO"/>
+        </w:rPr>
+        <w:t>La recolección de la información es el proceso de obtener, organizar y registrar datos relevantes sobre los aspectos técnicos, productivos, económicos, sociales y ambientales de un proyecto agropecuario comunitario. Su propósito es proporcionar información objetiva que facilite el diagnóstico, sustente la evaluación del proyecto y oriente la formulación de un plan de acción estratégico acorde con las necesidades y oportunidades identificadas.</w:t>
+      </w:r>
+    </w:p>
+    <w:p>
+      <w:pPr>
+        <w:pStyle w:val="Ttulo2"/>
+      </w:pPr>
+      <w:bookmarkStart w:id="6" w:name="_Toc237245663"/>
+      <w:r>
+        <w:t>Herramientas y técnicas de recolección</w:t>
+      </w:r>
+      <w:bookmarkEnd w:id="6"/>
+    </w:p>
+    <w:p>
+      <w:pPr>
+        <w:rPr>
+          <w:lang w:val="es-419" w:eastAsia="es-CO"/>
+        </w:rPr>
+      </w:pPr>
+      <w:r>
+        <w:rPr>
+          <w:lang w:val="es-419" w:eastAsia="es-CO"/>
+        </w:rPr>
+        <w:t xml:space="preserve">Las herramientas y las técnicas de recolección de la información son elementos complementarios que permiten obtener datos pertinentes y confiables para el análisis de un proyecto agropecuario comunitario. Mientras las herramientas facilitan el registro y la organización de la información, las técnicas orientan la forma de obtenerla de manera sistemática y objetiva. Su aplicación conjunta fortalece el diagnóstico, mejora la calidad del análisis y proporciona una base sólida para la evaluación del proyecto y la formulación de un plan de acción estratégico. </w:t>
+      </w:r>
+    </w:p>
+    <w:p>
+      <w:pPr>
+        <w:rPr>
+          <w:lang w:val="es-419" w:eastAsia="es-CO"/>
+        </w:rPr>
+      </w:pPr>
+      <w:r>
+        <w:rPr>
+          <w:lang w:val="es-419" w:eastAsia="es-CO"/>
+        </w:rPr>
+        <w:lastRenderedPageBreak/>
+        <w:t>Entre las más utilizadas tenemos:</w:t>
+      </w:r>
+    </w:p>
+    <w:p>
+      <w:pPr>
+        <w:pStyle w:val="Prrafodelista"/>
+        <w:numPr>
+          <w:ilvl w:val="0"/>
+          <w:numId w:val="31"/>
+        </w:numPr>
+        <w:rPr>
+          <w:lang w:val="es-419" w:eastAsia="es-CO"/>
+        </w:rPr>
+      </w:pPr>
+      <w:r>
+        <w:rPr>
+          <w:b/>
+          <w:bCs/>
+          <w:lang w:val="es-419" w:eastAsia="es-CO"/>
+        </w:rPr>
+        <w:t>Encuesta.</w:t>
+      </w:r>
+      <w:r>
+        <w:rPr>
+          <w:lang w:val="es-419" w:eastAsia="es-CO"/>
+        </w:rPr>
+        <w:t xml:space="preserve"> Herramienta que permite recopilar información de un grupo de personas mediante preguntas estructuradas para conocer opiniones, necesidades, prácticas productivas o condiciones socioeconómicas relacionadas con el proyecto.</w:t>
+      </w:r>
+      <w:r>
+        <w:rPr>
+          <w:lang w:val="es-419" w:eastAsia="es-CO"/>
+        </w:rPr>
+        <w:tab/>
         <w:t xml:space="preserve"> </w:t>
       </w:r>
     </w:p>
     <w:p>
       <w:pPr>
-        <w:rPr>
-          <w:lang w:val="es-419" w:eastAsia="es-CO"/>
-        </w:rPr>
-      </w:pPr>
-      <w:r>
-        <w:rPr>
-          <w:b/>
-          <w:bCs/>
-          <w:lang w:val="es-419" w:eastAsia="es-CO"/>
-        </w:rPr>
-        <w:t>Evaluación del proyecto</w:t>
-      </w:r>
-      <w:r>
-        <w:rPr>
-          <w:lang w:val="es-419" w:eastAsia="es-CO"/>
-        </w:rPr>
-        <w:t>: determina su viabilidad y eficiencia, considerando aspectos financieros y sociales. Se realiza en tres etapas: preparación, ejecución y operación, usando indicadores como flujo de caja. Los objetivos incluyen examinar proyectos, medir resultados y evaluar recursos. Tipologías de evaluación incluyen ex-ante, intra, post, y ex-post, además de formativa y sumativa, para medir el impacto y eficacia en cada fase del ciclo de vida del proyecto.</w:t>
-      </w:r>
-    </w:p>
-    <w:p>
-      <w:pPr>
-        <w:rPr>
-          <w:lang w:val="es-419" w:eastAsia="es-CO"/>
-        </w:rPr>
-      </w:pPr>
-      <w:r>
-        <w:rPr>
-          <w:b/>
-          <w:bCs/>
-          <w:lang w:val="es-419" w:eastAsia="es-CO"/>
-        </w:rPr>
-        <w:t>La evaluación financiera de proyectos</w:t>
-      </w:r>
-      <w:r>
-        <w:rPr>
-          <w:lang w:val="es-419" w:eastAsia="es-CO"/>
-        </w:rPr>
-        <w:t>: analiza costos y beneficios para determinar la viabilidad de un proyecto. Utiliza indicadores como el Valor Presente Neto (VPN), la Tasa Interna de Retorno (TIR) y la Relación Costo - Beneficio. Si el VPN es positivo, el proyecto se acepta; si es negativo, se rechaza. Un VPN igual a cero deja la decisión al evaluador.</w:t>
-      </w:r>
-    </w:p>
-    <w:p>
-      <w:pPr>
-        <w:rPr>
-          <w:lang w:val="es-419" w:eastAsia="es-CO"/>
-        </w:rPr>
-      </w:pPr>
-      <w:r>
-        <w:rPr>
-          <w:b/>
-          <w:bCs/>
-          <w:lang w:val="es-419" w:eastAsia="es-CO"/>
-        </w:rPr>
-        <w:t>La evaluación económica y social</w:t>
-      </w:r>
-      <w:r>
-        <w:rPr>
-          <w:lang w:val="es-419" w:eastAsia="es-CO"/>
-        </w:rPr>
-        <w:t>: busca identificar las cualidades y el impacto de un proyecto en el bienestar económico del país. Se diferencia de la evaluación financiera al medir el rendimiento en términos de recursos reales para la sociedad. Utiliza la Tasa Social de Descuento para evaluar la rentabilidad pública. Se basa en los costos verdaderos de oportunidad. Las diferencias entre el análisis financiero y el económico y social se reflejan en la tabla comparativa.</w:t>
-      </w:r>
-    </w:p>
-    <w:p>
-      <w:pPr>
-        <w:rPr>
-          <w:lang w:val="es-419" w:eastAsia="es-CO"/>
-        </w:rPr>
-      </w:pPr>
-    </w:p>
-    <w:p>
-      <w:pPr>
+        <w:pStyle w:val="Prrafodelista"/>
+        <w:numPr>
+          <w:ilvl w:val="0"/>
+          <w:numId w:val="31"/>
+        </w:numPr>
+        <w:rPr>
+          <w:lang w:val="es-419" w:eastAsia="es-CO"/>
+        </w:rPr>
+      </w:pPr>
+      <w:r>
+        <w:rPr>
+          <w:b/>
+          <w:bCs/>
+          <w:lang w:val="es-419" w:eastAsia="es-CO"/>
+        </w:rPr>
+        <w:t>Entrevista.</w:t>
+      </w:r>
+      <w:r>
+        <w:rPr>
+          <w:lang w:val="es-419" w:eastAsia="es-CO"/>
+        </w:rPr>
+        <w:t xml:space="preserve"> Técnica por medio de la cual se obtiene información detallada mediante un diálogo planificado con productores, líderes comunitarios o actores involucrados, favoreciendo la comprensión de situaciones, experiencias y expectativas.</w:t>
+      </w:r>
+      <w:r>
+        <w:rPr>
+          <w:lang w:val="es-419" w:eastAsia="es-CO"/>
+        </w:rPr>
+        <w:tab/>
+        <w:t xml:space="preserve"> </w:t>
+      </w:r>
+    </w:p>
+    <w:p>
+      <w:pPr>
+        <w:pStyle w:val="Prrafodelista"/>
+        <w:numPr>
+          <w:ilvl w:val="0"/>
+          <w:numId w:val="31"/>
+        </w:numPr>
+        <w:rPr>
+          <w:lang w:val="es-419" w:eastAsia="es-CO"/>
+        </w:rPr>
+      </w:pPr>
+      <w:r>
+        <w:rPr>
+          <w:b/>
+          <w:bCs/>
+          <w:lang w:val="es-419" w:eastAsia="es-CO"/>
+        </w:rPr>
+        <w:t>Grupo focal.</w:t>
+      </w:r>
+      <w:r>
+        <w:rPr>
+          <w:lang w:val="es-419" w:eastAsia="es-CO"/>
+        </w:rPr>
+        <w:t xml:space="preserve"> Es una técnica que reúne a un grupo de participantes representativos para intercambiar experiencias, analizar problemáticas, identificar necesidades y proponer alternativas de mejora mediante una discusión orientada por un moderador.</w:t>
+      </w:r>
+      <w:r>
+        <w:rPr>
+          <w:lang w:val="es-419" w:eastAsia="es-CO"/>
+        </w:rPr>
+        <w:tab/>
+        <w:t xml:space="preserve"> </w:t>
+      </w:r>
+    </w:p>
+    <w:p>
+      <w:pPr>
+        <w:pStyle w:val="Prrafodelista"/>
+        <w:numPr>
+          <w:ilvl w:val="0"/>
+          <w:numId w:val="31"/>
+        </w:numPr>
+        <w:rPr>
+          <w:lang w:val="es-419" w:eastAsia="es-CO"/>
+        </w:rPr>
+      </w:pPr>
+      <w:r>
+        <w:rPr>
+          <w:b/>
+          <w:bCs/>
+          <w:lang w:val="es-419" w:eastAsia="es-CO"/>
+        </w:rPr>
+        <w:t>Observación directa.</w:t>
+      </w:r>
+      <w:r>
+        <w:rPr>
+          <w:lang w:val="es-419" w:eastAsia="es-CO"/>
+        </w:rPr>
+        <w:t xml:space="preserve"> Permite identificar de manera objetiva las condiciones del proyecto, los procesos productivos, la infraestructura, los recursos disponibles y las prácticas implementadas en campo.</w:t>
+      </w:r>
+      <w:r>
+        <w:rPr>
+          <w:lang w:val="es-419" w:eastAsia="es-CO"/>
+        </w:rPr>
+        <w:tab/>
+        <w:t xml:space="preserve"> </w:t>
+      </w:r>
+    </w:p>
+    <w:p>
+      <w:pPr>
+        <w:pStyle w:val="Prrafodelista"/>
+        <w:numPr>
+          <w:ilvl w:val="0"/>
+          <w:numId w:val="31"/>
+        </w:numPr>
+        <w:rPr>
+          <w:lang w:val="es-419" w:eastAsia="es-CO"/>
+        </w:rPr>
+      </w:pPr>
+      <w:r>
+        <w:rPr>
+          <w:b/>
+          <w:bCs/>
+          <w:lang w:val="es-419" w:eastAsia="es-CO"/>
+        </w:rPr>
+        <w:t>Revisión documental.</w:t>
+      </w:r>
+      <w:r>
+        <w:rPr>
+          <w:lang w:val="es-419" w:eastAsia="es-CO"/>
+        </w:rPr>
+        <w:t xml:space="preserve"> Analiza documentos, registros técnicos, informes, planes, presupuestos, estados financieros y demás fuentes de información existentes para respaldar el proceso de evaluación.</w:t>
+      </w:r>
+      <w:r>
+        <w:rPr>
+          <w:lang w:val="es-419" w:eastAsia="es-CO"/>
+        </w:rPr>
+        <w:tab/>
+        <w:t xml:space="preserve"> </w:t>
+      </w:r>
+    </w:p>
+    <w:p>
+      <w:pPr>
+        <w:pStyle w:val="Prrafodelista"/>
+        <w:numPr>
+          <w:ilvl w:val="0"/>
+          <w:numId w:val="31"/>
+        </w:numPr>
+        <w:rPr>
+          <w:lang w:val="es-419" w:eastAsia="es-CO"/>
+        </w:rPr>
+      </w:pPr>
+      <w:r>
+        <w:rPr>
+          <w:b/>
+          <w:bCs/>
+          <w:lang w:val="es-419" w:eastAsia="es-CO"/>
+        </w:rPr>
+        <w:t>Lista de chequeo.</w:t>
+      </w:r>
+      <w:r>
+        <w:rPr>
+          <w:lang w:val="es-419" w:eastAsia="es-CO"/>
+        </w:rPr>
+        <w:t xml:space="preserve"> Facilita verificar de forma sistemática el cumplimiento de criterios, actividades, requisitos técnicos o condiciones previamente definidas para el proyecto agropecuario.</w:t>
+      </w:r>
+      <w:r>
+        <w:rPr>
+          <w:lang w:val="es-419" w:eastAsia="es-CO"/>
+        </w:rPr>
+        <w:tab/>
+        <w:t xml:space="preserve"> </w:t>
+      </w:r>
+    </w:p>
+    <w:p>
+      <w:pPr>
+        <w:pStyle w:val="Prrafodelista"/>
+        <w:numPr>
+          <w:ilvl w:val="0"/>
+          <w:numId w:val="31"/>
+        </w:numPr>
+        <w:rPr>
+          <w:lang w:val="es-419" w:eastAsia="es-CO"/>
+        </w:rPr>
+      </w:pPr>
+      <w:r>
+        <w:rPr>
+          <w:b/>
+          <w:bCs/>
+          <w:lang w:val="es-419" w:eastAsia="es-CO"/>
+        </w:rPr>
+        <w:t>Registros técnicos y productivos.</w:t>
+      </w:r>
+      <w:r>
+        <w:rPr>
+          <w:lang w:val="es-419" w:eastAsia="es-CO"/>
+        </w:rPr>
+        <w:t xml:space="preserve"> Son los Reúnen información relacionada con producción, costos, rendimientos, inventarios, manejo de cultivos o </w:t>
+      </w:r>
+      <w:r>
+        <w:rPr>
+          <w:lang w:val="es-419" w:eastAsia="es-CO"/>
+        </w:rPr>
+        <w:lastRenderedPageBreak/>
+        <w:t>especies pecuarias y demás indicadores que apoyan la evaluación del proyecto.</w:t>
+      </w:r>
+      <w:r>
+        <w:rPr>
+          <w:lang w:val="es-419" w:eastAsia="es-CO"/>
+        </w:rPr>
+        <w:tab/>
+        <w:t xml:space="preserve"> </w:t>
+      </w:r>
+    </w:p>
+    <w:p>
+      <w:pPr>
+        <w:rPr>
+          <w:lang w:val="es-419" w:eastAsia="es-CO"/>
+        </w:rPr>
+      </w:pPr>
+      <w:r>
+        <w:rPr>
+          <w:b/>
+          <w:bCs/>
+          <w:lang w:val="es-419" w:eastAsia="es-CO"/>
+        </w:rPr>
+        <w:t>Nota</w:t>
+      </w:r>
+      <w:r>
+        <w:rPr>
+          <w:lang w:val="es-419" w:eastAsia="es-CO"/>
+        </w:rPr>
+        <w:t>. Estas herramientas y técnicas pueden utilizarse de manera complementaria para obtener una visión integral del proyecto agropecuario comunitario, mejorando la calidad del diagnóstico y respaldando la toma de decisiones durante la formulación del plan de acción estratégico.</w:t>
+      </w:r>
+    </w:p>
+    <w:p>
+      <w:pPr>
+        <w:spacing w:before="0" w:after="160" w:line="259" w:lineRule="auto"/>
         <w:ind w:firstLine="0"/>
         <w:rPr>
           <w:lang w:val="es-419" w:eastAsia="es-CO"/>
         </w:rPr>
       </w:pPr>
-    </w:p>
-    <w:p>
-      <w:pPr>
-        <w:ind w:firstLine="0"/>
+      <w:r>
+        <w:rPr>
+          <w:lang w:val="es-419" w:eastAsia="es-CO"/>
+        </w:rPr>
+        <w:br w:type="page"/>
+      </w:r>
+    </w:p>
+    <w:p>
+      <w:pPr>
+        <w:pStyle w:val="Ttulo1"/>
+      </w:pPr>
+      <w:bookmarkStart w:id="7" w:name="_Toc237245664"/>
+      <w:r>
+        <w:lastRenderedPageBreak/>
+        <w:t>Diagnóstico</w:t>
+      </w:r>
+      <w:bookmarkEnd w:id="7"/>
+    </w:p>
+    <w:p>
+      <w:pPr>
+        <w:rPr>
+          <w:lang w:val="es-419" w:eastAsia="es-CO"/>
+        </w:rPr>
+      </w:pPr>
+      <w:r>
+        <w:rPr>
+          <w:lang w:val="es-419" w:eastAsia="es-CO"/>
+        </w:rPr>
+        <w:t>Después de recopilar y analizar la información del proyecto agropecuario comunitario, resulta necesario interpretar los datos obtenidos para reconocer la situación actual, identificar fortalezas y oportunidades, así como los aspectos que requieren mejoramiento. Este proceso constituye una base fundamental para orientar la toma de decisiones, priorizar acciones estratégicas y formular un plan de acción coherente con las necesidades del territorio, las capacidades de la comunidad y los objetivos del proyecto.</w:t>
+      </w:r>
+    </w:p>
+    <w:p>
+      <w:pPr>
+        <w:pStyle w:val="Ttulo2"/>
+      </w:pPr>
+      <w:bookmarkStart w:id="8" w:name="_Toc237245665"/>
+      <w:r>
+        <w:t>Concepto</w:t>
+      </w:r>
+      <w:bookmarkEnd w:id="8"/>
+    </w:p>
+    <w:p>
+      <w:pPr>
+        <w:rPr>
+          <w:lang w:val="es-419" w:eastAsia="es-CO"/>
+        </w:rPr>
+      </w:pPr>
+      <w:r>
+        <w:rPr>
+          <w:lang w:val="es-419" w:eastAsia="es-CO"/>
+        </w:rPr>
+        <w:t>El diagnóstico es el proceso de análisis e interpretación de la información recopilada para identificar la situación actual de un proyecto agropecuario comunitario, reconocer fortalezas, debilidades, oportunidades y necesidades, y generar una base objetiva que oriente la toma de decisiones, la evaluación del proyecto y la formulación de un plan de acción estratégico.</w:t>
+      </w:r>
+    </w:p>
+    <w:p>
+      <w:pPr>
+        <w:pStyle w:val="Ttulo2"/>
+      </w:pPr>
+      <w:bookmarkStart w:id="9" w:name="_Toc237245666"/>
+      <w:r>
+        <w:t>Características</w:t>
+      </w:r>
+      <w:bookmarkEnd w:id="9"/>
+    </w:p>
+    <w:p>
+      <w:pPr>
+        <w:rPr>
+          <w:lang w:val="es-419" w:eastAsia="es-CO"/>
+        </w:rPr>
+      </w:pPr>
+      <w:r>
+        <w:rPr>
+          <w:lang w:val="es-419" w:eastAsia="es-CO"/>
+        </w:rPr>
+        <w:t xml:space="preserve">El diagnóstico reúne un conjunto de características que garantizan un análisis organizado, objetivo y fundamentado de la información recopilada en un proyecto agropecuario comunitario. Estas características permiten comprender de manera integral la realidad del proyecto, identificar factores que influyen en su desarrollo y generar información confiable para priorizar necesidades, orientar la toma de decisiones sustentadas en las condiciones y el mejoramiento del territorio y la comunidad. </w:t>
+      </w:r>
+    </w:p>
+    <w:p>
+      <w:pPr>
+        <w:rPr>
+          <w:lang w:val="es-419" w:eastAsia="es-CO"/>
+        </w:rPr>
+      </w:pPr>
+      <w:r>
+        <w:rPr>
+          <w:lang w:val="es-419" w:eastAsia="es-CO"/>
+        </w:rPr>
+        <w:lastRenderedPageBreak/>
+        <w:t xml:space="preserve">Entre las características más importantes del diagnóstico, se encuentran las siguientes: </w:t>
+      </w:r>
+    </w:p>
+    <w:p>
+      <w:pPr>
+        <w:pStyle w:val="Figura"/>
+      </w:pPr>
+      <w:r>
+        <w:t>C</w:t>
+      </w:r>
+      <w:r>
+        <w:t>aracterísticas del diagnostico</w:t>
+      </w:r>
+    </w:p>
+    <w:p>
+      <w:pPr>
+        <w:jc w:val="center"/>
         <w:rPr>
           <w:lang w:val="es-419" w:eastAsia="es-CO"/>
         </w:rPr>
@@ -6836,12 +8659,11 @@
           <w:noProof/>
           <w:lang w:val="es-419" w:eastAsia="es-CO"/>
         </w:rPr>
-        <w:lastRenderedPageBreak/>
         <w:drawing>
-          <wp:inline distT="0" distB="0" distL="0" distR="0" wp14:anchorId="432A5FCB" wp14:editId="03912992">
-            <wp:extent cx="6345256" cy="4162425"/>
-            <wp:effectExtent l="0" t="0" r="0" b="0"/>
-            <wp:docPr id="790967207" name="Gráfico 6" descr="En la síntesis de este componente se detalla la evaluación financiera y plan de acción estratégico de un proyecto agropecuario, que busca identificar , cuantificar y valorar la evaluación del proyecto de mercado, la evaluación financiera y evaluación económica y social."/>
+          <wp:inline distT="0" distB="0" distL="0" distR="0" wp14:anchorId="65EA32C7" wp14:editId="35C4DF0C">
+            <wp:extent cx="5400000" cy="1768051"/>
+            <wp:effectExtent l="0" t="0" r="0" b="3810"/>
+            <wp:docPr id="1089340279" name="Gráfico 5" descr="La figura muestra las características del diagnóstico en proyectos agropecuarios comunitarios. En el centro aparece un equipo de trabajo reunido en un entorno rural, analizando información del proyecto. Alrededor, seis recuadros presentan las principales características del diagnóstico: objetivo, integral, participativo, sistemático, analítico y orientado a la mejora, cada una acompañada de un ícono representativo y una breve explicación que resalta su aporte al análisis, la toma de decisiones y el fortalecimiento del proyecto. "/>
             <wp:cNvGraphicFramePr>
               <a:graphicFrameLocks xmlns:a="http://schemas.openxmlformats.org/drawingml/2006/main" noChangeAspect="1"/>
             </wp:cNvGraphicFramePr>
@@ -6849,10 +8671,10 @@
               <a:graphicData uri="http://schemas.openxmlformats.org/drawingml/2006/picture">
                 <pic:pic xmlns:pic="http://schemas.openxmlformats.org/drawingml/2006/picture">
                   <pic:nvPicPr>
-                    <pic:cNvPr id="790967207" name="Gráfico 6" descr="En la síntesis de este componente se detalla la evaluación financiera y plan de acción estratégico de un proyecto agropecuario, que busca identificar , cuantificar y valorar la evaluación del proyecto de mercado, la evaluación financiera y evaluación económica y social."/>
+                    <pic:cNvPr id="1089340279" name="Gráfico 5" descr="La figura muestra las características del diagnóstico en proyectos agropecuarios comunitarios. En el centro aparece un equipo de trabajo reunido en un entorno rural, analizando información del proyecto. Alrededor, seis recuadros presentan las principales características del diagnóstico: objetivo, integral, participativo, sistemático, analítico y orientado a la mejora, cada una acompañada de un ícono representativo y una breve explicación que resalta su aporte al análisis, la toma de decisiones y el fortalecimiento del proyecto. "/>
                     <pic:cNvPicPr/>
                   </pic:nvPicPr>
-                  <pic:blipFill rotWithShape="1">
+                  <pic:blipFill>
                     <a:blip r:embed="rId34">
                       <a:extLst>
                         <a:ext uri="{96DAC541-7B7A-43D3-8B79-37D633B846F1}">
@@ -6860,27 +8682,18 @@
                         </a:ext>
                       </a:extLst>
                     </a:blip>
-                    <a:srcRect l="9327" r="9897"/>
                     <a:stretch>
                       <a:fillRect/>
                     </a:stretch>
                   </pic:blipFill>
-                  <pic:spPr bwMode="auto">
+                  <pic:spPr>
                     <a:xfrm>
                       <a:off x="0" y="0"/>
-                      <a:ext cx="6352133" cy="4166936"/>
+                      <a:ext cx="5400000" cy="1768051"/>
                     </a:xfrm>
                     <a:prstGeom prst="rect">
                       <a:avLst/>
                     </a:prstGeom>
-                    <a:ln>
-                      <a:noFill/>
-                    </a:ln>
-                    <a:extLst>
-                      <a:ext uri="{53640926-AAD7-44D8-BBD7-CCE9431645EC}">
-                        <a14:shadowObscured xmlns:a14="http://schemas.microsoft.com/office/drawing/2010/main"/>
-                      </a:ext>
-                    </a:extLst>
                   </pic:spPr>
                 </pic:pic>
               </a:graphicData>
@@ -6891,22 +8704,2258 @@
     </w:p>
     <w:p>
       <w:pPr>
+        <w:rPr>
+          <w:lang w:val="es-419" w:eastAsia="es-CO"/>
+        </w:rPr>
+      </w:pPr>
+      <w:r>
+        <w:rPr>
+          <w:lang w:val="es-419" w:eastAsia="es-CO"/>
+        </w:rPr>
+        <w:t>Nota. SENA, (2026).</w:t>
+      </w:r>
+    </w:p>
+    <w:p>
+      <w:pPr>
+        <w:pStyle w:val="Ttulo2"/>
+      </w:pPr>
+      <w:bookmarkStart w:id="10" w:name="_Toc237245667"/>
+      <w:r>
+        <w:t>Herramientas de análisis</w:t>
+      </w:r>
+      <w:bookmarkEnd w:id="10"/>
+    </w:p>
+    <w:p>
+      <w:pPr>
+        <w:rPr>
+          <w:lang w:val="es-419" w:eastAsia="es-CO"/>
+        </w:rPr>
+      </w:pPr>
+      <w:r>
+        <w:rPr>
+          <w:lang w:val="es-419" w:eastAsia="es-CO"/>
+        </w:rPr>
+        <w:t>Las herramientas de análisis permiten organizar, interpretar y evaluar la información recopilada durante el diagnóstico de un proyecto. Su aplicación facilita identificar fortalezas, oportunidades, debilidades y problemáticas, establecer relaciones entre sus causas y efectos, priorizar necesidades y fundamentar la toma de decisiones para formular un plan de acción estratégico acorde con las condiciones del territorio y los objetivos del proyecto.</w:t>
+      </w:r>
+    </w:p>
+    <w:p>
+      <w:pPr>
+        <w:rPr>
+          <w:lang w:val="es-419" w:eastAsia="es-CO"/>
+        </w:rPr>
+      </w:pPr>
+      <w:r>
+        <w:rPr>
+          <w:lang w:val="es-419" w:eastAsia="es-CO"/>
+        </w:rPr>
+        <w:t>Las herramientas más utilizadas y de fácil aplicación en el contexto rural, son las siguientes:</w:t>
+      </w:r>
+    </w:p>
+    <w:p>
+      <w:pPr>
+        <w:spacing w:before="0" w:after="160" w:line="259" w:lineRule="auto"/>
         <w:ind w:firstLine="0"/>
         <w:rPr>
           <w:lang w:val="es-419" w:eastAsia="es-CO"/>
         </w:rPr>
       </w:pPr>
+      <w:r>
+        <w:rPr>
+          <w:lang w:val="es-419" w:eastAsia="es-CO"/>
+        </w:rPr>
+        <w:br w:type="page"/>
+      </w:r>
+    </w:p>
+    <w:p>
+      <w:pPr>
+        <w:pStyle w:val="Tabla"/>
+        <w:rPr>
+          <w:lang w:val="es-419" w:eastAsia="es-CO"/>
+        </w:rPr>
+      </w:pPr>
+      <w:r>
+        <w:rPr>
+          <w:lang w:val="es-419" w:eastAsia="es-CO"/>
+        </w:rPr>
+        <w:lastRenderedPageBreak/>
+        <w:t>Herramientas de análisis</w:t>
+      </w:r>
+    </w:p>
+    <w:tbl>
+      <w:tblPr>
+        <w:tblStyle w:val="SENA"/>
+        <w:tblW w:w="0" w:type="auto"/>
+        <w:tblLook w:val="04A0" w:firstRow="1" w:lastRow="0" w:firstColumn="1" w:lastColumn="0" w:noHBand="0" w:noVBand="1"/>
+      </w:tblPr>
+      <w:tblGrid>
+        <w:gridCol w:w="3320"/>
+        <w:gridCol w:w="3321"/>
+        <w:gridCol w:w="3321"/>
+      </w:tblGrid>
+      <w:tr>
+        <w:trPr>
+          <w:cnfStyle w:val="100000000000" w:firstRow="1" w:lastRow="0" w:firstColumn="0" w:lastColumn="0" w:oddVBand="0" w:evenVBand="0" w:oddHBand="0" w:evenHBand="0" w:firstRowFirstColumn="0" w:firstRowLastColumn="0" w:lastRowFirstColumn="0" w:lastRowLastColumn="0"/>
+          <w:cantSplit/>
+          <w:tblHeader/>
+        </w:trPr>
+        <w:tc>
+          <w:tcPr>
+            <w:tcW w:w="3320" w:type="dxa"/>
+          </w:tcPr>
+          <w:p>
+            <w:pPr>
+              <w:ind w:firstLine="0"/>
+              <w:rPr>
+                <w:lang w:val="es-419" w:eastAsia="es-CO"/>
+              </w:rPr>
+            </w:pPr>
+            <w:r>
+              <w:t>Herramienta de análisis</w:t>
+            </w:r>
+          </w:p>
+        </w:tc>
+        <w:tc>
+          <w:tcPr>
+            <w:tcW w:w="3321" w:type="dxa"/>
+          </w:tcPr>
+          <w:p>
+            <w:pPr>
+              <w:ind w:firstLine="0"/>
+              <w:rPr>
+                <w:lang w:val="es-419" w:eastAsia="es-CO"/>
+              </w:rPr>
+            </w:pPr>
+            <w:r>
+              <w:t>Definición</w:t>
+            </w:r>
+          </w:p>
+        </w:tc>
+        <w:tc>
+          <w:tcPr>
+            <w:tcW w:w="3321" w:type="dxa"/>
+          </w:tcPr>
+          <w:p>
+            <w:pPr>
+              <w:ind w:firstLine="0"/>
+              <w:rPr>
+                <w:lang w:val="es-419" w:eastAsia="es-CO"/>
+              </w:rPr>
+            </w:pPr>
+            <w:r>
+              <w:t>Ejemplo de aplicación</w:t>
+            </w:r>
+          </w:p>
+        </w:tc>
+      </w:tr>
+      <w:tr>
+        <w:trPr>
+          <w:cnfStyle w:val="000000100000" w:firstRow="0" w:lastRow="0" w:firstColumn="0" w:lastColumn="0" w:oddVBand="0" w:evenVBand="0" w:oddHBand="1" w:evenHBand="0" w:firstRowFirstColumn="0" w:firstRowLastColumn="0" w:lastRowFirstColumn="0" w:lastRowLastColumn="0"/>
+        </w:trPr>
+        <w:tc>
+          <w:tcPr>
+            <w:tcW w:w="3320" w:type="dxa"/>
+          </w:tcPr>
+          <w:p>
+            <w:pPr>
+              <w:ind w:firstLine="0"/>
+              <w:rPr>
+                <w:lang w:val="es-419" w:eastAsia="es-CO"/>
+              </w:rPr>
+            </w:pPr>
+            <w:r>
+              <w:t>Matriz DOFA</w:t>
+            </w:r>
+          </w:p>
+        </w:tc>
+        <w:tc>
+          <w:tcPr>
+            <w:tcW w:w="3321" w:type="dxa"/>
+          </w:tcPr>
+          <w:p>
+            <w:pPr>
+              <w:ind w:firstLine="0"/>
+              <w:rPr>
+                <w:lang w:val="es-419" w:eastAsia="es-CO"/>
+              </w:rPr>
+            </w:pPr>
+            <w:r>
+              <w:t>Instrumento de análisis estratégico que identifica fortalezas, debilidades, oportunidades y amenazas para comprender la situación actual y definir estrategias orientadas al logro de los objetivos.</w:t>
+            </w:r>
+          </w:p>
+        </w:tc>
+        <w:tc>
+          <w:tcPr>
+            <w:tcW w:w="3321" w:type="dxa"/>
+          </w:tcPr>
+          <w:p>
+            <w:pPr>
+              <w:ind w:firstLine="0"/>
+              <w:rPr>
+                <w:lang w:val="es-419" w:eastAsia="es-CO"/>
+              </w:rPr>
+            </w:pPr>
+            <w:r>
+              <w:t>Analizar una asociación de productores de cacao para fortalecer su competitividad.</w:t>
+            </w:r>
+          </w:p>
+        </w:tc>
+      </w:tr>
+      <w:tr>
+        <w:tc>
+          <w:tcPr>
+            <w:tcW w:w="3320" w:type="dxa"/>
+          </w:tcPr>
+          <w:p>
+            <w:pPr>
+              <w:ind w:firstLine="0"/>
+              <w:rPr>
+                <w:lang w:val="es-419" w:eastAsia="es-CO"/>
+              </w:rPr>
+            </w:pPr>
+            <w:r>
+              <w:t>Árbol de problemas</w:t>
+            </w:r>
+          </w:p>
+        </w:tc>
+        <w:tc>
+          <w:tcPr>
+            <w:tcW w:w="3321" w:type="dxa"/>
+          </w:tcPr>
+          <w:p>
+            <w:pPr>
+              <w:ind w:firstLine="0"/>
+              <w:rPr>
+                <w:lang w:val="es-419" w:eastAsia="es-CO"/>
+              </w:rPr>
+            </w:pPr>
+            <w:r>
+              <w:t>Técnica de análisis que organiza de forma gráfica un problema central, sus causas y consecuencias, facilitando la identificación de situaciones que requieren intervención.</w:t>
+            </w:r>
+          </w:p>
+        </w:tc>
+        <w:tc>
+          <w:tcPr>
+            <w:tcW w:w="3321" w:type="dxa"/>
+          </w:tcPr>
+          <w:p>
+            <w:pPr>
+              <w:ind w:firstLine="0"/>
+              <w:rPr>
+                <w:lang w:val="es-419" w:eastAsia="es-CO"/>
+              </w:rPr>
+            </w:pPr>
+            <w:r>
+              <w:t>Identificar las causas de la baja productividad de un cultivo.</w:t>
+            </w:r>
+          </w:p>
+        </w:tc>
+      </w:tr>
+      <w:tr>
+        <w:trPr>
+          <w:cnfStyle w:val="000000100000" w:firstRow="0" w:lastRow="0" w:firstColumn="0" w:lastColumn="0" w:oddVBand="0" w:evenVBand="0" w:oddHBand="1" w:evenHBand="0" w:firstRowFirstColumn="0" w:firstRowLastColumn="0" w:lastRowFirstColumn="0" w:lastRowLastColumn="0"/>
+        </w:trPr>
+        <w:tc>
+          <w:tcPr>
+            <w:tcW w:w="3320" w:type="dxa"/>
+          </w:tcPr>
+          <w:p>
+            <w:pPr>
+              <w:ind w:firstLine="0"/>
+              <w:rPr>
+                <w:lang w:val="es-419" w:eastAsia="es-CO"/>
+              </w:rPr>
+            </w:pPr>
+            <w:r>
+              <w:t>Diagrama de causa y efecto (Ishikawa)</w:t>
+            </w:r>
+          </w:p>
+        </w:tc>
+        <w:tc>
+          <w:tcPr>
+            <w:tcW w:w="3321" w:type="dxa"/>
+          </w:tcPr>
+          <w:p>
+            <w:pPr>
+              <w:ind w:firstLine="0"/>
+              <w:rPr>
+                <w:lang w:val="es-419" w:eastAsia="es-CO"/>
+              </w:rPr>
+            </w:pPr>
+            <w:r>
+              <w:t xml:space="preserve">Método de análisis gráfico que organiza las posibles causas de un problema para facilitar su </w:t>
+            </w:r>
+            <w:r>
+              <w:lastRenderedPageBreak/>
+              <w:t>comprensión y orientar la búsqueda de soluciones.</w:t>
+            </w:r>
+          </w:p>
+        </w:tc>
+        <w:tc>
+          <w:tcPr>
+            <w:tcW w:w="3321" w:type="dxa"/>
+          </w:tcPr>
+          <w:p>
+            <w:pPr>
+              <w:ind w:firstLine="0"/>
+              <w:rPr>
+                <w:lang w:val="es-419" w:eastAsia="es-CO"/>
+              </w:rPr>
+            </w:pPr>
+            <w:r>
+              <w:lastRenderedPageBreak/>
+              <w:t>Determinar las causas de las pérdidas en la producción de leche.</w:t>
+            </w:r>
+          </w:p>
+        </w:tc>
+      </w:tr>
+      <w:tr>
+        <w:tc>
+          <w:tcPr>
+            <w:tcW w:w="3320" w:type="dxa"/>
+          </w:tcPr>
+          <w:p>
+            <w:pPr>
+              <w:ind w:firstLine="0"/>
+              <w:rPr>
+                <w:lang w:val="es-419" w:eastAsia="es-CO"/>
+              </w:rPr>
+            </w:pPr>
+            <w:r>
+              <w:t>Matriz de priorización</w:t>
+            </w:r>
+          </w:p>
+        </w:tc>
+        <w:tc>
+          <w:tcPr>
+            <w:tcW w:w="3321" w:type="dxa"/>
+          </w:tcPr>
+          <w:p>
+            <w:pPr>
+              <w:ind w:firstLine="0"/>
+              <w:rPr>
+                <w:lang w:val="es-419" w:eastAsia="es-CO"/>
+              </w:rPr>
+            </w:pPr>
+            <w:r>
+              <w:t>Mecanismo de análisis que clasifica problemas, necesidades o alternativas mediante criterios establecidos, facilitando la selección de las acciones más relevantes según su impacto y viabilidad.</w:t>
+            </w:r>
+          </w:p>
+        </w:tc>
+        <w:tc>
+          <w:tcPr>
+            <w:tcW w:w="3321" w:type="dxa"/>
+          </w:tcPr>
+          <w:p>
+            <w:pPr>
+              <w:ind w:firstLine="0"/>
+              <w:rPr>
+                <w:lang w:val="es-419" w:eastAsia="es-CO"/>
+              </w:rPr>
+            </w:pPr>
+            <w:r>
+              <w:t>Priorizar las acciones de mejora de un proyecto productivo.</w:t>
+            </w:r>
+          </w:p>
+        </w:tc>
+      </w:tr>
+    </w:tbl>
+    <w:p>
+      <w:pPr>
+        <w:ind w:firstLine="0"/>
+        <w:rPr>
+          <w:lang w:val="es-419" w:eastAsia="es-CO"/>
+        </w:rPr>
+      </w:pPr>
+      <w:r>
+        <w:rPr>
+          <w:lang w:val="es-419" w:eastAsia="es-CO"/>
+        </w:rPr>
+        <w:t>Nota. SENA, (2026).</w:t>
+      </w:r>
+    </w:p>
+    <w:p>
+      <w:pPr>
+        <w:pStyle w:val="Ttulo2"/>
+      </w:pPr>
+      <w:bookmarkStart w:id="11" w:name="_Toc237245668"/>
+      <w:r>
+        <w:t>Importancia</w:t>
+      </w:r>
+      <w:bookmarkEnd w:id="11"/>
+    </w:p>
+    <w:p>
+      <w:pPr>
+        <w:rPr>
+          <w:lang w:val="es-419" w:eastAsia="es-CO"/>
+        </w:rPr>
+      </w:pPr>
+      <w:r>
+        <w:rPr>
+          <w:lang w:val="es-419" w:eastAsia="es-CO"/>
+        </w:rPr>
+        <w:t>El diagnóstico permite comprender el contexto en el que se desarrolla un proyecto y establecer un punto de partida para orientar su evolución. Su elaboración favorece la definición de prioridades, optimiza la planificación de las actividades, facilita la asignación adecuada de los recursos y reduce la posibilidad de adoptar acciones poco pertinentes. Además, fortalece la capacidad de adaptación frente a cambios del entorno y contribuye al mejoramiento continuo de los resultados obtenidos.</w:t>
+      </w:r>
+    </w:p>
+    <w:p>
+      <w:pPr>
+        <w:rPr>
+          <w:lang w:val="es-419" w:eastAsia="es-CO"/>
+        </w:rPr>
+      </w:pPr>
+      <w:r>
+        <w:rPr>
+          <w:lang w:val="es-419" w:eastAsia="es-CO"/>
+        </w:rPr>
+        <w:t xml:space="preserve"> Los elementos más importantes son:</w:t>
+      </w:r>
+    </w:p>
+    <w:p>
+      <w:pPr>
+        <w:pStyle w:val="Prrafodelista"/>
+        <w:numPr>
+          <w:ilvl w:val="0"/>
+          <w:numId w:val="32"/>
+        </w:numPr>
+        <w:rPr>
+          <w:lang w:val="es-419" w:eastAsia="es-CO"/>
+        </w:rPr>
+      </w:pPr>
+      <w:r>
+        <w:rPr>
+          <w:b/>
+          <w:bCs/>
+          <w:lang w:val="es-419" w:eastAsia="es-CO"/>
+        </w:rPr>
+        <w:t>Comprensión del contexto</w:t>
+      </w:r>
+      <w:r>
+        <w:rPr>
+          <w:b/>
+          <w:bCs/>
+          <w:lang w:val="es-419" w:eastAsia="es-CO"/>
+        </w:rPr>
+        <w:t>.</w:t>
+      </w:r>
+      <w:r>
+        <w:rPr>
+          <w:lang w:val="es-419" w:eastAsia="es-CO"/>
+        </w:rPr>
+        <w:t xml:space="preserve"> </w:t>
+      </w:r>
+      <w:r>
+        <w:rPr>
+          <w:lang w:val="es-419" w:eastAsia="es-CO"/>
+        </w:rPr>
+        <w:t xml:space="preserve">Permite reconocer las condiciones del territorio, la comunidad y el sistema productivo para orientar acciones </w:t>
+      </w:r>
+      <w:r>
+        <w:rPr>
+          <w:lang w:val="es-419" w:eastAsia="es-CO"/>
+        </w:rPr>
+        <w:lastRenderedPageBreak/>
+        <w:t>acordes con la realidad del proyecto.</w:t>
+      </w:r>
+      <w:r>
+        <w:rPr>
+          <w:lang w:val="es-419" w:eastAsia="es-CO"/>
+        </w:rPr>
+        <w:t xml:space="preserve"> </w:t>
+      </w:r>
+      <w:r>
+        <w:rPr>
+          <w:b/>
+          <w:bCs/>
+          <w:lang w:val="es-419" w:eastAsia="es-CO"/>
+        </w:rPr>
+        <w:t>Ejemplo</w:t>
+      </w:r>
+      <w:r>
+        <w:rPr>
+          <w:b/>
+          <w:bCs/>
+          <w:lang w:val="es-419" w:eastAsia="es-CO"/>
+        </w:rPr>
+        <w:t xml:space="preserve">s: </w:t>
+      </w:r>
+      <w:r>
+        <w:rPr>
+          <w:lang w:val="es-419" w:eastAsia="es-CO"/>
+        </w:rPr>
+        <w:t>c</w:t>
+      </w:r>
+      <w:r>
+        <w:rPr>
+          <w:lang w:val="es-419" w:eastAsia="es-CO"/>
+        </w:rPr>
+        <w:t>onocer la disponibilidad de agua antes de establecer un cultivo.</w:t>
+      </w:r>
+    </w:p>
+    <w:p>
+      <w:pPr>
+        <w:pStyle w:val="Prrafodelista"/>
+        <w:numPr>
+          <w:ilvl w:val="0"/>
+          <w:numId w:val="32"/>
+        </w:numPr>
+        <w:rPr>
+          <w:lang w:val="es-419" w:eastAsia="es-CO"/>
+        </w:rPr>
+      </w:pPr>
+      <w:r>
+        <w:rPr>
+          <w:b/>
+          <w:bCs/>
+          <w:lang w:val="es-419" w:eastAsia="es-CO"/>
+        </w:rPr>
+        <w:t>Priorización de acciones</w:t>
+      </w:r>
+      <w:r>
+        <w:rPr>
+          <w:lang w:val="es-419" w:eastAsia="es-CO"/>
+        </w:rPr>
+        <w:t xml:space="preserve">. </w:t>
+      </w:r>
+      <w:r>
+        <w:rPr>
+          <w:lang w:val="es-419" w:eastAsia="es-CO"/>
+        </w:rPr>
+        <w:t>Facilita ordenar las actividades según su urgencia, impacto y disponibilidad de recursos, favoreciendo una ejecución más organizada y eficiente.</w:t>
+      </w:r>
+      <w:r>
+        <w:rPr>
+          <w:lang w:val="es-419" w:eastAsia="es-CO"/>
+        </w:rPr>
+        <w:t xml:space="preserve"> </w:t>
+      </w:r>
+      <w:r>
+        <w:rPr>
+          <w:b/>
+          <w:bCs/>
+          <w:lang w:val="es-419" w:eastAsia="es-CO"/>
+        </w:rPr>
+        <w:t>Ejemplo</w:t>
+      </w:r>
+      <w:r>
+        <w:rPr>
+          <w:b/>
+          <w:bCs/>
+          <w:lang w:val="es-419" w:eastAsia="es-CO"/>
+        </w:rPr>
+        <w:t>s</w:t>
+      </w:r>
+      <w:r>
+        <w:rPr>
+          <w:lang w:val="es-419" w:eastAsia="es-CO"/>
+        </w:rPr>
+        <w:t>:</w:t>
+      </w:r>
+      <w:r>
+        <w:rPr>
+          <w:lang w:val="es-419" w:eastAsia="es-CO"/>
+        </w:rPr>
+        <w:t xml:space="preserve"> </w:t>
+      </w:r>
+      <w:r>
+        <w:rPr>
+          <w:lang w:val="es-419" w:eastAsia="es-CO"/>
+        </w:rPr>
+        <w:t>a</w:t>
+      </w:r>
+      <w:r>
+        <w:rPr>
+          <w:lang w:val="es-419" w:eastAsia="es-CO"/>
+        </w:rPr>
+        <w:t>tender primero el mantenimiento del sistema de riego.</w:t>
+      </w:r>
+    </w:p>
+    <w:p>
+      <w:pPr>
+        <w:pStyle w:val="Prrafodelista"/>
+        <w:numPr>
+          <w:ilvl w:val="0"/>
+          <w:numId w:val="32"/>
+        </w:numPr>
+        <w:rPr>
+          <w:lang w:val="es-419" w:eastAsia="es-CO"/>
+        </w:rPr>
+      </w:pPr>
+      <w:r>
+        <w:rPr>
+          <w:b/>
+          <w:bCs/>
+          <w:lang w:val="es-419" w:eastAsia="es-CO"/>
+        </w:rPr>
+        <w:t>Optimización de recursos</w:t>
+      </w:r>
+      <w:r>
+        <w:rPr>
+          <w:b/>
+          <w:bCs/>
+          <w:lang w:val="es-419" w:eastAsia="es-CO"/>
+        </w:rPr>
+        <w:t>.</w:t>
+      </w:r>
+      <w:r>
+        <w:rPr>
+          <w:lang w:val="es-419" w:eastAsia="es-CO"/>
+        </w:rPr>
+        <w:t xml:space="preserve"> </w:t>
+      </w:r>
+      <w:r>
+        <w:rPr>
+          <w:lang w:val="es-419" w:eastAsia="es-CO"/>
+        </w:rPr>
+        <w:t>Favorece el aprovechamiento adecuado de los recursos disponibles, evitando desperdicios y mejorando el rendimiento de las actividades programadas.</w:t>
+      </w:r>
+      <w:r>
+        <w:rPr>
+          <w:lang w:val="es-419" w:eastAsia="es-CO"/>
+        </w:rPr>
+        <w:t xml:space="preserve"> </w:t>
+      </w:r>
+      <w:r>
+        <w:rPr>
+          <w:b/>
+          <w:bCs/>
+          <w:lang w:val="es-419" w:eastAsia="es-CO"/>
+        </w:rPr>
+        <w:t>Ejemplo</w:t>
+      </w:r>
+      <w:r>
+        <w:rPr>
+          <w:b/>
+          <w:bCs/>
+          <w:lang w:val="es-419" w:eastAsia="es-CO"/>
+        </w:rPr>
+        <w:t>s</w:t>
+      </w:r>
+      <w:r>
+        <w:rPr>
+          <w:lang w:val="es-419" w:eastAsia="es-CO"/>
+        </w:rPr>
+        <w:t>:</w:t>
+      </w:r>
+      <w:r>
+        <w:rPr>
+          <w:lang w:val="es-419" w:eastAsia="es-CO"/>
+        </w:rPr>
+        <w:t xml:space="preserve"> </w:t>
+      </w:r>
+      <w:r>
+        <w:rPr>
+          <w:lang w:val="es-419" w:eastAsia="es-CO"/>
+        </w:rPr>
+        <w:t>d</w:t>
+      </w:r>
+      <w:r>
+        <w:rPr>
+          <w:lang w:val="es-419" w:eastAsia="es-CO"/>
+        </w:rPr>
+        <w:t>istribuir el presupuesto entre insumos y asistencia técnica.</w:t>
+      </w:r>
+    </w:p>
+    <w:p>
+      <w:pPr>
+        <w:pStyle w:val="Prrafodelista"/>
+        <w:numPr>
+          <w:ilvl w:val="0"/>
+          <w:numId w:val="32"/>
+        </w:numPr>
+        <w:rPr>
+          <w:lang w:val="es-419" w:eastAsia="es-CO"/>
+        </w:rPr>
+      </w:pPr>
+      <w:r>
+        <w:rPr>
+          <w:b/>
+          <w:bCs/>
+          <w:lang w:val="es-419" w:eastAsia="es-CO"/>
+        </w:rPr>
+        <w:t>Prevención de riesgos</w:t>
+      </w:r>
+      <w:r>
+        <w:rPr>
+          <w:b/>
+          <w:bCs/>
+          <w:lang w:val="es-419" w:eastAsia="es-CO"/>
+        </w:rPr>
+        <w:t>.</w:t>
+      </w:r>
+      <w:r>
+        <w:rPr>
+          <w:lang w:val="es-419" w:eastAsia="es-CO"/>
+        </w:rPr>
+        <w:t xml:space="preserve"> </w:t>
+      </w:r>
+      <w:r>
+        <w:rPr>
+          <w:lang w:val="es-419" w:eastAsia="es-CO"/>
+        </w:rPr>
+        <w:t>Permite anticipar situaciones que pueden afectar el desarrollo del proyecto y establecer medidas para reducir sus posibles consecuencias.</w:t>
+      </w:r>
+      <w:r>
+        <w:rPr>
+          <w:lang w:val="es-419" w:eastAsia="es-CO"/>
+        </w:rPr>
+        <w:t xml:space="preserve"> </w:t>
+      </w:r>
+      <w:r>
+        <w:rPr>
+          <w:b/>
+          <w:bCs/>
+          <w:lang w:val="es-419" w:eastAsia="es-CO"/>
+        </w:rPr>
+        <w:t>Ejemplo</w:t>
+      </w:r>
+      <w:r>
+        <w:rPr>
+          <w:b/>
+          <w:bCs/>
+          <w:lang w:val="es-419" w:eastAsia="es-CO"/>
+        </w:rPr>
+        <w:t>s:</w:t>
+      </w:r>
+      <w:r>
+        <w:rPr>
+          <w:lang w:val="es-419" w:eastAsia="es-CO"/>
+        </w:rPr>
+        <w:t xml:space="preserve"> </w:t>
+      </w:r>
+      <w:r>
+        <w:rPr>
+          <w:lang w:val="es-419" w:eastAsia="es-CO"/>
+        </w:rPr>
+        <w:t>i</w:t>
+      </w:r>
+      <w:r>
+        <w:rPr>
+          <w:lang w:val="es-419" w:eastAsia="es-CO"/>
+        </w:rPr>
+        <w:t>mplementar drenajes antes de la temporada de lluvias.</w:t>
+      </w:r>
+    </w:p>
+    <w:p>
+      <w:pPr>
+        <w:pStyle w:val="Prrafodelista"/>
+        <w:numPr>
+          <w:ilvl w:val="0"/>
+          <w:numId w:val="32"/>
+        </w:numPr>
+        <w:rPr>
+          <w:lang w:val="es-419" w:eastAsia="es-CO"/>
+        </w:rPr>
+      </w:pPr>
+      <w:r>
+        <w:rPr>
+          <w:b/>
+          <w:bCs/>
+          <w:lang w:val="es-419" w:eastAsia="es-CO"/>
+        </w:rPr>
+        <w:t>Seguimiento y evaluación</w:t>
+      </w:r>
+      <w:r>
+        <w:rPr>
+          <w:lang w:val="es-419" w:eastAsia="es-CO"/>
+        </w:rPr>
+        <w:t xml:space="preserve">. </w:t>
+      </w:r>
+      <w:r>
+        <w:rPr>
+          <w:lang w:val="es-419" w:eastAsia="es-CO"/>
+        </w:rPr>
+        <w:t>Facilita verificar el cumplimiento de las actividades y valorar los resultados obtenidos para realizar ajustes cuando sean necesarios.</w:t>
+      </w:r>
+      <w:r>
+        <w:rPr>
+          <w:lang w:val="es-419" w:eastAsia="es-CO"/>
+        </w:rPr>
+        <w:t xml:space="preserve"> </w:t>
+      </w:r>
+      <w:r>
+        <w:rPr>
+          <w:b/>
+          <w:bCs/>
+          <w:lang w:val="es-419" w:eastAsia="es-CO"/>
+        </w:rPr>
+        <w:t>Ejemplo</w:t>
+      </w:r>
+      <w:r>
+        <w:rPr>
+          <w:b/>
+          <w:bCs/>
+          <w:lang w:val="es-419" w:eastAsia="es-CO"/>
+        </w:rPr>
+        <w:t>s:</w:t>
+      </w:r>
+      <w:r>
+        <w:rPr>
+          <w:lang w:val="es-419" w:eastAsia="es-CO"/>
+        </w:rPr>
+        <w:t xml:space="preserve"> </w:t>
+      </w:r>
+      <w:r>
+        <w:rPr>
+          <w:lang w:val="es-419" w:eastAsia="es-CO"/>
+        </w:rPr>
+        <w:t>c</w:t>
+      </w:r>
+      <w:r>
+        <w:rPr>
+          <w:lang w:val="es-419" w:eastAsia="es-CO"/>
+        </w:rPr>
+        <w:t>omparar la producción obtenida con la meta establecida.</w:t>
+      </w:r>
+    </w:p>
+    <w:p>
+      <w:pPr>
+        <w:pStyle w:val="Prrafodelista"/>
+        <w:numPr>
+          <w:ilvl w:val="0"/>
+          <w:numId w:val="32"/>
+        </w:numPr>
+        <w:rPr>
+          <w:lang w:val="es-419" w:eastAsia="es-CO"/>
+        </w:rPr>
+      </w:pPr>
+      <w:r>
+        <w:rPr>
+          <w:b/>
+          <w:bCs/>
+          <w:lang w:val="es-419" w:eastAsia="es-CO"/>
+        </w:rPr>
+        <w:t>Mejoramiento continuo</w:t>
+      </w:r>
+      <w:r>
+        <w:rPr>
+          <w:lang w:val="es-419" w:eastAsia="es-CO"/>
+        </w:rPr>
+        <w:t xml:space="preserve">. </w:t>
+      </w:r>
+      <w:r>
+        <w:rPr>
+          <w:lang w:val="es-419" w:eastAsia="es-CO"/>
+        </w:rPr>
+        <w:t>Promueve la incorporación permanente de ajustes que incrementen la eficiencia, la productividad y la sostenibilidad del proyecto.</w:t>
+      </w:r>
+      <w:r>
+        <w:rPr>
+          <w:lang w:val="es-419" w:eastAsia="es-CO"/>
+        </w:rPr>
+        <w:t xml:space="preserve"> </w:t>
+      </w:r>
+      <w:r>
+        <w:rPr>
+          <w:b/>
+          <w:bCs/>
+          <w:lang w:val="es-419" w:eastAsia="es-CO"/>
+        </w:rPr>
+        <w:t>Ejemplo</w:t>
+      </w:r>
+      <w:r>
+        <w:rPr>
+          <w:b/>
+          <w:bCs/>
+          <w:lang w:val="es-419" w:eastAsia="es-CO"/>
+        </w:rPr>
+        <w:t>s:</w:t>
+      </w:r>
+      <w:r>
+        <w:rPr>
+          <w:lang w:val="es-419" w:eastAsia="es-CO"/>
+        </w:rPr>
+        <w:t xml:space="preserve"> </w:t>
+      </w:r>
+      <w:r>
+        <w:rPr>
+          <w:lang w:val="es-419" w:eastAsia="es-CO"/>
+        </w:rPr>
+        <w:t>a</w:t>
+      </w:r>
+      <w:r>
+        <w:rPr>
+          <w:lang w:val="es-419" w:eastAsia="es-CO"/>
+        </w:rPr>
+        <w:t>doptar nuevas prácticas para mejorar el rendimiento del cultivo.</w:t>
+      </w:r>
+    </w:p>
+    <w:p>
+      <w:pPr>
+        <w:spacing w:before="0" w:after="160" w:line="259" w:lineRule="auto"/>
+        <w:ind w:firstLine="0"/>
+        <w:rPr>
+          <w:lang w:val="es-419" w:eastAsia="es-CO"/>
+        </w:rPr>
+      </w:pPr>
+      <w:r>
+        <w:rPr>
+          <w:lang w:val="es-419" w:eastAsia="es-CO"/>
+        </w:rPr>
+        <w:br w:type="page"/>
+      </w:r>
+    </w:p>
+    <w:p>
+      <w:pPr>
+        <w:pStyle w:val="Ttulo1"/>
+      </w:pPr>
+      <w:bookmarkStart w:id="12" w:name="_Toc237245669"/>
+      <w:r>
+        <w:lastRenderedPageBreak/>
+        <w:t>Plan de acción estratégico</w:t>
+      </w:r>
+      <w:bookmarkEnd w:id="12"/>
+    </w:p>
+    <w:p>
+      <w:pPr>
+        <w:rPr>
+          <w:lang w:val="es-419" w:eastAsia="es-CO"/>
+        </w:rPr>
+      </w:pPr>
+      <w:r>
+        <w:rPr>
+          <w:lang w:val="es-419" w:eastAsia="es-CO"/>
+        </w:rPr>
+        <w:t>A partir de la información obtenida durante la evaluación y el diagnóstico, resulta necesario organizar acciones que respondan de manera coherente a las necesidades y oportunidades identificadas. Este proceso permite orientar los esfuerzos de la comunidad, optimizar el aprovechamiento de los recursos disponibles y fortalecer el desarrollo de iniciativas agropecuarias mediante actividades planificadas, responsables y acordes con las condiciones del territorio y los objetivos del proyecto.</w:t>
+      </w:r>
+    </w:p>
+    <w:p>
+      <w:pPr>
+        <w:pStyle w:val="Ttulo2"/>
+      </w:pPr>
+      <w:bookmarkStart w:id="13" w:name="_Toc237245670"/>
+      <w:r>
+        <w:t>Concepto</w:t>
+      </w:r>
+      <w:bookmarkEnd w:id="13"/>
+    </w:p>
+    <w:p>
+      <w:pPr>
+        <w:rPr>
+          <w:lang w:val="es-419" w:eastAsia="es-CO"/>
+        </w:rPr>
+      </w:pPr>
+      <w:r>
+        <w:rPr>
+          <w:lang w:val="es-419" w:eastAsia="es-CO"/>
+        </w:rPr>
+        <w:t>El plan de acción estratégico es un instrumento de organización que establece las actividades, los responsables, los recursos, los tiempos y los mecanismos de seguimiento necesarios para alcanzar los objetivos de un proyecto. Su elaboración permite coordinar esfuerzos, orientar la ejecución de las acciones priorizadas y facilitar el cumplimiento de los resultados esperados de manera organizada, eficiente y sostenible.</w:t>
+      </w:r>
+    </w:p>
+    <w:p>
+      <w:pPr>
+        <w:pStyle w:val="Ttulo2"/>
+      </w:pPr>
+      <w:bookmarkStart w:id="14" w:name="_Toc237245671"/>
+      <w:r>
+        <w:t>Elementos</w:t>
+      </w:r>
+      <w:bookmarkEnd w:id="14"/>
+    </w:p>
+    <w:p>
+      <w:pPr>
+        <w:rPr>
+          <w:lang w:val="es-419" w:eastAsia="es-CO"/>
+        </w:rPr>
+      </w:pPr>
+      <w:r>
+        <w:rPr>
+          <w:lang w:val="es-419" w:eastAsia="es-CO"/>
+        </w:rPr>
+        <w:t>Un plan de acción estratégico está conformado por elementos que permiten estructurar, organizar y controlar la ejecución de las acciones necesarias para alcanzar los objetivos del proyecto. La integración de estos componentes facilita la coordinación de actividades, el seguimiento de los avances y la evaluación de los resultados obtenidos. Los siguientes elementos favorecen una adecuada ejecución, facilitan el seguimiento de los avances y contribuyen al uso eficiente de los recursos disponibles.</w:t>
+      </w:r>
+    </w:p>
+    <w:p>
+      <w:pPr>
+        <w:pStyle w:val="Prrafodelista"/>
+        <w:numPr>
+          <w:ilvl w:val="0"/>
+          <w:numId w:val="33"/>
+        </w:numPr>
+        <w:rPr>
+          <w:lang w:val="es-419" w:eastAsia="es-CO"/>
+        </w:rPr>
+      </w:pPr>
+      <w:r>
+        <w:rPr>
+          <w:b/>
+          <w:bCs/>
+          <w:lang w:val="es-419" w:eastAsia="es-CO"/>
+        </w:rPr>
+        <w:t>Situación o necesidad identificada</w:t>
+      </w:r>
+      <w:r>
+        <w:rPr>
+          <w:lang w:val="es-419" w:eastAsia="es-CO"/>
+        </w:rPr>
+        <w:t xml:space="preserve">. </w:t>
+      </w:r>
+      <w:r>
+        <w:rPr>
+          <w:lang w:val="es-419" w:eastAsia="es-CO"/>
+        </w:rPr>
+        <w:t>Describe el problema, la oportunidad o la necesidad que motiva la formulación de las acciones del proyecto.</w:t>
+      </w:r>
+      <w:r>
+        <w:rPr>
+          <w:lang w:val="es-419" w:eastAsia="es-CO"/>
+        </w:rPr>
+        <w:tab/>
+        <w:t xml:space="preserve"> </w:t>
+      </w:r>
+    </w:p>
+    <w:p>
+      <w:pPr>
+        <w:pStyle w:val="Prrafodelista"/>
+        <w:numPr>
+          <w:ilvl w:val="0"/>
+          <w:numId w:val="33"/>
+        </w:numPr>
+        <w:rPr>
+          <w:lang w:val="es-419" w:eastAsia="es-CO"/>
+        </w:rPr>
+      </w:pPr>
+      <w:r>
+        <w:rPr>
+          <w:b/>
+          <w:bCs/>
+          <w:lang w:val="es-419" w:eastAsia="es-CO"/>
+        </w:rPr>
+        <w:lastRenderedPageBreak/>
+        <w:t>Objetivos definidos</w:t>
+      </w:r>
+      <w:r>
+        <w:rPr>
+          <w:lang w:val="es-419" w:eastAsia="es-CO"/>
+        </w:rPr>
+        <w:t xml:space="preserve">. </w:t>
+      </w:r>
+      <w:r>
+        <w:rPr>
+          <w:lang w:val="es-419" w:eastAsia="es-CO"/>
+        </w:rPr>
+        <w:t>Establece metas claras y alcanzables que orientan el desarrollo de las actividades y facilitan la evaluación de los resultados obtenidos.</w:t>
+      </w:r>
+      <w:r>
+        <w:rPr>
+          <w:lang w:val="es-419" w:eastAsia="es-CO"/>
+        </w:rPr>
+        <w:tab/>
+        <w:t xml:space="preserve"> </w:t>
+      </w:r>
+    </w:p>
+    <w:p>
+      <w:pPr>
+        <w:pStyle w:val="Prrafodelista"/>
+        <w:numPr>
+          <w:ilvl w:val="0"/>
+          <w:numId w:val="33"/>
+        </w:numPr>
+        <w:rPr>
+          <w:lang w:val="es-419" w:eastAsia="es-CO"/>
+        </w:rPr>
+      </w:pPr>
+      <w:r>
+        <w:rPr>
+          <w:b/>
+          <w:bCs/>
+          <w:lang w:val="es-419" w:eastAsia="es-CO"/>
+        </w:rPr>
+        <w:t>Actividades organizadas</w:t>
+      </w:r>
+      <w:r>
+        <w:rPr>
+          <w:lang w:val="es-419" w:eastAsia="es-CO"/>
+        </w:rPr>
+        <w:t xml:space="preserve">. </w:t>
+      </w:r>
+      <w:r>
+        <w:rPr>
+          <w:lang w:val="es-419" w:eastAsia="es-CO"/>
+        </w:rPr>
+        <w:t>Ordena las acciones según su secuencia lógica para favorecer una ejecución coordinada y el cumplimiento oportuno de las tareas programadas.</w:t>
+      </w:r>
+      <w:r>
+        <w:rPr>
+          <w:lang w:val="es-419" w:eastAsia="es-CO"/>
+        </w:rPr>
+        <w:tab/>
+        <w:t xml:space="preserve"> </w:t>
+      </w:r>
+    </w:p>
+    <w:p>
+      <w:pPr>
+        <w:pStyle w:val="Prrafodelista"/>
+        <w:numPr>
+          <w:ilvl w:val="0"/>
+          <w:numId w:val="33"/>
+        </w:numPr>
+        <w:rPr>
+          <w:lang w:val="es-419" w:eastAsia="es-CO"/>
+        </w:rPr>
+      </w:pPr>
+      <w:r>
+        <w:rPr>
+          <w:b/>
+          <w:bCs/>
+          <w:lang w:val="es-419" w:eastAsia="es-CO"/>
+        </w:rPr>
+        <w:t>Asignación de responsables</w:t>
+      </w:r>
+      <w:r>
+        <w:rPr>
+          <w:lang w:val="es-419" w:eastAsia="es-CO"/>
+        </w:rPr>
+        <w:t xml:space="preserve">. </w:t>
+      </w:r>
+      <w:r>
+        <w:rPr>
+          <w:lang w:val="es-419" w:eastAsia="es-CO"/>
+        </w:rPr>
+        <w:t>Define las personas o grupos encargados de cada actividad, promoviendo el compromiso y la distribución adecuada de las responsabilidades.</w:t>
+      </w:r>
+      <w:r>
+        <w:rPr>
+          <w:lang w:val="es-419" w:eastAsia="es-CO"/>
+        </w:rPr>
+        <w:tab/>
+      </w:r>
+    </w:p>
+    <w:p>
+      <w:pPr>
+        <w:pStyle w:val="Prrafodelista"/>
+        <w:numPr>
+          <w:ilvl w:val="0"/>
+          <w:numId w:val="33"/>
+        </w:numPr>
+        <w:rPr>
+          <w:lang w:val="es-419" w:eastAsia="es-CO"/>
+        </w:rPr>
+      </w:pPr>
+      <w:r>
+        <w:rPr>
+          <w:b/>
+          <w:bCs/>
+          <w:lang w:val="es-419" w:eastAsia="es-CO"/>
+        </w:rPr>
+        <w:t>Cronograma de ejecución</w:t>
+      </w:r>
+      <w:r>
+        <w:rPr>
+          <w:lang w:val="es-419" w:eastAsia="es-CO"/>
+        </w:rPr>
+        <w:t xml:space="preserve">. </w:t>
+      </w:r>
+      <w:r>
+        <w:rPr>
+          <w:lang w:val="es-419" w:eastAsia="es-CO"/>
+        </w:rPr>
+        <w:t>Determina los tiempos previstos para desarrollar cada actividad, facilitando el control del avance y el cumplimiento de los plazos establecidos.</w:t>
+      </w:r>
+      <w:r>
+        <w:rPr>
+          <w:lang w:val="es-419" w:eastAsia="es-CO"/>
+        </w:rPr>
+        <w:tab/>
+        <w:t xml:space="preserve"> </w:t>
+      </w:r>
+    </w:p>
+    <w:p>
+      <w:pPr>
+        <w:pStyle w:val="Prrafodelista"/>
+        <w:numPr>
+          <w:ilvl w:val="0"/>
+          <w:numId w:val="33"/>
+        </w:numPr>
+        <w:rPr>
+          <w:lang w:val="es-419" w:eastAsia="es-CO"/>
+        </w:rPr>
+      </w:pPr>
+      <w:r>
+        <w:rPr>
+          <w:b/>
+          <w:bCs/>
+          <w:lang w:val="es-419" w:eastAsia="es-CO"/>
+        </w:rPr>
+        <w:t>Recursos identificados</w:t>
+      </w:r>
+      <w:r>
+        <w:rPr>
+          <w:lang w:val="es-419" w:eastAsia="es-CO"/>
+        </w:rPr>
+        <w:t xml:space="preserve">. </w:t>
+      </w:r>
+      <w:r>
+        <w:rPr>
+          <w:lang w:val="es-419" w:eastAsia="es-CO"/>
+        </w:rPr>
+        <w:t>Relaciona los recursos humanos, técnicos, materiales y financieros necesarios para ejecutar las actividades de manera eficiente.</w:t>
+      </w:r>
+      <w:r>
+        <w:rPr>
+          <w:lang w:val="es-419" w:eastAsia="es-CO"/>
+        </w:rPr>
+        <w:tab/>
+        <w:t xml:space="preserve"> </w:t>
+      </w:r>
+    </w:p>
+    <w:p>
+      <w:pPr>
+        <w:pStyle w:val="Prrafodelista"/>
+        <w:numPr>
+          <w:ilvl w:val="0"/>
+          <w:numId w:val="33"/>
+        </w:numPr>
+        <w:rPr>
+          <w:lang w:val="es-419" w:eastAsia="es-CO"/>
+        </w:rPr>
+      </w:pPr>
+      <w:r>
+        <w:rPr>
+          <w:b/>
+          <w:bCs/>
+          <w:lang w:val="es-419" w:eastAsia="es-CO"/>
+        </w:rPr>
+        <w:t>Seguimiento y evaluación</w:t>
+      </w:r>
+      <w:r>
+        <w:rPr>
+          <w:lang w:val="es-419" w:eastAsia="es-CO"/>
+        </w:rPr>
+        <w:t xml:space="preserve">. </w:t>
+      </w:r>
+      <w:r>
+        <w:rPr>
+          <w:lang w:val="es-419" w:eastAsia="es-CO"/>
+        </w:rPr>
+        <w:t>Incorpora mecanismos para verificar el avance de las actividades, valorar los resultados alcanzados y realizar ajustes cuando sean necesarios.</w:t>
+      </w:r>
+    </w:p>
+    <w:p>
+      <w:pPr>
+        <w:pStyle w:val="Prrafodelista"/>
+        <w:numPr>
+          <w:ilvl w:val="0"/>
+          <w:numId w:val="33"/>
+        </w:numPr>
+        <w:rPr>
+          <w:lang w:val="es-419" w:eastAsia="es-CO"/>
+        </w:rPr>
+      </w:pPr>
+      <w:r>
+        <w:rPr>
+          <w:b/>
+          <w:bCs/>
+          <w:lang w:val="es-419" w:eastAsia="es-CO"/>
+        </w:rPr>
+        <w:t>Resultados esperados</w:t>
+      </w:r>
+      <w:r>
+        <w:rPr>
+          <w:lang w:val="es-419" w:eastAsia="es-CO"/>
+        </w:rPr>
+        <w:t xml:space="preserve">. </w:t>
+      </w:r>
+      <w:r>
+        <w:rPr>
+          <w:lang w:val="es-419" w:eastAsia="es-CO"/>
+        </w:rPr>
+        <w:t>Describe los productos, logros o cambios que se espera obtener al finalizar la ejecución del plan de acción estratégico.</w:t>
+      </w:r>
+      <w:r>
+        <w:rPr>
+          <w:lang w:val="es-419" w:eastAsia="es-CO"/>
+        </w:rPr>
+        <w:tab/>
+        <w:t xml:space="preserve"> </w:t>
+      </w:r>
+    </w:p>
+    <w:p>
+      <w:pPr>
+        <w:pStyle w:val="Ttulo2"/>
+      </w:pPr>
+      <w:bookmarkStart w:id="15" w:name="_Toc237245672"/>
+      <w:r>
+        <w:t>Procedimiento de elaboración</w:t>
+      </w:r>
+      <w:bookmarkEnd w:id="15"/>
+      <w:r>
+        <w:t xml:space="preserve"> </w:t>
+      </w:r>
+    </w:p>
+    <w:p>
+      <w:pPr>
+        <w:rPr>
+          <w:lang w:val="es-419" w:eastAsia="es-CO"/>
+        </w:rPr>
+      </w:pPr>
+      <w:r>
+        <w:rPr>
+          <w:lang w:val="es-419" w:eastAsia="es-CO"/>
+        </w:rPr>
+        <w:t xml:space="preserve">El procedimiento para elaborar un plan de acción estratégico comprende una secuencia organizada de actividades que permiten transformar la información obtenida durante el diagnóstico en acciones concretas y viables. Su desarrollo facilita la </w:t>
+      </w:r>
+      <w:r>
+        <w:rPr>
+          <w:lang w:val="es-419" w:eastAsia="es-CO"/>
+        </w:rPr>
+        <w:lastRenderedPageBreak/>
+        <w:t>definición de prioridades, la organización de recursos, la asignación de responsabilidades y el establecimiento de mecanismos de seguimiento, favoreciendo una ejecución coordinada y orientada al cumplimiento de los objetivos del proyecto agropecuario.</w:t>
+      </w:r>
+    </w:p>
+    <w:p>
+      <w:pPr>
+        <w:rPr>
+          <w:lang w:val="es-419" w:eastAsia="es-CO"/>
+        </w:rPr>
+      </w:pPr>
+      <w:r>
+        <w:rPr>
+          <w:lang w:val="es-419" w:eastAsia="es-CO"/>
+        </w:rPr>
+        <w:t>Los pasos para elaborar un plan de acción estratégico, con la información recolectada es el siguiente:</w:t>
+      </w:r>
+    </w:p>
+    <w:p>
+      <w:pPr>
+        <w:pStyle w:val="Figura"/>
+      </w:pPr>
+      <w:r>
+        <w:t>Procedimiento de elaboración de un plan de acción estratégico</w:t>
+      </w:r>
+    </w:p>
+    <w:p>
+      <w:pPr>
+        <w:jc w:val="center"/>
+        <w:rPr>
+          <w:lang w:val="es-419" w:eastAsia="es-CO"/>
+        </w:rPr>
+      </w:pPr>
+      <w:r>
+        <w:rPr>
+          <w:noProof/>
+          <w:lang w:val="es-419" w:eastAsia="es-CO"/>
+        </w:rPr>
+        <w:drawing>
+          <wp:inline distT="0" distB="0" distL="0" distR="0" wp14:anchorId="598773EB" wp14:editId="7D173BAC">
+            <wp:extent cx="5400000" cy="1371661"/>
+            <wp:effectExtent l="0" t="0" r="0" b="0"/>
+            <wp:docPr id="1250640771" name="Gráfico 6" descr="La figura presenta el procedimiento para elaborar un plan de acción estratégico mediante una secuencia de seis pasos. El contenido muestra el análisis del diagnóstico, la priorización de necesidades, la definición de estrategias, la estructuración del plan, la validación de la propuesta y la implementación de las acciones. Cada etapa está representada con un ícono y una breve descripción que explica su propósito dentro del proceso de organización y ejecución de un proyecto agropecuario comunitario."/>
+            <wp:cNvGraphicFramePr>
+              <a:graphicFrameLocks xmlns:a="http://schemas.openxmlformats.org/drawingml/2006/main" noChangeAspect="1"/>
+            </wp:cNvGraphicFramePr>
+            <a:graphic xmlns:a="http://schemas.openxmlformats.org/drawingml/2006/main">
+              <a:graphicData uri="http://schemas.openxmlformats.org/drawingml/2006/picture">
+                <pic:pic xmlns:pic="http://schemas.openxmlformats.org/drawingml/2006/picture">
+                  <pic:nvPicPr>
+                    <pic:cNvPr id="1250640771" name="Gráfico 6" descr="La figura presenta el procedimiento para elaborar un plan de acción estratégico mediante una secuencia de seis pasos. El contenido muestra el análisis del diagnóstico, la priorización de necesidades, la definición de estrategias, la estructuración del plan, la validación de la propuesta y la implementación de las acciones. Cada etapa está representada con un ícono y una breve descripción que explica su propósito dentro del proceso de organización y ejecución de un proyecto agropecuario comunitario."/>
+                    <pic:cNvPicPr/>
+                  </pic:nvPicPr>
+                  <pic:blipFill>
+                    <a:blip r:embed="rId36">
+                      <a:extLst>
+                        <a:ext uri="{96DAC541-7B7A-43D3-8B79-37D633B846F1}">
+                          <asvg:svgBlip xmlns:asvg="http://schemas.microsoft.com/office/drawing/2016/SVG/main" r:embed="rId37"/>
+                        </a:ext>
+                      </a:extLst>
+                    </a:blip>
+                    <a:stretch>
+                      <a:fillRect/>
+                    </a:stretch>
+                  </pic:blipFill>
+                  <pic:spPr>
+                    <a:xfrm>
+                      <a:off x="0" y="0"/>
+                      <a:ext cx="5400000" cy="1371661"/>
+                    </a:xfrm>
+                    <a:prstGeom prst="rect">
+                      <a:avLst/>
+                    </a:prstGeom>
+                  </pic:spPr>
+                </pic:pic>
+              </a:graphicData>
+            </a:graphic>
+          </wp:inline>
+        </w:drawing>
+      </w:r>
+    </w:p>
+    <w:p>
+      <w:pPr>
+        <w:rPr>
+          <w:lang w:val="es-419" w:eastAsia="es-CO"/>
+        </w:rPr>
+      </w:pPr>
+      <w:r>
+        <w:rPr>
+          <w:lang w:val="es-419" w:eastAsia="es-CO"/>
+        </w:rPr>
+        <w:t>Nota. SENA, (2026).</w:t>
+      </w:r>
+    </w:p>
+    <w:p>
+      <w:pPr>
+        <w:pStyle w:val="Ttulo2"/>
+      </w:pPr>
+      <w:bookmarkStart w:id="16" w:name="_Toc237245673"/>
+      <w:r>
+        <w:t>Diligenciamiento</w:t>
+      </w:r>
+      <w:bookmarkEnd w:id="16"/>
+    </w:p>
+    <w:p>
+      <w:pPr>
+        <w:rPr>
+          <w:lang w:val="es-419" w:eastAsia="es-CO"/>
+        </w:rPr>
+      </w:pPr>
+      <w:r>
+        <w:rPr>
+          <w:lang w:val="es-419" w:eastAsia="es-CO"/>
+        </w:rPr>
+        <w:t>El diligenciamiento de un plan de acción estratégico requiere registrar la información de forma clara, organizada y coherente, garantizando que cada elemento del formato refleje las necesidades identificadas, las acciones propuestas y los recursos disponibles. Un adecuado registro facilita la ejecución, el seguimiento y la evaluación del proyecto, fortaleciendo la toma de decisiones y el cumplimiento de los objetivos establecidos. Las técnicas para realizar un buen planteamiento y diligenciamiento son:</w:t>
+      </w:r>
+    </w:p>
+    <w:p>
+      <w:pPr>
+        <w:pStyle w:val="Prrafodelista"/>
+        <w:numPr>
+          <w:ilvl w:val="0"/>
+          <w:numId w:val="34"/>
+        </w:numPr>
+        <w:rPr>
+          <w:b/>
+          <w:bCs/>
+          <w:lang w:val="es-419" w:eastAsia="es-CO"/>
+        </w:rPr>
+      </w:pPr>
+      <w:r>
+        <w:rPr>
+          <w:b/>
+          <w:bCs/>
+          <w:lang w:val="es-419" w:eastAsia="es-CO"/>
+        </w:rPr>
+        <w:t>Registrar información clara</w:t>
+      </w:r>
+    </w:p>
+    <w:p>
+      <w:pPr>
+        <w:ind w:left="1416" w:firstLine="1"/>
+        <w:rPr>
+          <w:lang w:val="es-419" w:eastAsia="es-CO"/>
+        </w:rPr>
+      </w:pPr>
+      <w:r>
+        <w:rPr>
+          <w:lang w:val="es-419" w:eastAsia="es-CO"/>
+        </w:rPr>
+        <w:t>Consignar la información utilizando un lenguaje preciso, comprensible y libre de ambigüedades para facilitar su interpretación.</w:t>
+      </w:r>
+    </w:p>
+    <w:p>
+      <w:pPr>
+        <w:ind w:left="1416" w:firstLine="1"/>
+        <w:rPr>
+          <w:lang w:val="es-419" w:eastAsia="es-CO"/>
+        </w:rPr>
+      </w:pPr>
+      <w:r>
+        <w:rPr>
+          <w:lang w:val="es-419" w:eastAsia="es-CO"/>
+        </w:rPr>
+        <w:lastRenderedPageBreak/>
+        <w:t>Escribir "Implementar un sistema de riego" en lugar de "Mejorar el cultivo".</w:t>
+      </w:r>
+    </w:p>
+    <w:p>
+      <w:pPr>
+        <w:pStyle w:val="Prrafodelista"/>
+        <w:numPr>
+          <w:ilvl w:val="0"/>
+          <w:numId w:val="34"/>
+        </w:numPr>
+        <w:rPr>
+          <w:b/>
+          <w:bCs/>
+          <w:lang w:val="es-419" w:eastAsia="es-CO"/>
+        </w:rPr>
+      </w:pPr>
+      <w:r>
+        <w:rPr>
+          <w:b/>
+          <w:bCs/>
+          <w:lang w:val="es-419" w:eastAsia="es-CO"/>
+        </w:rPr>
+        <w:t>Mantener coherencia</w:t>
+      </w:r>
+    </w:p>
+    <w:p>
+      <w:pPr>
+        <w:ind w:left="1416" w:firstLine="1"/>
+        <w:rPr>
+          <w:lang w:val="es-419" w:eastAsia="es-CO"/>
+        </w:rPr>
+      </w:pPr>
+      <w:r>
+        <w:rPr>
+          <w:lang w:val="es-419" w:eastAsia="es-CO"/>
+        </w:rPr>
+        <w:t>Garantizar que los objetivos, estrategias y actividades guarden relación entre sí y respondan a las necesidades identificadas.</w:t>
+      </w:r>
+    </w:p>
+    <w:p>
+      <w:pPr>
+        <w:ind w:left="1416" w:firstLine="1"/>
+        <w:rPr>
+          <w:lang w:val="es-419" w:eastAsia="es-CO"/>
+        </w:rPr>
+      </w:pPr>
+      <w:r>
+        <w:rPr>
+          <w:lang w:val="es-419" w:eastAsia="es-CO"/>
+        </w:rPr>
+        <w:t>Plantear actividades de capacitación cuando el objetivo es fortalecer las competencias de los productores.</w:t>
+      </w:r>
+    </w:p>
+    <w:p>
+      <w:pPr>
+        <w:pStyle w:val="Prrafodelista"/>
+        <w:numPr>
+          <w:ilvl w:val="0"/>
+          <w:numId w:val="34"/>
+        </w:numPr>
+        <w:rPr>
+          <w:b/>
+          <w:bCs/>
+          <w:lang w:val="es-419" w:eastAsia="es-CO"/>
+        </w:rPr>
+      </w:pPr>
+      <w:r>
+        <w:rPr>
+          <w:b/>
+          <w:bCs/>
+          <w:lang w:val="es-419" w:eastAsia="es-CO"/>
+        </w:rPr>
+        <w:t>Completar los campos</w:t>
+      </w:r>
+    </w:p>
+    <w:p>
+      <w:pPr>
+        <w:ind w:left="1416" w:firstLine="1"/>
+        <w:rPr>
+          <w:lang w:val="es-419" w:eastAsia="es-CO"/>
+        </w:rPr>
+      </w:pPr>
+      <w:r>
+        <w:rPr>
+          <w:lang w:val="es-419" w:eastAsia="es-CO"/>
+        </w:rPr>
+        <w:t>Verificar que cada apartado del formato contenga la información requerida antes de finalizar el documento.</w:t>
+      </w:r>
+    </w:p>
+    <w:p>
+      <w:pPr>
+        <w:ind w:left="1416" w:firstLine="0"/>
+        <w:rPr>
+          <w:lang w:val="es-419" w:eastAsia="es-CO"/>
+        </w:rPr>
+      </w:pPr>
+      <w:r>
+        <w:rPr>
+          <w:lang w:val="es-419" w:eastAsia="es-CO"/>
+        </w:rPr>
+        <w:t>Registrar responsables, cronograma, recursos e indicadores sin dejar espacios vacíos.</w:t>
+      </w:r>
+    </w:p>
+    <w:p>
+      <w:pPr>
+        <w:pStyle w:val="Prrafodelista"/>
+        <w:numPr>
+          <w:ilvl w:val="0"/>
+          <w:numId w:val="34"/>
+        </w:numPr>
+        <w:rPr>
+          <w:b/>
+          <w:bCs/>
+          <w:lang w:val="es-419" w:eastAsia="es-CO"/>
+        </w:rPr>
+      </w:pPr>
+      <w:r>
+        <w:rPr>
+          <w:b/>
+          <w:bCs/>
+          <w:lang w:val="es-419" w:eastAsia="es-CO"/>
+        </w:rPr>
+        <w:t>Utilizar información verificable</w:t>
+      </w:r>
+    </w:p>
+    <w:p>
+      <w:pPr>
+        <w:ind w:left="1416" w:firstLine="1"/>
+        <w:rPr>
+          <w:lang w:val="es-419" w:eastAsia="es-CO"/>
+        </w:rPr>
+      </w:pPr>
+      <w:r>
+        <w:rPr>
+          <w:lang w:val="es-419" w:eastAsia="es-CO"/>
+        </w:rPr>
+        <w:t>Incorporar datos sustentados en el diagnóstico, registros o evidencias que respalden las decisiones tomadas.</w:t>
+      </w:r>
+    </w:p>
+    <w:p>
+      <w:pPr>
+        <w:ind w:left="1417" w:firstLine="0"/>
+        <w:rPr>
+          <w:lang w:val="es-419" w:eastAsia="es-CO"/>
+        </w:rPr>
+      </w:pPr>
+      <w:r>
+        <w:rPr>
+          <w:lang w:val="es-419" w:eastAsia="es-CO"/>
+        </w:rPr>
+        <w:t>Definir actividades a partir de los resultados obtenidos en el diagnóstico del proyecto.</w:t>
+      </w:r>
+    </w:p>
+    <w:p>
+      <w:pPr>
+        <w:pStyle w:val="Prrafodelista"/>
+        <w:numPr>
+          <w:ilvl w:val="0"/>
+          <w:numId w:val="34"/>
+        </w:numPr>
+        <w:rPr>
+          <w:b/>
+          <w:bCs/>
+          <w:lang w:val="es-419" w:eastAsia="es-CO"/>
+        </w:rPr>
+      </w:pPr>
+      <w:r>
+        <w:rPr>
+          <w:b/>
+          <w:bCs/>
+          <w:lang w:val="es-419" w:eastAsia="es-CO"/>
+        </w:rPr>
+        <w:t>Revisar el contenido</w:t>
+      </w:r>
+    </w:p>
+    <w:p>
+      <w:pPr>
+        <w:ind w:left="1416" w:firstLine="1"/>
+        <w:rPr>
+          <w:lang w:val="es-419" w:eastAsia="es-CO"/>
+        </w:rPr>
+      </w:pPr>
+      <w:r>
+        <w:rPr>
+          <w:lang w:val="es-419" w:eastAsia="es-CO"/>
+        </w:rPr>
+        <w:t>Comprobar la exactitud de la información, la ortografía y la consistencia del documento antes de su aprobación.</w:t>
+      </w:r>
+      <w:r>
+        <w:rPr>
+          <w:lang w:val="es-419" w:eastAsia="es-CO"/>
+        </w:rPr>
+        <w:tab/>
+      </w:r>
+    </w:p>
+    <w:p>
+      <w:pPr>
+        <w:ind w:left="1416" w:firstLine="1"/>
+        <w:rPr>
+          <w:lang w:val="es-419" w:eastAsia="es-CO"/>
+        </w:rPr>
+      </w:pPr>
+      <w:r>
+        <w:rPr>
+          <w:lang w:val="es-419" w:eastAsia="es-CO"/>
+        </w:rPr>
+        <w:lastRenderedPageBreak/>
+        <w:t>Corregir fechas, nombres de responsables y errores de redacción antes de presentar el plan.</w:t>
+      </w:r>
+    </w:p>
+    <w:p>
+      <w:pPr>
+        <w:pStyle w:val="Prrafodelista"/>
+        <w:numPr>
+          <w:ilvl w:val="0"/>
+          <w:numId w:val="34"/>
+        </w:numPr>
+        <w:rPr>
+          <w:b/>
+          <w:bCs/>
+          <w:lang w:val="es-419" w:eastAsia="es-CO"/>
+        </w:rPr>
+      </w:pPr>
+      <w:r>
+        <w:rPr>
+          <w:b/>
+          <w:bCs/>
+          <w:lang w:val="es-419" w:eastAsia="es-CO"/>
+        </w:rPr>
+        <w:t>Mantener información actualizada</w:t>
+      </w:r>
+    </w:p>
+    <w:p>
+      <w:pPr>
+        <w:ind w:left="1416" w:firstLine="1"/>
+        <w:rPr>
+          <w:lang w:val="es-419" w:eastAsia="es-CO"/>
+        </w:rPr>
+      </w:pPr>
+      <w:r>
+        <w:rPr>
+          <w:lang w:val="es-419" w:eastAsia="es-CO"/>
+        </w:rPr>
+        <w:t>Modificar la información del plan cuando las condiciones del proyecto cambien o se requieran ajustes durante la ejecución.</w:t>
+      </w:r>
+    </w:p>
+    <w:p>
+      <w:pPr>
+        <w:ind w:left="1416" w:firstLine="1"/>
+        <w:rPr>
+          <w:lang w:val="es-419" w:eastAsia="es-CO"/>
+        </w:rPr>
+      </w:pPr>
+      <w:r>
+        <w:rPr>
+          <w:lang w:val="es-419" w:eastAsia="es-CO"/>
+        </w:rPr>
+        <w:t>Reprogramar una actividad debido a condiciones climáticas que afectan el cronograma.</w:t>
+      </w:r>
+    </w:p>
+    <w:p>
+      <w:pPr>
+        <w:pStyle w:val="Ttulo2"/>
+      </w:pPr>
+      <w:bookmarkStart w:id="17" w:name="_Toc237245674"/>
+      <w:r>
+        <w:t>Importancia</w:t>
+      </w:r>
+      <w:bookmarkEnd w:id="17"/>
+    </w:p>
+    <w:p>
+      <w:pPr>
+        <w:rPr>
+          <w:lang w:val="es-419" w:eastAsia="es-CO"/>
+        </w:rPr>
+      </w:pPr>
+      <w:r>
+        <w:rPr>
+          <w:lang w:val="es-419" w:eastAsia="es-CO"/>
+        </w:rPr>
+        <w:t xml:space="preserve">El plan de acción estratégico es importante porque convierte los resultados del diagnóstico en acciones organizadas y viables que orientan la ejecución de un proyecto agropecuario comunitario. Su aplicación permite establecer prioridades, optimizar el uso de los recursos disponibles, fortalecer la coordinación entre los participantes y respaldar la toma de decisiones durante el desarrollo del proyecto. Asimismo, facilita el seguimiento permanente de las actividades, la evaluación de los resultados alcanzados y la implementación de acciones. </w:t>
+      </w:r>
+    </w:p>
+    <w:p>
+      <w:pPr>
+        <w:rPr>
+          <w:lang w:val="es-419" w:eastAsia="es-CO"/>
+        </w:rPr>
+      </w:pPr>
+      <w:r>
+        <w:rPr>
+          <w:lang w:val="es-419" w:eastAsia="es-CO"/>
+        </w:rPr>
+        <w:t>Los aspectos que enmarcan la importancia de un plan de acción estratégico son los siguientes:</w:t>
+      </w:r>
+    </w:p>
+    <w:p>
+      <w:pPr>
+        <w:pStyle w:val="Prrafodelista"/>
+        <w:numPr>
+          <w:ilvl w:val="0"/>
+          <w:numId w:val="34"/>
+        </w:numPr>
+        <w:rPr>
+          <w:lang w:val="es-419" w:eastAsia="es-CO"/>
+        </w:rPr>
+      </w:pPr>
+      <w:r>
+        <w:rPr>
+          <w:b/>
+          <w:bCs/>
+          <w:lang w:val="es-419" w:eastAsia="es-CO"/>
+        </w:rPr>
+        <w:t>Organización de acciones</w:t>
+      </w:r>
+      <w:r>
+        <w:rPr>
+          <w:lang w:val="es-419" w:eastAsia="es-CO"/>
+        </w:rPr>
+        <w:t xml:space="preserve">. </w:t>
+      </w:r>
+      <w:r>
+        <w:rPr>
+          <w:lang w:val="es-419" w:eastAsia="es-CO"/>
+        </w:rPr>
+        <w:t>Facilitar la ejecución ordenada de las actividades, estableciendo una secuencia lógica que favorece el cumplimiento de los objetivos del proyecto.</w:t>
+      </w:r>
+    </w:p>
+    <w:p>
+      <w:pPr>
+        <w:ind w:left="1416" w:firstLine="1"/>
+        <w:rPr>
+          <w:lang w:val="es-419" w:eastAsia="es-CO"/>
+        </w:rPr>
+      </w:pPr>
+      <w:r>
+        <w:rPr>
+          <w:b/>
+          <w:bCs/>
+          <w:lang w:val="es-419" w:eastAsia="es-CO"/>
+        </w:rPr>
+        <w:t>Ejemplo</w:t>
+      </w:r>
+      <w:r>
+        <w:rPr>
+          <w:lang w:val="es-419" w:eastAsia="es-CO"/>
+        </w:rPr>
+        <w:t>: programar las actividades para establecer un cultivo según las etapas de preparación, siembra y mantenimiento.</w:t>
+      </w:r>
+      <w:r>
+        <w:rPr>
+          <w:lang w:val="es-419" w:eastAsia="es-CO"/>
+        </w:rPr>
+        <w:tab/>
+        <w:t xml:space="preserve"> </w:t>
+      </w:r>
+    </w:p>
+    <w:p>
+      <w:pPr>
+        <w:pStyle w:val="Prrafodelista"/>
+        <w:numPr>
+          <w:ilvl w:val="0"/>
+          <w:numId w:val="34"/>
+        </w:numPr>
+        <w:rPr>
+          <w:lang w:val="es-419" w:eastAsia="es-CO"/>
+        </w:rPr>
+      </w:pPr>
+      <w:r>
+        <w:rPr>
+          <w:b/>
+          <w:bCs/>
+          <w:lang w:val="es-419" w:eastAsia="es-CO"/>
+        </w:rPr>
+        <w:lastRenderedPageBreak/>
+        <w:t>Optimización de recursos</w:t>
+      </w:r>
+      <w:r>
+        <w:rPr>
+          <w:lang w:val="es-419" w:eastAsia="es-CO"/>
+        </w:rPr>
+        <w:t xml:space="preserve">. </w:t>
+      </w:r>
+      <w:r>
+        <w:rPr>
+          <w:lang w:val="es-419" w:eastAsia="es-CO"/>
+        </w:rPr>
+        <w:t>Favorecer el aprovechamiento eficiente de los recursos humanos, técnicos, materiales y financieros disponibles durante la ejecución del proyecto.</w:t>
+      </w:r>
+    </w:p>
+    <w:p>
+      <w:pPr>
+        <w:ind w:left="1416" w:firstLine="1"/>
+        <w:rPr>
+          <w:lang w:val="es-419" w:eastAsia="es-CO"/>
+        </w:rPr>
+      </w:pPr>
+      <w:r>
+        <w:rPr>
+          <w:b/>
+          <w:bCs/>
+          <w:lang w:val="es-419" w:eastAsia="es-CO"/>
+        </w:rPr>
+        <w:t>Ejemplo</w:t>
+      </w:r>
+      <w:r>
+        <w:rPr>
+          <w:lang w:val="es-419" w:eastAsia="es-CO"/>
+        </w:rPr>
+        <w:t>: distribuir el presupuesto entre insumos, herramientas y asistencia técnica.</w:t>
+      </w:r>
+      <w:r>
+        <w:rPr>
+          <w:lang w:val="es-419" w:eastAsia="es-CO"/>
+        </w:rPr>
+        <w:tab/>
+        <w:t xml:space="preserve"> </w:t>
+      </w:r>
+    </w:p>
+    <w:p>
+      <w:pPr>
+        <w:pStyle w:val="Prrafodelista"/>
+        <w:numPr>
+          <w:ilvl w:val="0"/>
+          <w:numId w:val="34"/>
+        </w:numPr>
+        <w:rPr>
+          <w:lang w:val="es-419" w:eastAsia="es-CO"/>
+        </w:rPr>
+      </w:pPr>
+      <w:r>
+        <w:rPr>
+          <w:b/>
+          <w:bCs/>
+          <w:lang w:val="es-419" w:eastAsia="es-CO"/>
+        </w:rPr>
+        <w:t>Toma de decisiones</w:t>
+      </w:r>
+      <w:r>
+        <w:rPr>
+          <w:lang w:val="es-419" w:eastAsia="es-CO"/>
+        </w:rPr>
+        <w:t xml:space="preserve">. </w:t>
+      </w:r>
+      <w:r>
+        <w:rPr>
+          <w:lang w:val="es-419" w:eastAsia="es-CO"/>
+        </w:rPr>
+        <w:t>Proporcionar información organizada que facilita la selección de alternativas para atender las necesidades del proyecto.</w:t>
+      </w:r>
+    </w:p>
+    <w:p>
+      <w:pPr>
+        <w:ind w:left="707"/>
+        <w:rPr>
+          <w:lang w:val="es-419" w:eastAsia="es-CO"/>
+        </w:rPr>
+      </w:pPr>
+      <w:r>
+        <w:rPr>
+          <w:b/>
+          <w:bCs/>
+          <w:lang w:val="es-419" w:eastAsia="es-CO"/>
+        </w:rPr>
+        <w:t>Ejemplo</w:t>
+      </w:r>
+      <w:r>
+        <w:rPr>
+          <w:lang w:val="es-419" w:eastAsia="es-CO"/>
+        </w:rPr>
+        <w:t>: a</w:t>
+      </w:r>
+      <w:r>
+        <w:rPr>
+          <w:lang w:val="es-419" w:eastAsia="es-CO"/>
+        </w:rPr>
+        <w:t>justar las actividades ante cambios en las condiciones climáticas.</w:t>
+      </w:r>
+    </w:p>
+    <w:p>
+      <w:pPr>
+        <w:pStyle w:val="Prrafodelista"/>
+        <w:numPr>
+          <w:ilvl w:val="0"/>
+          <w:numId w:val="34"/>
+        </w:numPr>
+        <w:rPr>
+          <w:lang w:val="es-419" w:eastAsia="es-CO"/>
+        </w:rPr>
+      </w:pPr>
+      <w:r>
+        <w:rPr>
+          <w:b/>
+          <w:bCs/>
+          <w:lang w:val="es-419" w:eastAsia="es-CO"/>
+        </w:rPr>
+        <w:t>Coordinación del equipo</w:t>
+      </w:r>
+      <w:r>
+        <w:rPr>
+          <w:lang w:val="es-419" w:eastAsia="es-CO"/>
+        </w:rPr>
+        <w:t xml:space="preserve">. </w:t>
+      </w:r>
+      <w:r>
+        <w:rPr>
+          <w:lang w:val="es-419" w:eastAsia="es-CO"/>
+        </w:rPr>
+        <w:t>Promover la articulación entre los participantes mediante la definición clara de funciones y el trabajo colaborativo.</w:t>
+      </w:r>
+    </w:p>
+    <w:p>
+      <w:pPr>
+        <w:ind w:left="1416" w:firstLine="1"/>
+        <w:rPr>
+          <w:lang w:val="es-419" w:eastAsia="es-CO"/>
+        </w:rPr>
+      </w:pPr>
+      <w:r>
+        <w:rPr>
+          <w:b/>
+          <w:bCs/>
+          <w:lang w:val="es-419" w:eastAsia="es-CO"/>
+        </w:rPr>
+        <w:t>Ejemplo</w:t>
+      </w:r>
+      <w:r>
+        <w:rPr>
+          <w:lang w:val="es-419" w:eastAsia="es-CO"/>
+        </w:rPr>
+        <w:t>: c</w:t>
+      </w:r>
+      <w:r>
+        <w:rPr>
+          <w:lang w:val="es-419" w:eastAsia="es-CO"/>
+        </w:rPr>
+        <w:t>oordinar las labores entre productores, líderes comunitarios y asistentes técnicos.</w:t>
+      </w:r>
+      <w:r>
+        <w:rPr>
+          <w:lang w:val="es-419" w:eastAsia="es-CO"/>
+        </w:rPr>
+        <w:tab/>
+        <w:t xml:space="preserve"> </w:t>
+      </w:r>
+    </w:p>
+    <w:p>
+      <w:pPr>
+        <w:pStyle w:val="Prrafodelista"/>
+        <w:numPr>
+          <w:ilvl w:val="0"/>
+          <w:numId w:val="34"/>
+        </w:numPr>
+        <w:rPr>
+          <w:lang w:val="es-419" w:eastAsia="es-CO"/>
+        </w:rPr>
+      </w:pPr>
+      <w:r>
+        <w:rPr>
+          <w:b/>
+          <w:bCs/>
+          <w:lang w:val="es-419" w:eastAsia="es-CO"/>
+        </w:rPr>
+        <w:t>Seguimiento del avance</w:t>
+      </w:r>
+      <w:r>
+        <w:rPr>
+          <w:lang w:val="es-419" w:eastAsia="es-CO"/>
+        </w:rPr>
+        <w:t xml:space="preserve">. </w:t>
+      </w:r>
+      <w:r>
+        <w:rPr>
+          <w:lang w:val="es-419" w:eastAsia="es-CO"/>
+        </w:rPr>
+        <w:t>Permitir verificar el cumplimiento de las actividades y evaluar periódicamente el progreso del proyecto para identificar oportunidades de mejora.</w:t>
+      </w:r>
+    </w:p>
+    <w:p>
+      <w:pPr>
+        <w:ind w:left="707"/>
+        <w:rPr>
+          <w:lang w:val="es-419" w:eastAsia="es-CO"/>
+        </w:rPr>
+      </w:pPr>
+      <w:r>
+        <w:rPr>
+          <w:b/>
+          <w:bCs/>
+          <w:lang w:val="es-419" w:eastAsia="es-CO"/>
+        </w:rPr>
+        <w:t>Ejemplo</w:t>
+      </w:r>
+      <w:r>
+        <w:rPr>
+          <w:lang w:val="es-419" w:eastAsia="es-CO"/>
+        </w:rPr>
+        <w:t>: revisar mensualmente el avance de las actividades programadas.</w:t>
+      </w:r>
+      <w:r>
+        <w:rPr>
+          <w:lang w:val="es-419" w:eastAsia="es-CO"/>
+        </w:rPr>
+        <w:tab/>
+        <w:t xml:space="preserve"> </w:t>
+      </w:r>
+    </w:p>
+    <w:p>
+      <w:pPr>
+        <w:pStyle w:val="Prrafodelista"/>
+        <w:numPr>
+          <w:ilvl w:val="0"/>
+          <w:numId w:val="34"/>
+        </w:numPr>
+        <w:rPr>
+          <w:lang w:val="es-419" w:eastAsia="es-CO"/>
+        </w:rPr>
+      </w:pPr>
+      <w:r>
+        <w:rPr>
+          <w:b/>
+          <w:bCs/>
+          <w:lang w:val="es-419" w:eastAsia="es-CO"/>
+        </w:rPr>
+        <w:t>Mejoramiento continuo</w:t>
+      </w:r>
+      <w:r>
+        <w:rPr>
+          <w:lang w:val="es-419" w:eastAsia="es-CO"/>
+        </w:rPr>
+        <w:t xml:space="preserve">. </w:t>
+      </w:r>
+      <w:r>
+        <w:rPr>
+          <w:lang w:val="es-419" w:eastAsia="es-CO"/>
+        </w:rPr>
+        <w:t>Favorecer la implementación de ajustes que incrementan la eficiencia, la sostenibilidad y los resultados del proyecto.</w:t>
+      </w:r>
+    </w:p>
+    <w:p>
+      <w:pPr>
+        <w:ind w:left="1416" w:firstLine="1"/>
+        <w:rPr>
+          <w:lang w:val="es-419" w:eastAsia="es-CO"/>
+        </w:rPr>
+      </w:pPr>
+      <w:r>
+        <w:rPr>
+          <w:b/>
+          <w:bCs/>
+          <w:lang w:val="es-419" w:eastAsia="es-CO"/>
+        </w:rPr>
+        <w:t>Ejemplo</w:t>
+      </w:r>
+      <w:r>
+        <w:rPr>
+          <w:b/>
+          <w:bCs/>
+          <w:lang w:val="es-419" w:eastAsia="es-CO"/>
+        </w:rPr>
+        <w:t xml:space="preserve">: </w:t>
+      </w:r>
+      <w:r>
+        <w:rPr>
+          <w:lang w:val="es-419" w:eastAsia="es-CO"/>
+        </w:rPr>
+        <w:t>m</w:t>
+      </w:r>
+      <w:r>
+        <w:rPr>
+          <w:lang w:val="es-419" w:eastAsia="es-CO"/>
+        </w:rPr>
+        <w:t>odificar una actividad para optimizar el uso del agua durante la producción agrícola.</w:t>
+      </w:r>
+      <w:r>
+        <w:rPr>
+          <w:lang w:val="es-419" w:eastAsia="es-CO"/>
+        </w:rPr>
+        <w:tab/>
+        <w:t xml:space="preserve">  </w:t>
+      </w:r>
     </w:p>
     <w:p>
       <w:pPr>
         <w:pStyle w:val="Titulosgenerales"/>
       </w:pPr>
-      <w:bookmarkStart w:id="5" w:name="_Toc233801907"/>
+      <w:bookmarkStart w:id="18" w:name="_Toc237245675"/>
+      <w:r>
+        <w:lastRenderedPageBreak/>
+        <w:t>S</w:t>
+      </w:r>
+      <w:r>
+        <w:t>íntesis</w:t>
+      </w:r>
+      <w:bookmarkEnd w:id="18"/>
+      <w:r>
+        <w:t xml:space="preserve"> </w:t>
+      </w:r>
+    </w:p>
+    <w:p>
+      <w:pPr>
+        <w:rPr>
+          <w:lang w:val="es-419" w:eastAsia="es-CO"/>
+        </w:rPr>
+      </w:pPr>
+      <w:r>
+        <w:rPr>
+          <w:lang w:val="es-419" w:eastAsia="es-CO"/>
+        </w:rPr>
+        <w:t>El componente formativo Evaluación financiera y plan de acción estratégico de un proyecto agropecuario desarrolla competencias para analizar la viabilidad de iniciativas productivas y fortalecer la gestión de proyectos agropecuarios comunitarios mediante herramientas técnicas para la planificación y la toma de decisiones. Inicialmente, aborda la evaluación del proyecto, integrando la evaluación financiera para determinar la rentabilidad de la inversión a través del análisis de costos, ingresos e indicadores, y la evaluación económica y social, orientada a valorar los beneficios generados para la comunidad, el aprovechamiento de los recursos y el impacto sobre el desarrollo territorial. Posteriormente, presenta la recolección de la información como el proceso para obtener datos confiables mediante herramientas y técnicas que sustentan el análisis del proyecto. Con esta información se desarrolla el diagnóstico, el cual permite interpretar la situación actual, identificar necesidades, priorizar problemáticas y reconocer oportunidades mediante herramientas de análisis que respaldan decisiones objetivas. Finalmente, el componente orienta la formulación del plan de acción estratégico, abordando su concepto, elementos, procedimiento de elaboración, diligenciamiento e importancia como instrumento para organizar acciones, coordinar recursos, definir responsabilidades, realizar seguimiento y promover el mejoramiento continuo. En conjunto, estos contenidos proporcionan una metodología que favorece la planificación, ejecución y fortalecimiento de proyectos agropecuarios comunitarios con criterios de eficiencia, sostenibilidad y desarrollo rural.</w:t>
+      </w:r>
+    </w:p>
+    <w:p>
+      <w:pPr>
+        <w:ind w:firstLine="0"/>
+        <w:rPr>
+          <w:lang w:val="es-419" w:eastAsia="es-CO"/>
+        </w:rPr>
+      </w:pPr>
+    </w:p>
+    <w:p>
+      <w:pPr>
+        <w:ind w:firstLine="0"/>
+        <w:rPr>
+          <w:lang w:val="es-419" w:eastAsia="es-CO"/>
+        </w:rPr>
+      </w:pPr>
+    </w:p>
+    <w:p>
+      <w:pPr>
+        <w:ind w:firstLine="0"/>
+        <w:jc w:val="center"/>
+        <w:rPr>
+          <w:lang w:val="es-419" w:eastAsia="es-CO"/>
+        </w:rPr>
+      </w:pPr>
+      <w:r>
+        <w:rPr>
+          <w:noProof/>
+          <w:lang w:val="es-419" w:eastAsia="es-CO"/>
+        </w:rPr>
+        <w:lastRenderedPageBreak/>
+        <w:drawing>
+          <wp:inline distT="0" distB="0" distL="0" distR="0" wp14:anchorId="1556B3C7" wp14:editId="085B7993">
+            <wp:extent cx="6332220" cy="2875280"/>
+            <wp:effectExtent l="0" t="0" r="0" b="1270"/>
+            <wp:docPr id="1666615894" name="Gráfico 7" descr="La figura presenta la estructura del componente formativo Evaluación financiera y plan de acción estratégico de un proyecto agropecuario. Esta organiza los contenidos en cuatro ejes principales: evaluación del proyecto, recolección de la información, diagnóstico y plan de acción estratégico. Cada eje incluye sus respectivos temas y subtemas, mostrando la secuencia lógica y la relación entre los diferentes contenidos que conforman el proceso de análisis, planificación y gestión de un proyecto agropecuario."/>
+            <wp:cNvGraphicFramePr>
+              <a:graphicFrameLocks xmlns:a="http://schemas.openxmlformats.org/drawingml/2006/main" noChangeAspect="1"/>
+            </wp:cNvGraphicFramePr>
+            <a:graphic xmlns:a="http://schemas.openxmlformats.org/drawingml/2006/main">
+              <a:graphicData uri="http://schemas.openxmlformats.org/drawingml/2006/picture">
+                <pic:pic xmlns:pic="http://schemas.openxmlformats.org/drawingml/2006/picture">
+                  <pic:nvPicPr>
+                    <pic:cNvPr id="1666615894" name="Gráfico 7" descr="La figura presenta la estructura del componente formativo Evaluación financiera y plan de acción estratégico de un proyecto agropecuario. Esta organiza los contenidos en cuatro ejes principales: evaluación del proyecto, recolección de la información, diagnóstico y plan de acción estratégico. Cada eje incluye sus respectivos temas y subtemas, mostrando la secuencia lógica y la relación entre los diferentes contenidos que conforman el proceso de análisis, planificación y gestión de un proyecto agropecuario."/>
+                    <pic:cNvPicPr/>
+                  </pic:nvPicPr>
+                  <pic:blipFill>
+                    <a:blip r:embed="rId38">
+                      <a:extLst>
+                        <a:ext uri="{96DAC541-7B7A-43D3-8B79-37D633B846F1}">
+                          <asvg:svgBlip xmlns:asvg="http://schemas.microsoft.com/office/drawing/2016/SVG/main" r:embed="rId39"/>
+                        </a:ext>
+                      </a:extLst>
+                    </a:blip>
+                    <a:stretch>
+                      <a:fillRect/>
+                    </a:stretch>
+                  </pic:blipFill>
+                  <pic:spPr>
+                    <a:xfrm>
+                      <a:off x="0" y="0"/>
+                      <a:ext cx="6332220" cy="2875280"/>
+                    </a:xfrm>
+                    <a:prstGeom prst="rect">
+                      <a:avLst/>
+                    </a:prstGeom>
+                  </pic:spPr>
+                </pic:pic>
+              </a:graphicData>
+            </a:graphic>
+          </wp:inline>
+        </w:drawing>
+      </w:r>
+    </w:p>
+    <w:p>
+      <w:pPr>
+        <w:pStyle w:val="Titulosgenerales"/>
+      </w:pPr>
+      <w:bookmarkStart w:id="19" w:name="_Toc237245676"/>
       <w:r>
         <w:lastRenderedPageBreak/>
         <w:t>Glosario</w:t>
       </w:r>
-      <w:bookmarkEnd w:id="5"/>
+      <w:bookmarkEnd w:id="19"/>
     </w:p>
     <w:p>
       <w:r>
@@ -7027,27 +11076,35 @@
       <w:pPr>
         <w:pStyle w:val="Titulosgenerales"/>
       </w:pPr>
-      <w:bookmarkStart w:id="6" w:name="_Toc233801908"/>
+      <w:bookmarkStart w:id="20" w:name="_Toc237245677"/>
       <w:r>
         <w:lastRenderedPageBreak/>
         <w:t>Referencias bibliográficas</w:t>
       </w:r>
-      <w:bookmarkEnd w:id="6"/>
+      <w:bookmarkEnd w:id="20"/>
       <w:r>
         <w:t xml:space="preserve"> </w:t>
       </w:r>
     </w:p>
     <w:p>
-      <w:bookmarkStart w:id="7" w:name="_Hlk227961183"/>
-      <w:r>
-        <w:t>Córdoba Padilla, M. (2011). Formulación y Evaluación de Proyectos. Ecoe Ediciones.</w:t>
+      <w:bookmarkStart w:id="21" w:name="_Hlk227961183"/>
+      <w:r>
+        <w:t xml:space="preserve">Córdoba Padilla, M. (2011). Formulación y Evaluación de Proyectos. </w:t>
+      </w:r>
+      <w:proofErr w:type="spellStart"/>
+      <w:r>
+        <w:t>Ecoe</w:t>
+      </w:r>
+      <w:proofErr w:type="spellEnd"/>
+      <w:r>
+        <w:t xml:space="preserve"> Ediciones.</w:t>
       </w:r>
     </w:p>
     <w:p>
       <w:r>
         <w:t xml:space="preserve">Departamento Nacional de Planeación, (2016). Documento guía del módulo de capacitación en teoría de proyectos. DNP </w:t>
       </w:r>
-      <w:hyperlink r:id="rId36" w:history="1">
+      <w:hyperlink r:id="rId40" w:history="1">
         <w:r>
           <w:rPr>
             <w:rStyle w:val="Hipervnculo"/>
@@ -7068,7 +11125,15 @@
     </w:p>
     <w:p>
       <w:r>
-        <w:t>Puentes Montañez, G. A. (2011). Formulación y Evaluación de Proyectos Agropecuarios. Ecoe Ediciones.</w:t>
+        <w:t xml:space="preserve">Puentes Montañez, G. A. (2011). Formulación y Evaluación de Proyectos Agropecuarios. </w:t>
+      </w:r>
+      <w:proofErr w:type="spellStart"/>
+      <w:r>
+        <w:t>Ecoe</w:t>
+      </w:r>
+      <w:proofErr w:type="spellEnd"/>
+      <w:r>
+        <w:t xml:space="preserve"> Ediciones.</w:t>
       </w:r>
     </w:p>
     <w:p>
@@ -7076,13 +11141,13 @@
         <w:t>Sosa Flores, M., Ribet Cuadot, M. y Hernández Pérez, F. A. (2007). Fundamentos teórico-metodológicos para la evaluación económico-financiera de proyectos de inversión. El Cid Editor S.A.</w:t>
       </w:r>
     </w:p>
-    <w:bookmarkEnd w:id="7"/>
+    <w:bookmarkEnd w:id="21"/>
     <w:p/>
     <w:p>
       <w:pPr>
         <w:pStyle w:val="Titulosgenerales"/>
       </w:pPr>
-      <w:bookmarkStart w:id="8" w:name="_Toc233801909"/>
+      <w:bookmarkStart w:id="22" w:name="_Toc237245678"/>
       <w:r>
         <w:lastRenderedPageBreak/>
         <w:t>C</w:t>
@@ -7090,7 +11155,7 @@
       <w:r>
         <w:t>réditos</w:t>
       </w:r>
-      <w:bookmarkEnd w:id="8"/>
+      <w:bookmarkEnd w:id="22"/>
     </w:p>
     <w:tbl>
       <w:tblPr>
@@ -8097,8 +12162,8 @@
       </w:pPr>
     </w:p>
     <w:sectPr>
-      <w:headerReference w:type="default" r:id="rId37"/>
-      <w:footerReference w:type="default" r:id="rId38"/>
+      <w:headerReference w:type="default" r:id="rId41"/>
+      <w:footerReference w:type="default" r:id="rId42"/>
       <w:pgSz w:w="12240" w:h="15840"/>
       <w:pgMar w:top="1701" w:right="1134" w:bottom="1134" w:left="1134" w:header="709" w:footer="737" w:gutter="0"/>
       <w:pgNumType w:start="1"/>
@@ -8110,7 +12175,7 @@
 </file>
 
 <file path=word/endnotes.xml><?xml version="1.0" encoding="utf-8"?>
-<w:endnotes xmlns:wpc="http://schemas.microsoft.com/office/word/2010/wordprocessingCanvas" xmlns:cx="http://schemas.microsoft.com/office/drawing/2014/chartex" xmlns:cx1="http://schemas.microsoft.com/office/drawing/2015/9/8/chartex" xmlns:cx2="http://schemas.microsoft.com/office/drawing/2015/10/21/chartex" xmlns:cx3="http://schemas.microsoft.com/office/drawing/2016/5/9/chartex" xmlns:cx4="http://schemas.microsoft.com/office/drawing/2016/5/10/chartex" xmlns:cx5="http://schemas.microsoft.com/office/drawing/2016/5/11/chartex" xmlns:cx6="http://schemas.microsoft.com/office/drawing/2016/5/12/chartex" xmlns:cx7="http://schemas.microsoft.com/office/drawing/2016/5/13/chartex" xmlns:cx8="http://schemas.microsoft.com/office/drawing/2016/5/14/chartex" xmlns:mc="http://schemas.openxmlformats.org/markup-compatibility/2006" xmlns:aink="http://schemas.microsoft.com/office/drawing/2016/ink" xmlns:am3d="http://schemas.microsoft.com/office/drawing/2017/model3d" xmlns:o="urn:schemas-microsoft-com:office:office" xmlns:oel="http://schemas.microsoft.com/office/2019/extlst" xmlns:r="http://schemas.openxmlformats.org/officeDocument/2006/relationships" xmlns:m="http://schemas.openxmlformats.org/officeDocument/2006/math" xmlns:v="urn:schemas-microsoft-com:vml" xmlns:wp14="http://schemas.microsoft.com/office/word/2010/wordprocessingDrawing" xmlns:wp="http://schemas.openxmlformats.org/drawingml/2006/wordprocessingDrawing" xmlns:w10="urn:schemas-microsoft-com:office:word" xmlns:w="http://schemas.openxmlformats.org/wordprocessingml/2006/main" xmlns:w14="http://schemas.microsoft.com/office/word/2010/wordml" xmlns:w15="http://schemas.microsoft.com/office/word/2012/wordml" xmlns:w16cex="http://schemas.microsoft.com/office/word/2018/wordml/cex" xmlns:w16cid="http://schemas.microsoft.com/office/word/2016/wordml/cid" xmlns:w16="http://schemas.microsoft.com/office/word/2018/wordml" xmlns:w16du="http://schemas.microsoft.com/office/word/2023/wordml/word16du" xmlns:w16sdtdh="http://schemas.microsoft.com/office/word/2020/wordml/sdtdatahash" xmlns:w16sdtfl="http://schemas.microsoft.com/office/word/2024/wordml/sdtformatlock" xmlns:w16se="http://schemas.microsoft.com/office/word/2015/wordml/symex" xmlns:wpg="http://schemas.microsoft.com/office/word/2010/wordprocessingGroup" xmlns:wpi="http://schemas.microsoft.com/office/word/2010/wordprocessingInk" xmlns:wne="http://schemas.microsoft.com/office/word/2006/wordml" xmlns:wps="http://schemas.microsoft.com/office/word/2010/wordprocessingShape" mc:Ignorable="w14 w15 w16se w16cid w16 w16cex w16sdtdh w16sdtfl w16du wp14">
+<w:endnotes xmlns:wpc="http://schemas.microsoft.com/office/word/2010/wordprocessingCanvas" xmlns:cx="http://schemas.microsoft.com/office/drawing/2014/chartex" xmlns:cx1="http://schemas.microsoft.com/office/drawing/2015/9/8/chartex" xmlns:cx2="http://schemas.microsoft.com/office/drawing/2015/10/21/chartex" xmlns:cx3="http://schemas.microsoft.com/office/drawing/2016/5/9/chartex" xmlns:cx4="http://schemas.microsoft.com/office/drawing/2016/5/10/chartex" xmlns:cx5="http://schemas.microsoft.com/office/drawing/2016/5/11/chartex" xmlns:cx6="http://schemas.microsoft.com/office/drawing/2016/5/12/chartex" xmlns:cx7="http://schemas.microsoft.com/office/drawing/2016/5/13/chartex" xmlns:cx8="http://schemas.microsoft.com/office/drawing/2016/5/14/chartex" xmlns:mc="http://schemas.openxmlformats.org/markup-compatibility/2006" xmlns:aink="http://schemas.microsoft.com/office/drawing/2016/ink" xmlns:am3d="http://schemas.microsoft.com/office/drawing/2017/model3d" xmlns:o="urn:schemas-microsoft-com:office:office" xmlns:oel="http://schemas.microsoft.com/office/2019/extlst" xmlns:r="http://schemas.openxmlformats.org/officeDocument/2006/relationships" xmlns:m="http://schemas.openxmlformats.org/officeDocument/2006/math" xmlns:v="urn:schemas-microsoft-com:vml" xmlns:wp14="http://schemas.microsoft.com/office/word/2010/wordprocessingDrawing" xmlns:wp="http://schemas.openxmlformats.org/drawingml/2006/wordprocessingDrawing" xmlns:w10="urn:schemas-microsoft-com:office:word" xmlns:w="http://schemas.openxmlformats.org/wordprocessingml/2006/main" xmlns:w14="http://schemas.microsoft.com/office/word/2010/wordml" xmlns:w15="http://schemas.microsoft.com/office/word/2012/wordml" xmlns:w16cei="http://schemas.microsoft.com/office/word/2026/wordml/cei" xmlns:w16cex="http://schemas.microsoft.com/office/word/2018/wordml/cex" xmlns:w16cid="http://schemas.microsoft.com/office/word/2016/wordml/cid" xmlns:w16="http://schemas.microsoft.com/office/word/2018/wordml" xmlns:w16du="http://schemas.microsoft.com/office/word/2023/wordml/word16du" xmlns:w16sdtdh="http://schemas.microsoft.com/office/word/2020/wordml/sdtdatahash" xmlns:w16sdtfl="http://schemas.microsoft.com/office/word/2024/wordml/sdtformatlock" xmlns:w16se="http://schemas.microsoft.com/office/word/2015/wordml/symex" xmlns:wpg="http://schemas.microsoft.com/office/word/2010/wordprocessingGroup" xmlns:wpi="http://schemas.microsoft.com/office/word/2010/wordprocessingInk" xmlns:wne="http://schemas.microsoft.com/office/word/2006/wordml" xmlns:wps="http://schemas.microsoft.com/office/word/2010/wordprocessingShape" mc:Ignorable="w14 w15 w16se w16cid w16 w16cex w16sdtdh w16sdtfl w16du wp14">
   <w:endnote w:type="separator" w:id="-1">
     <w:p>
       <w:pPr>
@@ -8135,7 +12200,7 @@
 </file>
 
 <file path=word/footer1.xml><?xml version="1.0" encoding="utf-8"?>
-<w:ftr xmlns:wpc="http://schemas.microsoft.com/office/word/2010/wordprocessingCanvas" xmlns:cx="http://schemas.microsoft.com/office/drawing/2014/chartex" xmlns:cx1="http://schemas.microsoft.com/office/drawing/2015/9/8/chartex" xmlns:cx2="http://schemas.microsoft.com/office/drawing/2015/10/21/chartex" xmlns:cx3="http://schemas.microsoft.com/office/drawing/2016/5/9/chartex" xmlns:cx4="http://schemas.microsoft.com/office/drawing/2016/5/10/chartex" xmlns:cx5="http://schemas.microsoft.com/office/drawing/2016/5/11/chartex" xmlns:cx6="http://schemas.microsoft.com/office/drawing/2016/5/12/chartex" xmlns:cx7="http://schemas.microsoft.com/office/drawing/2016/5/13/chartex" xmlns:cx8="http://schemas.microsoft.com/office/drawing/2016/5/14/chartex" xmlns:mc="http://schemas.openxmlformats.org/markup-compatibility/2006" xmlns:aink="http://schemas.microsoft.com/office/drawing/2016/ink" xmlns:am3d="http://schemas.microsoft.com/office/drawing/2017/model3d" xmlns:o="urn:schemas-microsoft-com:office:office" xmlns:oel="http://schemas.microsoft.com/office/2019/extlst" xmlns:r="http://schemas.openxmlformats.org/officeDocument/2006/relationships" xmlns:m="http://schemas.openxmlformats.org/officeDocument/2006/math" xmlns:v="urn:schemas-microsoft-com:vml" xmlns:wp14="http://schemas.microsoft.com/office/word/2010/wordprocessingDrawing" xmlns:wp="http://schemas.openxmlformats.org/drawingml/2006/wordprocessingDrawing" xmlns:w10="urn:schemas-microsoft-com:office:word" xmlns:w="http://schemas.openxmlformats.org/wordprocessingml/2006/main" xmlns:w14="http://schemas.microsoft.com/office/word/2010/wordml" xmlns:w15="http://schemas.microsoft.com/office/word/2012/wordml" xmlns:w16cex="http://schemas.microsoft.com/office/word/2018/wordml/cex" xmlns:w16cid="http://schemas.microsoft.com/office/word/2016/wordml/cid" xmlns:w16="http://schemas.microsoft.com/office/word/2018/wordml" xmlns:w16du="http://schemas.microsoft.com/office/word/2023/wordml/word16du" xmlns:w16sdtdh="http://schemas.microsoft.com/office/word/2020/wordml/sdtdatahash" xmlns:w16sdtfl="http://schemas.microsoft.com/office/word/2024/wordml/sdtformatlock" xmlns:w16se="http://schemas.microsoft.com/office/word/2015/wordml/symex" xmlns:wpg="http://schemas.microsoft.com/office/word/2010/wordprocessingGroup" xmlns:wpi="http://schemas.microsoft.com/office/word/2010/wordprocessingInk" xmlns:wne="http://schemas.microsoft.com/office/word/2006/wordml" xmlns:wps="http://schemas.microsoft.com/office/word/2010/wordprocessingShape" mc:Ignorable="w14 w15 w16se w16cid w16 w16cex w16sdtdh w16sdtfl w16du wp14">
+<w:ftr xmlns:wpc="http://schemas.microsoft.com/office/word/2010/wordprocessingCanvas" xmlns:cx="http://schemas.microsoft.com/office/drawing/2014/chartex" xmlns:cx1="http://schemas.microsoft.com/office/drawing/2015/9/8/chartex" xmlns:cx2="http://schemas.microsoft.com/office/drawing/2015/10/21/chartex" xmlns:cx3="http://schemas.microsoft.com/office/drawing/2016/5/9/chartex" xmlns:cx4="http://schemas.microsoft.com/office/drawing/2016/5/10/chartex" xmlns:cx5="http://schemas.microsoft.com/office/drawing/2016/5/11/chartex" xmlns:cx6="http://schemas.microsoft.com/office/drawing/2016/5/12/chartex" xmlns:cx7="http://schemas.microsoft.com/office/drawing/2016/5/13/chartex" xmlns:cx8="http://schemas.microsoft.com/office/drawing/2016/5/14/chartex" xmlns:mc="http://schemas.openxmlformats.org/markup-compatibility/2006" xmlns:aink="http://schemas.microsoft.com/office/drawing/2016/ink" xmlns:am3d="http://schemas.microsoft.com/office/drawing/2017/model3d" xmlns:o="urn:schemas-microsoft-com:office:office" xmlns:oel="http://schemas.microsoft.com/office/2019/extlst" xmlns:r="http://schemas.openxmlformats.org/officeDocument/2006/relationships" xmlns:m="http://schemas.openxmlformats.org/officeDocument/2006/math" xmlns:v="urn:schemas-microsoft-com:vml" xmlns:wp14="http://schemas.microsoft.com/office/word/2010/wordprocessingDrawing" xmlns:wp="http://schemas.openxmlformats.org/drawingml/2006/wordprocessingDrawing" xmlns:w10="urn:schemas-microsoft-com:office:word" xmlns:w="http://schemas.openxmlformats.org/wordprocessingml/2006/main" xmlns:w14="http://schemas.microsoft.com/office/word/2010/wordml" xmlns:w15="http://schemas.microsoft.com/office/word/2012/wordml" xmlns:w16cei="http://schemas.microsoft.com/office/word/2026/wordml/cei" xmlns:w16cex="http://schemas.microsoft.com/office/word/2018/wordml/cex" xmlns:w16cid="http://schemas.microsoft.com/office/word/2016/wordml/cid" xmlns:w16="http://schemas.microsoft.com/office/word/2018/wordml" xmlns:w16du="http://schemas.microsoft.com/office/word/2023/wordml/word16du" xmlns:w16sdtdh="http://schemas.microsoft.com/office/word/2020/wordml/sdtdatahash" xmlns:w16sdtfl="http://schemas.microsoft.com/office/word/2024/wordml/sdtformatlock" xmlns:w16se="http://schemas.microsoft.com/office/word/2015/wordml/symex" xmlns:wpg="http://schemas.microsoft.com/office/word/2010/wordprocessingGroup" xmlns:wpi="http://schemas.microsoft.com/office/word/2010/wordprocessingInk" xmlns:wne="http://schemas.microsoft.com/office/word/2006/wordml" xmlns:wps="http://schemas.microsoft.com/office/word/2010/wordprocessingShape" mc:Ignorable="w14 w15 w16se w16cid w16 w16cex w16sdtdh w16sdtfl w16du wp14">
   <w:sdt>
     <w:sdtPr>
       <w:id w:val="-1465197936"/>
@@ -8180,7 +12245,7 @@
 </file>
 
 <file path=word/footnotes.xml><?xml version="1.0" encoding="utf-8"?>
-<w:footnotes xmlns:wpc="http://schemas.microsoft.com/office/word/2010/wordprocessingCanvas" xmlns:cx="http://schemas.microsoft.com/office/drawing/2014/chartex" xmlns:cx1="http://schemas.microsoft.com/office/drawing/2015/9/8/chartex" xmlns:cx2="http://schemas.microsoft.com/office/drawing/2015/10/21/chartex" xmlns:cx3="http://schemas.microsoft.com/office/drawing/2016/5/9/chartex" xmlns:cx4="http://schemas.microsoft.com/office/drawing/2016/5/10/chartex" xmlns:cx5="http://schemas.microsoft.com/office/drawing/2016/5/11/chartex" xmlns:cx6="http://schemas.microsoft.com/office/drawing/2016/5/12/chartex" xmlns:cx7="http://schemas.microsoft.com/office/drawing/2016/5/13/chartex" xmlns:cx8="http://schemas.microsoft.com/office/drawing/2016/5/14/chartex" xmlns:mc="http://schemas.openxmlformats.org/markup-compatibility/2006" xmlns:aink="http://schemas.microsoft.com/office/drawing/2016/ink" xmlns:am3d="http://schemas.microsoft.com/office/drawing/2017/model3d" xmlns:o="urn:schemas-microsoft-com:office:office" xmlns:oel="http://schemas.microsoft.com/office/2019/extlst" xmlns:r="http://schemas.openxmlformats.org/officeDocument/2006/relationships" xmlns:m="http://schemas.openxmlformats.org/officeDocument/2006/math" xmlns:v="urn:schemas-microsoft-com:vml" xmlns:wp14="http://schemas.microsoft.com/office/word/2010/wordprocessingDrawing" xmlns:wp="http://schemas.openxmlformats.org/drawingml/2006/wordprocessingDrawing" xmlns:w10="urn:schemas-microsoft-com:office:word" xmlns:w="http://schemas.openxmlformats.org/wordprocessingml/2006/main" xmlns:w14="http://schemas.microsoft.com/office/word/2010/wordml" xmlns:w15="http://schemas.microsoft.com/office/word/2012/wordml" xmlns:w16cex="http://schemas.microsoft.com/office/word/2018/wordml/cex" xmlns:w16cid="http://schemas.microsoft.com/office/word/2016/wordml/cid" xmlns:w16="http://schemas.microsoft.com/office/word/2018/wordml" xmlns:w16du="http://schemas.microsoft.com/office/word/2023/wordml/word16du" xmlns:w16sdtdh="http://schemas.microsoft.com/office/word/2020/wordml/sdtdatahash" xmlns:w16sdtfl="http://schemas.microsoft.com/office/word/2024/wordml/sdtformatlock" xmlns:w16se="http://schemas.microsoft.com/office/word/2015/wordml/symex" xmlns:wpg="http://schemas.microsoft.com/office/word/2010/wordprocessingGroup" xmlns:wpi="http://schemas.microsoft.com/office/word/2010/wordprocessingInk" xmlns:wne="http://schemas.microsoft.com/office/word/2006/wordml" xmlns:wps="http://schemas.microsoft.com/office/word/2010/wordprocessingShape" mc:Ignorable="w14 w15 w16se w16cid w16 w16cex w16sdtdh w16sdtfl w16du wp14">
+<w:footnotes xmlns:wpc="http://schemas.microsoft.com/office/word/2010/wordprocessingCanvas" xmlns:cx="http://schemas.microsoft.com/office/drawing/2014/chartex" xmlns:cx1="http://schemas.microsoft.com/office/drawing/2015/9/8/chartex" xmlns:cx2="http://schemas.microsoft.com/office/drawing/2015/10/21/chartex" xmlns:cx3="http://schemas.microsoft.com/office/drawing/2016/5/9/chartex" xmlns:cx4="http://schemas.microsoft.com/office/drawing/2016/5/10/chartex" xmlns:cx5="http://schemas.microsoft.com/office/drawing/2016/5/11/chartex" xmlns:cx6="http://schemas.microsoft.com/office/drawing/2016/5/12/chartex" xmlns:cx7="http://schemas.microsoft.com/office/drawing/2016/5/13/chartex" xmlns:cx8="http://schemas.microsoft.com/office/drawing/2016/5/14/chartex" xmlns:mc="http://schemas.openxmlformats.org/markup-compatibility/2006" xmlns:aink="http://schemas.microsoft.com/office/drawing/2016/ink" xmlns:am3d="http://schemas.microsoft.com/office/drawing/2017/model3d" xmlns:o="urn:schemas-microsoft-com:office:office" xmlns:oel="http://schemas.microsoft.com/office/2019/extlst" xmlns:r="http://schemas.openxmlformats.org/officeDocument/2006/relationships" xmlns:m="http://schemas.openxmlformats.org/officeDocument/2006/math" xmlns:v="urn:schemas-microsoft-com:vml" xmlns:wp14="http://schemas.microsoft.com/office/word/2010/wordprocessingDrawing" xmlns:wp="http://schemas.openxmlformats.org/drawingml/2006/wordprocessingDrawing" xmlns:w10="urn:schemas-microsoft-com:office:word" xmlns:w="http://schemas.openxmlformats.org/wordprocessingml/2006/main" xmlns:w14="http://schemas.microsoft.com/office/word/2010/wordml" xmlns:w15="http://schemas.microsoft.com/office/word/2012/wordml" xmlns:w16cei="http://schemas.microsoft.com/office/word/2026/wordml/cei" xmlns:w16cex="http://schemas.microsoft.com/office/word/2018/wordml/cex" xmlns:w16cid="http://schemas.microsoft.com/office/word/2016/wordml/cid" xmlns:w16="http://schemas.microsoft.com/office/word/2018/wordml" xmlns:w16du="http://schemas.microsoft.com/office/word/2023/wordml/word16du" xmlns:w16sdtdh="http://schemas.microsoft.com/office/word/2020/wordml/sdtdatahash" xmlns:w16sdtfl="http://schemas.microsoft.com/office/word/2024/wordml/sdtformatlock" xmlns:w16se="http://schemas.microsoft.com/office/word/2015/wordml/symex" xmlns:wpg="http://schemas.microsoft.com/office/word/2010/wordprocessingGroup" xmlns:wpi="http://schemas.microsoft.com/office/word/2010/wordprocessingInk" xmlns:wne="http://schemas.microsoft.com/office/word/2006/wordml" xmlns:wps="http://schemas.microsoft.com/office/word/2010/wordprocessingShape" mc:Ignorable="w14 w15 w16se w16cid w16 w16cex w16sdtdh w16sdtfl w16du wp14">
   <w:footnote w:type="separator" w:id="-1">
     <w:p>
       <w:pPr>
@@ -8205,7 +12270,7 @@
 </file>
 
 <file path=word/header1.xml><?xml version="1.0" encoding="utf-8"?>
-<w:hdr xmlns:wpc="http://schemas.microsoft.com/office/word/2010/wordprocessingCanvas" xmlns:cx="http://schemas.microsoft.com/office/drawing/2014/chartex" xmlns:cx1="http://schemas.microsoft.com/office/drawing/2015/9/8/chartex" xmlns:cx2="http://schemas.microsoft.com/office/drawing/2015/10/21/chartex" xmlns:cx3="http://schemas.microsoft.com/office/drawing/2016/5/9/chartex" xmlns:cx4="http://schemas.microsoft.com/office/drawing/2016/5/10/chartex" xmlns:cx5="http://schemas.microsoft.com/office/drawing/2016/5/11/chartex" xmlns:cx6="http://schemas.microsoft.com/office/drawing/2016/5/12/chartex" xmlns:cx7="http://schemas.microsoft.com/office/drawing/2016/5/13/chartex" xmlns:cx8="http://schemas.microsoft.com/office/drawing/2016/5/14/chartex" xmlns:mc="http://schemas.openxmlformats.org/markup-compatibility/2006" xmlns:aink="http://schemas.microsoft.com/office/drawing/2016/ink" xmlns:am3d="http://schemas.microsoft.com/office/drawing/2017/model3d" xmlns:o="urn:schemas-microsoft-com:office:office" xmlns:oel="http://schemas.microsoft.com/office/2019/extlst" xmlns:r="http://schemas.openxmlformats.org/officeDocument/2006/relationships" xmlns:m="http://schemas.openxmlformats.org/officeDocument/2006/math" xmlns:v="urn:schemas-microsoft-com:vml" xmlns:wp14="http://schemas.microsoft.com/office/word/2010/wordprocessingDrawing" xmlns:wp="http://schemas.openxmlformats.org/drawingml/2006/wordprocessingDrawing" xmlns:w10="urn:schemas-microsoft-com:office:word" xmlns:w="http://schemas.openxmlformats.org/wordprocessingml/2006/main" xmlns:w14="http://schemas.microsoft.com/office/word/2010/wordml" xmlns:w15="http://schemas.microsoft.com/office/word/2012/wordml" xmlns:w16cex="http://schemas.microsoft.com/office/word/2018/wordml/cex" xmlns:w16cid="http://schemas.microsoft.com/office/word/2016/wordml/cid" xmlns:w16="http://schemas.microsoft.com/office/word/2018/wordml" xmlns:w16du="http://schemas.microsoft.com/office/word/2023/wordml/word16du" xmlns:w16sdtdh="http://schemas.microsoft.com/office/word/2020/wordml/sdtdatahash" xmlns:w16sdtfl="http://schemas.microsoft.com/office/word/2024/wordml/sdtformatlock" xmlns:w16se="http://schemas.microsoft.com/office/word/2015/wordml/symex" xmlns:wpg="http://schemas.microsoft.com/office/word/2010/wordprocessingGroup" xmlns:wpi="http://schemas.microsoft.com/office/word/2010/wordprocessingInk" xmlns:wne="http://schemas.microsoft.com/office/word/2006/wordml" xmlns:wps="http://schemas.microsoft.com/office/word/2010/wordprocessingShape" mc:Ignorable="w14 w15 w16se w16cid w16 w16cex w16sdtdh w16sdtfl w16du wp14">
+<w:hdr xmlns:wpc="http://schemas.microsoft.com/office/word/2010/wordprocessingCanvas" xmlns:cx="http://schemas.microsoft.com/office/drawing/2014/chartex" xmlns:cx1="http://schemas.microsoft.com/office/drawing/2015/9/8/chartex" xmlns:cx2="http://schemas.microsoft.com/office/drawing/2015/10/21/chartex" xmlns:cx3="http://schemas.microsoft.com/office/drawing/2016/5/9/chartex" xmlns:cx4="http://schemas.microsoft.com/office/drawing/2016/5/10/chartex" xmlns:cx5="http://schemas.microsoft.com/office/drawing/2016/5/11/chartex" xmlns:cx6="http://schemas.microsoft.com/office/drawing/2016/5/12/chartex" xmlns:cx7="http://schemas.microsoft.com/office/drawing/2016/5/13/chartex" xmlns:cx8="http://schemas.microsoft.com/office/drawing/2016/5/14/chartex" xmlns:mc="http://schemas.openxmlformats.org/markup-compatibility/2006" xmlns:aink="http://schemas.microsoft.com/office/drawing/2016/ink" xmlns:am3d="http://schemas.microsoft.com/office/drawing/2017/model3d" xmlns:o="urn:schemas-microsoft-com:office:office" xmlns:oel="http://schemas.microsoft.com/office/2019/extlst" xmlns:r="http://schemas.openxmlformats.org/officeDocument/2006/relationships" xmlns:m="http://schemas.openxmlformats.org/officeDocument/2006/math" xmlns:v="urn:schemas-microsoft-com:vml" xmlns:wp14="http://schemas.microsoft.com/office/word/2010/wordprocessingDrawing" xmlns:wp="http://schemas.openxmlformats.org/drawingml/2006/wordprocessingDrawing" xmlns:w10="urn:schemas-microsoft-com:office:word" xmlns:w="http://schemas.openxmlformats.org/wordprocessingml/2006/main" xmlns:w14="http://schemas.microsoft.com/office/word/2010/wordml" xmlns:w15="http://schemas.microsoft.com/office/word/2012/wordml" xmlns:w16cei="http://schemas.microsoft.com/office/word/2026/wordml/cei" xmlns:w16cex="http://schemas.microsoft.com/office/word/2018/wordml/cex" xmlns:w16cid="http://schemas.microsoft.com/office/word/2016/wordml/cid" xmlns:w16="http://schemas.microsoft.com/office/word/2018/wordml" xmlns:w16du="http://schemas.microsoft.com/office/word/2023/wordml/word16du" xmlns:w16sdtdh="http://schemas.microsoft.com/office/word/2020/wordml/sdtdatahash" xmlns:w16sdtfl="http://schemas.microsoft.com/office/word/2024/wordml/sdtformatlock" xmlns:w16se="http://schemas.microsoft.com/office/word/2015/wordml/symex" xmlns:wpg="http://schemas.microsoft.com/office/word/2010/wordprocessingGroup" xmlns:wpi="http://schemas.microsoft.com/office/word/2010/wordprocessingInk" xmlns:wne="http://schemas.microsoft.com/office/word/2006/wordml" xmlns:wps="http://schemas.microsoft.com/office/word/2010/wordprocessingShape" mc:Ignorable="w14 w15 w16se w16cid w16 w16cex w16sdtdh w16sdtfl w16du wp14">
   <w:p>
     <w:pPr>
       <w:pStyle w:val="Encabezado"/>
@@ -8290,7 +12355,7 @@
 </file>
 
 <file path=word/numbering.xml><?xml version="1.0" encoding="utf-8"?>
-<w:numbering xmlns:wpc="http://schemas.microsoft.com/office/word/2010/wordprocessingCanvas" xmlns:cx="http://schemas.microsoft.com/office/drawing/2014/chartex" xmlns:cx1="http://schemas.microsoft.com/office/drawing/2015/9/8/chartex" xmlns:cx2="http://schemas.microsoft.com/office/drawing/2015/10/21/chartex" xmlns:cx3="http://schemas.microsoft.com/office/drawing/2016/5/9/chartex" xmlns:cx4="http://schemas.microsoft.com/office/drawing/2016/5/10/chartex" xmlns:cx5="http://schemas.microsoft.com/office/drawing/2016/5/11/chartex" xmlns:cx6="http://schemas.microsoft.com/office/drawing/2016/5/12/chartex" xmlns:cx7="http://schemas.microsoft.com/office/drawing/2016/5/13/chartex" xmlns:cx8="http://schemas.microsoft.com/office/drawing/2016/5/14/chartex" xmlns:mc="http://schemas.openxmlformats.org/markup-compatibility/2006" xmlns:aink="http://schemas.microsoft.com/office/drawing/2016/ink" xmlns:am3d="http://schemas.microsoft.com/office/drawing/2017/model3d" xmlns:o="urn:schemas-microsoft-com:office:office" xmlns:oel="http://schemas.microsoft.com/office/2019/extlst" xmlns:r="http://schemas.openxmlformats.org/officeDocument/2006/relationships" xmlns:m="http://schemas.openxmlformats.org/officeDocument/2006/math" xmlns:v="urn:schemas-microsoft-com:vml" xmlns:wp14="http://schemas.microsoft.com/office/word/2010/wordprocessingDrawing" xmlns:wp="http://schemas.openxmlformats.org/drawingml/2006/wordprocessingDrawing" xmlns:w10="urn:schemas-microsoft-com:office:word" xmlns:w="http://schemas.openxmlformats.org/wordprocessingml/2006/main" xmlns:w14="http://schemas.microsoft.com/office/word/2010/wordml" xmlns:w15="http://schemas.microsoft.com/office/word/2012/wordml" xmlns:w16cex="http://schemas.microsoft.com/office/word/2018/wordml/cex" xmlns:w16cid="http://schemas.microsoft.com/office/word/2016/wordml/cid" xmlns:w16="http://schemas.microsoft.com/office/word/2018/wordml" xmlns:w16du="http://schemas.microsoft.com/office/word/2023/wordml/word16du" xmlns:w16sdtdh="http://schemas.microsoft.com/office/word/2020/wordml/sdtdatahash" xmlns:w16sdtfl="http://schemas.microsoft.com/office/word/2024/wordml/sdtformatlock" xmlns:w16se="http://schemas.microsoft.com/office/word/2015/wordml/symex" xmlns:wpg="http://schemas.microsoft.com/office/word/2010/wordprocessingGroup" xmlns:wpi="http://schemas.microsoft.com/office/word/2010/wordprocessingInk" xmlns:wne="http://schemas.microsoft.com/office/word/2006/wordml" xmlns:wps="http://schemas.microsoft.com/office/word/2010/wordprocessingShape" mc:Ignorable="w14 w15 w16se w16cid w16 w16cex w16sdtdh w16sdtfl w16du wp14">
+<w:numbering xmlns:wpc="http://schemas.microsoft.com/office/word/2010/wordprocessingCanvas" xmlns:cx="http://schemas.microsoft.com/office/drawing/2014/chartex" xmlns:cx1="http://schemas.microsoft.com/office/drawing/2015/9/8/chartex" xmlns:cx2="http://schemas.microsoft.com/office/drawing/2015/10/21/chartex" xmlns:cx3="http://schemas.microsoft.com/office/drawing/2016/5/9/chartex" xmlns:cx4="http://schemas.microsoft.com/office/drawing/2016/5/10/chartex" xmlns:cx5="http://schemas.microsoft.com/office/drawing/2016/5/11/chartex" xmlns:cx6="http://schemas.microsoft.com/office/drawing/2016/5/12/chartex" xmlns:cx7="http://schemas.microsoft.com/office/drawing/2016/5/13/chartex" xmlns:cx8="http://schemas.microsoft.com/office/drawing/2016/5/14/chartex" xmlns:mc="http://schemas.openxmlformats.org/markup-compatibility/2006" xmlns:aink="http://schemas.microsoft.com/office/drawing/2016/ink" xmlns:am3d="http://schemas.microsoft.com/office/drawing/2017/model3d" xmlns:o="urn:schemas-microsoft-com:office:office" xmlns:oel="http://schemas.microsoft.com/office/2019/extlst" xmlns:r="http://schemas.openxmlformats.org/officeDocument/2006/relationships" xmlns:m="http://schemas.openxmlformats.org/officeDocument/2006/math" xmlns:v="urn:schemas-microsoft-com:vml" xmlns:wp14="http://schemas.microsoft.com/office/word/2010/wordprocessingDrawing" xmlns:wp="http://schemas.openxmlformats.org/drawingml/2006/wordprocessingDrawing" xmlns:w10="urn:schemas-microsoft-com:office:word" xmlns:w="http://schemas.openxmlformats.org/wordprocessingml/2006/main" xmlns:w14="http://schemas.microsoft.com/office/word/2010/wordml" xmlns:w15="http://schemas.microsoft.com/office/word/2012/wordml" xmlns:w16cei="http://schemas.microsoft.com/office/word/2026/wordml/cei" xmlns:w16cex="http://schemas.microsoft.com/office/word/2018/wordml/cex" xmlns:w16cid="http://schemas.microsoft.com/office/word/2016/wordml/cid" xmlns:w16="http://schemas.microsoft.com/office/word/2018/wordml" xmlns:w16du="http://schemas.microsoft.com/office/word/2023/wordml/word16du" xmlns:w16sdtdh="http://schemas.microsoft.com/office/word/2020/wordml/sdtdatahash" xmlns:w16sdtfl="http://schemas.microsoft.com/office/word/2024/wordml/sdtformatlock" xmlns:w16se="http://schemas.microsoft.com/office/word/2015/wordml/symex" xmlns:wpg="http://schemas.microsoft.com/office/word/2010/wordprocessingGroup" xmlns:wpi="http://schemas.microsoft.com/office/word/2010/wordprocessingInk" xmlns:wne="http://schemas.microsoft.com/office/word/2006/wordml" xmlns:wps="http://schemas.microsoft.com/office/word/2010/wordprocessingShape" mc:Ignorable="w14 w15 w16se w16cid w16 w16cex w16sdtdh w16sdtfl w16du wp14">
   <w:abstractNum w:abstractNumId="0" w15:restartNumberingAfterBreak="0">
     <w:nsid w:val="FFFFFF89"/>
     <w:multiLevelType w:val="singleLevel"/>
@@ -8652,6 +12717,119 @@
     </w:lvl>
   </w:abstractNum>
   <w:abstractNum w:abstractNumId="4" w15:restartNumberingAfterBreak="0">
+    <w:nsid w:val="15260F6E"/>
+    <w:multiLevelType w:val="hybridMultilevel"/>
+    <w:tmpl w:val="683ACEEC"/>
+    <w:lvl w:ilvl="0" w:tplc="240A0001">
+      <w:start w:val="1"/>
+      <w:numFmt w:val="bullet"/>
+      <w:lvlText w:val=""/>
+      <w:lvlJc w:val="left"/>
+      <w:pPr>
+        <w:ind w:left="1429" w:hanging="360"/>
+      </w:pPr>
+      <w:rPr>
+        <w:rFonts w:ascii="Symbol" w:hAnsi="Symbol" w:hint="default"/>
+      </w:rPr>
+    </w:lvl>
+    <w:lvl w:ilvl="1" w:tplc="240A0003" w:tentative="1">
+      <w:start w:val="1"/>
+      <w:numFmt w:val="bullet"/>
+      <w:lvlText w:val="o"/>
+      <w:lvlJc w:val="left"/>
+      <w:pPr>
+        <w:ind w:left="2149" w:hanging="360"/>
+      </w:pPr>
+      <w:rPr>
+        <w:rFonts w:ascii="Courier New" w:hAnsi="Courier New" w:cs="Courier New" w:hint="default"/>
+      </w:rPr>
+    </w:lvl>
+    <w:lvl w:ilvl="2" w:tplc="240A0005" w:tentative="1">
+      <w:start w:val="1"/>
+      <w:numFmt w:val="bullet"/>
+      <w:lvlText w:val=""/>
+      <w:lvlJc w:val="left"/>
+      <w:pPr>
+        <w:ind w:left="2869" w:hanging="360"/>
+      </w:pPr>
+      <w:rPr>
+        <w:rFonts w:ascii="Wingdings" w:hAnsi="Wingdings" w:hint="default"/>
+      </w:rPr>
+    </w:lvl>
+    <w:lvl w:ilvl="3" w:tplc="240A0001" w:tentative="1">
+      <w:start w:val="1"/>
+      <w:numFmt w:val="bullet"/>
+      <w:lvlText w:val=""/>
+      <w:lvlJc w:val="left"/>
+      <w:pPr>
+        <w:ind w:left="3589" w:hanging="360"/>
+      </w:pPr>
+      <w:rPr>
+        <w:rFonts w:ascii="Symbol" w:hAnsi="Symbol" w:hint="default"/>
+      </w:rPr>
+    </w:lvl>
+    <w:lvl w:ilvl="4" w:tplc="240A0003" w:tentative="1">
+      <w:start w:val="1"/>
+      <w:numFmt w:val="bullet"/>
+      <w:lvlText w:val="o"/>
+      <w:lvlJc w:val="left"/>
+      <w:pPr>
+        <w:ind w:left="4309" w:hanging="360"/>
+      </w:pPr>
+      <w:rPr>
+        <w:rFonts w:ascii="Courier New" w:hAnsi="Courier New" w:cs="Courier New" w:hint="default"/>
+      </w:rPr>
+    </w:lvl>
+    <w:lvl w:ilvl="5" w:tplc="240A0005" w:tentative="1">
+      <w:start w:val="1"/>
+      <w:numFmt w:val="bullet"/>
+      <w:lvlText w:val=""/>
+      <w:lvlJc w:val="left"/>
+      <w:pPr>
+        <w:ind w:left="5029" w:hanging="360"/>
+      </w:pPr>
+      <w:rPr>
+        <w:rFonts w:ascii="Wingdings" w:hAnsi="Wingdings" w:hint="default"/>
+      </w:rPr>
+    </w:lvl>
+    <w:lvl w:ilvl="6" w:tplc="240A0001" w:tentative="1">
+      <w:start w:val="1"/>
+      <w:numFmt w:val="bullet"/>
+      <w:lvlText w:val=""/>
+      <w:lvlJc w:val="left"/>
+      <w:pPr>
+        <w:ind w:left="5749" w:hanging="360"/>
+      </w:pPr>
+      <w:rPr>
+        <w:rFonts w:ascii="Symbol" w:hAnsi="Symbol" w:hint="default"/>
+      </w:rPr>
+    </w:lvl>
+    <w:lvl w:ilvl="7" w:tplc="240A0003" w:tentative="1">
+      <w:start w:val="1"/>
+      <w:numFmt w:val="bullet"/>
+      <w:lvlText w:val="o"/>
+      <w:lvlJc w:val="left"/>
+      <w:pPr>
+        <w:ind w:left="6469" w:hanging="360"/>
+      </w:pPr>
+      <w:rPr>
+        <w:rFonts w:ascii="Courier New" w:hAnsi="Courier New" w:cs="Courier New" w:hint="default"/>
+      </w:rPr>
+    </w:lvl>
+    <w:lvl w:ilvl="8" w:tplc="240A0005" w:tentative="1">
+      <w:start w:val="1"/>
+      <w:numFmt w:val="bullet"/>
+      <w:lvlText w:val=""/>
+      <w:lvlJc w:val="left"/>
+      <w:pPr>
+        <w:ind w:left="7189" w:hanging="360"/>
+      </w:pPr>
+      <w:rPr>
+        <w:rFonts w:ascii="Wingdings" w:hAnsi="Wingdings" w:hint="default"/>
+      </w:rPr>
+    </w:lvl>
+  </w:abstractNum>
+  <w:abstractNum w:abstractNumId="5" w15:restartNumberingAfterBreak="0">
     <w:nsid w:val="15F16691"/>
     <w:multiLevelType w:val="hybridMultilevel"/>
     <w:tmpl w:val="1C22C782"/>
@@ -8737,7 +12915,7 @@
       </w:pPr>
     </w:lvl>
   </w:abstractNum>
-  <w:abstractNum w:abstractNumId="5" w15:restartNumberingAfterBreak="0">
+  <w:abstractNum w:abstractNumId="6" w15:restartNumberingAfterBreak="0">
     <w:nsid w:val="16C06CB5"/>
     <w:multiLevelType w:val="hybridMultilevel"/>
     <w:tmpl w:val="6DB050AA"/>
@@ -8850,7 +13028,120 @@
       </w:rPr>
     </w:lvl>
   </w:abstractNum>
-  <w:abstractNum w:abstractNumId="6" w15:restartNumberingAfterBreak="0">
+  <w:abstractNum w:abstractNumId="7" w15:restartNumberingAfterBreak="0">
+    <w:nsid w:val="16CB31B7"/>
+    <w:multiLevelType w:val="hybridMultilevel"/>
+    <w:tmpl w:val="F530CCAA"/>
+    <w:lvl w:ilvl="0" w:tplc="240A0001">
+      <w:start w:val="1"/>
+      <w:numFmt w:val="bullet"/>
+      <w:lvlText w:val=""/>
+      <w:lvlJc w:val="left"/>
+      <w:pPr>
+        <w:ind w:left="1429" w:hanging="360"/>
+      </w:pPr>
+      <w:rPr>
+        <w:rFonts w:ascii="Symbol" w:hAnsi="Symbol" w:hint="default"/>
+      </w:rPr>
+    </w:lvl>
+    <w:lvl w:ilvl="1" w:tplc="240A0003" w:tentative="1">
+      <w:start w:val="1"/>
+      <w:numFmt w:val="bullet"/>
+      <w:lvlText w:val="o"/>
+      <w:lvlJc w:val="left"/>
+      <w:pPr>
+        <w:ind w:left="2149" w:hanging="360"/>
+      </w:pPr>
+      <w:rPr>
+        <w:rFonts w:ascii="Courier New" w:hAnsi="Courier New" w:cs="Courier New" w:hint="default"/>
+      </w:rPr>
+    </w:lvl>
+    <w:lvl w:ilvl="2" w:tplc="240A0005" w:tentative="1">
+      <w:start w:val="1"/>
+      <w:numFmt w:val="bullet"/>
+      <w:lvlText w:val=""/>
+      <w:lvlJc w:val="left"/>
+      <w:pPr>
+        <w:ind w:left="2869" w:hanging="360"/>
+      </w:pPr>
+      <w:rPr>
+        <w:rFonts w:ascii="Wingdings" w:hAnsi="Wingdings" w:hint="default"/>
+      </w:rPr>
+    </w:lvl>
+    <w:lvl w:ilvl="3" w:tplc="240A0001" w:tentative="1">
+      <w:start w:val="1"/>
+      <w:numFmt w:val="bullet"/>
+      <w:lvlText w:val=""/>
+      <w:lvlJc w:val="left"/>
+      <w:pPr>
+        <w:ind w:left="3589" w:hanging="360"/>
+      </w:pPr>
+      <w:rPr>
+        <w:rFonts w:ascii="Symbol" w:hAnsi="Symbol" w:hint="default"/>
+      </w:rPr>
+    </w:lvl>
+    <w:lvl w:ilvl="4" w:tplc="240A0003" w:tentative="1">
+      <w:start w:val="1"/>
+      <w:numFmt w:val="bullet"/>
+      <w:lvlText w:val="o"/>
+      <w:lvlJc w:val="left"/>
+      <w:pPr>
+        <w:ind w:left="4309" w:hanging="360"/>
+      </w:pPr>
+      <w:rPr>
+        <w:rFonts w:ascii="Courier New" w:hAnsi="Courier New" w:cs="Courier New" w:hint="default"/>
+      </w:rPr>
+    </w:lvl>
+    <w:lvl w:ilvl="5" w:tplc="240A0005" w:tentative="1">
+      <w:start w:val="1"/>
+      <w:numFmt w:val="bullet"/>
+      <w:lvlText w:val=""/>
+      <w:lvlJc w:val="left"/>
+      <w:pPr>
+        <w:ind w:left="5029" w:hanging="360"/>
+      </w:pPr>
+      <w:rPr>
+        <w:rFonts w:ascii="Wingdings" w:hAnsi="Wingdings" w:hint="default"/>
+      </w:rPr>
+    </w:lvl>
+    <w:lvl w:ilvl="6" w:tplc="240A0001" w:tentative="1">
+      <w:start w:val="1"/>
+      <w:numFmt w:val="bullet"/>
+      <w:lvlText w:val=""/>
+      <w:lvlJc w:val="left"/>
+      <w:pPr>
+        <w:ind w:left="5749" w:hanging="360"/>
+      </w:pPr>
+      <w:rPr>
+        <w:rFonts w:ascii="Symbol" w:hAnsi="Symbol" w:hint="default"/>
+      </w:rPr>
+    </w:lvl>
+    <w:lvl w:ilvl="7" w:tplc="240A0003" w:tentative="1">
+      <w:start w:val="1"/>
+      <w:numFmt w:val="bullet"/>
+      <w:lvlText w:val="o"/>
+      <w:lvlJc w:val="left"/>
+      <w:pPr>
+        <w:ind w:left="6469" w:hanging="360"/>
+      </w:pPr>
+      <w:rPr>
+        <w:rFonts w:ascii="Courier New" w:hAnsi="Courier New" w:cs="Courier New" w:hint="default"/>
+      </w:rPr>
+    </w:lvl>
+    <w:lvl w:ilvl="8" w:tplc="240A0005" w:tentative="1">
+      <w:start w:val="1"/>
+      <w:numFmt w:val="bullet"/>
+      <w:lvlText w:val=""/>
+      <w:lvlJc w:val="left"/>
+      <w:pPr>
+        <w:ind w:left="7189" w:hanging="360"/>
+      </w:pPr>
+      <w:rPr>
+        <w:rFonts w:ascii="Wingdings" w:hAnsi="Wingdings" w:hint="default"/>
+      </w:rPr>
+    </w:lvl>
+  </w:abstractNum>
+  <w:abstractNum w:abstractNumId="8" w15:restartNumberingAfterBreak="0">
     <w:nsid w:val="1D9B7DC0"/>
     <w:multiLevelType w:val="hybridMultilevel"/>
     <w:tmpl w:val="FD1A5C18"/>
@@ -8963,7 +13254,7 @@
       </w:rPr>
     </w:lvl>
   </w:abstractNum>
-  <w:abstractNum w:abstractNumId="7" w15:restartNumberingAfterBreak="0">
+  <w:abstractNum w:abstractNumId="9" w15:restartNumberingAfterBreak="0">
     <w:nsid w:val="27412B07"/>
     <w:multiLevelType w:val="hybridMultilevel"/>
     <w:tmpl w:val="71564C82"/>
@@ -9054,7 +13345,7 @@
       </w:pPr>
     </w:lvl>
   </w:abstractNum>
-  <w:abstractNum w:abstractNumId="8" w15:restartNumberingAfterBreak="0">
+  <w:abstractNum w:abstractNumId="10" w15:restartNumberingAfterBreak="0">
     <w:nsid w:val="2BB31A4C"/>
     <w:multiLevelType w:val="hybridMultilevel"/>
     <w:tmpl w:val="1F6A6ACA"/>
@@ -9167,7 +13458,7 @@
       </w:rPr>
     </w:lvl>
   </w:abstractNum>
-  <w:abstractNum w:abstractNumId="9" w15:restartNumberingAfterBreak="0">
+  <w:abstractNum w:abstractNumId="11" w15:restartNumberingAfterBreak="0">
     <w:nsid w:val="2DFF5886"/>
     <w:multiLevelType w:val="hybridMultilevel"/>
     <w:tmpl w:val="A09E4D00"/>
@@ -9280,7 +13571,7 @@
       </w:rPr>
     </w:lvl>
   </w:abstractNum>
-  <w:abstractNum w:abstractNumId="10" w15:restartNumberingAfterBreak="0">
+  <w:abstractNum w:abstractNumId="12" w15:restartNumberingAfterBreak="0">
     <w:nsid w:val="31BB20B1"/>
     <w:multiLevelType w:val="hybridMultilevel"/>
     <w:tmpl w:val="28BAF60C"/>
@@ -9366,7 +13657,7 @@
       </w:pPr>
     </w:lvl>
   </w:abstractNum>
-  <w:abstractNum w:abstractNumId="11" w15:restartNumberingAfterBreak="0">
+  <w:abstractNum w:abstractNumId="13" w15:restartNumberingAfterBreak="0">
     <w:nsid w:val="35D14CDB"/>
     <w:multiLevelType w:val="hybridMultilevel"/>
     <w:tmpl w:val="81F869F4"/>
@@ -9479,7 +13770,7 @@
       </w:rPr>
     </w:lvl>
   </w:abstractNum>
-  <w:abstractNum w:abstractNumId="12" w15:restartNumberingAfterBreak="0">
+  <w:abstractNum w:abstractNumId="14" w15:restartNumberingAfterBreak="0">
     <w:nsid w:val="368E176E"/>
     <w:multiLevelType w:val="hybridMultilevel"/>
     <w:tmpl w:val="BDF054FE"/>
@@ -9573,7 +13864,7 @@
       </w:pPr>
     </w:lvl>
   </w:abstractNum>
-  <w:abstractNum w:abstractNumId="13" w15:restartNumberingAfterBreak="0">
+  <w:abstractNum w:abstractNumId="15" w15:restartNumberingAfterBreak="0">
     <w:nsid w:val="36AF2304"/>
     <w:multiLevelType w:val="hybridMultilevel"/>
     <w:tmpl w:val="674AD9C0"/>
@@ -9659,7 +13950,7 @@
       </w:pPr>
     </w:lvl>
   </w:abstractNum>
-  <w:abstractNum w:abstractNumId="14" w15:restartNumberingAfterBreak="0">
+  <w:abstractNum w:abstractNumId="16" w15:restartNumberingAfterBreak="0">
     <w:nsid w:val="433C1934"/>
     <w:multiLevelType w:val="hybridMultilevel"/>
     <w:tmpl w:val="23885FA8"/>
@@ -9772,7 +14063,7 @@
       </w:rPr>
     </w:lvl>
   </w:abstractNum>
-  <w:abstractNum w:abstractNumId="15" w15:restartNumberingAfterBreak="0">
+  <w:abstractNum w:abstractNumId="17" w15:restartNumberingAfterBreak="0">
     <w:nsid w:val="4849623C"/>
     <w:multiLevelType w:val="hybridMultilevel"/>
     <w:tmpl w:val="A5AAFBAA"/>
@@ -9858,7 +14149,7 @@
       </w:pPr>
     </w:lvl>
   </w:abstractNum>
-  <w:abstractNum w:abstractNumId="16" w15:restartNumberingAfterBreak="0">
+  <w:abstractNum w:abstractNumId="18" w15:restartNumberingAfterBreak="0">
     <w:nsid w:val="4EBE1EF6"/>
     <w:multiLevelType w:val="hybridMultilevel"/>
     <w:tmpl w:val="AC468154"/>
@@ -9951,7 +14242,7 @@
       </w:pPr>
     </w:lvl>
   </w:abstractNum>
-  <w:abstractNum w:abstractNumId="17" w15:restartNumberingAfterBreak="0">
+  <w:abstractNum w:abstractNumId="19" w15:restartNumberingAfterBreak="0">
     <w:nsid w:val="565B3364"/>
     <w:multiLevelType w:val="hybridMultilevel"/>
     <w:tmpl w:val="E7C03B48"/>
@@ -10064,7 +14355,120 @@
       </w:rPr>
     </w:lvl>
   </w:abstractNum>
-  <w:abstractNum w:abstractNumId="18" w15:restartNumberingAfterBreak="0">
+  <w:abstractNum w:abstractNumId="20" w15:restartNumberingAfterBreak="0">
+    <w:nsid w:val="589472A8"/>
+    <w:multiLevelType w:val="hybridMultilevel"/>
+    <w:tmpl w:val="0906A5EC"/>
+    <w:lvl w:ilvl="0" w:tplc="240A0001">
+      <w:start w:val="1"/>
+      <w:numFmt w:val="bullet"/>
+      <w:lvlText w:val=""/>
+      <w:lvlJc w:val="left"/>
+      <w:pPr>
+        <w:ind w:left="1429" w:hanging="360"/>
+      </w:pPr>
+      <w:rPr>
+        <w:rFonts w:ascii="Symbol" w:hAnsi="Symbol" w:hint="default"/>
+      </w:rPr>
+    </w:lvl>
+    <w:lvl w:ilvl="1" w:tplc="240A0003">
+      <w:start w:val="1"/>
+      <w:numFmt w:val="bullet"/>
+      <w:lvlText w:val="o"/>
+      <w:lvlJc w:val="left"/>
+      <w:pPr>
+        <w:ind w:left="2149" w:hanging="360"/>
+      </w:pPr>
+      <w:rPr>
+        <w:rFonts w:ascii="Courier New" w:hAnsi="Courier New" w:cs="Courier New" w:hint="default"/>
+      </w:rPr>
+    </w:lvl>
+    <w:lvl w:ilvl="2" w:tplc="240A0005" w:tentative="1">
+      <w:start w:val="1"/>
+      <w:numFmt w:val="bullet"/>
+      <w:lvlText w:val=""/>
+      <w:lvlJc w:val="left"/>
+      <w:pPr>
+        <w:ind w:left="2869" w:hanging="360"/>
+      </w:pPr>
+      <w:rPr>
+        <w:rFonts w:ascii="Wingdings" w:hAnsi="Wingdings" w:hint="default"/>
+      </w:rPr>
+    </w:lvl>
+    <w:lvl w:ilvl="3" w:tplc="240A0001" w:tentative="1">
+      <w:start w:val="1"/>
+      <w:numFmt w:val="bullet"/>
+      <w:lvlText w:val=""/>
+      <w:lvlJc w:val="left"/>
+      <w:pPr>
+        <w:ind w:left="3589" w:hanging="360"/>
+      </w:pPr>
+      <w:rPr>
+        <w:rFonts w:ascii="Symbol" w:hAnsi="Symbol" w:hint="default"/>
+      </w:rPr>
+    </w:lvl>
+    <w:lvl w:ilvl="4" w:tplc="240A0003" w:tentative="1">
+      <w:start w:val="1"/>
+      <w:numFmt w:val="bullet"/>
+      <w:lvlText w:val="o"/>
+      <w:lvlJc w:val="left"/>
+      <w:pPr>
+        <w:ind w:left="4309" w:hanging="360"/>
+      </w:pPr>
+      <w:rPr>
+        <w:rFonts w:ascii="Courier New" w:hAnsi="Courier New" w:cs="Courier New" w:hint="default"/>
+      </w:rPr>
+    </w:lvl>
+    <w:lvl w:ilvl="5" w:tplc="240A0005" w:tentative="1">
+      <w:start w:val="1"/>
+      <w:numFmt w:val="bullet"/>
+      <w:lvlText w:val=""/>
+      <w:lvlJc w:val="left"/>
+      <w:pPr>
+        <w:ind w:left="5029" w:hanging="360"/>
+      </w:pPr>
+      <w:rPr>
+        <w:rFonts w:ascii="Wingdings" w:hAnsi="Wingdings" w:hint="default"/>
+      </w:rPr>
+    </w:lvl>
+    <w:lvl w:ilvl="6" w:tplc="240A0001" w:tentative="1">
+      <w:start w:val="1"/>
+      <w:numFmt w:val="bullet"/>
+      <w:lvlText w:val=""/>
+      <w:lvlJc w:val="left"/>
+      <w:pPr>
+        <w:ind w:left="5749" w:hanging="360"/>
+      </w:pPr>
+      <w:rPr>
+        <w:rFonts w:ascii="Symbol" w:hAnsi="Symbol" w:hint="default"/>
+      </w:rPr>
+    </w:lvl>
+    <w:lvl w:ilvl="7" w:tplc="240A0003" w:tentative="1">
+      <w:start w:val="1"/>
+      <w:numFmt w:val="bullet"/>
+      <w:lvlText w:val="o"/>
+      <w:lvlJc w:val="left"/>
+      <w:pPr>
+        <w:ind w:left="6469" w:hanging="360"/>
+      </w:pPr>
+      <w:rPr>
+        <w:rFonts w:ascii="Courier New" w:hAnsi="Courier New" w:cs="Courier New" w:hint="default"/>
+      </w:rPr>
+    </w:lvl>
+    <w:lvl w:ilvl="8" w:tplc="240A0005" w:tentative="1">
+      <w:start w:val="1"/>
+      <w:numFmt w:val="bullet"/>
+      <w:lvlText w:val=""/>
+      <w:lvlJc w:val="left"/>
+      <w:pPr>
+        <w:ind w:left="7189" w:hanging="360"/>
+      </w:pPr>
+      <w:rPr>
+        <w:rFonts w:ascii="Wingdings" w:hAnsi="Wingdings" w:hint="default"/>
+      </w:rPr>
+    </w:lvl>
+  </w:abstractNum>
+  <w:abstractNum w:abstractNumId="21" w15:restartNumberingAfterBreak="0">
     <w:nsid w:val="59BF5078"/>
     <w:multiLevelType w:val="multilevel"/>
     <w:tmpl w:val="C7D2423E"/>
@@ -10189,7 +14593,7 @@
       </w:rPr>
     </w:lvl>
   </w:abstractNum>
-  <w:abstractNum w:abstractNumId="19" w15:restartNumberingAfterBreak="0">
+  <w:abstractNum w:abstractNumId="22" w15:restartNumberingAfterBreak="0">
     <w:nsid w:val="5ECC7D7B"/>
     <w:multiLevelType w:val="hybridMultilevel"/>
     <w:tmpl w:val="555AECFC"/>
@@ -10302,7 +14706,7 @@
       </w:rPr>
     </w:lvl>
   </w:abstractNum>
-  <w:abstractNum w:abstractNumId="20" w15:restartNumberingAfterBreak="0">
+  <w:abstractNum w:abstractNumId="23" w15:restartNumberingAfterBreak="0">
     <w:nsid w:val="5FF16C73"/>
     <w:multiLevelType w:val="hybridMultilevel"/>
     <w:tmpl w:val="A2C4A712"/>
@@ -10415,7 +14819,7 @@
       </w:rPr>
     </w:lvl>
   </w:abstractNum>
-  <w:abstractNum w:abstractNumId="21" w15:restartNumberingAfterBreak="0">
+  <w:abstractNum w:abstractNumId="24" w15:restartNumberingAfterBreak="0">
     <w:nsid w:val="612D42D8"/>
     <w:multiLevelType w:val="hybridMultilevel"/>
     <w:tmpl w:val="3F38C0E8"/>
@@ -10528,7 +14932,7 @@
       </w:rPr>
     </w:lvl>
   </w:abstractNum>
-  <w:abstractNum w:abstractNumId="22" w15:restartNumberingAfterBreak="0">
+  <w:abstractNum w:abstractNumId="25" w15:restartNumberingAfterBreak="0">
     <w:nsid w:val="61374753"/>
     <w:multiLevelType w:val="hybridMultilevel"/>
     <w:tmpl w:val="08C49FD8"/>
@@ -10641,7 +15045,7 @@
       </w:rPr>
     </w:lvl>
   </w:abstractNum>
-  <w:abstractNum w:abstractNumId="23" w15:restartNumberingAfterBreak="0">
+  <w:abstractNum w:abstractNumId="26" w15:restartNumberingAfterBreak="0">
     <w:nsid w:val="62BE63DA"/>
     <w:multiLevelType w:val="hybridMultilevel"/>
     <w:tmpl w:val="F8AEE74C"/>
@@ -10754,7 +15158,7 @@
       </w:rPr>
     </w:lvl>
   </w:abstractNum>
-  <w:abstractNum w:abstractNumId="24" w15:restartNumberingAfterBreak="0">
+  <w:abstractNum w:abstractNumId="27" w15:restartNumberingAfterBreak="0">
     <w:nsid w:val="656648ED"/>
     <w:multiLevelType w:val="hybridMultilevel"/>
     <w:tmpl w:val="F23A5C1A"/>
@@ -10867,7 +15271,7 @@
       </w:rPr>
     </w:lvl>
   </w:abstractNum>
-  <w:abstractNum w:abstractNumId="25" w15:restartNumberingAfterBreak="0">
+  <w:abstractNum w:abstractNumId="28" w15:restartNumberingAfterBreak="0">
     <w:nsid w:val="66051225"/>
     <w:multiLevelType w:val="hybridMultilevel"/>
     <w:tmpl w:val="C6D0C386"/>
@@ -10980,7 +15384,7 @@
       </w:rPr>
     </w:lvl>
   </w:abstractNum>
-  <w:abstractNum w:abstractNumId="26" w15:restartNumberingAfterBreak="0">
+  <w:abstractNum w:abstractNumId="29" w15:restartNumberingAfterBreak="0">
     <w:nsid w:val="74861CD8"/>
     <w:multiLevelType w:val="hybridMultilevel"/>
     <w:tmpl w:val="9C1A07A0"/>
@@ -11093,7 +15497,7 @@
       </w:rPr>
     </w:lvl>
   </w:abstractNum>
-  <w:abstractNum w:abstractNumId="27" w15:restartNumberingAfterBreak="0">
+  <w:abstractNum w:abstractNumId="30" w15:restartNumberingAfterBreak="0">
     <w:nsid w:val="7491303C"/>
     <w:multiLevelType w:val="hybridMultilevel"/>
     <w:tmpl w:val="5016BBF4"/>
@@ -11206,7 +15610,7 @@
       </w:rPr>
     </w:lvl>
   </w:abstractNum>
-  <w:abstractNum w:abstractNumId="28" w15:restartNumberingAfterBreak="0">
+  <w:abstractNum w:abstractNumId="31" w15:restartNumberingAfterBreak="0">
     <w:nsid w:val="7ACD605F"/>
     <w:multiLevelType w:val="hybridMultilevel"/>
     <w:tmpl w:val="B1324E8C"/>
@@ -11220,6 +15624,119 @@
       </w:pPr>
       <w:rPr>
         <w:rFonts w:ascii="Wingdings" w:hAnsi="Wingdings" w:hint="default"/>
+      </w:rPr>
+    </w:lvl>
+    <w:lvl w:ilvl="1" w:tplc="240A0003" w:tentative="1">
+      <w:start w:val="1"/>
+      <w:numFmt w:val="bullet"/>
+      <w:lvlText w:val="o"/>
+      <w:lvlJc w:val="left"/>
+      <w:pPr>
+        <w:ind w:left="2149" w:hanging="360"/>
+      </w:pPr>
+      <w:rPr>
+        <w:rFonts w:ascii="Courier New" w:hAnsi="Courier New" w:cs="Courier New" w:hint="default"/>
+      </w:rPr>
+    </w:lvl>
+    <w:lvl w:ilvl="2" w:tplc="240A0005" w:tentative="1">
+      <w:start w:val="1"/>
+      <w:numFmt w:val="bullet"/>
+      <w:lvlText w:val=""/>
+      <w:lvlJc w:val="left"/>
+      <w:pPr>
+        <w:ind w:left="2869" w:hanging="360"/>
+      </w:pPr>
+      <w:rPr>
+        <w:rFonts w:ascii="Wingdings" w:hAnsi="Wingdings" w:hint="default"/>
+      </w:rPr>
+    </w:lvl>
+    <w:lvl w:ilvl="3" w:tplc="240A0001" w:tentative="1">
+      <w:start w:val="1"/>
+      <w:numFmt w:val="bullet"/>
+      <w:lvlText w:val=""/>
+      <w:lvlJc w:val="left"/>
+      <w:pPr>
+        <w:ind w:left="3589" w:hanging="360"/>
+      </w:pPr>
+      <w:rPr>
+        <w:rFonts w:ascii="Symbol" w:hAnsi="Symbol" w:hint="default"/>
+      </w:rPr>
+    </w:lvl>
+    <w:lvl w:ilvl="4" w:tplc="240A0003" w:tentative="1">
+      <w:start w:val="1"/>
+      <w:numFmt w:val="bullet"/>
+      <w:lvlText w:val="o"/>
+      <w:lvlJc w:val="left"/>
+      <w:pPr>
+        <w:ind w:left="4309" w:hanging="360"/>
+      </w:pPr>
+      <w:rPr>
+        <w:rFonts w:ascii="Courier New" w:hAnsi="Courier New" w:cs="Courier New" w:hint="default"/>
+      </w:rPr>
+    </w:lvl>
+    <w:lvl w:ilvl="5" w:tplc="240A0005" w:tentative="1">
+      <w:start w:val="1"/>
+      <w:numFmt w:val="bullet"/>
+      <w:lvlText w:val=""/>
+      <w:lvlJc w:val="left"/>
+      <w:pPr>
+        <w:ind w:left="5029" w:hanging="360"/>
+      </w:pPr>
+      <w:rPr>
+        <w:rFonts w:ascii="Wingdings" w:hAnsi="Wingdings" w:hint="default"/>
+      </w:rPr>
+    </w:lvl>
+    <w:lvl w:ilvl="6" w:tplc="240A0001" w:tentative="1">
+      <w:start w:val="1"/>
+      <w:numFmt w:val="bullet"/>
+      <w:lvlText w:val=""/>
+      <w:lvlJc w:val="left"/>
+      <w:pPr>
+        <w:ind w:left="5749" w:hanging="360"/>
+      </w:pPr>
+      <w:rPr>
+        <w:rFonts w:ascii="Symbol" w:hAnsi="Symbol" w:hint="default"/>
+      </w:rPr>
+    </w:lvl>
+    <w:lvl w:ilvl="7" w:tplc="240A0003" w:tentative="1">
+      <w:start w:val="1"/>
+      <w:numFmt w:val="bullet"/>
+      <w:lvlText w:val="o"/>
+      <w:lvlJc w:val="left"/>
+      <w:pPr>
+        <w:ind w:left="6469" w:hanging="360"/>
+      </w:pPr>
+      <w:rPr>
+        <w:rFonts w:ascii="Courier New" w:hAnsi="Courier New" w:cs="Courier New" w:hint="default"/>
+      </w:rPr>
+    </w:lvl>
+    <w:lvl w:ilvl="8" w:tplc="240A0005" w:tentative="1">
+      <w:start w:val="1"/>
+      <w:numFmt w:val="bullet"/>
+      <w:lvlText w:val=""/>
+      <w:lvlJc w:val="left"/>
+      <w:pPr>
+        <w:ind w:left="7189" w:hanging="360"/>
+      </w:pPr>
+      <w:rPr>
+        <w:rFonts w:ascii="Wingdings" w:hAnsi="Wingdings" w:hint="default"/>
+      </w:rPr>
+    </w:lvl>
+  </w:abstractNum>
+  <w:abstractNum w:abstractNumId="32" w15:restartNumberingAfterBreak="0">
+    <w:nsid w:val="7BF5349C"/>
+    <w:multiLevelType w:val="hybridMultilevel"/>
+    <w:tmpl w:val="E9FAA5F4"/>
+    <w:lvl w:ilvl="0" w:tplc="240A0001">
+      <w:start w:val="1"/>
+      <w:numFmt w:val="bullet"/>
+      <w:lvlText w:val=""/>
+      <w:lvlJc w:val="left"/>
+      <w:pPr>
+        <w:ind w:left="1429" w:hanging="360"/>
+      </w:pPr>
+      <w:rPr>
+        <w:rFonts w:ascii="Symbol" w:hAnsi="Symbol" w:hint="default"/>
       </w:rPr>
     </w:lvl>
     <w:lvl w:ilvl="1" w:tplc="240A0003" w:tentative="1">
@@ -11323,88 +15840,103 @@
     <w:abstractNumId w:val="0"/>
   </w:num>
   <w:num w:numId="2" w16cid:durableId="2008702635">
-    <w:abstractNumId w:val="7"/>
+    <w:abstractNumId w:val="9"/>
   </w:num>
   <w:num w:numId="3" w16cid:durableId="990669030">
-    <w:abstractNumId w:val="16"/>
+    <w:abstractNumId w:val="18"/>
   </w:num>
   <w:num w:numId="4" w16cid:durableId="626160936">
-    <w:abstractNumId w:val="12"/>
+    <w:abstractNumId w:val="14"/>
   </w:num>
   <w:num w:numId="5" w16cid:durableId="885684251">
-    <w:abstractNumId w:val="18"/>
+    <w:abstractNumId w:val="21"/>
   </w:num>
   <w:num w:numId="6" w16cid:durableId="2035839297">
-    <w:abstractNumId w:val="15"/>
+    <w:abstractNumId w:val="17"/>
   </w:num>
   <w:num w:numId="7" w16cid:durableId="2039970050">
-    <w:abstractNumId w:val="26"/>
+    <w:abstractNumId w:val="29"/>
   </w:num>
   <w:num w:numId="8" w16cid:durableId="1662199510">
-    <w:abstractNumId w:val="5"/>
+    <w:abstractNumId w:val="6"/>
   </w:num>
   <w:num w:numId="9" w16cid:durableId="1760640577">
-    <w:abstractNumId w:val="24"/>
+    <w:abstractNumId w:val="27"/>
   </w:num>
   <w:num w:numId="10" w16cid:durableId="866063849">
-    <w:abstractNumId w:val="9"/>
+    <w:abstractNumId w:val="11"/>
   </w:num>
   <w:num w:numId="11" w16cid:durableId="1515992874">
-    <w:abstractNumId w:val="28"/>
+    <w:abstractNumId w:val="31"/>
   </w:num>
   <w:num w:numId="12" w16cid:durableId="1714428427">
-    <w:abstractNumId w:val="17"/>
+    <w:abstractNumId w:val="19"/>
   </w:num>
   <w:num w:numId="13" w16cid:durableId="381636397">
-    <w:abstractNumId w:val="4"/>
+    <w:abstractNumId w:val="5"/>
   </w:num>
   <w:num w:numId="14" w16cid:durableId="939607868">
     <w:abstractNumId w:val="3"/>
   </w:num>
   <w:num w:numId="15" w16cid:durableId="147285224">
-    <w:abstractNumId w:val="13"/>
+    <w:abstractNumId w:val="15"/>
   </w:num>
   <w:num w:numId="16" w16cid:durableId="508062720">
+    <w:abstractNumId w:val="28"/>
+  </w:num>
+  <w:num w:numId="17" w16cid:durableId="1218204688">
+    <w:abstractNumId w:val="16"/>
+  </w:num>
+  <w:num w:numId="18" w16cid:durableId="1185821442">
+    <w:abstractNumId w:val="26"/>
+  </w:num>
+  <w:num w:numId="19" w16cid:durableId="394355377">
+    <w:abstractNumId w:val="8"/>
+  </w:num>
+  <w:num w:numId="20" w16cid:durableId="2116437752">
     <w:abstractNumId w:val="25"/>
   </w:num>
-  <w:num w:numId="17" w16cid:durableId="1218204688">
-    <w:abstractNumId w:val="14"/>
-  </w:num>
-  <w:num w:numId="18" w16cid:durableId="1185821442">
-    <w:abstractNumId w:val="23"/>
-  </w:num>
-  <w:num w:numId="19" w16cid:durableId="394355377">
-    <w:abstractNumId w:val="6"/>
-  </w:num>
-  <w:num w:numId="20" w16cid:durableId="2116437752">
+  <w:num w:numId="21" w16cid:durableId="925113434">
     <w:abstractNumId w:val="22"/>
   </w:num>
-  <w:num w:numId="21" w16cid:durableId="925113434">
-    <w:abstractNumId w:val="19"/>
-  </w:num>
   <w:num w:numId="22" w16cid:durableId="118303220">
-    <w:abstractNumId w:val="21"/>
+    <w:abstractNumId w:val="24"/>
   </w:num>
   <w:num w:numId="23" w16cid:durableId="21443237">
-    <w:abstractNumId w:val="8"/>
+    <w:abstractNumId w:val="10"/>
   </w:num>
   <w:num w:numId="24" w16cid:durableId="1497186495">
     <w:abstractNumId w:val="1"/>
   </w:num>
   <w:num w:numId="25" w16cid:durableId="765032198">
-    <w:abstractNumId w:val="20"/>
+    <w:abstractNumId w:val="23"/>
   </w:num>
   <w:num w:numId="26" w16cid:durableId="721561141">
-    <w:abstractNumId w:val="10"/>
+    <w:abstractNumId w:val="12"/>
   </w:num>
   <w:num w:numId="27" w16cid:durableId="1668560227">
-    <w:abstractNumId w:val="27"/>
+    <w:abstractNumId w:val="30"/>
   </w:num>
   <w:num w:numId="28" w16cid:durableId="981423410">
     <w:abstractNumId w:val="2"/>
   </w:num>
   <w:num w:numId="29" w16cid:durableId="599215492">
-    <w:abstractNumId w:val="11"/>
+    <w:abstractNumId w:val="13"/>
+  </w:num>
+  <w:num w:numId="30" w16cid:durableId="1624264875">
+    <w:abstractNumId w:val="21"/>
+  </w:num>
+  <w:num w:numId="31" w16cid:durableId="391585914">
+    <w:abstractNumId w:val="4"/>
+  </w:num>
+  <w:num w:numId="32" w16cid:durableId="463542092">
+    <w:abstractNumId w:val="32"/>
+  </w:num>
+  <w:num w:numId="33" w16cid:durableId="1813712139">
+    <w:abstractNumId w:val="7"/>
+  </w:num>
+  <w:num w:numId="34" w16cid:durableId="10763880">
+    <w:abstractNumId w:val="20"/>
   </w:num>
   <w:numIdMacAtCleanup w:val="23"/>
 </w:numbering>
@@ -12857,6 +17389,18 @@
       </w:tcPr>
     </w:tblStylePr>
   </w:style>
+  <w:style w:type="character" w:customStyle="1" w:styleId="Mencinsinresolver1">
+    <w:name w:val="Mención sin resolver1"/>
+    <w:basedOn w:val="Fuentedeprrafopredeter"/>
+    <w:uiPriority w:val="99"/>
+    <w:semiHidden/>
+    <w:unhideWhenUsed/>
+    <w:rsid w:val="00552EDC"/>
+    <w:rPr>
+      <w:color w:val="605E5C"/>
+      <w:shd w:val="clear" w:color="auto" w:fill="E1DFDD"/>
+    </w:rPr>
+  </w:style>
 </w:styles>
 </file>
 
@@ -13156,15 +17700,6 @@
 </file>
 
 <file path=customXml/item1.xml><?xml version="1.0" encoding="utf-8"?>
-<?mso-contentType ?>
-<FormTemplates xmlns="http://schemas.microsoft.com/sharepoint/v3/contenttype/forms">
-  <Display>DocumentLibraryForm</Display>
-  <Edit>DocumentLibraryForm</Edit>
-  <New>DocumentLibraryForm</New>
-</FormTemplates>
-</file>
-
-<file path=customXml/item2.xml><?xml version="1.0" encoding="utf-8"?>
 <ct:contentTypeSchema xmlns:ct="http://schemas.microsoft.com/office/2006/metadata/contentType" xmlns:ma="http://schemas.microsoft.com/office/2006/metadata/properties/metaAttributes" ct:_="" ma:_="" ma:contentTypeName="Documento" ma:contentTypeID="0x01010005252A1EF3BD024F856B47B579AB5244" ma:contentTypeVersion="12" ma:contentTypeDescription="Crear nuevo documento." ma:contentTypeScope="" ma:versionID="32d0e18b85ac20c34eab62df21c0cf58">
   <xsd:schema xmlns:xsd="http://www.w3.org/2001/XMLSchema" xmlns:xs="http://www.w3.org/2001/XMLSchema" xmlns:p="http://schemas.microsoft.com/office/2006/metadata/properties" xmlns:ns2="42760c81-fd8e-4d59-8953-7cdb9f38b14f" xmlns:ns3="67a0edcd-0de5-43ed-8c27-e32f38a00c91" targetNamespace="http://schemas.microsoft.com/office/2006/metadata/properties" ma:root="true" ma:fieldsID="cc2c149e99f10870fd5bc3964e5386d3" ns2:_="" ns3:_="">
     <xsd:import namespace="42760c81-fd8e-4d59-8953-7cdb9f38b14f"/>
@@ -13365,11 +17900,16 @@
 </ct:contentTypeSchema>
 </file>
 
-<file path=customXml/item3.xml><?xml version="1.0" encoding="utf-8"?>
-<b:Sources xmlns:b="http://schemas.openxmlformats.org/officeDocument/2006/bibliography" xmlns="http://schemas.openxmlformats.org/officeDocument/2006/bibliography" SelectedStyle="\APASixthEditionOfficeOnline.xsl" StyleName="APA" Version="6"/>
+<file path=customXml/item2.xml><?xml version="1.0" encoding="utf-8"?>
+<?mso-contentType ?>
+<FormTemplates xmlns="http://schemas.microsoft.com/sharepoint/v3/contenttype/forms">
+  <Display>DocumentLibraryForm</Display>
+  <Edit>DocumentLibraryForm</Edit>
+  <New>DocumentLibraryForm</New>
+</FormTemplates>
 </file>
 
-<file path=customXml/item4.xml><?xml version="1.0" encoding="utf-8"?>
+<file path=customXml/item3.xml><?xml version="1.0" encoding="utf-8"?>
 <p:properties xmlns:p="http://schemas.microsoft.com/office/2006/metadata/properties" xmlns:xsi="http://www.w3.org/2001/XMLSchema-instance" xmlns:pc="http://schemas.microsoft.com/office/infopath/2007/PartnerControls">
   <documentManagement>
     <TaxCatchAll xmlns="67a0edcd-0de5-43ed-8c27-e32f38a00c91" xsi:nil="true"/>
@@ -13380,7 +17920,15 @@
 </p:properties>
 </file>
 
+<file path=customXml/item4.xml><?xml version="1.0" encoding="utf-8"?>
+<b:Sources xmlns:b="http://schemas.openxmlformats.org/officeDocument/2006/bibliography" xmlns="http://schemas.openxmlformats.org/officeDocument/2006/bibliography" SelectedStyle="\APASixthEditionOfficeOnline.xsl" StyleName="APA" Version="6"/>
+</file>
+
 <file path=customXml/itemProps1.xml><?xml version="1.0" encoding="utf-8"?>
+<ds:datastoreItem xmlns:ds="http://schemas.openxmlformats.org/officeDocument/2006/customXml" ds:itemID="{1D0DA133-340D-42B6-97DD-DC9206422707}"/>
+</file>
+
+<file path=customXml/itemProps2.xml><?xml version="1.0" encoding="utf-8"?>
 <ds:datastoreItem xmlns:ds="http://schemas.openxmlformats.org/officeDocument/2006/customXml" ds:itemID="{81CBDEC1-3B00-44ED-AD36-0268077980BA}">
   <ds:schemaRefs>
     <ds:schemaRef ds:uri="http://schemas.microsoft.com/sharepoint/v3/contenttype/forms"/>
@@ -13388,19 +17936,7 @@
 </ds:datastoreItem>
 </file>
 
-<file path=customXml/itemProps2.xml><?xml version="1.0" encoding="utf-8"?>
-<ds:datastoreItem xmlns:ds="http://schemas.openxmlformats.org/officeDocument/2006/customXml" ds:itemID="{E5446EA6-803C-42A7-9958-AE7FBDE71F4B}"/>
-</file>
-
 <file path=customXml/itemProps3.xml><?xml version="1.0" encoding="utf-8"?>
-<ds:datastoreItem xmlns:ds="http://schemas.openxmlformats.org/officeDocument/2006/customXml" ds:itemID="{E8AB44A3-7C62-4BD2-82ED-8ABC209970FA}">
-  <ds:schemaRefs>
-    <ds:schemaRef ds:uri="http://schemas.openxmlformats.org/officeDocument/2006/bibliography"/>
-  </ds:schemaRefs>
-</ds:datastoreItem>
-</file>
-
-<file path=customXml/itemProps4.xml><?xml version="1.0" encoding="utf-8"?>
 <ds:datastoreItem xmlns:ds="http://schemas.openxmlformats.org/officeDocument/2006/customXml" ds:itemID="{1145D752-ACC1-45E1-AB53-0C756F67FC7F}">
   <ds:schemaRefs>
     <ds:schemaRef ds:uri="http://schemas.microsoft.com/office/2006/metadata/properties"/>
@@ -13409,4 +17945,12 @@
     <ds:schemaRef ds:uri="42760c81-fd8e-4d59-8953-7cdb9f38b14f"/>
   </ds:schemaRefs>
 </ds:datastoreItem>
+</file>
+
+<file path=customXml/itemProps4.xml><?xml version="1.0" encoding="utf-8"?>
+<ds:datastoreItem xmlns:ds="http://schemas.openxmlformats.org/officeDocument/2006/customXml" ds:itemID="{E8AB44A3-7C62-4BD2-82ED-8ABC209970FA}">
+  <ds:schemaRefs>
+    <ds:schemaRef ds:uri="http://schemas.openxmlformats.org/officeDocument/2006/bibliography"/>
+  </ds:schemaRefs>
+</ds:datastoreItem>
 </file>
--- a/fuentes/722109_CF05_DU.docx
+++ b/fuentes/722109_CF05_DU.docx
@@ -589,7 +589,7 @@
           <w:r>
             <w:fldChar w:fldCharType="separate"/>
           </w:r>
-          <w:hyperlink w:anchor="_Toc237245657" w:history="1">
+          <w:hyperlink w:anchor="_Toc237611250" w:history="1">
             <w:r>
               <w:rPr>
                 <w:rStyle w:val="Hipervnculo"/>
@@ -616,7 +616,7 @@
                 <w:noProof/>
                 <w:webHidden/>
               </w:rPr>
-              <w:instrText xml:space="preserve"> PAGEREF _Toc237245657 \h </w:instrText>
+              <w:instrText xml:space="preserve"> PAGEREF _Toc237611250 \h </w:instrText>
             </w:r>
             <w:r>
               <w:rPr>
@@ -658,7 +658,7 @@
               <w:lang w:eastAsia="es-CO"/>
             </w:rPr>
           </w:pPr>
-          <w:hyperlink w:anchor="_Toc237245658" w:history="1">
+          <w:hyperlink w:anchor="_Toc237611251" w:history="1">
             <w:r>
               <w:rPr>
                 <w:rStyle w:val="Hipervnculo"/>
@@ -702,7 +702,7 @@
                 <w:noProof/>
                 <w:webHidden/>
               </w:rPr>
-              <w:instrText xml:space="preserve"> PAGEREF _Toc237245658 \h </w:instrText>
+              <w:instrText xml:space="preserve"> PAGEREF _Toc237611251 \h </w:instrText>
             </w:r>
             <w:r>
               <w:rPr>
@@ -744,7 +744,7 @@
               <w:lang w:eastAsia="es-CO"/>
             </w:rPr>
           </w:pPr>
-          <w:hyperlink w:anchor="_Toc237245659" w:history="1">
+          <w:hyperlink w:anchor="_Toc237611252" w:history="1">
             <w:r>
               <w:rPr>
                 <w:rStyle w:val="Hipervnculo"/>
@@ -788,7 +788,7 @@
                 <w:noProof/>
                 <w:webHidden/>
               </w:rPr>
-              <w:instrText xml:space="preserve"> PAGEREF _Toc237245659 \h </w:instrText>
+              <w:instrText xml:space="preserve"> PAGEREF _Toc237611252 \h </w:instrText>
             </w:r>
             <w:r>
               <w:rPr>
@@ -830,7 +830,7 @@
               <w:lang w:eastAsia="es-CO"/>
             </w:rPr>
           </w:pPr>
-          <w:hyperlink w:anchor="_Toc237245660" w:history="1">
+          <w:hyperlink w:anchor="_Toc237611253" w:history="1">
             <w:r>
               <w:rPr>
                 <w:rStyle w:val="Hipervnculo"/>
@@ -874,7 +874,7 @@
                 <w:noProof/>
                 <w:webHidden/>
               </w:rPr>
-              <w:instrText xml:space="preserve"> PAGEREF _Toc237245660 \h </w:instrText>
+              <w:instrText xml:space="preserve"> PAGEREF _Toc237611253 \h </w:instrText>
             </w:r>
             <w:r>
               <w:rPr>
@@ -894,7 +894,7 @@
                 <w:noProof/>
                 <w:webHidden/>
               </w:rPr>
-              <w:t>23</w:t>
+              <w:t>24</w:t>
             </w:r>
             <w:r>
               <w:rPr>
@@ -916,7 +916,7 @@
               <w:lang w:eastAsia="es-CO"/>
             </w:rPr>
           </w:pPr>
-          <w:hyperlink w:anchor="_Toc237245661" w:history="1">
+          <w:hyperlink w:anchor="_Toc237611254" w:history="1">
             <w:r>
               <w:rPr>
                 <w:rStyle w:val="Hipervnculo"/>
@@ -960,7 +960,7 @@
                 <w:noProof/>
                 <w:webHidden/>
               </w:rPr>
-              <w:instrText xml:space="preserve"> PAGEREF _Toc237245661 \h </w:instrText>
+              <w:instrText xml:space="preserve"> PAGEREF _Toc237611254 \h </w:instrText>
             </w:r>
             <w:r>
               <w:rPr>
@@ -980,7 +980,7 @@
                 <w:noProof/>
                 <w:webHidden/>
               </w:rPr>
-              <w:t>26</w:t>
+              <w:t>27</w:t>
             </w:r>
             <w:r>
               <w:rPr>
@@ -1002,7 +1002,7 @@
               <w:lang w:eastAsia="es-CO"/>
             </w:rPr>
           </w:pPr>
-          <w:hyperlink w:anchor="_Toc237245662" w:history="1">
+          <w:hyperlink w:anchor="_Toc237611255" w:history="1">
             <w:r>
               <w:rPr>
                 <w:rStyle w:val="Hipervnculo"/>
@@ -1046,7 +1046,7 @@
                 <w:noProof/>
                 <w:webHidden/>
               </w:rPr>
-              <w:instrText xml:space="preserve"> PAGEREF _Toc237245662 \h </w:instrText>
+              <w:instrText xml:space="preserve"> PAGEREF _Toc237611255 \h </w:instrText>
             </w:r>
             <w:r>
               <w:rPr>
@@ -1066,7 +1066,7 @@
                 <w:noProof/>
                 <w:webHidden/>
               </w:rPr>
-              <w:t>26</w:t>
+              <w:t>27</w:t>
             </w:r>
             <w:r>
               <w:rPr>
@@ -1088,7 +1088,7 @@
               <w:lang w:eastAsia="es-CO"/>
             </w:rPr>
           </w:pPr>
-          <w:hyperlink w:anchor="_Toc237245663" w:history="1">
+          <w:hyperlink w:anchor="_Toc237611256" w:history="1">
             <w:r>
               <w:rPr>
                 <w:rStyle w:val="Hipervnculo"/>
@@ -1132,7 +1132,7 @@
                 <w:noProof/>
                 <w:webHidden/>
               </w:rPr>
-              <w:instrText xml:space="preserve"> PAGEREF _Toc237245663 \h </w:instrText>
+              <w:instrText xml:space="preserve"> PAGEREF _Toc237611256 \h </w:instrText>
             </w:r>
             <w:r>
               <w:rPr>
@@ -1152,7 +1152,7 @@
                 <w:noProof/>
                 <w:webHidden/>
               </w:rPr>
-              <w:t>26</w:t>
+              <w:t>27</w:t>
             </w:r>
             <w:r>
               <w:rPr>
@@ -1174,7 +1174,7 @@
               <w:lang w:eastAsia="es-CO"/>
             </w:rPr>
           </w:pPr>
-          <w:hyperlink w:anchor="_Toc237245664" w:history="1">
+          <w:hyperlink w:anchor="_Toc237611257" w:history="1">
             <w:r>
               <w:rPr>
                 <w:rStyle w:val="Hipervnculo"/>
@@ -1218,7 +1218,7 @@
                 <w:noProof/>
                 <w:webHidden/>
               </w:rPr>
-              <w:instrText xml:space="preserve"> PAGEREF _Toc237245664 \h </w:instrText>
+              <w:instrText xml:space="preserve"> PAGEREF _Toc237611257 \h </w:instrText>
             </w:r>
             <w:r>
               <w:rPr>
@@ -1238,7 +1238,7 @@
                 <w:noProof/>
                 <w:webHidden/>
               </w:rPr>
-              <w:t>29</w:t>
+              <w:t>30</w:t>
             </w:r>
             <w:r>
               <w:rPr>
@@ -1260,7 +1260,7 @@
               <w:lang w:eastAsia="es-CO"/>
             </w:rPr>
           </w:pPr>
-          <w:hyperlink w:anchor="_Toc237245665" w:history="1">
+          <w:hyperlink w:anchor="_Toc237611258" w:history="1">
             <w:r>
               <w:rPr>
                 <w:rStyle w:val="Hipervnculo"/>
@@ -1304,7 +1304,7 @@
                 <w:noProof/>
                 <w:webHidden/>
               </w:rPr>
-              <w:instrText xml:space="preserve"> PAGEREF _Toc237245665 \h </w:instrText>
+              <w:instrText xml:space="preserve"> PAGEREF _Toc237611258 \h </w:instrText>
             </w:r>
             <w:r>
               <w:rPr>
@@ -1324,7 +1324,7 @@
                 <w:noProof/>
                 <w:webHidden/>
               </w:rPr>
-              <w:t>29</w:t>
+              <w:t>30</w:t>
             </w:r>
             <w:r>
               <w:rPr>
@@ -1346,7 +1346,7 @@
               <w:lang w:eastAsia="es-CO"/>
             </w:rPr>
           </w:pPr>
-          <w:hyperlink w:anchor="_Toc237245666" w:history="1">
+          <w:hyperlink w:anchor="_Toc237611259" w:history="1">
             <w:r>
               <w:rPr>
                 <w:rStyle w:val="Hipervnculo"/>
@@ -1390,7 +1390,7 @@
                 <w:noProof/>
                 <w:webHidden/>
               </w:rPr>
-              <w:instrText xml:space="preserve"> PAGEREF _Toc237245666 \h </w:instrText>
+              <w:instrText xml:space="preserve"> PAGEREF _Toc237611259 \h </w:instrText>
             </w:r>
             <w:r>
               <w:rPr>
@@ -1410,7 +1410,7 @@
                 <w:noProof/>
                 <w:webHidden/>
               </w:rPr>
-              <w:t>29</w:t>
+              <w:t>30</w:t>
             </w:r>
             <w:r>
               <w:rPr>
@@ -1432,7 +1432,7 @@
               <w:lang w:eastAsia="es-CO"/>
             </w:rPr>
           </w:pPr>
-          <w:hyperlink w:anchor="_Toc237245667" w:history="1">
+          <w:hyperlink w:anchor="_Toc237611260" w:history="1">
             <w:r>
               <w:rPr>
                 <w:rStyle w:val="Hipervnculo"/>
@@ -1476,7 +1476,7 @@
                 <w:noProof/>
                 <w:webHidden/>
               </w:rPr>
-              <w:instrText xml:space="preserve"> PAGEREF _Toc237245667 \h </w:instrText>
+              <w:instrText xml:space="preserve"> PAGEREF _Toc237611260 \h </w:instrText>
             </w:r>
             <w:r>
               <w:rPr>
@@ -1496,7 +1496,7 @@
                 <w:noProof/>
                 <w:webHidden/>
               </w:rPr>
-              <w:t>30</w:t>
+              <w:t>31</w:t>
             </w:r>
             <w:r>
               <w:rPr>
@@ -1518,7 +1518,7 @@
               <w:lang w:eastAsia="es-CO"/>
             </w:rPr>
           </w:pPr>
-          <w:hyperlink w:anchor="_Toc237245668" w:history="1">
+          <w:hyperlink w:anchor="_Toc237611261" w:history="1">
             <w:r>
               <w:rPr>
                 <w:rStyle w:val="Hipervnculo"/>
@@ -1562,7 +1562,7 @@
                 <w:noProof/>
                 <w:webHidden/>
               </w:rPr>
-              <w:instrText xml:space="preserve"> PAGEREF _Toc237245668 \h </w:instrText>
+              <w:instrText xml:space="preserve"> PAGEREF _Toc237611261 \h </w:instrText>
             </w:r>
             <w:r>
               <w:rPr>
@@ -1582,7 +1582,7 @@
                 <w:noProof/>
                 <w:webHidden/>
               </w:rPr>
-              <w:t>32</w:t>
+              <w:t>33</w:t>
             </w:r>
             <w:r>
               <w:rPr>
@@ -1604,7 +1604,7 @@
               <w:lang w:eastAsia="es-CO"/>
             </w:rPr>
           </w:pPr>
-          <w:hyperlink w:anchor="_Toc237245669" w:history="1">
+          <w:hyperlink w:anchor="_Toc237611262" w:history="1">
             <w:r>
               <w:rPr>
                 <w:rStyle w:val="Hipervnculo"/>
@@ -1648,7 +1648,7 @@
                 <w:noProof/>
                 <w:webHidden/>
               </w:rPr>
-              <w:instrText xml:space="preserve"> PAGEREF _Toc237245669 \h </w:instrText>
+              <w:instrText xml:space="preserve"> PAGEREF _Toc237611262 \h </w:instrText>
             </w:r>
             <w:r>
               <w:rPr>
@@ -1668,7 +1668,7 @@
                 <w:noProof/>
                 <w:webHidden/>
               </w:rPr>
-              <w:t>34</w:t>
+              <w:t>35</w:t>
             </w:r>
             <w:r>
               <w:rPr>
@@ -1690,7 +1690,7 @@
               <w:lang w:eastAsia="es-CO"/>
             </w:rPr>
           </w:pPr>
-          <w:hyperlink w:anchor="_Toc237245670" w:history="1">
+          <w:hyperlink w:anchor="_Toc237611263" w:history="1">
             <w:r>
               <w:rPr>
                 <w:rStyle w:val="Hipervnculo"/>
@@ -1734,7 +1734,7 @@
                 <w:noProof/>
                 <w:webHidden/>
               </w:rPr>
-              <w:instrText xml:space="preserve"> PAGEREF _Toc237245670 \h </w:instrText>
+              <w:instrText xml:space="preserve"> PAGEREF _Toc237611263 \h </w:instrText>
             </w:r>
             <w:r>
               <w:rPr>
@@ -1754,7 +1754,7 @@
                 <w:noProof/>
                 <w:webHidden/>
               </w:rPr>
-              <w:t>34</w:t>
+              <w:t>35</w:t>
             </w:r>
             <w:r>
               <w:rPr>
@@ -1776,7 +1776,7 @@
               <w:lang w:eastAsia="es-CO"/>
             </w:rPr>
           </w:pPr>
-          <w:hyperlink w:anchor="_Toc237245671" w:history="1">
+          <w:hyperlink w:anchor="_Toc237611264" w:history="1">
             <w:r>
               <w:rPr>
                 <w:rStyle w:val="Hipervnculo"/>
@@ -1820,7 +1820,7 @@
                 <w:noProof/>
                 <w:webHidden/>
               </w:rPr>
-              <w:instrText xml:space="preserve"> PAGEREF _Toc237245671 \h </w:instrText>
+              <w:instrText xml:space="preserve"> PAGEREF _Toc237611264 \h </w:instrText>
             </w:r>
             <w:r>
               <w:rPr>
@@ -1840,7 +1840,7 @@
                 <w:noProof/>
                 <w:webHidden/>
               </w:rPr>
-              <w:t>34</w:t>
+              <w:t>35</w:t>
             </w:r>
             <w:r>
               <w:rPr>
@@ -1862,7 +1862,7 @@
               <w:lang w:eastAsia="es-CO"/>
             </w:rPr>
           </w:pPr>
-          <w:hyperlink w:anchor="_Toc237245672" w:history="1">
+          <w:hyperlink w:anchor="_Toc237611265" w:history="1">
             <w:r>
               <w:rPr>
                 <w:rStyle w:val="Hipervnculo"/>
@@ -1906,7 +1906,7 @@
                 <w:noProof/>
                 <w:webHidden/>
               </w:rPr>
-              <w:instrText xml:space="preserve"> PAGEREF _Toc237245672 \h </w:instrText>
+              <w:instrText xml:space="preserve"> PAGEREF _Toc237611265 \h </w:instrText>
             </w:r>
             <w:r>
               <w:rPr>
@@ -1926,7 +1926,7 @@
                 <w:noProof/>
                 <w:webHidden/>
               </w:rPr>
-              <w:t>35</w:t>
+              <w:t>36</w:t>
             </w:r>
             <w:r>
               <w:rPr>
@@ -1948,7 +1948,7 @@
               <w:lang w:eastAsia="es-CO"/>
             </w:rPr>
           </w:pPr>
-          <w:hyperlink w:anchor="_Toc237245673" w:history="1">
+          <w:hyperlink w:anchor="_Toc237611266" w:history="1">
             <w:r>
               <w:rPr>
                 <w:rStyle w:val="Hipervnculo"/>
@@ -1992,7 +1992,7 @@
                 <w:noProof/>
                 <w:webHidden/>
               </w:rPr>
-              <w:instrText xml:space="preserve"> PAGEREF _Toc237245673 \h </w:instrText>
+              <w:instrText xml:space="preserve"> PAGEREF _Toc237611266 \h </w:instrText>
             </w:r>
             <w:r>
               <w:rPr>
@@ -2012,7 +2012,7 @@
                 <w:noProof/>
                 <w:webHidden/>
               </w:rPr>
-              <w:t>36</w:t>
+              <w:t>37</w:t>
             </w:r>
             <w:r>
               <w:rPr>
@@ -2034,7 +2034,7 @@
               <w:lang w:eastAsia="es-CO"/>
             </w:rPr>
           </w:pPr>
-          <w:hyperlink w:anchor="_Toc237245674" w:history="1">
+          <w:hyperlink w:anchor="_Toc237611267" w:history="1">
             <w:r>
               <w:rPr>
                 <w:rStyle w:val="Hipervnculo"/>
@@ -2078,7 +2078,7 @@
                 <w:noProof/>
                 <w:webHidden/>
               </w:rPr>
-              <w:instrText xml:space="preserve"> PAGEREF _Toc237245674 \h </w:instrText>
+              <w:instrText xml:space="preserve"> PAGEREF _Toc237611267 \h </w:instrText>
             </w:r>
             <w:r>
               <w:rPr>
@@ -2098,7 +2098,7 @@
                 <w:noProof/>
                 <w:webHidden/>
               </w:rPr>
-              <w:t>38</w:t>
+              <w:t>39</w:t>
             </w:r>
             <w:r>
               <w:rPr>
@@ -2120,7 +2120,7 @@
               <w:lang w:eastAsia="es-CO"/>
             </w:rPr>
           </w:pPr>
-          <w:hyperlink w:anchor="_Toc237245675" w:history="1">
+          <w:hyperlink w:anchor="_Toc237611268" w:history="1">
             <w:r>
               <w:rPr>
                 <w:rStyle w:val="Hipervnculo"/>
@@ -2147,7 +2147,7 @@
                 <w:noProof/>
                 <w:webHidden/>
               </w:rPr>
-              <w:instrText xml:space="preserve"> PAGEREF _Toc237245675 \h </w:instrText>
+              <w:instrText xml:space="preserve"> PAGEREF _Toc237611268 \h </w:instrText>
             </w:r>
             <w:r>
               <w:rPr>
@@ -2167,7 +2167,7 @@
                 <w:noProof/>
                 <w:webHidden/>
               </w:rPr>
-              <w:t>40</w:t>
+              <w:t>41</w:t>
             </w:r>
             <w:r>
               <w:rPr>
@@ -2189,7 +2189,7 @@
               <w:lang w:eastAsia="es-CO"/>
             </w:rPr>
           </w:pPr>
-          <w:hyperlink w:anchor="_Toc237245676" w:history="1">
+          <w:hyperlink w:anchor="_Toc237611269" w:history="1">
             <w:r>
               <w:rPr>
                 <w:rStyle w:val="Hipervnculo"/>
@@ -2216,7 +2216,7 @@
                 <w:noProof/>
                 <w:webHidden/>
               </w:rPr>
-              <w:instrText xml:space="preserve"> PAGEREF _Toc237245676 \h </w:instrText>
+              <w:instrText xml:space="preserve"> PAGEREF _Toc237611269 \h </w:instrText>
             </w:r>
             <w:r>
               <w:rPr>
@@ -2236,7 +2236,7 @@
                 <w:noProof/>
                 <w:webHidden/>
               </w:rPr>
-              <w:t>42</w:t>
+              <w:t>43</w:t>
             </w:r>
             <w:r>
               <w:rPr>
@@ -2258,7 +2258,7 @@
               <w:lang w:eastAsia="es-CO"/>
             </w:rPr>
           </w:pPr>
-          <w:hyperlink w:anchor="_Toc237245677" w:history="1">
+          <w:hyperlink w:anchor="_Toc237611270" w:history="1">
             <w:r>
               <w:rPr>
                 <w:rStyle w:val="Hipervnculo"/>
@@ -2285,7 +2285,7 @@
                 <w:noProof/>
                 <w:webHidden/>
               </w:rPr>
-              <w:instrText xml:space="preserve"> PAGEREF _Toc237245677 \h </w:instrText>
+              <w:instrText xml:space="preserve"> PAGEREF _Toc237611270 \h </w:instrText>
             </w:r>
             <w:r>
               <w:rPr>
@@ -2305,7 +2305,7 @@
                 <w:noProof/>
                 <w:webHidden/>
               </w:rPr>
-              <w:t>43</w:t>
+              <w:t>44</w:t>
             </w:r>
             <w:r>
               <w:rPr>
@@ -2327,7 +2327,7 @@
               <w:lang w:eastAsia="es-CO"/>
             </w:rPr>
           </w:pPr>
-          <w:hyperlink w:anchor="_Toc237245678" w:history="1">
+          <w:hyperlink w:anchor="_Toc237611271" w:history="1">
             <w:r>
               <w:rPr>
                 <w:rStyle w:val="Hipervnculo"/>
@@ -2354,7 +2354,7 @@
                 <w:noProof/>
                 <w:webHidden/>
               </w:rPr>
-              <w:instrText xml:space="preserve"> PAGEREF _Toc237245678 \h </w:instrText>
+              <w:instrText xml:space="preserve"> PAGEREF _Toc237611271 \h </w:instrText>
             </w:r>
             <w:r>
               <w:rPr>
@@ -2374,7 +2374,7 @@
                 <w:noProof/>
                 <w:webHidden/>
               </w:rPr>
-              <w:t>44</w:t>
+              <w:t>45</w:t>
             </w:r>
             <w:r>
               <w:rPr>
@@ -2404,7 +2404,7 @@
       <w:pPr>
         <w:pStyle w:val="Titulosgenerales"/>
       </w:pPr>
-      <w:bookmarkStart w:id="0" w:name="_Toc237245657"/>
+      <w:bookmarkStart w:id="0" w:name="_Toc237611250"/>
       <w:r>
         <w:lastRenderedPageBreak/>
         <w:t>Introducción</w:t>
@@ -2451,7 +2451,7 @@
           <w:noProof/>
         </w:rPr>
         <w:drawing>
-          <wp:inline distT="0" distB="0" distL="0" distR="0" wp14:anchorId="789BE52E" wp14:editId="718CF4D4">
+          <wp:inline distT="0" distB="0" distL="0" distR="0" wp14:anchorId="789BE52E" wp14:editId="2DDAA1ED">
             <wp:extent cx="4680000" cy="2631445"/>
             <wp:effectExtent l="0" t="0" r="6350" b="0"/>
             <wp:docPr id="2" name="Imagen 2">
@@ -2729,7 +2729,7 @@
       <w:pPr>
         <w:pStyle w:val="Ttulo1"/>
       </w:pPr>
-      <w:bookmarkStart w:id="1" w:name="_Toc237245658"/>
+      <w:bookmarkStart w:id="1" w:name="_Toc237611251"/>
       <w:r>
         <w:lastRenderedPageBreak/>
         <w:t>Evaluación del proyecto</w:t>
@@ -3185,7 +3185,7 @@
       <w:pPr>
         <w:pStyle w:val="Ttulo2"/>
       </w:pPr>
-      <w:bookmarkStart w:id="2" w:name="_Toc237245659"/>
+      <w:bookmarkStart w:id="2" w:name="_Toc237611252"/>
       <w:r>
         <w:t>Evaluación financiera</w:t>
       </w:r>
@@ -3766,7 +3766,7 @@
               <w:pStyle w:val="TextoTablas"/>
             </w:pPr>
             <w:r>
-              <w:t>Inversión inicial.</w:t>
+              <w:t>Inversión inicial</w:t>
             </w:r>
           </w:p>
         </w:tc>
@@ -3834,7 +3834,7 @@
               <w:pStyle w:val="TextoTablas"/>
             </w:pPr>
             <w:r>
-              <w:t>-</w:t>
+              <w:t>Tasa de oportunidad 18 %</w:t>
             </w:r>
           </w:p>
         </w:tc>
@@ -3849,7 +3849,7 @@
               <w:pStyle w:val="TextoTablas"/>
             </w:pPr>
             <w:r>
-              <w:t>Flujo neto.</w:t>
+              <w:t>Flujo neto</w:t>
             </w:r>
           </w:p>
         </w:tc>
@@ -3926,7 +3926,7 @@
               <w:pStyle w:val="TextoTablas"/>
             </w:pPr>
             <w:r>
-              <w:t>-</w:t>
+              <w:t>Tasa de oportunidad 18 %</w:t>
             </w:r>
           </w:p>
         </w:tc>
@@ -4053,6 +4053,7 @@
           <w:bCs/>
           <w:lang w:val="es-419" w:eastAsia="es-CO"/>
         </w:rPr>
+        <w:lastRenderedPageBreak/>
         <w:t>P</w:t>
       </w:r>
       <w:r>
@@ -4114,7 +4115,6 @@
           <w:noProof/>
           <w:lang w:val="es-419" w:eastAsia="es-CO"/>
         </w:rPr>
-        <w:lastRenderedPageBreak/>
         <w:drawing>
           <wp:inline distT="0" distB="0" distL="0" distR="0" wp14:anchorId="5E94C894" wp14:editId="222B926F">
             <wp:extent cx="4199491" cy="4061361"/>
@@ -4255,6 +4255,7 @@
           <w:noProof/>
           <w:lang w:val="es-419" w:eastAsia="es-CO"/>
         </w:rPr>
+        <w:lastRenderedPageBreak/>
         <w:drawing>
           <wp:inline distT="0" distB="0" distL="0" distR="0" wp14:anchorId="26DD827D" wp14:editId="467DAE0C">
             <wp:extent cx="4063134" cy="2945080"/>
@@ -4304,7 +4305,6 @@
           <w:bCs/>
           <w:lang w:val="es-419" w:eastAsia="es-CO"/>
         </w:rPr>
-        <w:lastRenderedPageBreak/>
         <w:t>P</w:t>
       </w:r>
       <w:r>
@@ -4454,6 +4454,7 @@
           <w:noProof/>
           <w:lang w:val="es-419" w:eastAsia="es-CO"/>
         </w:rPr>
+        <w:lastRenderedPageBreak/>
         <w:drawing>
           <wp:inline distT="0" distB="0" distL="0" distR="0" wp14:anchorId="66FF3200" wp14:editId="456A029C">
             <wp:extent cx="4320000" cy="3325414"/>
@@ -4854,7 +4855,7 @@
               <w:pStyle w:val="TextoTablas"/>
             </w:pPr>
             <w:r>
-              <w:t>Inversión inicial.</w:t>
+              <w:t>Inversión inicial</w:t>
             </w:r>
           </w:p>
         </w:tc>
@@ -4925,7 +4926,7 @@
               <w:pStyle w:val="TextoTablas"/>
             </w:pPr>
             <w:r>
-              <w:t>Tasa de oportunidad 18 %.</w:t>
+              <w:t>Tasa de oportunidad 18 %</w:t>
             </w:r>
           </w:p>
         </w:tc>
@@ -4940,7 +4941,7 @@
               <w:pStyle w:val="TextoTablas"/>
             </w:pPr>
             <w:r>
-              <w:t>Flujo neto.</w:t>
+              <w:t>Flujo neto</w:t>
             </w:r>
           </w:p>
         </w:tc>
@@ -5017,7 +5018,7 @@
               <w:pStyle w:val="TextoTablas"/>
             </w:pPr>
             <w:r>
-              <w:t>Tasa de oportunidad 18 %.</w:t>
+              <w:t>Tasa de oportunidad 18 %</w:t>
             </w:r>
           </w:p>
         </w:tc>
@@ -7909,7 +7910,7 @@
       <w:pPr>
         <w:pStyle w:val="Ttulo2"/>
       </w:pPr>
-      <w:bookmarkStart w:id="3" w:name="_Toc237245660"/>
+      <w:bookmarkStart w:id="3" w:name="_Toc237611253"/>
       <w:r>
         <w:t>Evaluación económica y social</w:t>
       </w:r>
@@ -8086,7 +8087,7 @@
           <w:lang w:eastAsia="es-CO"/>
         </w:rPr>
         <w:drawing>
-          <wp:inline distT="0" distB="0" distL="0" distR="0" wp14:anchorId="18C486D8" wp14:editId="6DA1C199">
+          <wp:inline distT="0" distB="0" distL="0" distR="0" wp14:anchorId="18C486D8" wp14:editId="7BDB79BF">
             <wp:extent cx="3704337" cy="2737020"/>
             <wp:effectExtent l="0" t="0" r="0" b="6350"/>
             <wp:docPr id="102464421" name="Imagen 5" descr="La figura describe una comparación entre el análisis económico y social y el análisis financiero de un proyecto. El análisis económico y social evalúa aspectos como la productividad, la rentabilidad, el crecimiento económico, el impacto en la sociedad, la distribución del ingreso y la contribución del proyecto al desarrollo económico. El análisis financiero se centra en el rendimiento del capital, el beneficio para los inversionistas, la distribución de utilidades, los precios de mercado y la capacidad del proyecto para generar ganancias."/>
@@ -8198,7 +8199,7 @@
       <w:pPr>
         <w:pStyle w:val="Ttulo1"/>
       </w:pPr>
-      <w:bookmarkStart w:id="4" w:name="_Toc237245661"/>
+      <w:bookmarkStart w:id="4" w:name="_Toc237611254"/>
       <w:r>
         <w:lastRenderedPageBreak/>
         <w:t>Recolección de la información</w:t>
@@ -8222,7 +8223,7 @@
       <w:pPr>
         <w:pStyle w:val="Ttulo2"/>
       </w:pPr>
-      <w:bookmarkStart w:id="5" w:name="_Toc237245662"/>
+      <w:bookmarkStart w:id="5" w:name="_Toc237611255"/>
       <w:r>
         <w:t>Concepto</w:t>
       </w:r>
@@ -8245,7 +8246,7 @@
       <w:pPr>
         <w:pStyle w:val="Ttulo2"/>
       </w:pPr>
-      <w:bookmarkStart w:id="6" w:name="_Toc237245663"/>
+      <w:bookmarkStart w:id="6" w:name="_Toc237611256"/>
       <w:r>
         <w:t>Herramientas y técnicas de recolección</w:t>
       </w:r>
@@ -8556,7 +8557,7 @@
       <w:pPr>
         <w:pStyle w:val="Ttulo1"/>
       </w:pPr>
-      <w:bookmarkStart w:id="7" w:name="_Toc237245664"/>
+      <w:bookmarkStart w:id="7" w:name="_Toc237611257"/>
       <w:r>
         <w:lastRenderedPageBreak/>
         <w:t>Diagnóstico</w:t>
@@ -8580,7 +8581,7 @@
       <w:pPr>
         <w:pStyle w:val="Ttulo2"/>
       </w:pPr>
-      <w:bookmarkStart w:id="8" w:name="_Toc237245665"/>
+      <w:bookmarkStart w:id="8" w:name="_Toc237611258"/>
       <w:r>
         <w:t>Concepto</w:t>
       </w:r>
@@ -8603,7 +8604,7 @@
       <w:pPr>
         <w:pStyle w:val="Ttulo2"/>
       </w:pPr>
-      <w:bookmarkStart w:id="9" w:name="_Toc237245666"/>
+      <w:bookmarkStart w:id="9" w:name="_Toc237611259"/>
       <w:r>
         <w:t>Características</w:t>
       </w:r>
@@ -8719,7 +8720,7 @@
       <w:pPr>
         <w:pStyle w:val="Ttulo2"/>
       </w:pPr>
-      <w:bookmarkStart w:id="10" w:name="_Toc237245667"/>
+      <w:bookmarkStart w:id="10" w:name="_Toc237611260"/>
       <w:r>
         <w:t>Herramientas de análisis</w:t>
       </w:r>
@@ -9077,7 +9078,7 @@
       <w:pPr>
         <w:pStyle w:val="Ttulo2"/>
       </w:pPr>
-      <w:bookmarkStart w:id="11" w:name="_Toc237245668"/>
+      <w:bookmarkStart w:id="11" w:name="_Toc237611261"/>
       <w:r>
         <w:t>Importancia</w:t>
       </w:r>
@@ -9597,7 +9598,7 @@
       <w:pPr>
         <w:pStyle w:val="Ttulo1"/>
       </w:pPr>
-      <w:bookmarkStart w:id="12" w:name="_Toc237245669"/>
+      <w:bookmarkStart w:id="12" w:name="_Toc237611262"/>
       <w:r>
         <w:lastRenderedPageBreak/>
         <w:t>Plan de acción estratégico</w:t>
@@ -9621,7 +9622,7 @@
       <w:pPr>
         <w:pStyle w:val="Ttulo2"/>
       </w:pPr>
-      <w:bookmarkStart w:id="13" w:name="_Toc237245670"/>
+      <w:bookmarkStart w:id="13" w:name="_Toc237611263"/>
       <w:r>
         <w:t>Concepto</w:t>
       </w:r>
@@ -9644,7 +9645,7 @@
       <w:pPr>
         <w:pStyle w:val="Ttulo2"/>
       </w:pPr>
-      <w:bookmarkStart w:id="14" w:name="_Toc237245671"/>
+      <w:bookmarkStart w:id="14" w:name="_Toc237611264"/>
       <w:r>
         <w:t>Elementos</w:t>
       </w:r>
@@ -9972,7 +9973,7 @@
       <w:pPr>
         <w:pStyle w:val="Ttulo2"/>
       </w:pPr>
-      <w:bookmarkStart w:id="15" w:name="_Toc237245672"/>
+      <w:bookmarkStart w:id="15" w:name="_Toc237611265"/>
       <w:r>
         <w:t>Procedimiento de elaboración</w:t>
       </w:r>
@@ -10094,7 +10095,7 @@
       <w:pPr>
         <w:pStyle w:val="Ttulo2"/>
       </w:pPr>
-      <w:bookmarkStart w:id="16" w:name="_Toc237245673"/>
+      <w:bookmarkStart w:id="16" w:name="_Toc237611266"/>
       <w:r>
         <w:t>Diligenciamiento</w:t>
       </w:r>
@@ -10425,7 +10426,7 @@
       <w:pPr>
         <w:pStyle w:val="Ttulo2"/>
       </w:pPr>
-      <w:bookmarkStart w:id="17" w:name="_Toc237245674"/>
+      <w:bookmarkStart w:id="17" w:name="_Toc237611267"/>
       <w:r>
         <w:t>Importancia</w:t>
       </w:r>
@@ -10847,7 +10848,7 @@
       <w:pPr>
         <w:pStyle w:val="Titulosgenerales"/>
       </w:pPr>
-      <w:bookmarkStart w:id="18" w:name="_Toc237245675"/>
+      <w:bookmarkStart w:id="18" w:name="_Toc237611268"/>
       <w:r>
         <w:lastRenderedPageBreak/>
         <w:t>S</w:t>
@@ -10950,7 +10951,7 @@
       <w:pPr>
         <w:pStyle w:val="Titulosgenerales"/>
       </w:pPr>
-      <w:bookmarkStart w:id="19" w:name="_Toc237245676"/>
+      <w:bookmarkStart w:id="19" w:name="_Toc237611269"/>
       <w:r>
         <w:lastRenderedPageBreak/>
         <w:t>Glosario</w:t>
@@ -11076,7 +11077,7 @@
       <w:pPr>
         <w:pStyle w:val="Titulosgenerales"/>
       </w:pPr>
-      <w:bookmarkStart w:id="20" w:name="_Toc237245677"/>
+      <w:bookmarkStart w:id="20" w:name="_Toc237611270"/>
       <w:r>
         <w:lastRenderedPageBreak/>
         <w:t>Referencias bibliográficas</w:t>
@@ -11147,7 +11148,7 @@
       <w:pPr>
         <w:pStyle w:val="Titulosgenerales"/>
       </w:pPr>
-      <w:bookmarkStart w:id="22" w:name="_Toc237245678"/>
+      <w:bookmarkStart w:id="22" w:name="_Toc237611271"/>
       <w:r>
         <w:lastRenderedPageBreak/>
         <w:t>C</w:t>
@@ -17700,6 +17701,15 @@
 </file>
 
 <file path=customXml/item1.xml><?xml version="1.0" encoding="utf-8"?>
+<?mso-contentType ?>
+<FormTemplates xmlns="http://schemas.microsoft.com/sharepoint/v3/contenttype/forms">
+  <Display>DocumentLibraryForm</Display>
+  <Edit>DocumentLibraryForm</Edit>
+  <New>DocumentLibraryForm</New>
+</FormTemplates>
+</file>
+
+<file path=customXml/item2.xml><?xml version="1.0" encoding="utf-8"?>
 <ct:contentTypeSchema xmlns:ct="http://schemas.microsoft.com/office/2006/metadata/contentType" xmlns:ma="http://schemas.microsoft.com/office/2006/metadata/properties/metaAttributes" ct:_="" ma:_="" ma:contentTypeName="Documento" ma:contentTypeID="0x01010005252A1EF3BD024F856B47B579AB5244" ma:contentTypeVersion="12" ma:contentTypeDescription="Crear nuevo documento." ma:contentTypeScope="" ma:versionID="32d0e18b85ac20c34eab62df21c0cf58">
   <xsd:schema xmlns:xsd="http://www.w3.org/2001/XMLSchema" xmlns:xs="http://www.w3.org/2001/XMLSchema" xmlns:p="http://schemas.microsoft.com/office/2006/metadata/properties" xmlns:ns2="42760c81-fd8e-4d59-8953-7cdb9f38b14f" xmlns:ns3="67a0edcd-0de5-43ed-8c27-e32f38a00c91" targetNamespace="http://schemas.microsoft.com/office/2006/metadata/properties" ma:root="true" ma:fieldsID="cc2c149e99f10870fd5bc3964e5386d3" ns2:_="" ns3:_="">
     <xsd:import namespace="42760c81-fd8e-4d59-8953-7cdb9f38b14f"/>
@@ -17900,16 +17910,11 @@
 </ct:contentTypeSchema>
 </file>
 
-<file path=customXml/item2.xml><?xml version="1.0" encoding="utf-8"?>
-<?mso-contentType ?>
-<FormTemplates xmlns="http://schemas.microsoft.com/sharepoint/v3/contenttype/forms">
-  <Display>DocumentLibraryForm</Display>
-  <Edit>DocumentLibraryForm</Edit>
-  <New>DocumentLibraryForm</New>
-</FormTemplates>
+<file path=customXml/item3.xml><?xml version="1.0" encoding="utf-8"?>
+<b:Sources xmlns:b="http://schemas.openxmlformats.org/officeDocument/2006/bibliography" xmlns="http://schemas.openxmlformats.org/officeDocument/2006/bibliography" SelectedStyle="\APASixthEditionOfficeOnline.xsl" StyleName="APA" Version="6"/>
 </file>
 
-<file path=customXml/item3.xml><?xml version="1.0" encoding="utf-8"?>
+<file path=customXml/item4.xml><?xml version="1.0" encoding="utf-8"?>
 <p:properties xmlns:p="http://schemas.microsoft.com/office/2006/metadata/properties" xmlns:xsi="http://www.w3.org/2001/XMLSchema-instance" xmlns:pc="http://schemas.microsoft.com/office/infopath/2007/PartnerControls">
   <documentManagement>
     <TaxCatchAll xmlns="67a0edcd-0de5-43ed-8c27-e32f38a00c91" xsi:nil="true"/>
@@ -17920,15 +17925,7 @@
 </p:properties>
 </file>
 
-<file path=customXml/item4.xml><?xml version="1.0" encoding="utf-8"?>
-<b:Sources xmlns:b="http://schemas.openxmlformats.org/officeDocument/2006/bibliography" xmlns="http://schemas.openxmlformats.org/officeDocument/2006/bibliography" SelectedStyle="\APASixthEditionOfficeOnline.xsl" StyleName="APA" Version="6"/>
-</file>
-
 <file path=customXml/itemProps1.xml><?xml version="1.0" encoding="utf-8"?>
-<ds:datastoreItem xmlns:ds="http://schemas.openxmlformats.org/officeDocument/2006/customXml" ds:itemID="{1D0DA133-340D-42B6-97DD-DC9206422707}"/>
-</file>
-
-<file path=customXml/itemProps2.xml><?xml version="1.0" encoding="utf-8"?>
 <ds:datastoreItem xmlns:ds="http://schemas.openxmlformats.org/officeDocument/2006/customXml" ds:itemID="{81CBDEC1-3B00-44ED-AD36-0268077980BA}">
   <ds:schemaRefs>
     <ds:schemaRef ds:uri="http://schemas.microsoft.com/sharepoint/v3/contenttype/forms"/>
@@ -17936,7 +17933,19 @@
 </ds:datastoreItem>
 </file>
 
+<file path=customXml/itemProps2.xml><?xml version="1.0" encoding="utf-8"?>
+<ds:datastoreItem xmlns:ds="http://schemas.openxmlformats.org/officeDocument/2006/customXml" ds:itemID="{B301DBFF-C6F4-47BA-BAE8-D48E15A305D3}"/>
+</file>
+
 <file path=customXml/itemProps3.xml><?xml version="1.0" encoding="utf-8"?>
+<ds:datastoreItem xmlns:ds="http://schemas.openxmlformats.org/officeDocument/2006/customXml" ds:itemID="{E8AB44A3-7C62-4BD2-82ED-8ABC209970FA}">
+  <ds:schemaRefs>
+    <ds:schemaRef ds:uri="http://schemas.openxmlformats.org/officeDocument/2006/bibliography"/>
+  </ds:schemaRefs>
+</ds:datastoreItem>
+</file>
+
+<file path=customXml/itemProps4.xml><?xml version="1.0" encoding="utf-8"?>
 <ds:datastoreItem xmlns:ds="http://schemas.openxmlformats.org/officeDocument/2006/customXml" ds:itemID="{1145D752-ACC1-45E1-AB53-0C756F67FC7F}">
   <ds:schemaRefs>
     <ds:schemaRef ds:uri="http://schemas.microsoft.com/office/2006/metadata/properties"/>
@@ -17945,12 +17954,4 @@
     <ds:schemaRef ds:uri="42760c81-fd8e-4d59-8953-7cdb9f38b14f"/>
   </ds:schemaRefs>
 </ds:datastoreItem>
-</file>
-
-<file path=customXml/itemProps4.xml><?xml version="1.0" encoding="utf-8"?>
-<ds:datastoreItem xmlns:ds="http://schemas.openxmlformats.org/officeDocument/2006/customXml" ds:itemID="{E8AB44A3-7C62-4BD2-82ED-8ABC209970FA}">
-  <ds:schemaRefs>
-    <ds:schemaRef ds:uri="http://schemas.openxmlformats.org/officeDocument/2006/bibliography"/>
-  </ds:schemaRefs>
-</ds:datastoreItem>
 </file>
--- a/fuentes/722109_CF05_DU.docx
+++ b/fuentes/722109_CF05_DU.docx
@@ -589,7 +589,7 @@
           <w:r>
             <w:fldChar w:fldCharType="separate"/>
           </w:r>
-          <w:hyperlink w:anchor="_Toc239061846" w:history="1">
+          <w:hyperlink w:anchor="_Toc239254997" w:history="1">
             <w:r>
               <w:rPr>
                 <w:rStyle w:val="Hipervnculo"/>
@@ -616,7 +616,7 @@
                 <w:noProof/>
                 <w:webHidden/>
               </w:rPr>
-              <w:instrText xml:space="preserve"> PAGEREF _Toc239061846 \h </w:instrText>
+              <w:instrText xml:space="preserve"> PAGEREF _Toc239254997 \h </w:instrText>
             </w:r>
             <w:r>
               <w:rPr>
@@ -658,7 +658,7 @@
               <w:lang w:eastAsia="es-CO"/>
             </w:rPr>
           </w:pPr>
-          <w:hyperlink w:anchor="_Toc239061847" w:history="1">
+          <w:hyperlink w:anchor="_Toc239254998" w:history="1">
             <w:r>
               <w:rPr>
                 <w:rStyle w:val="Hipervnculo"/>
@@ -702,7 +702,7 @@
                 <w:noProof/>
                 <w:webHidden/>
               </w:rPr>
-              <w:instrText xml:space="preserve"> PAGEREF _Toc239061847 \h </w:instrText>
+              <w:instrText xml:space="preserve"> PAGEREF _Toc239254998 \h </w:instrText>
             </w:r>
             <w:r>
               <w:rPr>
@@ -744,7 +744,7 @@
               <w:lang w:eastAsia="es-CO"/>
             </w:rPr>
           </w:pPr>
-          <w:hyperlink w:anchor="_Toc239061848" w:history="1">
+          <w:hyperlink w:anchor="_Toc239254999" w:history="1">
             <w:r>
               <w:rPr>
                 <w:rStyle w:val="Hipervnculo"/>
@@ -788,7 +788,7 @@
                 <w:noProof/>
                 <w:webHidden/>
               </w:rPr>
-              <w:instrText xml:space="preserve"> PAGEREF _Toc239061848 \h </w:instrText>
+              <w:instrText xml:space="preserve"> PAGEREF _Toc239254999 \h </w:instrText>
             </w:r>
             <w:r>
               <w:rPr>
@@ -830,7 +830,7 @@
               <w:lang w:eastAsia="es-CO"/>
             </w:rPr>
           </w:pPr>
-          <w:hyperlink w:anchor="_Toc239061849" w:history="1">
+          <w:hyperlink w:anchor="_Toc239255000" w:history="1">
             <w:r>
               <w:rPr>
                 <w:rStyle w:val="Hipervnculo"/>
@@ -874,7 +874,7 @@
                 <w:noProof/>
                 <w:webHidden/>
               </w:rPr>
-              <w:instrText xml:space="preserve"> PAGEREF _Toc239061849 \h </w:instrText>
+              <w:instrText xml:space="preserve"> PAGEREF _Toc239255000 \h </w:instrText>
             </w:r>
             <w:r>
               <w:rPr>
@@ -894,7 +894,7 @@
                 <w:noProof/>
                 <w:webHidden/>
               </w:rPr>
-              <w:t>27</w:t>
+              <w:t>26</w:t>
             </w:r>
             <w:r>
               <w:rPr>
@@ -916,7 +916,7 @@
               <w:lang w:eastAsia="es-CO"/>
             </w:rPr>
           </w:pPr>
-          <w:hyperlink w:anchor="_Toc239061850" w:history="1">
+          <w:hyperlink w:anchor="_Toc239255001" w:history="1">
             <w:r>
               <w:rPr>
                 <w:rStyle w:val="Hipervnculo"/>
@@ -960,7 +960,7 @@
                 <w:noProof/>
                 <w:webHidden/>
               </w:rPr>
-              <w:instrText xml:space="preserve"> PAGEREF _Toc239061850 \h </w:instrText>
+              <w:instrText xml:space="preserve"> PAGEREF _Toc239255001 \h </w:instrText>
             </w:r>
             <w:r>
               <w:rPr>
@@ -980,7 +980,7 @@
                 <w:noProof/>
                 <w:webHidden/>
               </w:rPr>
-              <w:t>30</w:t>
+              <w:t>29</w:t>
             </w:r>
             <w:r>
               <w:rPr>
@@ -1002,7 +1002,7 @@
               <w:lang w:eastAsia="es-CO"/>
             </w:rPr>
           </w:pPr>
-          <w:hyperlink w:anchor="_Toc239061851" w:history="1">
+          <w:hyperlink w:anchor="_Toc239255002" w:history="1">
             <w:r>
               <w:rPr>
                 <w:rStyle w:val="Hipervnculo"/>
@@ -1046,7 +1046,7 @@
                 <w:noProof/>
                 <w:webHidden/>
               </w:rPr>
-              <w:instrText xml:space="preserve"> PAGEREF _Toc239061851 \h </w:instrText>
+              <w:instrText xml:space="preserve"> PAGEREF _Toc239255002 \h </w:instrText>
             </w:r>
             <w:r>
               <w:rPr>
@@ -1066,7 +1066,7 @@
                 <w:noProof/>
                 <w:webHidden/>
               </w:rPr>
-              <w:t>30</w:t>
+              <w:t>29</w:t>
             </w:r>
             <w:r>
               <w:rPr>
@@ -1088,7 +1088,7 @@
               <w:lang w:eastAsia="es-CO"/>
             </w:rPr>
           </w:pPr>
-          <w:hyperlink w:anchor="_Toc239061852" w:history="1">
+          <w:hyperlink w:anchor="_Toc239255003" w:history="1">
             <w:r>
               <w:rPr>
                 <w:rStyle w:val="Hipervnculo"/>
@@ -1132,7 +1132,7 @@
                 <w:noProof/>
                 <w:webHidden/>
               </w:rPr>
-              <w:instrText xml:space="preserve"> PAGEREF _Toc239061852 \h </w:instrText>
+              <w:instrText xml:space="preserve"> PAGEREF _Toc239255003 \h </w:instrText>
             </w:r>
             <w:r>
               <w:rPr>
@@ -1152,7 +1152,7 @@
                 <w:noProof/>
                 <w:webHidden/>
               </w:rPr>
-              <w:t>30</w:t>
+              <w:t>29</w:t>
             </w:r>
             <w:r>
               <w:rPr>
@@ -1174,7 +1174,7 @@
               <w:lang w:eastAsia="es-CO"/>
             </w:rPr>
           </w:pPr>
-          <w:hyperlink w:anchor="_Toc239061853" w:history="1">
+          <w:hyperlink w:anchor="_Toc239255004" w:history="1">
             <w:r>
               <w:rPr>
                 <w:rStyle w:val="Hipervnculo"/>
@@ -1218,7 +1218,7 @@
                 <w:noProof/>
                 <w:webHidden/>
               </w:rPr>
-              <w:instrText xml:space="preserve"> PAGEREF _Toc239061853 \h </w:instrText>
+              <w:instrText xml:space="preserve"> PAGEREF _Toc239255004 \h </w:instrText>
             </w:r>
             <w:r>
               <w:rPr>
@@ -1238,7 +1238,7 @@
                 <w:noProof/>
                 <w:webHidden/>
               </w:rPr>
-              <w:t>33</w:t>
+              <w:t>32</w:t>
             </w:r>
             <w:r>
               <w:rPr>
@@ -1260,7 +1260,7 @@
               <w:lang w:eastAsia="es-CO"/>
             </w:rPr>
           </w:pPr>
-          <w:hyperlink w:anchor="_Toc239061854" w:history="1">
+          <w:hyperlink w:anchor="_Toc239255005" w:history="1">
             <w:r>
               <w:rPr>
                 <w:rStyle w:val="Hipervnculo"/>
@@ -1304,7 +1304,7 @@
                 <w:noProof/>
                 <w:webHidden/>
               </w:rPr>
-              <w:instrText xml:space="preserve"> PAGEREF _Toc239061854 \h </w:instrText>
+              <w:instrText xml:space="preserve"> PAGEREF _Toc239255005 \h </w:instrText>
             </w:r>
             <w:r>
               <w:rPr>
@@ -1324,7 +1324,7 @@
                 <w:noProof/>
                 <w:webHidden/>
               </w:rPr>
-              <w:t>33</w:t>
+              <w:t>32</w:t>
             </w:r>
             <w:r>
               <w:rPr>
@@ -1346,7 +1346,7 @@
               <w:lang w:eastAsia="es-CO"/>
             </w:rPr>
           </w:pPr>
-          <w:hyperlink w:anchor="_Toc239061855" w:history="1">
+          <w:hyperlink w:anchor="_Toc239255006" w:history="1">
             <w:r>
               <w:rPr>
                 <w:rStyle w:val="Hipervnculo"/>
@@ -1390,7 +1390,7 @@
                 <w:noProof/>
                 <w:webHidden/>
               </w:rPr>
-              <w:instrText xml:space="preserve"> PAGEREF _Toc239061855 \h </w:instrText>
+              <w:instrText xml:space="preserve"> PAGEREF _Toc239255006 \h </w:instrText>
             </w:r>
             <w:r>
               <w:rPr>
@@ -1410,7 +1410,7 @@
                 <w:noProof/>
                 <w:webHidden/>
               </w:rPr>
-              <w:t>33</w:t>
+              <w:t>32</w:t>
             </w:r>
             <w:r>
               <w:rPr>
@@ -1432,7 +1432,7 @@
               <w:lang w:eastAsia="es-CO"/>
             </w:rPr>
           </w:pPr>
-          <w:hyperlink w:anchor="_Toc239061856" w:history="1">
+          <w:hyperlink w:anchor="_Toc239255007" w:history="1">
             <w:r>
               <w:rPr>
                 <w:rStyle w:val="Hipervnculo"/>
@@ -1476,7 +1476,7 @@
                 <w:noProof/>
                 <w:webHidden/>
               </w:rPr>
-              <w:instrText xml:space="preserve"> PAGEREF _Toc239061856 \h </w:instrText>
+              <w:instrText xml:space="preserve"> PAGEREF _Toc239255007 \h </w:instrText>
             </w:r>
             <w:r>
               <w:rPr>
@@ -1496,7 +1496,7 @@
                 <w:noProof/>
                 <w:webHidden/>
               </w:rPr>
-              <w:t>34</w:t>
+              <w:t>33</w:t>
             </w:r>
             <w:r>
               <w:rPr>
@@ -1518,7 +1518,7 @@
               <w:lang w:eastAsia="es-CO"/>
             </w:rPr>
           </w:pPr>
-          <w:hyperlink w:anchor="_Toc239061857" w:history="1">
+          <w:hyperlink w:anchor="_Toc239255008" w:history="1">
             <w:r>
               <w:rPr>
                 <w:rStyle w:val="Hipervnculo"/>
@@ -1562,7 +1562,7 @@
                 <w:noProof/>
                 <w:webHidden/>
               </w:rPr>
-              <w:instrText xml:space="preserve"> PAGEREF _Toc239061857 \h </w:instrText>
+              <w:instrText xml:space="preserve"> PAGEREF _Toc239255008 \h </w:instrText>
             </w:r>
             <w:r>
               <w:rPr>
@@ -1582,7 +1582,7 @@
                 <w:noProof/>
                 <w:webHidden/>
               </w:rPr>
-              <w:t>36</w:t>
+              <w:t>35</w:t>
             </w:r>
             <w:r>
               <w:rPr>
@@ -1604,7 +1604,7 @@
               <w:lang w:eastAsia="es-CO"/>
             </w:rPr>
           </w:pPr>
-          <w:hyperlink w:anchor="_Toc239061858" w:history="1">
+          <w:hyperlink w:anchor="_Toc239255009" w:history="1">
             <w:r>
               <w:rPr>
                 <w:rStyle w:val="Hipervnculo"/>
@@ -1648,7 +1648,7 @@
                 <w:noProof/>
                 <w:webHidden/>
               </w:rPr>
-              <w:instrText xml:space="preserve"> PAGEREF _Toc239061858 \h </w:instrText>
+              <w:instrText xml:space="preserve"> PAGEREF _Toc239255009 \h </w:instrText>
             </w:r>
             <w:r>
               <w:rPr>
@@ -1668,7 +1668,7 @@
                 <w:noProof/>
                 <w:webHidden/>
               </w:rPr>
-              <w:t>38</w:t>
+              <w:t>37</w:t>
             </w:r>
             <w:r>
               <w:rPr>
@@ -1690,7 +1690,7 @@
               <w:lang w:eastAsia="es-CO"/>
             </w:rPr>
           </w:pPr>
-          <w:hyperlink w:anchor="_Toc239061859" w:history="1">
+          <w:hyperlink w:anchor="_Toc239255010" w:history="1">
             <w:r>
               <w:rPr>
                 <w:rStyle w:val="Hipervnculo"/>
@@ -1734,7 +1734,7 @@
                 <w:noProof/>
                 <w:webHidden/>
               </w:rPr>
-              <w:instrText xml:space="preserve"> PAGEREF _Toc239061859 \h </w:instrText>
+              <w:instrText xml:space="preserve"> PAGEREF _Toc239255010 \h </w:instrText>
             </w:r>
             <w:r>
               <w:rPr>
@@ -1754,7 +1754,7 @@
                 <w:noProof/>
                 <w:webHidden/>
               </w:rPr>
-              <w:t>38</w:t>
+              <w:t>37</w:t>
             </w:r>
             <w:r>
               <w:rPr>
@@ -1776,7 +1776,7 @@
               <w:lang w:eastAsia="es-CO"/>
             </w:rPr>
           </w:pPr>
-          <w:hyperlink w:anchor="_Toc239061860" w:history="1">
+          <w:hyperlink w:anchor="_Toc239255011" w:history="1">
             <w:r>
               <w:rPr>
                 <w:rStyle w:val="Hipervnculo"/>
@@ -1820,7 +1820,7 @@
                 <w:noProof/>
                 <w:webHidden/>
               </w:rPr>
-              <w:instrText xml:space="preserve"> PAGEREF _Toc239061860 \h </w:instrText>
+              <w:instrText xml:space="preserve"> PAGEREF _Toc239255011 \h </w:instrText>
             </w:r>
             <w:r>
               <w:rPr>
@@ -1840,7 +1840,7 @@
                 <w:noProof/>
                 <w:webHidden/>
               </w:rPr>
-              <w:t>38</w:t>
+              <w:t>37</w:t>
             </w:r>
             <w:r>
               <w:rPr>
@@ -1862,7 +1862,7 @@
               <w:lang w:eastAsia="es-CO"/>
             </w:rPr>
           </w:pPr>
-          <w:hyperlink w:anchor="_Toc239061861" w:history="1">
+          <w:hyperlink w:anchor="_Toc239255012" w:history="1">
             <w:r>
               <w:rPr>
                 <w:rStyle w:val="Hipervnculo"/>
@@ -1906,7 +1906,7 @@
                 <w:noProof/>
                 <w:webHidden/>
               </w:rPr>
-              <w:instrText xml:space="preserve"> PAGEREF _Toc239061861 \h </w:instrText>
+              <w:instrText xml:space="preserve"> PAGEREF _Toc239255012 \h </w:instrText>
             </w:r>
             <w:r>
               <w:rPr>
@@ -1926,7 +1926,7 @@
                 <w:noProof/>
                 <w:webHidden/>
               </w:rPr>
-              <w:t>39</w:t>
+              <w:t>38</w:t>
             </w:r>
             <w:r>
               <w:rPr>
@@ -1948,7 +1948,7 @@
               <w:lang w:eastAsia="es-CO"/>
             </w:rPr>
           </w:pPr>
-          <w:hyperlink w:anchor="_Toc239061862" w:history="1">
+          <w:hyperlink w:anchor="_Toc239255013" w:history="1">
             <w:r>
               <w:rPr>
                 <w:rStyle w:val="Hipervnculo"/>
@@ -1992,7 +1992,7 @@
                 <w:noProof/>
                 <w:webHidden/>
               </w:rPr>
-              <w:instrText xml:space="preserve"> PAGEREF _Toc239061862 \h </w:instrText>
+              <w:instrText xml:space="preserve"> PAGEREF _Toc239255013 \h </w:instrText>
             </w:r>
             <w:r>
               <w:rPr>
@@ -2012,7 +2012,7 @@
                 <w:noProof/>
                 <w:webHidden/>
               </w:rPr>
-              <w:t>40</w:t>
+              <w:t>39</w:t>
             </w:r>
             <w:r>
               <w:rPr>
@@ -2034,7 +2034,7 @@
               <w:lang w:eastAsia="es-CO"/>
             </w:rPr>
           </w:pPr>
-          <w:hyperlink w:anchor="_Toc239061863" w:history="1">
+          <w:hyperlink w:anchor="_Toc239255014" w:history="1">
             <w:r>
               <w:rPr>
                 <w:rStyle w:val="Hipervnculo"/>
@@ -2078,7 +2078,7 @@
                 <w:noProof/>
                 <w:webHidden/>
               </w:rPr>
-              <w:instrText xml:space="preserve"> PAGEREF _Toc239061863 \h </w:instrText>
+              <w:instrText xml:space="preserve"> PAGEREF _Toc239255014 \h </w:instrText>
             </w:r>
             <w:r>
               <w:rPr>
@@ -2098,7 +2098,7 @@
                 <w:noProof/>
                 <w:webHidden/>
               </w:rPr>
-              <w:t>42</w:t>
+              <w:t>41</w:t>
             </w:r>
             <w:r>
               <w:rPr>
@@ -2120,7 +2120,7 @@
               <w:lang w:eastAsia="es-CO"/>
             </w:rPr>
           </w:pPr>
-          <w:hyperlink w:anchor="_Toc239061864" w:history="1">
+          <w:hyperlink w:anchor="_Toc239255015" w:history="1">
             <w:r>
               <w:rPr>
                 <w:rStyle w:val="Hipervnculo"/>
@@ -2147,7 +2147,7 @@
                 <w:noProof/>
                 <w:webHidden/>
               </w:rPr>
-              <w:instrText xml:space="preserve"> PAGEREF _Toc239061864 \h </w:instrText>
+              <w:instrText xml:space="preserve"> PAGEREF _Toc239255015 \h </w:instrText>
             </w:r>
             <w:r>
               <w:rPr>
@@ -2167,7 +2167,7 @@
                 <w:noProof/>
                 <w:webHidden/>
               </w:rPr>
-              <w:t>44</w:t>
+              <w:t>43</w:t>
             </w:r>
             <w:r>
               <w:rPr>
@@ -2189,7 +2189,7 @@
               <w:lang w:eastAsia="es-CO"/>
             </w:rPr>
           </w:pPr>
-          <w:hyperlink w:anchor="_Toc239061865" w:history="1">
+          <w:hyperlink w:anchor="_Toc239255016" w:history="1">
             <w:r>
               <w:rPr>
                 <w:rStyle w:val="Hipervnculo"/>
@@ -2216,7 +2216,7 @@
                 <w:noProof/>
                 <w:webHidden/>
               </w:rPr>
-              <w:instrText xml:space="preserve"> PAGEREF _Toc239061865 \h </w:instrText>
+              <w:instrText xml:space="preserve"> PAGEREF _Toc239255016 \h </w:instrText>
             </w:r>
             <w:r>
               <w:rPr>
@@ -2236,7 +2236,7 @@
                 <w:noProof/>
                 <w:webHidden/>
               </w:rPr>
-              <w:t>46</w:t>
+              <w:t>45</w:t>
             </w:r>
             <w:r>
               <w:rPr>
@@ -2258,7 +2258,7 @@
               <w:lang w:eastAsia="es-CO"/>
             </w:rPr>
           </w:pPr>
-          <w:hyperlink w:anchor="_Toc239061866" w:history="1">
+          <w:hyperlink w:anchor="_Toc239255017" w:history="1">
             <w:r>
               <w:rPr>
                 <w:rStyle w:val="Hipervnculo"/>
@@ -2285,7 +2285,7 @@
                 <w:noProof/>
                 <w:webHidden/>
               </w:rPr>
-              <w:instrText xml:space="preserve"> PAGEREF _Toc239061866 \h </w:instrText>
+              <w:instrText xml:space="preserve"> PAGEREF _Toc239255017 \h </w:instrText>
             </w:r>
             <w:r>
               <w:rPr>
@@ -2305,7 +2305,7 @@
                 <w:noProof/>
                 <w:webHidden/>
               </w:rPr>
-              <w:t>47</w:t>
+              <w:t>46</w:t>
             </w:r>
             <w:r>
               <w:rPr>
@@ -2327,7 +2327,7 @@
               <w:lang w:eastAsia="es-CO"/>
             </w:rPr>
           </w:pPr>
-          <w:hyperlink w:anchor="_Toc239061867" w:history="1">
+          <w:hyperlink w:anchor="_Toc239255018" w:history="1">
             <w:r>
               <w:rPr>
                 <w:rStyle w:val="Hipervnculo"/>
@@ -2354,7 +2354,7 @@
                 <w:noProof/>
                 <w:webHidden/>
               </w:rPr>
-              <w:instrText xml:space="preserve"> PAGEREF _Toc239061867 \h </w:instrText>
+              <w:instrText xml:space="preserve"> PAGEREF _Toc239255018 \h </w:instrText>
             </w:r>
             <w:r>
               <w:rPr>
@@ -2374,7 +2374,7 @@
                 <w:noProof/>
                 <w:webHidden/>
               </w:rPr>
-              <w:t>48</w:t>
+              <w:t>47</w:t>
             </w:r>
             <w:r>
               <w:rPr>
@@ -2404,7 +2404,7 @@
       <w:pPr>
         <w:pStyle w:val="Titulosgenerales"/>
       </w:pPr>
-      <w:bookmarkStart w:id="0" w:name="_Toc239061846"/>
+      <w:bookmarkStart w:id="0" w:name="_Toc239254997"/>
       <w:r>
         <w:lastRenderedPageBreak/>
         <w:t>Introducción</w:t>
@@ -2451,7 +2451,7 @@
           <w:noProof/>
         </w:rPr>
         <w:drawing>
-          <wp:inline distT="0" distB="0" distL="0" distR="0" wp14:anchorId="789BE52E" wp14:editId="0D216755">
+          <wp:inline distT="0" distB="0" distL="0" distR="0" wp14:anchorId="789BE52E" wp14:editId="09FBD69E">
             <wp:extent cx="4680000" cy="2631445"/>
             <wp:effectExtent l="0" t="0" r="6350" b="0"/>
             <wp:docPr id="2" name="Imagen 2">
@@ -2729,7 +2729,7 @@
       <w:pPr>
         <w:pStyle w:val="Ttulo1"/>
       </w:pPr>
-      <w:bookmarkStart w:id="1" w:name="_Toc239061847"/>
+      <w:bookmarkStart w:id="1" w:name="_Toc239254998"/>
       <w:r>
         <w:lastRenderedPageBreak/>
         <w:t>Evaluación del proyecto</w:t>
@@ -3185,7 +3185,7 @@
       <w:pPr>
         <w:pStyle w:val="Ttulo2"/>
       </w:pPr>
-      <w:bookmarkStart w:id="2" w:name="_Toc239061848"/>
+      <w:bookmarkStart w:id="2" w:name="_Toc239254999"/>
       <w:r>
         <w:t>Evaluación financiera</w:t>
       </w:r>
@@ -5162,6 +5162,8 @@
     <w:p>
       <w:pPr>
         <w:rPr>
+          <w:sz w:val="10"/>
+          <w:szCs w:val="6"/>
           <w:lang w:val="es-419" w:eastAsia="es-CO"/>
         </w:rPr>
       </w:pPr>
@@ -5206,19 +5208,23 @@
       <w:pPr>
         <w:jc w:val="center"/>
         <w:rPr>
-          <w:lang w:val="es-419" w:eastAsia="es-CO"/>
-        </w:rPr>
-      </w:pPr>
-      <w:r>
-        <w:rPr>
+          <w:b/>
+          <w:bCs/>
+          <w:lang w:val="es-419" w:eastAsia="es-CO"/>
+        </w:rPr>
+      </w:pPr>
+      <w:r>
+        <w:rPr>
+          <w:b/>
+          <w:bCs/>
           <w:noProof/>
           <w:lang w:val="es-419" w:eastAsia="es-CO"/>
         </w:rPr>
         <w:drawing>
-          <wp:inline distT="0" distB="0" distL="0" distR="0" wp14:anchorId="71CBBA5C" wp14:editId="3474F836">
-            <wp:extent cx="4680000" cy="3351841"/>
-            <wp:effectExtent l="0" t="0" r="6350" b="1270"/>
-            <wp:docPr id="1261619222" name="Imagen 16" descr="El paso a seguir para calcular la tasa interna de retorno, primero se deben pasar los datos al archivo de Excel."/>
+          <wp:inline distT="0" distB="0" distL="0" distR="0" wp14:anchorId="67F9CBC3" wp14:editId="7766F9A9">
+            <wp:extent cx="4320000" cy="2858340"/>
+            <wp:effectExtent l="0" t="0" r="4445" b="0"/>
+            <wp:docPr id="276465572" name="Imagen 8" descr="El paso a seguir para calcular la tasa interna de retorno, primero se deben pasar los datos al archivo de Excel."/>
             <wp:cNvGraphicFramePr>
               <a:graphicFrameLocks xmlns:a="http://schemas.openxmlformats.org/drawingml/2006/main" noChangeAspect="1"/>
             </wp:cNvGraphicFramePr>
@@ -5226,7 +5232,7 @@
               <a:graphicData uri="http://schemas.openxmlformats.org/drawingml/2006/picture">
                 <pic:pic xmlns:pic="http://schemas.openxmlformats.org/drawingml/2006/picture">
                   <pic:nvPicPr>
-                    <pic:cNvPr id="1261619222" name="Imagen 16" descr="El paso a seguir para calcular la tasa interna de retorno, primero se deben pasar los datos al archivo de Excel."/>
+                    <pic:cNvPr id="276465572" name="Imagen 8" descr="El paso a seguir para calcular la tasa interna de retorno, primero se deben pasar los datos al archivo de Excel."/>
                     <pic:cNvPicPr/>
                   </pic:nvPicPr>
                   <pic:blipFill>
@@ -5244,7 +5250,7 @@
                   <pic:spPr>
                     <a:xfrm>
                       <a:off x="0" y="0"/>
-                      <a:ext cx="4680000" cy="3351841"/>
+                      <a:ext cx="4320000" cy="2858340"/>
                     </a:xfrm>
                     <a:prstGeom prst="rect">
                       <a:avLst/>
@@ -5259,36 +5265,16 @@
     </w:p>
     <w:p>
       <w:pPr>
-        <w:spacing w:before="0" w:after="160" w:line="259" w:lineRule="auto"/>
-        <w:ind w:firstLine="0"/>
-        <w:rPr>
-          <w:b/>
-          <w:bCs/>
-          <w:lang w:val="es-419" w:eastAsia="es-CO"/>
-        </w:rPr>
-      </w:pPr>
-      <w:r>
-        <w:rPr>
-          <w:b/>
-          <w:bCs/>
-          <w:lang w:val="es-419" w:eastAsia="es-CO"/>
-        </w:rPr>
-        <w:br w:type="page"/>
-      </w:r>
-    </w:p>
-    <w:p>
-      <w:pPr>
-        <w:rPr>
-          <w:lang w:val="es-419" w:eastAsia="es-CO"/>
-        </w:rPr>
-      </w:pPr>
-      <w:r>
-        <w:rPr>
-          <w:b/>
-          <w:bCs/>
-          <w:lang w:val="es-419" w:eastAsia="es-CO"/>
-        </w:rPr>
-        <w:lastRenderedPageBreak/>
+        <w:rPr>
+          <w:lang w:val="es-419" w:eastAsia="es-CO"/>
+        </w:rPr>
+      </w:pPr>
+      <w:r>
+        <w:rPr>
+          <w:b/>
+          <w:bCs/>
+          <w:lang w:val="es-419" w:eastAsia="es-CO"/>
+        </w:rPr>
         <w:t>P</w:t>
       </w:r>
       <w:r>
@@ -5345,10 +5331,10 @@
           <w:lang w:val="es-419" w:eastAsia="es-CO"/>
         </w:rPr>
         <w:drawing>
-          <wp:inline distT="0" distB="0" distL="0" distR="0" wp14:anchorId="1B3381F9" wp14:editId="6DE31985">
-            <wp:extent cx="4680000" cy="5529927"/>
-            <wp:effectExtent l="0" t="0" r="6350" b="0"/>
-            <wp:docPr id="2047454633" name="Imagen 18" descr="En este paso se procede a dar clic en insertar función."/>
+          <wp:inline distT="0" distB="0" distL="0" distR="0" wp14:anchorId="1BB9E5FF" wp14:editId="090819CE">
+            <wp:extent cx="4320000" cy="2852708"/>
+            <wp:effectExtent l="0" t="0" r="4445" b="5080"/>
+            <wp:docPr id="868648995" name="Imagen 9" descr="En este paso se procede a dar clic en insertar función."/>
             <wp:cNvGraphicFramePr>
               <a:graphicFrameLocks xmlns:a="http://schemas.openxmlformats.org/drawingml/2006/main" noChangeAspect="1"/>
             </wp:cNvGraphicFramePr>
@@ -5356,7 +5342,7 @@
               <a:graphicData uri="http://schemas.openxmlformats.org/drawingml/2006/picture">
                 <pic:pic xmlns:pic="http://schemas.openxmlformats.org/drawingml/2006/picture">
                   <pic:nvPicPr>
-                    <pic:cNvPr id="2047454633" name="Imagen 18" descr="En este paso se procede a dar clic en insertar función."/>
+                    <pic:cNvPr id="868648995" name="Imagen 9" descr="En este paso se procede a dar clic en insertar función."/>
                     <pic:cNvPicPr/>
                   </pic:nvPicPr>
                   <pic:blipFill>
@@ -5374,7 +5360,7 @@
                   <pic:spPr>
                     <a:xfrm>
                       <a:off x="0" y="0"/>
-                      <a:ext cx="4680000" cy="5529927"/>
+                      <a:ext cx="4320000" cy="2852708"/>
                     </a:xfrm>
                     <a:prstGeom prst="rect">
                       <a:avLst/>
@@ -5389,25 +5375,6 @@
     </w:p>
     <w:p>
       <w:pPr>
-        <w:spacing w:before="0" w:after="160" w:line="259" w:lineRule="auto"/>
-        <w:ind w:firstLine="0"/>
-        <w:rPr>
-          <w:b/>
-          <w:bCs/>
-          <w:lang w:val="es-419" w:eastAsia="es-CO"/>
-        </w:rPr>
-      </w:pPr>
-      <w:r>
-        <w:rPr>
-          <w:b/>
-          <w:bCs/>
-          <w:lang w:val="es-419" w:eastAsia="es-CO"/>
-        </w:rPr>
-        <w:br w:type="page"/>
-      </w:r>
-    </w:p>
-    <w:p>
-      <w:pPr>
         <w:rPr>
           <w:lang w:val="es-419" w:eastAsia="es-CO"/>
         </w:rPr>
@@ -5460,19 +5427,23 @@
       <w:pPr>
         <w:jc w:val="center"/>
         <w:rPr>
-          <w:lang w:val="es-419" w:eastAsia="es-CO"/>
-        </w:rPr>
-      </w:pPr>
-      <w:r>
-        <w:rPr>
+          <w:b/>
+          <w:bCs/>
+          <w:lang w:val="es-419" w:eastAsia="es-CO"/>
+        </w:rPr>
+      </w:pPr>
+      <w:r>
+        <w:rPr>
+          <w:b/>
+          <w:bCs/>
           <w:noProof/>
           <w:lang w:val="es-419" w:eastAsia="es-CO"/>
         </w:rPr>
         <w:drawing>
-          <wp:inline distT="0" distB="0" distL="0" distR="0" wp14:anchorId="6C8D35DD" wp14:editId="380ADEF2">
-            <wp:extent cx="4680000" cy="4936715"/>
-            <wp:effectExtent l="0" t="0" r="6350" b="0"/>
-            <wp:docPr id="588329412" name="Imagen 19" descr="A continuación se da doble clic en insertar función, se procede a buscar la palabra TIR y aparece el cuadro de diálogo."/>
+          <wp:inline distT="0" distB="0" distL="0" distR="0" wp14:anchorId="541E5458" wp14:editId="2BDF643C">
+            <wp:extent cx="4320000" cy="4558267"/>
+            <wp:effectExtent l="0" t="0" r="4445" b="0"/>
+            <wp:docPr id="1696701651" name="Imagen 10" descr="A continuación se da doble clic en insertar función, se procede a buscar la palabra TIR y aparece el cuadro de diálogo."/>
             <wp:cNvGraphicFramePr>
               <a:graphicFrameLocks xmlns:a="http://schemas.openxmlformats.org/drawingml/2006/main" noChangeAspect="1"/>
             </wp:cNvGraphicFramePr>
@@ -5480,7 +5451,7 @@
               <a:graphicData uri="http://schemas.openxmlformats.org/drawingml/2006/picture">
                 <pic:pic xmlns:pic="http://schemas.openxmlformats.org/drawingml/2006/picture">
                   <pic:nvPicPr>
-                    <pic:cNvPr id="588329412" name="Imagen 19" descr="A continuación se da doble clic en insertar función, se procede a buscar la palabra TIR y aparece el cuadro de diálogo."/>
+                    <pic:cNvPr id="1696701651" name="Imagen 10" descr="A continuación se da doble clic en insertar función, se procede a buscar la palabra TIR y aparece el cuadro de diálogo."/>
                     <pic:cNvPicPr/>
                   </pic:nvPicPr>
                   <pic:blipFill>
@@ -5498,7 +5469,7 @@
                   <pic:spPr>
                     <a:xfrm>
                       <a:off x="0" y="0"/>
-                      <a:ext cx="4680000" cy="4936715"/>
+                      <a:ext cx="4320000" cy="4558267"/>
                     </a:xfrm>
                     <a:prstGeom prst="rect">
                       <a:avLst/>
@@ -5516,11 +5487,15 @@
         <w:spacing w:before="0" w:after="160" w:line="259" w:lineRule="auto"/>
         <w:ind w:firstLine="0"/>
         <w:rPr>
-          <w:lang w:val="es-419" w:eastAsia="es-CO"/>
-        </w:rPr>
-      </w:pPr>
-      <w:r>
-        <w:rPr>
+          <w:b/>
+          <w:bCs/>
+          <w:lang w:val="es-419" w:eastAsia="es-CO"/>
+        </w:rPr>
+      </w:pPr>
+      <w:r>
+        <w:rPr>
+          <w:b/>
+          <w:bCs/>
           <w:lang w:val="es-419" w:eastAsia="es-CO"/>
         </w:rPr>
         <w:br w:type="page"/>
@@ -5581,10 +5556,10 @@
           <w:lang w:val="es-419" w:eastAsia="es-CO"/>
         </w:rPr>
         <w:drawing>
-          <wp:inline distT="0" distB="0" distL="0" distR="0" wp14:anchorId="4C22B024" wp14:editId="48093722">
-            <wp:extent cx="4680000" cy="4927798"/>
-            <wp:effectExtent l="0" t="0" r="6350" b="6350"/>
-            <wp:docPr id="760510367" name="Imagen 20" descr="En esta figura se ilustra la celda valores, se deben seleccionar los flujos netos incluyendo el periodo 0."/>
+          <wp:inline distT="0" distB="0" distL="0" distR="0" wp14:anchorId="5308C18A" wp14:editId="06905266">
+            <wp:extent cx="4320000" cy="4586747"/>
+            <wp:effectExtent l="0" t="0" r="4445" b="4445"/>
+            <wp:docPr id="1560499053" name="Imagen 11" descr="En esta figura se ilustra la celda valores, se deben seleccionar los flujos netos incluyendo el periodo 0."/>
             <wp:cNvGraphicFramePr>
               <a:graphicFrameLocks xmlns:a="http://schemas.openxmlformats.org/drawingml/2006/main" noChangeAspect="1"/>
             </wp:cNvGraphicFramePr>
@@ -5592,7 +5567,7 @@
               <a:graphicData uri="http://schemas.openxmlformats.org/drawingml/2006/picture">
                 <pic:pic xmlns:pic="http://schemas.openxmlformats.org/drawingml/2006/picture">
                   <pic:nvPicPr>
-                    <pic:cNvPr id="760510367" name="Imagen 20" descr="En esta figura se ilustra la celda valores, se deben seleccionar los flujos netos incluyendo el periodo 0."/>
+                    <pic:cNvPr id="1560499053" name="Imagen 11" descr="En esta figura se ilustra la celda valores, se deben seleccionar los flujos netos incluyendo el periodo 0."/>
                     <pic:cNvPicPr/>
                   </pic:nvPicPr>
                   <pic:blipFill>
@@ -5610,7 +5585,7 @@
                   <pic:spPr>
                     <a:xfrm>
                       <a:off x="0" y="0"/>
-                      <a:ext cx="4680000" cy="4927798"/>
+                      <a:ext cx="4320000" cy="4586747"/>
                     </a:xfrm>
                     <a:prstGeom prst="rect">
                       <a:avLst/>
@@ -5705,10 +5680,10 @@
           <w:lang w:val="es-419" w:eastAsia="es-CO"/>
         </w:rPr>
         <w:drawing>
-          <wp:inline distT="0" distB="0" distL="0" distR="0" wp14:anchorId="5E1D8D1E" wp14:editId="00B071D6">
-            <wp:extent cx="4680000" cy="3602924"/>
-            <wp:effectExtent l="0" t="0" r="6350" b="0"/>
-            <wp:docPr id="1580890448" name="Imagen 21" descr="Y para finalizar se ilustra en la figura que se da Enter y se obtiene el resultado."/>
+          <wp:inline distT="0" distB="0" distL="0" distR="0" wp14:anchorId="66E56036" wp14:editId="7E60F8D6">
+            <wp:extent cx="4320000" cy="3423674"/>
+            <wp:effectExtent l="0" t="0" r="4445" b="5715"/>
+            <wp:docPr id="1733276137" name="Imagen 12" descr="Y para finalizar se ilustra en la figura que se da Enter y se obtiene el resultado."/>
             <wp:cNvGraphicFramePr>
               <a:graphicFrameLocks xmlns:a="http://schemas.openxmlformats.org/drawingml/2006/main" noChangeAspect="1"/>
             </wp:cNvGraphicFramePr>
@@ -5716,7 +5691,7 @@
               <a:graphicData uri="http://schemas.openxmlformats.org/drawingml/2006/picture">
                 <pic:pic xmlns:pic="http://schemas.openxmlformats.org/drawingml/2006/picture">
                   <pic:nvPicPr>
-                    <pic:cNvPr id="1580890448" name="Imagen 21" descr="Y para finalizar se ilustra en la figura que se da Enter y se obtiene el resultado."/>
+                    <pic:cNvPr id="1733276137" name="Imagen 12" descr="Y para finalizar se ilustra en la figura que se da Enter y se obtiene el resultado."/>
                     <pic:cNvPicPr/>
                   </pic:nvPicPr>
                   <pic:blipFill>
@@ -5734,7 +5709,7 @@
                   <pic:spPr>
                     <a:xfrm>
                       <a:off x="0" y="0"/>
-                      <a:ext cx="4680000" cy="3602924"/>
+                      <a:ext cx="4320000" cy="3423674"/>
                     </a:xfrm>
                     <a:prstGeom prst="rect">
                       <a:avLst/>
@@ -8086,7 +8061,7 @@
       <w:pPr>
         <w:pStyle w:val="Ttulo2"/>
       </w:pPr>
-      <w:bookmarkStart w:id="3" w:name="_Toc239061849"/>
+      <w:bookmarkStart w:id="3" w:name="_Toc239255000"/>
       <w:r>
         <w:t>Evaluación económica y social</w:t>
       </w:r>
@@ -8253,7 +8228,7 @@
           <w:lang w:eastAsia="es-CO"/>
         </w:rPr>
         <w:drawing>
-          <wp:inline distT="0" distB="0" distL="0" distR="0" wp14:anchorId="18C486D8" wp14:editId="0B6A6E98">
+          <wp:inline distT="0" distB="0" distL="0" distR="0" wp14:anchorId="18C486D8" wp14:editId="1BD65EB4">
             <wp:extent cx="3704337" cy="2737020"/>
             <wp:effectExtent l="0" t="0" r="0" b="6350"/>
             <wp:docPr id="102464421" name="Imagen 5" descr="La figura describe una comparación entre el análisis económico y social y el análisis financiero de un proyecto. El análisis económico y social evalúa aspectos como la productividad, la rentabilidad, el crecimiento económico, el impacto en la sociedad, la distribución del ingreso y la contribución del proyecto al desarrollo económico. El análisis financiero se centra en el rendimiento del capital, el beneficio para los inversionistas, la distribución de utilidades, los precios de mercado y la capacidad del proyecto para generar ganancias."/>
@@ -8366,7 +8341,7 @@
       <w:pPr>
         <w:pStyle w:val="Ttulo1"/>
       </w:pPr>
-      <w:bookmarkStart w:id="4" w:name="_Toc239061850"/>
+      <w:bookmarkStart w:id="4" w:name="_Toc239255001"/>
       <w:r>
         <w:lastRenderedPageBreak/>
         <w:t>Recolección de la información</w:t>
@@ -8390,7 +8365,7 @@
       <w:pPr>
         <w:pStyle w:val="Ttulo2"/>
       </w:pPr>
-      <w:bookmarkStart w:id="5" w:name="_Toc239061851"/>
+      <w:bookmarkStart w:id="5" w:name="_Toc239255002"/>
       <w:r>
         <w:t>Concepto</w:t>
       </w:r>
@@ -8413,7 +8388,7 @@
       <w:pPr>
         <w:pStyle w:val="Ttulo2"/>
       </w:pPr>
-      <w:bookmarkStart w:id="6" w:name="_Toc239061852"/>
+      <w:bookmarkStart w:id="6" w:name="_Toc239255003"/>
       <w:r>
         <w:t>Herramientas y técnicas de recolección</w:t>
       </w:r>
@@ -8724,7 +8699,7 @@
       <w:pPr>
         <w:pStyle w:val="Ttulo1"/>
       </w:pPr>
-      <w:bookmarkStart w:id="7" w:name="_Toc239061853"/>
+      <w:bookmarkStart w:id="7" w:name="_Toc239255004"/>
       <w:r>
         <w:lastRenderedPageBreak/>
         <w:t>Diagnóstico</w:t>
@@ -8748,7 +8723,7 @@
       <w:pPr>
         <w:pStyle w:val="Ttulo2"/>
       </w:pPr>
-      <w:bookmarkStart w:id="8" w:name="_Toc239061854"/>
+      <w:bookmarkStart w:id="8" w:name="_Toc239255005"/>
       <w:r>
         <w:t>Concepto</w:t>
       </w:r>
@@ -8771,7 +8746,7 @@
       <w:pPr>
         <w:pStyle w:val="Ttulo2"/>
       </w:pPr>
-      <w:bookmarkStart w:id="9" w:name="_Toc239061855"/>
+      <w:bookmarkStart w:id="9" w:name="_Toc239255006"/>
       <w:r>
         <w:t>Características</w:t>
       </w:r>
@@ -8831,10 +8806,10 @@
           <w:lang w:val="es-419" w:eastAsia="es-CO"/>
         </w:rPr>
         <w:drawing>
-          <wp:inline distT="0" distB="0" distL="0" distR="0" wp14:anchorId="65EA32C7" wp14:editId="1494CC82">
+          <wp:inline distT="0" distB="0" distL="0" distR="0" wp14:anchorId="65EA32C7" wp14:editId="026D5C2A">
             <wp:extent cx="5400000" cy="1768051"/>
             <wp:effectExtent l="0" t="0" r="0" b="3810"/>
-            <wp:docPr id="1089340279" name="Gráfico 5" descr="La figura muestra las características del diagnóstico en proyectos agropecuarios comunitarios. Se presentan seis recuadros con las principales características del diagnóstico: objetivo, integral, participativo, sistemático, analítico y orientado a la mejora, cada una acompañada de un ícono representativo y una breve explicación que resalta su aporte al análisis, la toma de decisiones y el fortalecimiento del proyecto."/>
+            <wp:docPr id="1089340279" name="Gráfico 5" descr="La figura muestra las características del diagnóstico en proyectos agropecuarios comunitarios. Se presentan seis recuadros con las principales características del diagnóstico: objetivo, integral, participativo, sistemático, analítico y orientado a la mejora, cada una acompañada de una breve explicación que resalta su aporte al análisis, la toma de decisiones y el fortalecimiento del proyecto."/>
             <wp:cNvGraphicFramePr>
               <a:graphicFrameLocks xmlns:a="http://schemas.openxmlformats.org/drawingml/2006/main" noChangeAspect="1"/>
             </wp:cNvGraphicFramePr>
@@ -8842,7 +8817,7 @@
               <a:graphicData uri="http://schemas.openxmlformats.org/drawingml/2006/picture">
                 <pic:pic xmlns:pic="http://schemas.openxmlformats.org/drawingml/2006/picture">
                   <pic:nvPicPr>
-                    <pic:cNvPr id="1089340279" name="Gráfico 5" descr="La figura muestra las características del diagnóstico en proyectos agropecuarios comunitarios. Se presentan seis recuadros con las principales características del diagnóstico: objetivo, integral, participativo, sistemático, analítico y orientado a la mejora, cada una acompañada de un ícono representativo y una breve explicación que resalta su aporte al análisis, la toma de decisiones y el fortalecimiento del proyecto."/>
+                    <pic:cNvPr id="1089340279" name="Gráfico 5" descr="La figura muestra las características del diagnóstico en proyectos agropecuarios comunitarios. Se presentan seis recuadros con las principales características del diagnóstico: objetivo, integral, participativo, sistemático, analítico y orientado a la mejora, cada una acompañada de una breve explicación que resalta su aporte al análisis, la toma de decisiones y el fortalecimiento del proyecto."/>
                     <pic:cNvPicPr/>
                   </pic:nvPicPr>
                   <pic:blipFill>
@@ -8890,7 +8865,7 @@
       <w:pPr>
         <w:pStyle w:val="Ttulo2"/>
       </w:pPr>
-      <w:bookmarkStart w:id="10" w:name="_Toc239061856"/>
+      <w:bookmarkStart w:id="10" w:name="_Toc239255007"/>
       <w:r>
         <w:t>Herramientas de análisis</w:t>
       </w:r>
@@ -9248,7 +9223,7 @@
       <w:pPr>
         <w:pStyle w:val="Ttulo2"/>
       </w:pPr>
-      <w:bookmarkStart w:id="11" w:name="_Toc239061857"/>
+      <w:bookmarkStart w:id="11" w:name="_Toc239255008"/>
       <w:r>
         <w:t>Importancia</w:t>
       </w:r>
@@ -9752,7 +9727,7 @@
       <w:pPr>
         <w:pStyle w:val="Ttulo1"/>
       </w:pPr>
-      <w:bookmarkStart w:id="12" w:name="_Toc239061858"/>
+      <w:bookmarkStart w:id="12" w:name="_Toc239255009"/>
       <w:r>
         <w:lastRenderedPageBreak/>
         <w:t>Plan de acción estratégico</w:t>
@@ -9776,7 +9751,7 @@
       <w:pPr>
         <w:pStyle w:val="Ttulo2"/>
       </w:pPr>
-      <w:bookmarkStart w:id="13" w:name="_Toc239061859"/>
+      <w:bookmarkStart w:id="13" w:name="_Toc239255010"/>
       <w:r>
         <w:t>Concepto</w:t>
       </w:r>
@@ -9799,7 +9774,7 @@
       <w:pPr>
         <w:pStyle w:val="Ttulo2"/>
       </w:pPr>
-      <w:bookmarkStart w:id="14" w:name="_Toc239061860"/>
+      <w:bookmarkStart w:id="14" w:name="_Toc239255011"/>
       <w:r>
         <w:t>Elementos</w:t>
       </w:r>
@@ -10127,7 +10102,7 @@
       <w:pPr>
         <w:pStyle w:val="Ttulo2"/>
       </w:pPr>
-      <w:bookmarkStart w:id="15" w:name="_Toc239061861"/>
+      <w:bookmarkStart w:id="15" w:name="_Toc239255012"/>
       <w:r>
         <w:t>Procedimiento de elaboración</w:t>
       </w:r>
@@ -10226,10 +10201,10 @@
           <w:lang w:val="es-419" w:eastAsia="es-CO"/>
         </w:rPr>
         <w:drawing>
-          <wp:inline distT="0" distB="0" distL="0" distR="0" wp14:anchorId="598773EB" wp14:editId="2A1D487B">
+          <wp:inline distT="0" distB="0" distL="0" distR="0" wp14:anchorId="598773EB" wp14:editId="658232C2">
             <wp:extent cx="5400000" cy="1371661"/>
             <wp:effectExtent l="0" t="0" r="0" b="0"/>
-            <wp:docPr id="1250640771" name="Gráfico 6" descr="La figura presenta el procedimiento para elaborar un plan de acción estratégico mediante una secuencia de seis pasos. El contenido muestra el análisis del diagnóstico, la priorización de necesidades, la definición de estrategias, la estructuración del plan, la validación de la propuesta y la implementación de las acciones. Cada etapa una breve descripción que explica su propósito dentro del proceso de organización y ejecución de un proyecto agropecuario comunitario."/>
+            <wp:docPr id="1250640771" name="Gráfico 6" descr="La figura presenta el procedimiento para elaborar un plan de acción estratégico mediante una secuencia de seis pasos. El contenido muestra el análisis del diagnóstico, la priorización de necesidades, la definición de estrategias, la estructuración del plan, la validación de la propuesta y la implementación de las acciones. Cada paso muestra una breve descripción que explica su propósito dentro del proceso de organización y ejecución de un proyecto agropecuario comunitario."/>
             <wp:cNvGraphicFramePr>
               <a:graphicFrameLocks xmlns:a="http://schemas.openxmlformats.org/drawingml/2006/main" noChangeAspect="1"/>
             </wp:cNvGraphicFramePr>
@@ -10237,7 +10212,7 @@
               <a:graphicData uri="http://schemas.openxmlformats.org/drawingml/2006/picture">
                 <pic:pic xmlns:pic="http://schemas.openxmlformats.org/drawingml/2006/picture">
                   <pic:nvPicPr>
-                    <pic:cNvPr id="1250640771" name="Gráfico 6" descr="La figura presenta el procedimiento para elaborar un plan de acción estratégico mediante una secuencia de seis pasos. El contenido muestra el análisis del diagnóstico, la priorización de necesidades, la definición de estrategias, la estructuración del plan, la validación de la propuesta y la implementación de las acciones. Cada etapa una breve descripción que explica su propósito dentro del proceso de organización y ejecución de un proyecto agropecuario comunitario."/>
+                    <pic:cNvPr id="1250640771" name="Gráfico 6" descr="La figura presenta el procedimiento para elaborar un plan de acción estratégico mediante una secuencia de seis pasos. El contenido muestra el análisis del diagnóstico, la priorización de necesidades, la definición de estrategias, la estructuración del plan, la validación de la propuesta y la implementación de las acciones. Cada paso muestra una breve descripción que explica su propósito dentro del proceso de organización y ejecución de un proyecto agropecuario comunitario."/>
                     <pic:cNvPicPr/>
                   </pic:nvPicPr>
                   <pic:blipFill>
@@ -10285,7 +10260,7 @@
       <w:pPr>
         <w:pStyle w:val="Ttulo2"/>
       </w:pPr>
-      <w:bookmarkStart w:id="16" w:name="_Toc239061862"/>
+      <w:bookmarkStart w:id="16" w:name="_Toc239255013"/>
       <w:r>
         <w:t>Diligenciamiento</w:t>
       </w:r>
@@ -10616,7 +10591,7 @@
       <w:pPr>
         <w:pStyle w:val="Ttulo2"/>
       </w:pPr>
-      <w:bookmarkStart w:id="17" w:name="_Toc239061863"/>
+      <w:bookmarkStart w:id="17" w:name="_Toc239255014"/>
       <w:r>
         <w:t>Importancia</w:t>
       </w:r>
@@ -11038,7 +11013,7 @@
       <w:pPr>
         <w:pStyle w:val="Titulosgenerales"/>
       </w:pPr>
-      <w:bookmarkStart w:id="18" w:name="_Toc239061864"/>
+      <w:bookmarkStart w:id="18" w:name="_Toc239255015"/>
       <w:r>
         <w:lastRenderedPageBreak/>
         <w:t>S</w:t>
@@ -11153,7 +11128,7 @@
       <w:pPr>
         <w:pStyle w:val="Titulosgenerales"/>
       </w:pPr>
-      <w:bookmarkStart w:id="19" w:name="_Toc239061865"/>
+      <w:bookmarkStart w:id="19" w:name="_Toc239255016"/>
       <w:r>
         <w:lastRenderedPageBreak/>
         <w:t>Glosario</w:t>
@@ -11299,7 +11274,7 @@
       <w:pPr>
         <w:pStyle w:val="Titulosgenerales"/>
       </w:pPr>
-      <w:bookmarkStart w:id="20" w:name="_Toc239061866"/>
+      <w:bookmarkStart w:id="20" w:name="_Toc239255017"/>
       <w:r>
         <w:lastRenderedPageBreak/>
         <w:t>Referencias bibliográficas</w:t>
@@ -11382,7 +11357,7 @@
       <w:pPr>
         <w:pStyle w:val="Titulosgenerales"/>
       </w:pPr>
-      <w:bookmarkStart w:id="22" w:name="_Toc239061867"/>
+      <w:bookmarkStart w:id="22" w:name="_Toc239255018"/>
       <w:r>
         <w:lastRenderedPageBreak/>
         <w:t>C</w:t>
@@ -11479,10 +11454,7 @@
               <w:pStyle w:val="TextoTablas"/>
             </w:pPr>
             <w:r>
-              <w:t xml:space="preserve">Profesional 06. </w:t>
-            </w:r>
-            <w:r>
-              <w:t>Responsable del Ecosistema de Recursos Educativos Digitales</w:t>
+              <w:t>Profesional G06. Responsable Ecosistema Virtual de Recursos Educativos Digitales</w:t>
             </w:r>
           </w:p>
         </w:tc>
@@ -12414,7 +12386,13 @@
               <w:t>a</w:t>
             </w:r>
             <w:r>
-              <w:t xml:space="preserve"> y vinculador de recursos educativos digitales</w:t>
+              <w:t xml:space="preserve"> y vinculador</w:t>
+            </w:r>
+            <w:r>
+              <w:t>a</w:t>
+            </w:r>
+            <w:r>
+              <w:t xml:space="preserve"> de recursos educativos digitales</w:t>
             </w:r>
           </w:p>
         </w:tc>
@@ -18184,12 +18162,7 @@
 </file>
 
 <file path=customXml/item2.xml><?xml version="1.0" encoding="utf-8"?>
-<?mso-contentType ?>
-<FormTemplates xmlns="http://schemas.microsoft.com/sharepoint/v3/contenttype/forms">
-  <Display>DocumentLibraryForm</Display>
-  <Edit>DocumentLibraryForm</Edit>
-  <New>DocumentLibraryForm</New>
-</FormTemplates>
+<b:Sources xmlns:b="http://schemas.openxmlformats.org/officeDocument/2006/bibliography" xmlns="http://schemas.openxmlformats.org/officeDocument/2006/bibliography" SelectedStyle="\APASixthEditionOfficeOnline.xsl" StyleName="APA" Version="6"/>
 </file>
 
 <file path=customXml/item3.xml><?xml version="1.0" encoding="utf-8"?>
@@ -18204,17 +18177,22 @@
 </file>
 
 <file path=customXml/item4.xml><?xml version="1.0" encoding="utf-8"?>
-<b:Sources xmlns:b="http://schemas.openxmlformats.org/officeDocument/2006/bibliography" xmlns="http://schemas.openxmlformats.org/officeDocument/2006/bibliography" SelectedStyle="\APASixthEditionOfficeOnline.xsl" StyleName="APA" Version="6"/>
+<?mso-contentType ?>
+<FormTemplates xmlns="http://schemas.microsoft.com/sharepoint/v3/contenttype/forms">
+  <Display>DocumentLibraryForm</Display>
+  <Edit>DocumentLibraryForm</Edit>
+  <New>DocumentLibraryForm</New>
+</FormTemplates>
 </file>
 
 <file path=customXml/itemProps1.xml><?xml version="1.0" encoding="utf-8"?>
-<ds:datastoreItem xmlns:ds="http://schemas.openxmlformats.org/officeDocument/2006/customXml" ds:itemID="{88E3C048-FDC8-47DC-8F6B-F89DEBC25C3E}"/>
+<ds:datastoreItem xmlns:ds="http://schemas.openxmlformats.org/officeDocument/2006/customXml" ds:itemID="{31A07BE2-CD57-48DF-A16E-34FEE24405C3}"/>
 </file>
 
 <file path=customXml/itemProps2.xml><?xml version="1.0" encoding="utf-8"?>
-<ds:datastoreItem xmlns:ds="http://schemas.openxmlformats.org/officeDocument/2006/customXml" ds:itemID="{81CBDEC1-3B00-44ED-AD36-0268077980BA}">
+<ds:datastoreItem xmlns:ds="http://schemas.openxmlformats.org/officeDocument/2006/customXml" ds:itemID="{E8AB44A3-7C62-4BD2-82ED-8ABC209970FA}">
   <ds:schemaRefs>
-    <ds:schemaRef ds:uri="http://schemas.microsoft.com/sharepoint/v3/contenttype/forms"/>
+    <ds:schemaRef ds:uri="http://schemas.openxmlformats.org/officeDocument/2006/bibliography"/>
   </ds:schemaRefs>
 </ds:datastoreItem>
 </file>
@@ -18231,9 +18209,9 @@
 </file>
 
 <file path=customXml/itemProps4.xml><?xml version="1.0" encoding="utf-8"?>
-<ds:datastoreItem xmlns:ds="http://schemas.openxmlformats.org/officeDocument/2006/customXml" ds:itemID="{E8AB44A3-7C62-4BD2-82ED-8ABC209970FA}">
+<ds:datastoreItem xmlns:ds="http://schemas.openxmlformats.org/officeDocument/2006/customXml" ds:itemID="{81CBDEC1-3B00-44ED-AD36-0268077980BA}">
   <ds:schemaRefs>
-    <ds:schemaRef ds:uri="http://schemas.openxmlformats.org/officeDocument/2006/bibliography"/>
+    <ds:schemaRef ds:uri="http://schemas.microsoft.com/sharepoint/v3/contenttype/forms"/>
   </ds:schemaRefs>
 </ds:datastoreItem>
 </file>
--- a/fuentes/722109_CF05_DU.docx
+++ b/fuentes/722109_CF05_DU.docx
@@ -589,7 +589,7 @@
           <w:r>
             <w:fldChar w:fldCharType="separate"/>
           </w:r>
-          <w:hyperlink w:anchor="_Toc239254997" w:history="1">
+          <w:hyperlink w:anchor="_Toc239338554" w:history="1">
             <w:r>
               <w:rPr>
                 <w:rStyle w:val="Hipervnculo"/>
@@ -616,7 +616,7 @@
                 <w:noProof/>
                 <w:webHidden/>
               </w:rPr>
-              <w:instrText xml:space="preserve"> PAGEREF _Toc239254997 \h </w:instrText>
+              <w:instrText xml:space="preserve"> PAGEREF _Toc239338554 \h </w:instrText>
             </w:r>
             <w:r>
               <w:rPr>
@@ -658,7 +658,7 @@
               <w:lang w:eastAsia="es-CO"/>
             </w:rPr>
           </w:pPr>
-          <w:hyperlink w:anchor="_Toc239254998" w:history="1">
+          <w:hyperlink w:anchor="_Toc239338555" w:history="1">
             <w:r>
               <w:rPr>
                 <w:rStyle w:val="Hipervnculo"/>
@@ -702,7 +702,7 @@
                 <w:noProof/>
                 <w:webHidden/>
               </w:rPr>
-              <w:instrText xml:space="preserve"> PAGEREF _Toc239254998 \h </w:instrText>
+              <w:instrText xml:space="preserve"> PAGEREF _Toc239338555 \h </w:instrText>
             </w:r>
             <w:r>
               <w:rPr>
@@ -744,7 +744,7 @@
               <w:lang w:eastAsia="es-CO"/>
             </w:rPr>
           </w:pPr>
-          <w:hyperlink w:anchor="_Toc239254999" w:history="1">
+          <w:hyperlink w:anchor="_Toc239338556" w:history="1">
             <w:r>
               <w:rPr>
                 <w:rStyle w:val="Hipervnculo"/>
@@ -788,7 +788,7 @@
                 <w:noProof/>
                 <w:webHidden/>
               </w:rPr>
-              <w:instrText xml:space="preserve"> PAGEREF _Toc239254999 \h </w:instrText>
+              <w:instrText xml:space="preserve"> PAGEREF _Toc239338556 \h </w:instrText>
             </w:r>
             <w:r>
               <w:rPr>
@@ -830,7 +830,7 @@
               <w:lang w:eastAsia="es-CO"/>
             </w:rPr>
           </w:pPr>
-          <w:hyperlink w:anchor="_Toc239255000" w:history="1">
+          <w:hyperlink w:anchor="_Toc239338557" w:history="1">
             <w:r>
               <w:rPr>
                 <w:rStyle w:val="Hipervnculo"/>
@@ -874,7 +874,7 @@
                 <w:noProof/>
                 <w:webHidden/>
               </w:rPr>
-              <w:instrText xml:space="preserve"> PAGEREF _Toc239255000 \h </w:instrText>
+              <w:instrText xml:space="preserve"> PAGEREF _Toc239338557 \h </w:instrText>
             </w:r>
             <w:r>
               <w:rPr>
@@ -894,7 +894,7 @@
                 <w:noProof/>
                 <w:webHidden/>
               </w:rPr>
-              <w:t>26</w:t>
+              <w:t>27</w:t>
             </w:r>
             <w:r>
               <w:rPr>
@@ -916,7 +916,7 @@
               <w:lang w:eastAsia="es-CO"/>
             </w:rPr>
           </w:pPr>
-          <w:hyperlink w:anchor="_Toc239255001" w:history="1">
+          <w:hyperlink w:anchor="_Toc239338558" w:history="1">
             <w:r>
               <w:rPr>
                 <w:rStyle w:val="Hipervnculo"/>
@@ -960,7 +960,7 @@
                 <w:noProof/>
                 <w:webHidden/>
               </w:rPr>
-              <w:instrText xml:space="preserve"> PAGEREF _Toc239255001 \h </w:instrText>
+              <w:instrText xml:space="preserve"> PAGEREF _Toc239338558 \h </w:instrText>
             </w:r>
             <w:r>
               <w:rPr>
@@ -980,7 +980,7 @@
                 <w:noProof/>
                 <w:webHidden/>
               </w:rPr>
-              <w:t>29</w:t>
+              <w:t>30</w:t>
             </w:r>
             <w:r>
               <w:rPr>
@@ -1002,7 +1002,7 @@
               <w:lang w:eastAsia="es-CO"/>
             </w:rPr>
           </w:pPr>
-          <w:hyperlink w:anchor="_Toc239255002" w:history="1">
+          <w:hyperlink w:anchor="_Toc239338559" w:history="1">
             <w:r>
               <w:rPr>
                 <w:rStyle w:val="Hipervnculo"/>
@@ -1046,7 +1046,7 @@
                 <w:noProof/>
                 <w:webHidden/>
               </w:rPr>
-              <w:instrText xml:space="preserve"> PAGEREF _Toc239255002 \h </w:instrText>
+              <w:instrText xml:space="preserve"> PAGEREF _Toc239338559 \h </w:instrText>
             </w:r>
             <w:r>
               <w:rPr>
@@ -1066,7 +1066,7 @@
                 <w:noProof/>
                 <w:webHidden/>
               </w:rPr>
-              <w:t>29</w:t>
+              <w:t>30</w:t>
             </w:r>
             <w:r>
               <w:rPr>
@@ -1088,7 +1088,7 @@
               <w:lang w:eastAsia="es-CO"/>
             </w:rPr>
           </w:pPr>
-          <w:hyperlink w:anchor="_Toc239255003" w:history="1">
+          <w:hyperlink w:anchor="_Toc239338560" w:history="1">
             <w:r>
               <w:rPr>
                 <w:rStyle w:val="Hipervnculo"/>
@@ -1132,7 +1132,7 @@
                 <w:noProof/>
                 <w:webHidden/>
               </w:rPr>
-              <w:instrText xml:space="preserve"> PAGEREF _Toc239255003 \h </w:instrText>
+              <w:instrText xml:space="preserve"> PAGEREF _Toc239338560 \h </w:instrText>
             </w:r>
             <w:r>
               <w:rPr>
@@ -1152,7 +1152,7 @@
                 <w:noProof/>
                 <w:webHidden/>
               </w:rPr>
-              <w:t>29</w:t>
+              <w:t>30</w:t>
             </w:r>
             <w:r>
               <w:rPr>
@@ -1174,7 +1174,7 @@
               <w:lang w:eastAsia="es-CO"/>
             </w:rPr>
           </w:pPr>
-          <w:hyperlink w:anchor="_Toc239255004" w:history="1">
+          <w:hyperlink w:anchor="_Toc239338561" w:history="1">
             <w:r>
               <w:rPr>
                 <w:rStyle w:val="Hipervnculo"/>
@@ -1218,7 +1218,7 @@
                 <w:noProof/>
                 <w:webHidden/>
               </w:rPr>
-              <w:instrText xml:space="preserve"> PAGEREF _Toc239255004 \h </w:instrText>
+              <w:instrText xml:space="preserve"> PAGEREF _Toc239338561 \h </w:instrText>
             </w:r>
             <w:r>
               <w:rPr>
@@ -1238,7 +1238,7 @@
                 <w:noProof/>
                 <w:webHidden/>
               </w:rPr>
-              <w:t>32</w:t>
+              <w:t>33</w:t>
             </w:r>
             <w:r>
               <w:rPr>
@@ -1260,7 +1260,7 @@
               <w:lang w:eastAsia="es-CO"/>
             </w:rPr>
           </w:pPr>
-          <w:hyperlink w:anchor="_Toc239255005" w:history="1">
+          <w:hyperlink w:anchor="_Toc239338562" w:history="1">
             <w:r>
               <w:rPr>
                 <w:rStyle w:val="Hipervnculo"/>
@@ -1304,7 +1304,7 @@
                 <w:noProof/>
                 <w:webHidden/>
               </w:rPr>
-              <w:instrText xml:space="preserve"> PAGEREF _Toc239255005 \h </w:instrText>
+              <w:instrText xml:space="preserve"> PAGEREF _Toc239338562 \h </w:instrText>
             </w:r>
             <w:r>
               <w:rPr>
@@ -1324,7 +1324,7 @@
                 <w:noProof/>
                 <w:webHidden/>
               </w:rPr>
-              <w:t>32</w:t>
+              <w:t>33</w:t>
             </w:r>
             <w:r>
               <w:rPr>
@@ -1346,7 +1346,7 @@
               <w:lang w:eastAsia="es-CO"/>
             </w:rPr>
           </w:pPr>
-          <w:hyperlink w:anchor="_Toc239255006" w:history="1">
+          <w:hyperlink w:anchor="_Toc239338563" w:history="1">
             <w:r>
               <w:rPr>
                 <w:rStyle w:val="Hipervnculo"/>
@@ -1390,7 +1390,7 @@
                 <w:noProof/>
                 <w:webHidden/>
               </w:rPr>
-              <w:instrText xml:space="preserve"> PAGEREF _Toc239255006 \h </w:instrText>
+              <w:instrText xml:space="preserve"> PAGEREF _Toc239338563 \h </w:instrText>
             </w:r>
             <w:r>
               <w:rPr>
@@ -1410,7 +1410,7 @@
                 <w:noProof/>
                 <w:webHidden/>
               </w:rPr>
-              <w:t>32</w:t>
+              <w:t>33</w:t>
             </w:r>
             <w:r>
               <w:rPr>
@@ -1432,7 +1432,7 @@
               <w:lang w:eastAsia="es-CO"/>
             </w:rPr>
           </w:pPr>
-          <w:hyperlink w:anchor="_Toc239255007" w:history="1">
+          <w:hyperlink w:anchor="_Toc239338564" w:history="1">
             <w:r>
               <w:rPr>
                 <w:rStyle w:val="Hipervnculo"/>
@@ -1476,7 +1476,7 @@
                 <w:noProof/>
                 <w:webHidden/>
               </w:rPr>
-              <w:instrText xml:space="preserve"> PAGEREF _Toc239255007 \h </w:instrText>
+              <w:instrText xml:space="preserve"> PAGEREF _Toc239338564 \h </w:instrText>
             </w:r>
             <w:r>
               <w:rPr>
@@ -1496,7 +1496,7 @@
                 <w:noProof/>
                 <w:webHidden/>
               </w:rPr>
-              <w:t>33</w:t>
+              <w:t>34</w:t>
             </w:r>
             <w:r>
               <w:rPr>
@@ -1518,7 +1518,7 @@
               <w:lang w:eastAsia="es-CO"/>
             </w:rPr>
           </w:pPr>
-          <w:hyperlink w:anchor="_Toc239255008" w:history="1">
+          <w:hyperlink w:anchor="_Toc239338565" w:history="1">
             <w:r>
               <w:rPr>
                 <w:rStyle w:val="Hipervnculo"/>
@@ -1562,7 +1562,7 @@
                 <w:noProof/>
                 <w:webHidden/>
               </w:rPr>
-              <w:instrText xml:space="preserve"> PAGEREF _Toc239255008 \h </w:instrText>
+              <w:instrText xml:space="preserve"> PAGEREF _Toc239338565 \h </w:instrText>
             </w:r>
             <w:r>
               <w:rPr>
@@ -1582,7 +1582,7 @@
                 <w:noProof/>
                 <w:webHidden/>
               </w:rPr>
-              <w:t>35</w:t>
+              <w:t>36</w:t>
             </w:r>
             <w:r>
               <w:rPr>
@@ -1604,7 +1604,7 @@
               <w:lang w:eastAsia="es-CO"/>
             </w:rPr>
           </w:pPr>
-          <w:hyperlink w:anchor="_Toc239255009" w:history="1">
+          <w:hyperlink w:anchor="_Toc239338566" w:history="1">
             <w:r>
               <w:rPr>
                 <w:rStyle w:val="Hipervnculo"/>
@@ -1648,7 +1648,7 @@
                 <w:noProof/>
                 <w:webHidden/>
               </w:rPr>
-              <w:instrText xml:space="preserve"> PAGEREF _Toc239255009 \h </w:instrText>
+              <w:instrText xml:space="preserve"> PAGEREF _Toc239338566 \h </w:instrText>
             </w:r>
             <w:r>
               <w:rPr>
@@ -1668,7 +1668,7 @@
                 <w:noProof/>
                 <w:webHidden/>
               </w:rPr>
-              <w:t>37</w:t>
+              <w:t>38</w:t>
             </w:r>
             <w:r>
               <w:rPr>
@@ -1690,7 +1690,7 @@
               <w:lang w:eastAsia="es-CO"/>
             </w:rPr>
           </w:pPr>
-          <w:hyperlink w:anchor="_Toc239255010" w:history="1">
+          <w:hyperlink w:anchor="_Toc239338567" w:history="1">
             <w:r>
               <w:rPr>
                 <w:rStyle w:val="Hipervnculo"/>
@@ -1734,7 +1734,7 @@
                 <w:noProof/>
                 <w:webHidden/>
               </w:rPr>
-              <w:instrText xml:space="preserve"> PAGEREF _Toc239255010 \h </w:instrText>
+              <w:instrText xml:space="preserve"> PAGEREF _Toc239338567 \h </w:instrText>
             </w:r>
             <w:r>
               <w:rPr>
@@ -1754,7 +1754,7 @@
                 <w:noProof/>
                 <w:webHidden/>
               </w:rPr>
-              <w:t>37</w:t>
+              <w:t>38</w:t>
             </w:r>
             <w:r>
               <w:rPr>
@@ -1776,7 +1776,7 @@
               <w:lang w:eastAsia="es-CO"/>
             </w:rPr>
           </w:pPr>
-          <w:hyperlink w:anchor="_Toc239255011" w:history="1">
+          <w:hyperlink w:anchor="_Toc239338568" w:history="1">
             <w:r>
               <w:rPr>
                 <w:rStyle w:val="Hipervnculo"/>
@@ -1820,7 +1820,7 @@
                 <w:noProof/>
                 <w:webHidden/>
               </w:rPr>
-              <w:instrText xml:space="preserve"> PAGEREF _Toc239255011 \h </w:instrText>
+              <w:instrText xml:space="preserve"> PAGEREF _Toc239338568 \h </w:instrText>
             </w:r>
             <w:r>
               <w:rPr>
@@ -1840,7 +1840,7 @@
                 <w:noProof/>
                 <w:webHidden/>
               </w:rPr>
-              <w:t>37</w:t>
+              <w:t>38</w:t>
             </w:r>
             <w:r>
               <w:rPr>
@@ -1862,7 +1862,7 @@
               <w:lang w:eastAsia="es-CO"/>
             </w:rPr>
           </w:pPr>
-          <w:hyperlink w:anchor="_Toc239255012" w:history="1">
+          <w:hyperlink w:anchor="_Toc239338569" w:history="1">
             <w:r>
               <w:rPr>
                 <w:rStyle w:val="Hipervnculo"/>
@@ -1906,7 +1906,7 @@
                 <w:noProof/>
                 <w:webHidden/>
               </w:rPr>
-              <w:instrText xml:space="preserve"> PAGEREF _Toc239255012 \h </w:instrText>
+              <w:instrText xml:space="preserve"> PAGEREF _Toc239338569 \h </w:instrText>
             </w:r>
             <w:r>
               <w:rPr>
@@ -1926,7 +1926,7 @@
                 <w:noProof/>
                 <w:webHidden/>
               </w:rPr>
-              <w:t>38</w:t>
+              <w:t>39</w:t>
             </w:r>
             <w:r>
               <w:rPr>
@@ -1948,7 +1948,7 @@
               <w:lang w:eastAsia="es-CO"/>
             </w:rPr>
           </w:pPr>
-          <w:hyperlink w:anchor="_Toc239255013" w:history="1">
+          <w:hyperlink w:anchor="_Toc239338570" w:history="1">
             <w:r>
               <w:rPr>
                 <w:rStyle w:val="Hipervnculo"/>
@@ -1992,7 +1992,7 @@
                 <w:noProof/>
                 <w:webHidden/>
               </w:rPr>
-              <w:instrText xml:space="preserve"> PAGEREF _Toc239255013 \h </w:instrText>
+              <w:instrText xml:space="preserve"> PAGEREF _Toc239338570 \h </w:instrText>
             </w:r>
             <w:r>
               <w:rPr>
@@ -2012,7 +2012,7 @@
                 <w:noProof/>
                 <w:webHidden/>
               </w:rPr>
-              <w:t>39</w:t>
+              <w:t>40</w:t>
             </w:r>
             <w:r>
               <w:rPr>
@@ -2034,7 +2034,7 @@
               <w:lang w:eastAsia="es-CO"/>
             </w:rPr>
           </w:pPr>
-          <w:hyperlink w:anchor="_Toc239255014" w:history="1">
+          <w:hyperlink w:anchor="_Toc239338571" w:history="1">
             <w:r>
               <w:rPr>
                 <w:rStyle w:val="Hipervnculo"/>
@@ -2078,7 +2078,7 @@
                 <w:noProof/>
                 <w:webHidden/>
               </w:rPr>
-              <w:instrText xml:space="preserve"> PAGEREF _Toc239255014 \h </w:instrText>
+              <w:instrText xml:space="preserve"> PAGEREF _Toc239338571 \h </w:instrText>
             </w:r>
             <w:r>
               <w:rPr>
@@ -2098,7 +2098,7 @@
                 <w:noProof/>
                 <w:webHidden/>
               </w:rPr>
-              <w:t>41</w:t>
+              <w:t>42</w:t>
             </w:r>
             <w:r>
               <w:rPr>
@@ -2120,7 +2120,7 @@
               <w:lang w:eastAsia="es-CO"/>
             </w:rPr>
           </w:pPr>
-          <w:hyperlink w:anchor="_Toc239255015" w:history="1">
+          <w:hyperlink w:anchor="_Toc239338572" w:history="1">
             <w:r>
               <w:rPr>
                 <w:rStyle w:val="Hipervnculo"/>
@@ -2147,7 +2147,7 @@
                 <w:noProof/>
                 <w:webHidden/>
               </w:rPr>
-              <w:instrText xml:space="preserve"> PAGEREF _Toc239255015 \h </w:instrText>
+              <w:instrText xml:space="preserve"> PAGEREF _Toc239338572 \h </w:instrText>
             </w:r>
             <w:r>
               <w:rPr>
@@ -2167,7 +2167,7 @@
                 <w:noProof/>
                 <w:webHidden/>
               </w:rPr>
-              <w:t>43</w:t>
+              <w:t>44</w:t>
             </w:r>
             <w:r>
               <w:rPr>
@@ -2189,7 +2189,7 @@
               <w:lang w:eastAsia="es-CO"/>
             </w:rPr>
           </w:pPr>
-          <w:hyperlink w:anchor="_Toc239255016" w:history="1">
+          <w:hyperlink w:anchor="_Toc239338573" w:history="1">
             <w:r>
               <w:rPr>
                 <w:rStyle w:val="Hipervnculo"/>
@@ -2216,7 +2216,7 @@
                 <w:noProof/>
                 <w:webHidden/>
               </w:rPr>
-              <w:instrText xml:space="preserve"> PAGEREF _Toc239255016 \h </w:instrText>
+              <w:instrText xml:space="preserve"> PAGEREF _Toc239338573 \h </w:instrText>
             </w:r>
             <w:r>
               <w:rPr>
@@ -2236,7 +2236,7 @@
                 <w:noProof/>
                 <w:webHidden/>
               </w:rPr>
-              <w:t>45</w:t>
+              <w:t>46</w:t>
             </w:r>
             <w:r>
               <w:rPr>
@@ -2258,7 +2258,7 @@
               <w:lang w:eastAsia="es-CO"/>
             </w:rPr>
           </w:pPr>
-          <w:hyperlink w:anchor="_Toc239255017" w:history="1">
+          <w:hyperlink w:anchor="_Toc239338574" w:history="1">
             <w:r>
               <w:rPr>
                 <w:rStyle w:val="Hipervnculo"/>
@@ -2285,7 +2285,7 @@
                 <w:noProof/>
                 <w:webHidden/>
               </w:rPr>
-              <w:instrText xml:space="preserve"> PAGEREF _Toc239255017 \h </w:instrText>
+              <w:instrText xml:space="preserve"> PAGEREF _Toc239338574 \h </w:instrText>
             </w:r>
             <w:r>
               <w:rPr>
@@ -2305,7 +2305,7 @@
                 <w:noProof/>
                 <w:webHidden/>
               </w:rPr>
-              <w:t>46</w:t>
+              <w:t>47</w:t>
             </w:r>
             <w:r>
               <w:rPr>
@@ -2327,7 +2327,7 @@
               <w:lang w:eastAsia="es-CO"/>
             </w:rPr>
           </w:pPr>
-          <w:hyperlink w:anchor="_Toc239255018" w:history="1">
+          <w:hyperlink w:anchor="_Toc239338575" w:history="1">
             <w:r>
               <w:rPr>
                 <w:rStyle w:val="Hipervnculo"/>
@@ -2354,7 +2354,7 @@
                 <w:noProof/>
                 <w:webHidden/>
               </w:rPr>
-              <w:instrText xml:space="preserve"> PAGEREF _Toc239255018 \h </w:instrText>
+              <w:instrText xml:space="preserve"> PAGEREF _Toc239338575 \h </w:instrText>
             </w:r>
             <w:r>
               <w:rPr>
@@ -2374,7 +2374,7 @@
                 <w:noProof/>
                 <w:webHidden/>
               </w:rPr>
-              <w:t>47</w:t>
+              <w:t>48</w:t>
             </w:r>
             <w:r>
               <w:rPr>
@@ -2404,7 +2404,7 @@
       <w:pPr>
         <w:pStyle w:val="Titulosgenerales"/>
       </w:pPr>
-      <w:bookmarkStart w:id="0" w:name="_Toc239254997"/>
+      <w:bookmarkStart w:id="0" w:name="_Toc239338554"/>
       <w:r>
         <w:lastRenderedPageBreak/>
         <w:t>Introducción</w:t>
@@ -2451,7 +2451,7 @@
           <w:noProof/>
         </w:rPr>
         <w:drawing>
-          <wp:inline distT="0" distB="0" distL="0" distR="0" wp14:anchorId="789BE52E" wp14:editId="09FBD69E">
+          <wp:inline distT="0" distB="0" distL="0" distR="0" wp14:anchorId="789BE52E" wp14:editId="514173D2">
             <wp:extent cx="4680000" cy="2631445"/>
             <wp:effectExtent l="0" t="0" r="6350" b="0"/>
             <wp:docPr id="2" name="Imagen 2">
@@ -2729,7 +2729,7 @@
       <w:pPr>
         <w:pStyle w:val="Ttulo1"/>
       </w:pPr>
-      <w:bookmarkStart w:id="1" w:name="_Toc239254998"/>
+      <w:bookmarkStart w:id="1" w:name="_Toc239338555"/>
       <w:r>
         <w:lastRenderedPageBreak/>
         <w:t>Evaluación del proyecto</w:t>
@@ -3185,7 +3185,7 @@
       <w:pPr>
         <w:pStyle w:val="Ttulo2"/>
       </w:pPr>
-      <w:bookmarkStart w:id="2" w:name="_Toc239254999"/>
+      <w:bookmarkStart w:id="2" w:name="_Toc239338556"/>
       <w:r>
         <w:t>Evaluación financiera</w:t>
       </w:r>
@@ -3972,6 +3972,8 @@
     <w:p>
       <w:pPr>
         <w:rPr>
+          <w:sz w:val="12"/>
+          <w:szCs w:val="8"/>
           <w:lang w:val="es-419" w:eastAsia="es-CO"/>
         </w:rPr>
       </w:pPr>
@@ -4011,10 +4013,10 @@
           <w:lang w:val="es-419" w:eastAsia="es-CO"/>
         </w:rPr>
         <w:drawing>
-          <wp:inline distT="0" distB="0" distL="0" distR="0" wp14:anchorId="586AF021" wp14:editId="0C7C1F70">
-            <wp:extent cx="4680000" cy="3546754"/>
-            <wp:effectExtent l="0" t="0" r="0" b="0"/>
-            <wp:docPr id="1289311578" name="Imagen 3" descr="En este paso inicial, para calcular el valor presente neto se pasan los datos a Excel."/>
+          <wp:inline distT="0" distB="0" distL="0" distR="0" wp14:anchorId="3B97DCD7" wp14:editId="70EE535E">
+            <wp:extent cx="4945482" cy="3811980"/>
+            <wp:effectExtent l="0" t="0" r="7620" b="0"/>
+            <wp:docPr id="201220819" name="Imagen 6" descr="En este paso inicial, para calcular el valor presente neto se pasan los datos a Excel."/>
             <wp:cNvGraphicFramePr>
               <a:graphicFrameLocks xmlns:a="http://schemas.openxmlformats.org/drawingml/2006/main" noChangeAspect="1"/>
             </wp:cNvGraphicFramePr>
@@ -4022,7 +4024,7 @@
               <a:graphicData uri="http://schemas.openxmlformats.org/drawingml/2006/picture">
                 <pic:pic xmlns:pic="http://schemas.openxmlformats.org/drawingml/2006/picture">
                   <pic:nvPicPr>
-                    <pic:cNvPr id="1289311578" name="Imagen 3" descr="En este paso inicial, para calcular el valor presente neto se pasan los datos a Excel."/>
+                    <pic:cNvPr id="201220819" name="Imagen 6" descr="En este paso inicial, para calcular el valor presente neto se pasan los datos a Excel."/>
                     <pic:cNvPicPr/>
                   </pic:nvPicPr>
                   <pic:blipFill>
@@ -4040,7 +4042,7 @@
                   <pic:spPr>
                     <a:xfrm>
                       <a:off x="0" y="0"/>
-                      <a:ext cx="4680000" cy="3546754"/>
+                      <a:ext cx="4945482" cy="3811980"/>
                     </a:xfrm>
                     <a:prstGeom prst="rect">
                       <a:avLst/>
@@ -4128,10 +4130,10 @@
           <w:lang w:val="es-419" w:eastAsia="es-CO"/>
         </w:rPr>
         <w:drawing>
-          <wp:inline distT="0" distB="0" distL="0" distR="0" wp14:anchorId="2E2F9DB2" wp14:editId="60C808D6">
-            <wp:extent cx="4680000" cy="5631300"/>
-            <wp:effectExtent l="0" t="0" r="0" b="635"/>
-            <wp:docPr id="1905079922" name="Imagen 6" descr="En este paso se procede dar clic en insertar función y se procede a buscar la palabra VNA."/>
+          <wp:inline distT="0" distB="0" distL="0" distR="0" wp14:anchorId="4EB55C72" wp14:editId="5E6B7C01">
+            <wp:extent cx="5464250" cy="5284519"/>
+            <wp:effectExtent l="0" t="0" r="3175" b="0"/>
+            <wp:docPr id="690668120" name="Imagen 7" descr="En este paso se procede dar clic en insertar función y se procede a buscar la palabra VNA."/>
             <wp:cNvGraphicFramePr>
               <a:graphicFrameLocks xmlns:a="http://schemas.openxmlformats.org/drawingml/2006/main" noChangeAspect="1"/>
             </wp:cNvGraphicFramePr>
@@ -4139,7 +4141,7 @@
               <a:graphicData uri="http://schemas.openxmlformats.org/drawingml/2006/picture">
                 <pic:pic xmlns:pic="http://schemas.openxmlformats.org/drawingml/2006/picture">
                   <pic:nvPicPr>
-                    <pic:cNvPr id="1905079922" name="Imagen 6" descr="En este paso se procede dar clic en insertar función y se procede a buscar la palabra VNA."/>
+                    <pic:cNvPr id="690668120" name="Imagen 7" descr="En este paso se procede dar clic en insertar función y se procede a buscar la palabra VNA."/>
                     <pic:cNvPicPr/>
                   </pic:nvPicPr>
                   <pic:blipFill>
@@ -4157,7 +4159,7 @@
                   <pic:spPr>
                     <a:xfrm>
                       <a:off x="0" y="0"/>
-                      <a:ext cx="4680000" cy="5631300"/>
+                      <a:ext cx="5472027" cy="5292040"/>
                     </a:xfrm>
                     <a:prstGeom prst="rect">
                       <a:avLst/>
@@ -4180,6 +4182,14 @@
     </w:p>
     <w:p>
       <w:pPr>
+        <w:jc w:val="center"/>
+        <w:rPr>
+          <w:lang w:val="es-419" w:eastAsia="es-CO"/>
+        </w:rPr>
+      </w:pPr>
+    </w:p>
+    <w:p>
+      <w:pPr>
         <w:spacing w:before="0" w:after="160" w:line="259" w:lineRule="auto"/>
         <w:ind w:firstLine="0"/>
         <w:rPr>
@@ -4302,10 +4312,10 @@
           <w:lang w:val="es-419" w:eastAsia="es-CO"/>
         </w:rPr>
         <w:drawing>
-          <wp:inline distT="0" distB="0" distL="0" distR="0" wp14:anchorId="1CBCD6E9" wp14:editId="5625C83D">
-            <wp:extent cx="4680000" cy="4148736"/>
-            <wp:effectExtent l="0" t="0" r="6350" b="4445"/>
-            <wp:docPr id="1577553892" name="Imagen 14" descr="Al dar doble clic se inserta la función y aparece un cuadro de diálogo."/>
+          <wp:inline distT="0" distB="0" distL="0" distR="0" wp14:anchorId="2A4F0157" wp14:editId="3DD6CA80">
+            <wp:extent cx="5648492" cy="4094194"/>
+            <wp:effectExtent l="0" t="0" r="0" b="1905"/>
+            <wp:docPr id="1730343394" name="Imagen 8" descr="Al dar doble clic se inserta la función y aparece un cuadro de diálogo."/>
             <wp:cNvGraphicFramePr>
               <a:graphicFrameLocks xmlns:a="http://schemas.openxmlformats.org/drawingml/2006/main" noChangeAspect="1"/>
             </wp:cNvGraphicFramePr>
@@ -4313,7 +4323,7 @@
               <a:graphicData uri="http://schemas.openxmlformats.org/drawingml/2006/picture">
                 <pic:pic xmlns:pic="http://schemas.openxmlformats.org/drawingml/2006/picture">
                   <pic:nvPicPr>
-                    <pic:cNvPr id="1577553892" name="Imagen 14" descr="Al dar doble clic se inserta la función y aparece un cuadro de diálogo."/>
+                    <pic:cNvPr id="1730343394" name="Imagen 8" descr="Al dar doble clic se inserta la función y aparece un cuadro de diálogo."/>
                     <pic:cNvPicPr/>
                   </pic:nvPicPr>
                   <pic:blipFill>
@@ -4331,7 +4341,7 @@
                   <pic:spPr>
                     <a:xfrm>
                       <a:off x="0" y="0"/>
-                      <a:ext cx="4680000" cy="4148736"/>
+                      <a:ext cx="5653026" cy="4097480"/>
                     </a:xfrm>
                     <a:prstGeom prst="rect">
                       <a:avLst/>
@@ -4423,10 +4433,10 @@
           <w:lang w:val="es-419" w:eastAsia="es-CO"/>
         </w:rPr>
         <w:drawing>
-          <wp:inline distT="0" distB="0" distL="0" distR="0" wp14:anchorId="15C6158B" wp14:editId="57B86D9B">
-            <wp:extent cx="4680000" cy="4148736"/>
-            <wp:effectExtent l="0" t="0" r="6350" b="4445"/>
-            <wp:docPr id="1463229847" name="Imagen 9" descr="Se detalla en este paso, en la celda de Tasa, se refiere a la tasa de oportunidad, en este caso 18 %  y en la celda de valores corresponde a los flujos netos del periodo 1 a periodo 3."/>
+          <wp:inline distT="0" distB="0" distL="0" distR="0" wp14:anchorId="4422B130" wp14:editId="66D40376">
+            <wp:extent cx="5400000" cy="2714080"/>
+            <wp:effectExtent l="0" t="0" r="0" b="0"/>
+            <wp:docPr id="227714890" name="Imagen 9" descr="Se detalla en este paso, en la celda de Tasa, se refiere a la tasa de oportunidad, en este caso 18 %  y en la celda de valores corresponde a los flujos netos del periodo 1 a periodo 3."/>
             <wp:cNvGraphicFramePr>
               <a:graphicFrameLocks xmlns:a="http://schemas.openxmlformats.org/drawingml/2006/main" noChangeAspect="1"/>
             </wp:cNvGraphicFramePr>
@@ -4434,7 +4444,7 @@
               <a:graphicData uri="http://schemas.openxmlformats.org/drawingml/2006/picture">
                 <pic:pic xmlns:pic="http://schemas.openxmlformats.org/drawingml/2006/picture">
                   <pic:nvPicPr>
-                    <pic:cNvPr id="1463229847" name="Imagen 9" descr="Se detalla en este paso, en la celda de Tasa, se refiere a la tasa de oportunidad, en este caso 18 %  y en la celda de valores corresponde a los flujos netos del periodo 1 a periodo 3."/>
+                    <pic:cNvPr id="227714890" name="Imagen 9" descr="Se detalla en este paso, en la celda de Tasa, se refiere a la tasa de oportunidad, en este caso 18 %  y en la celda de valores corresponde a los flujos netos del periodo 1 a periodo 3."/>
                     <pic:cNvPicPr/>
                   </pic:nvPicPr>
                   <pic:blipFill>
@@ -4452,7 +4462,7 @@
                   <pic:spPr>
                     <a:xfrm>
                       <a:off x="0" y="0"/>
-                      <a:ext cx="4680000" cy="4148736"/>
+                      <a:ext cx="5400000" cy="2714080"/>
                     </a:xfrm>
                     <a:prstGeom prst="rect">
                       <a:avLst/>
@@ -4553,10 +4563,10 @@
           <w:lang w:val="es-419" w:eastAsia="es-CO"/>
         </w:rPr>
         <w:drawing>
-          <wp:inline distT="0" distB="0" distL="0" distR="0" wp14:anchorId="4CB2D7AF" wp14:editId="6697FC89">
-            <wp:extent cx="4680000" cy="3546754"/>
-            <wp:effectExtent l="0" t="0" r="6350" b="0"/>
-            <wp:docPr id="1107238510" name="Imagen 13" descr="Al resultado se le suma el flujo neto correspondiente al período 0."/>
+          <wp:inline distT="0" distB="0" distL="0" distR="0" wp14:anchorId="3C4EE3B2" wp14:editId="032828AD">
+            <wp:extent cx="5400000" cy="4156767"/>
+            <wp:effectExtent l="0" t="0" r="0" b="0"/>
+            <wp:docPr id="889082945" name="Imagen 10" descr="Al resultado se le suma el flujo neto correspondiente al período 0."/>
             <wp:cNvGraphicFramePr>
               <a:graphicFrameLocks xmlns:a="http://schemas.openxmlformats.org/drawingml/2006/main" noChangeAspect="1"/>
             </wp:cNvGraphicFramePr>
@@ -4564,7 +4574,7 @@
               <a:graphicData uri="http://schemas.openxmlformats.org/drawingml/2006/picture">
                 <pic:pic xmlns:pic="http://schemas.openxmlformats.org/drawingml/2006/picture">
                   <pic:nvPicPr>
-                    <pic:cNvPr id="1107238510" name="Imagen 13" descr="Al resultado se le suma el flujo neto correspondiente al período 0."/>
+                    <pic:cNvPr id="889082945" name="Imagen 10" descr="Al resultado se le suma el flujo neto correspondiente al período 0."/>
                     <pic:cNvPicPr/>
                   </pic:nvPicPr>
                   <pic:blipFill>
@@ -4582,7 +4592,7 @@
                   <pic:spPr>
                     <a:xfrm>
                       <a:off x="0" y="0"/>
-                      <a:ext cx="4680000" cy="3546754"/>
+                      <a:ext cx="5400000" cy="4156767"/>
                     </a:xfrm>
                     <a:prstGeom prst="rect">
                       <a:avLst/>
@@ -4627,6 +4637,21 @@
     </w:p>
     <w:p>
       <w:pPr>
+        <w:spacing w:before="0" w:after="160" w:line="259" w:lineRule="auto"/>
+        <w:ind w:firstLine="0"/>
+        <w:rPr>
+          <w:lang w:val="es-419" w:eastAsia="es-CO"/>
+        </w:rPr>
+      </w:pPr>
+      <w:r>
+        <w:rPr>
+          <w:lang w:val="es-419" w:eastAsia="es-CO"/>
+        </w:rPr>
+        <w:br w:type="page"/>
+      </w:r>
+    </w:p>
+    <w:p>
+      <w:pPr>
         <w:pStyle w:val="Tabla"/>
         <w:tabs>
           <w:tab w:val="left" w:pos="993"/>
@@ -4639,6 +4664,7 @@
         <w:rPr>
           <w:lang w:val="es-419" w:eastAsia="es-CO"/>
         </w:rPr>
+        <w:lastRenderedPageBreak/>
         <w:t>Valoración VNA</w:t>
       </w:r>
     </w:p>
@@ -4757,7 +4783,6 @@
               <w:pStyle w:val="TextoTablas"/>
             </w:pPr>
             <w:r>
-              <w:lastRenderedPageBreak/>
               <w:t>TIR = tasa de interés de oportunidad</w:t>
             </w:r>
           </w:p>
@@ -5221,9 +5246,9 @@
           <w:lang w:val="es-419" w:eastAsia="es-CO"/>
         </w:rPr>
         <w:drawing>
-          <wp:inline distT="0" distB="0" distL="0" distR="0" wp14:anchorId="67F9CBC3" wp14:editId="7766F9A9">
-            <wp:extent cx="4320000" cy="2858340"/>
-            <wp:effectExtent l="0" t="0" r="4445" b="0"/>
+          <wp:inline distT="0" distB="0" distL="0" distR="0" wp14:anchorId="67F9CBC3" wp14:editId="29A44766">
+            <wp:extent cx="5400000" cy="3572925"/>
+            <wp:effectExtent l="0" t="0" r="0" b="8890"/>
             <wp:docPr id="276465572" name="Imagen 8" descr="El paso a seguir para calcular la tasa interna de retorno, primero se deben pasar los datos al archivo de Excel."/>
             <wp:cNvGraphicFramePr>
               <a:graphicFrameLocks xmlns:a="http://schemas.openxmlformats.org/drawingml/2006/main" noChangeAspect="1"/>
@@ -5250,7 +5275,7 @@
                   <pic:spPr>
                     <a:xfrm>
                       <a:off x="0" y="0"/>
-                      <a:ext cx="4320000" cy="2858340"/>
+                      <a:ext cx="5400000" cy="3572925"/>
                     </a:xfrm>
                     <a:prstGeom prst="rect">
                       <a:avLst/>
@@ -5265,16 +5290,36 @@
     </w:p>
     <w:p>
       <w:pPr>
-        <w:rPr>
-          <w:lang w:val="es-419" w:eastAsia="es-CO"/>
-        </w:rPr>
-      </w:pPr>
-      <w:r>
-        <w:rPr>
-          <w:b/>
-          <w:bCs/>
-          <w:lang w:val="es-419" w:eastAsia="es-CO"/>
-        </w:rPr>
+        <w:spacing w:before="0" w:after="160" w:line="259" w:lineRule="auto"/>
+        <w:ind w:firstLine="0"/>
+        <w:rPr>
+          <w:b/>
+          <w:bCs/>
+          <w:lang w:val="es-419" w:eastAsia="es-CO"/>
+        </w:rPr>
+      </w:pPr>
+      <w:r>
+        <w:rPr>
+          <w:b/>
+          <w:bCs/>
+          <w:lang w:val="es-419" w:eastAsia="es-CO"/>
+        </w:rPr>
+        <w:br w:type="page"/>
+      </w:r>
+    </w:p>
+    <w:p>
+      <w:pPr>
+        <w:rPr>
+          <w:lang w:val="es-419" w:eastAsia="es-CO"/>
+        </w:rPr>
+      </w:pPr>
+      <w:r>
+        <w:rPr>
+          <w:b/>
+          <w:bCs/>
+          <w:lang w:val="es-419" w:eastAsia="es-CO"/>
+        </w:rPr>
+        <w:lastRenderedPageBreak/>
         <w:t>P</w:t>
       </w:r>
       <w:r>
@@ -5331,9 +5376,9 @@
           <w:lang w:val="es-419" w:eastAsia="es-CO"/>
         </w:rPr>
         <w:drawing>
-          <wp:inline distT="0" distB="0" distL="0" distR="0" wp14:anchorId="1BB9E5FF" wp14:editId="090819CE">
-            <wp:extent cx="4320000" cy="2852708"/>
-            <wp:effectExtent l="0" t="0" r="4445" b="5080"/>
+          <wp:inline distT="0" distB="0" distL="0" distR="0" wp14:anchorId="1BB9E5FF" wp14:editId="04FD0AE2">
+            <wp:extent cx="5400000" cy="3565885"/>
+            <wp:effectExtent l="0" t="0" r="0" b="0"/>
             <wp:docPr id="868648995" name="Imagen 9" descr="En este paso se procede a dar clic en insertar función."/>
             <wp:cNvGraphicFramePr>
               <a:graphicFrameLocks xmlns:a="http://schemas.openxmlformats.org/drawingml/2006/main" noChangeAspect="1"/>
@@ -5360,7 +5405,7 @@
                   <pic:spPr>
                     <a:xfrm>
                       <a:off x="0" y="0"/>
-                      <a:ext cx="4320000" cy="2852708"/>
+                      <a:ext cx="5400000" cy="3565885"/>
                     </a:xfrm>
                     <a:prstGeom prst="rect">
                       <a:avLst/>
@@ -5375,6 +5420,25 @@
     </w:p>
     <w:p>
       <w:pPr>
+        <w:spacing w:before="0" w:after="160" w:line="259" w:lineRule="auto"/>
+        <w:ind w:firstLine="0"/>
+        <w:rPr>
+          <w:b/>
+          <w:bCs/>
+          <w:lang w:val="es-419" w:eastAsia="es-CO"/>
+        </w:rPr>
+      </w:pPr>
+      <w:r>
+        <w:rPr>
+          <w:b/>
+          <w:bCs/>
+          <w:lang w:val="es-419" w:eastAsia="es-CO"/>
+        </w:rPr>
+        <w:br w:type="page"/>
+      </w:r>
+    </w:p>
+    <w:p>
+      <w:pPr>
         <w:rPr>
           <w:lang w:val="es-419" w:eastAsia="es-CO"/>
         </w:rPr>
@@ -5440,9 +5504,9 @@
           <w:lang w:val="es-419" w:eastAsia="es-CO"/>
         </w:rPr>
         <w:drawing>
-          <wp:inline distT="0" distB="0" distL="0" distR="0" wp14:anchorId="541E5458" wp14:editId="2BDF643C">
-            <wp:extent cx="4320000" cy="4558267"/>
-            <wp:effectExtent l="0" t="0" r="4445" b="0"/>
+          <wp:inline distT="0" distB="0" distL="0" distR="0" wp14:anchorId="541E5458" wp14:editId="0CD2DA44">
+            <wp:extent cx="5400000" cy="5697834"/>
+            <wp:effectExtent l="0" t="0" r="0" b="0"/>
             <wp:docPr id="1696701651" name="Imagen 10" descr="A continuación se da doble clic en insertar función, se procede a buscar la palabra TIR y aparece el cuadro de diálogo."/>
             <wp:cNvGraphicFramePr>
               <a:graphicFrameLocks xmlns:a="http://schemas.openxmlformats.org/drawingml/2006/main" noChangeAspect="1"/>
@@ -5469,7 +5533,7 @@
                   <pic:spPr>
                     <a:xfrm>
                       <a:off x="0" y="0"/>
-                      <a:ext cx="4320000" cy="4558267"/>
+                      <a:ext cx="5400000" cy="5697834"/>
                     </a:xfrm>
                     <a:prstGeom prst="rect">
                       <a:avLst/>
@@ -5556,9 +5620,9 @@
           <w:lang w:val="es-419" w:eastAsia="es-CO"/>
         </w:rPr>
         <w:drawing>
-          <wp:inline distT="0" distB="0" distL="0" distR="0" wp14:anchorId="5308C18A" wp14:editId="06905266">
-            <wp:extent cx="4320000" cy="4586747"/>
-            <wp:effectExtent l="0" t="0" r="4445" b="4445"/>
+          <wp:inline distT="0" distB="0" distL="0" distR="0" wp14:anchorId="5308C18A" wp14:editId="57674434">
+            <wp:extent cx="5400000" cy="5733434"/>
+            <wp:effectExtent l="0" t="0" r="0" b="635"/>
             <wp:docPr id="1560499053" name="Imagen 11" descr="En esta figura se ilustra la celda valores, se deben seleccionar los flujos netos incluyendo el periodo 0."/>
             <wp:cNvGraphicFramePr>
               <a:graphicFrameLocks xmlns:a="http://schemas.openxmlformats.org/drawingml/2006/main" noChangeAspect="1"/>
@@ -5585,7 +5649,7 @@
                   <pic:spPr>
                     <a:xfrm>
                       <a:off x="0" y="0"/>
-                      <a:ext cx="4320000" cy="4586747"/>
+                      <a:ext cx="5400000" cy="5733434"/>
                     </a:xfrm>
                     <a:prstGeom prst="rect">
                       <a:avLst/>
@@ -5680,9 +5744,9 @@
           <w:lang w:val="es-419" w:eastAsia="es-CO"/>
         </w:rPr>
         <w:drawing>
-          <wp:inline distT="0" distB="0" distL="0" distR="0" wp14:anchorId="66E56036" wp14:editId="7E60F8D6">
-            <wp:extent cx="4320000" cy="3423674"/>
-            <wp:effectExtent l="0" t="0" r="4445" b="5715"/>
+          <wp:inline distT="0" distB="0" distL="0" distR="0" wp14:anchorId="66E56036" wp14:editId="23F84DAC">
+            <wp:extent cx="5400000" cy="4279593"/>
+            <wp:effectExtent l="0" t="0" r="0" b="6985"/>
             <wp:docPr id="1733276137" name="Imagen 12" descr="Y para finalizar se ilustra en la figura que se da Enter y se obtiene el resultado."/>
             <wp:cNvGraphicFramePr>
               <a:graphicFrameLocks xmlns:a="http://schemas.openxmlformats.org/drawingml/2006/main" noChangeAspect="1"/>
@@ -5709,7 +5773,7 @@
                   <pic:spPr>
                     <a:xfrm>
                       <a:off x="0" y="0"/>
-                      <a:ext cx="4320000" cy="3423674"/>
+                      <a:ext cx="5400000" cy="4279593"/>
                     </a:xfrm>
                     <a:prstGeom prst="rect">
                       <a:avLst/>
@@ -5843,6 +5907,7 @@
         <w:rPr>
           <w:lang w:val="es-419" w:eastAsia="es-CO"/>
         </w:rPr>
+        <w:lastRenderedPageBreak/>
         <w:t xml:space="preserve">A continuación, se puede visualizar un ejemplo de la </w:t>
       </w:r>
       <w:r>
@@ -5896,7 +5961,6 @@
         <w:rPr>
           <w:lang w:val="es-419" w:eastAsia="es-CO"/>
         </w:rPr>
-        <w:lastRenderedPageBreak/>
         <w:t xml:space="preserve">Flujo </w:t>
       </w:r>
       <w:r>
@@ -7122,6 +7186,8 @@
     <w:p>
       <w:pPr>
         <w:rPr>
+          <w:b/>
+          <w:bCs/>
           <w:lang w:val="es-419" w:eastAsia="es-CO"/>
         </w:rPr>
       </w:pPr>
@@ -7131,17 +7197,6 @@
         </w:rPr>
         <w:t>Nota. Elaboración propia (2021).</w:t>
       </w:r>
-    </w:p>
-    <w:p>
-      <w:pPr>
-        <w:spacing w:before="0" w:after="160" w:line="259" w:lineRule="auto"/>
-        <w:ind w:firstLine="0"/>
-        <w:rPr>
-          <w:b/>
-          <w:bCs/>
-          <w:lang w:val="es-419" w:eastAsia="es-CO"/>
-        </w:rPr>
-      </w:pPr>
       <w:r>
         <w:rPr>
           <w:b/>
@@ -8061,7 +8116,7 @@
       <w:pPr>
         <w:pStyle w:val="Ttulo2"/>
       </w:pPr>
-      <w:bookmarkStart w:id="3" w:name="_Toc239255000"/>
+      <w:bookmarkStart w:id="3" w:name="_Toc239338557"/>
       <w:r>
         <w:t>Evaluación económica y social</w:t>
       </w:r>
@@ -8228,7 +8283,7 @@
           <w:lang w:eastAsia="es-CO"/>
         </w:rPr>
         <w:drawing>
-          <wp:inline distT="0" distB="0" distL="0" distR="0" wp14:anchorId="18C486D8" wp14:editId="1BD65EB4">
+          <wp:inline distT="0" distB="0" distL="0" distR="0" wp14:anchorId="18C486D8" wp14:editId="30C6AF57">
             <wp:extent cx="3704337" cy="2737020"/>
             <wp:effectExtent l="0" t="0" r="0" b="6350"/>
             <wp:docPr id="102464421" name="Imagen 5" descr="La figura describe una comparación entre el análisis económico y social y el análisis financiero de un proyecto. El análisis económico y social evalúa aspectos como la productividad, la rentabilidad, el crecimiento económico, el impacto en la sociedad, la distribución del ingreso y la contribución del proyecto al desarrollo económico. El análisis financiero se centra en el rendimiento del capital, el beneficio para los inversionistas, la distribución de utilidades, los precios de mercado y la capacidad del proyecto para generar ganancias."/>
@@ -8341,7 +8396,7 @@
       <w:pPr>
         <w:pStyle w:val="Ttulo1"/>
       </w:pPr>
-      <w:bookmarkStart w:id="4" w:name="_Toc239255001"/>
+      <w:bookmarkStart w:id="4" w:name="_Toc239338558"/>
       <w:r>
         <w:lastRenderedPageBreak/>
         <w:t>Recolección de la información</w:t>
@@ -8365,7 +8420,7 @@
       <w:pPr>
         <w:pStyle w:val="Ttulo2"/>
       </w:pPr>
-      <w:bookmarkStart w:id="5" w:name="_Toc239255002"/>
+      <w:bookmarkStart w:id="5" w:name="_Toc239338559"/>
       <w:r>
         <w:t>Concepto</w:t>
       </w:r>
@@ -8388,7 +8443,7 @@
       <w:pPr>
         <w:pStyle w:val="Ttulo2"/>
       </w:pPr>
-      <w:bookmarkStart w:id="6" w:name="_Toc239255003"/>
+      <w:bookmarkStart w:id="6" w:name="_Toc239338560"/>
       <w:r>
         <w:t>Herramientas y técnicas de recolección</w:t>
       </w:r>
@@ -8699,7 +8754,7 @@
       <w:pPr>
         <w:pStyle w:val="Ttulo1"/>
       </w:pPr>
-      <w:bookmarkStart w:id="7" w:name="_Toc239255004"/>
+      <w:bookmarkStart w:id="7" w:name="_Toc239338561"/>
       <w:r>
         <w:lastRenderedPageBreak/>
         <w:t>Diagnóstico</w:t>
@@ -8723,7 +8778,7 @@
       <w:pPr>
         <w:pStyle w:val="Ttulo2"/>
       </w:pPr>
-      <w:bookmarkStart w:id="8" w:name="_Toc239255005"/>
+      <w:bookmarkStart w:id="8" w:name="_Toc239338562"/>
       <w:r>
         <w:t>Concepto</w:t>
       </w:r>
@@ -8746,7 +8801,7 @@
       <w:pPr>
         <w:pStyle w:val="Ttulo2"/>
       </w:pPr>
-      <w:bookmarkStart w:id="9" w:name="_Toc239255006"/>
+      <w:bookmarkStart w:id="9" w:name="_Toc239338563"/>
       <w:r>
         <w:t>Características</w:t>
       </w:r>
@@ -8865,7 +8920,7 @@
       <w:pPr>
         <w:pStyle w:val="Ttulo2"/>
       </w:pPr>
-      <w:bookmarkStart w:id="10" w:name="_Toc239255007"/>
+      <w:bookmarkStart w:id="10" w:name="_Toc239338564"/>
       <w:r>
         <w:t>Herramientas de análisis</w:t>
       </w:r>
@@ -9223,7 +9278,7 @@
       <w:pPr>
         <w:pStyle w:val="Ttulo2"/>
       </w:pPr>
-      <w:bookmarkStart w:id="11" w:name="_Toc239255008"/>
+      <w:bookmarkStart w:id="11" w:name="_Toc239338565"/>
       <w:r>
         <w:t>Importancia</w:t>
       </w:r>
@@ -9727,7 +9782,7 @@
       <w:pPr>
         <w:pStyle w:val="Ttulo1"/>
       </w:pPr>
-      <w:bookmarkStart w:id="12" w:name="_Toc239255009"/>
+      <w:bookmarkStart w:id="12" w:name="_Toc239338566"/>
       <w:r>
         <w:lastRenderedPageBreak/>
         <w:t>Plan de acción estratégico</w:t>
@@ -9751,7 +9806,7 @@
       <w:pPr>
         <w:pStyle w:val="Ttulo2"/>
       </w:pPr>
-      <w:bookmarkStart w:id="13" w:name="_Toc239255010"/>
+      <w:bookmarkStart w:id="13" w:name="_Toc239338567"/>
       <w:r>
         <w:t>Concepto</w:t>
       </w:r>
@@ -9774,7 +9829,7 @@
       <w:pPr>
         <w:pStyle w:val="Ttulo2"/>
       </w:pPr>
-      <w:bookmarkStart w:id="14" w:name="_Toc239255011"/>
+      <w:bookmarkStart w:id="14" w:name="_Toc239338568"/>
       <w:r>
         <w:t>Elementos</w:t>
       </w:r>
@@ -10102,7 +10157,7 @@
       <w:pPr>
         <w:pStyle w:val="Ttulo2"/>
       </w:pPr>
-      <w:bookmarkStart w:id="15" w:name="_Toc239255012"/>
+      <w:bookmarkStart w:id="15" w:name="_Toc239338569"/>
       <w:r>
         <w:t>Procedimiento de elaboración</w:t>
       </w:r>
@@ -10260,7 +10315,7 @@
       <w:pPr>
         <w:pStyle w:val="Ttulo2"/>
       </w:pPr>
-      <w:bookmarkStart w:id="16" w:name="_Toc239255013"/>
+      <w:bookmarkStart w:id="16" w:name="_Toc239338570"/>
       <w:r>
         <w:t>Diligenciamiento</w:t>
       </w:r>
@@ -10591,7 +10646,7 @@
       <w:pPr>
         <w:pStyle w:val="Ttulo2"/>
       </w:pPr>
-      <w:bookmarkStart w:id="17" w:name="_Toc239255014"/>
+      <w:bookmarkStart w:id="17" w:name="_Toc239338571"/>
       <w:r>
         <w:t>Importancia</w:t>
       </w:r>
@@ -11013,7 +11068,7 @@
       <w:pPr>
         <w:pStyle w:val="Titulosgenerales"/>
       </w:pPr>
-      <w:bookmarkStart w:id="18" w:name="_Toc239255015"/>
+      <w:bookmarkStart w:id="18" w:name="_Toc239338572"/>
       <w:r>
         <w:lastRenderedPageBreak/>
         <w:t>S</w:t>
@@ -11128,7 +11183,7 @@
       <w:pPr>
         <w:pStyle w:val="Titulosgenerales"/>
       </w:pPr>
-      <w:bookmarkStart w:id="19" w:name="_Toc239255016"/>
+      <w:bookmarkStart w:id="19" w:name="_Toc239338573"/>
       <w:r>
         <w:lastRenderedPageBreak/>
         <w:t>Glosario</w:t>
@@ -11274,7 +11329,7 @@
       <w:pPr>
         <w:pStyle w:val="Titulosgenerales"/>
       </w:pPr>
-      <w:bookmarkStart w:id="20" w:name="_Toc239255017"/>
+      <w:bookmarkStart w:id="20" w:name="_Toc239338574"/>
       <w:r>
         <w:lastRenderedPageBreak/>
         <w:t>Referencias bibliográficas</w:t>
@@ -11357,7 +11412,7 @@
       <w:pPr>
         <w:pStyle w:val="Titulosgenerales"/>
       </w:pPr>
-      <w:bookmarkStart w:id="22" w:name="_Toc239255018"/>
+      <w:bookmarkStart w:id="22" w:name="_Toc239338575"/>
       <w:r>
         <w:lastRenderedPageBreak/>
         <w:t>C</w:t>
@@ -17961,8 +18016,8 @@
 </file>
 
 <file path=customXml/item1.xml><?xml version="1.0" encoding="utf-8"?>
-<ct:contentTypeSchema xmlns:ct="http://schemas.microsoft.com/office/2006/metadata/contentType" xmlns:ma="http://schemas.microsoft.com/office/2006/metadata/properties/metaAttributes" ct:_="" ma:_="" ma:contentTypeName="Documento" ma:contentTypeID="0x01010005252A1EF3BD024F856B47B579AB5244" ma:contentTypeVersion="12" ma:contentTypeDescription="Crear nuevo documento." ma:contentTypeScope="" ma:versionID="32d0e18b85ac20c34eab62df21c0cf58">
-  <xsd:schema xmlns:xsd="http://www.w3.org/2001/XMLSchema" xmlns:xs="http://www.w3.org/2001/XMLSchema" xmlns:p="http://schemas.microsoft.com/office/2006/metadata/properties" xmlns:ns2="42760c81-fd8e-4d59-8953-7cdb9f38b14f" xmlns:ns3="67a0edcd-0de5-43ed-8c27-e32f38a00c91" targetNamespace="http://schemas.microsoft.com/office/2006/metadata/properties" ma:root="true" ma:fieldsID="cc2c149e99f10870fd5bc3964e5386d3" ns2:_="" ns3:_="">
+<ct:contentTypeSchema xmlns:ct="http://schemas.microsoft.com/office/2006/metadata/contentType" xmlns:ma="http://schemas.microsoft.com/office/2006/metadata/properties/metaAttributes" ct:_="" ma:_="" ma:contentTypeName="Documento" ma:contentTypeID="0x01010005252A1EF3BD024F856B47B579AB5244" ma:contentTypeVersion="11" ma:contentTypeDescription="Crear nuevo documento." ma:contentTypeScope="" ma:versionID="92b81066167b779aaeee7a3d91bad2fd">
+  <xsd:schema xmlns:xsd="http://www.w3.org/2001/XMLSchema" xmlns:xs="http://www.w3.org/2001/XMLSchema" xmlns:p="http://schemas.microsoft.com/office/2006/metadata/properties" xmlns:ns2="42760c81-fd8e-4d59-8953-7cdb9f38b14f" xmlns:ns3="67a0edcd-0de5-43ed-8c27-e32f38a00c91" targetNamespace="http://schemas.microsoft.com/office/2006/metadata/properties" ma:root="true" ma:fieldsID="83cd6766d967e870b9368cac1ade74e6" ns2:_="" ns3:_="">
     <xsd:import namespace="42760c81-fd8e-4d59-8953-7cdb9f38b14f"/>
     <xsd:import namespace="67a0edcd-0de5-43ed-8c27-e32f38a00c91"/>
     <xsd:element name="properties">
@@ -17981,7 +18036,6 @@
                 <xsd:element ref="ns2:lcf76f155ced4ddcb4097134ff3c332f" minOccurs="0"/>
                 <xsd:element ref="ns3:TaxCatchAll" minOccurs="0"/>
                 <xsd:element ref="ns2:MediaServiceOCR" minOccurs="0"/>
-                <xsd:element ref="ns2:MediaServiceLocation" minOccurs="0"/>
               </xsd:all>
             </xsd:complexType>
           </xsd:element>
@@ -18039,11 +18093,6 @@
         <xsd:restriction base="dms:Note">
           <xsd:maxLength value="255"/>
         </xsd:restriction>
-      </xsd:simpleType>
-    </xsd:element>
-    <xsd:element name="MediaServiceLocation" ma:index="19" nillable="true" ma:displayName="Location" ma:description="" ma:indexed="true" ma:internalName="MediaServiceLocation" ma:readOnly="true">
-      <xsd:simpleType>
-        <xsd:restriction base="dms:Text"/>
       </xsd:simpleType>
     </xsd:element>
   </xsd:schema>
@@ -18162,7 +18211,12 @@
 </file>
 
 <file path=customXml/item2.xml><?xml version="1.0" encoding="utf-8"?>
-<b:Sources xmlns:b="http://schemas.openxmlformats.org/officeDocument/2006/bibliography" xmlns="http://schemas.openxmlformats.org/officeDocument/2006/bibliography" SelectedStyle="\APASixthEditionOfficeOnline.xsl" StyleName="APA" Version="6"/>
+<?mso-contentType ?>
+<FormTemplates xmlns="http://schemas.microsoft.com/sharepoint/v3/contenttype/forms">
+  <Display>DocumentLibraryForm</Display>
+  <Edit>DocumentLibraryForm</Edit>
+  <New>DocumentLibraryForm</New>
+</FormTemplates>
 </file>
 
 <file path=customXml/item3.xml><?xml version="1.0" encoding="utf-8"?>
@@ -18177,22 +18231,32 @@
 </file>
 
 <file path=customXml/item4.xml><?xml version="1.0" encoding="utf-8"?>
-<?mso-contentType ?>
-<FormTemplates xmlns="http://schemas.microsoft.com/sharepoint/v3/contenttype/forms">
-  <Display>DocumentLibraryForm</Display>
-  <Edit>DocumentLibraryForm</Edit>
-  <New>DocumentLibraryForm</New>
-</FormTemplates>
+<b:Sources xmlns:b="http://schemas.openxmlformats.org/officeDocument/2006/bibliography" xmlns="http://schemas.openxmlformats.org/officeDocument/2006/bibliography" SelectedStyle="\APASixthEditionOfficeOnline.xsl" StyleName="APA" Version="6"/>
 </file>
 
 <file path=customXml/itemProps1.xml><?xml version="1.0" encoding="utf-8"?>
-<ds:datastoreItem xmlns:ds="http://schemas.openxmlformats.org/officeDocument/2006/customXml" ds:itemID="{31A07BE2-CD57-48DF-A16E-34FEE24405C3}"/>
+<ds:datastoreItem xmlns:ds="http://schemas.openxmlformats.org/officeDocument/2006/customXml" ds:itemID="{C626DB89-DBD8-4869-9D5D-79BE72631658}">
+  <ds:schemaRefs>
+    <ds:schemaRef ds:uri="http://schemas.microsoft.com/office/2006/metadata/contentType"/>
+    <ds:schemaRef ds:uri="http://schemas.microsoft.com/office/2006/metadata/properties/metaAttributes"/>
+    <ds:schemaRef ds:uri="http://www.w3.org/2001/XMLSchema"/>
+    <ds:schemaRef ds:uri="http://schemas.microsoft.com/office/2006/metadata/properties"/>
+    <ds:schemaRef ds:uri="42760c81-fd8e-4d59-8953-7cdb9f38b14f"/>
+    <ds:schemaRef ds:uri="67a0edcd-0de5-43ed-8c27-e32f38a00c91"/>
+    <ds:schemaRef ds:uri="http://schemas.microsoft.com/office/2006/documentManagement/types"/>
+    <ds:schemaRef ds:uri="http://schemas.microsoft.com/office/infopath/2007/PartnerControls"/>
+    <ds:schemaRef ds:uri="http://schemas.openxmlformats.org/package/2006/metadata/core-properties"/>
+    <ds:schemaRef ds:uri="http://purl.org/dc/elements/1.1/"/>
+    <ds:schemaRef ds:uri="http://purl.org/dc/terms/"/>
+    <ds:schemaRef ds:uri="http://schemas.microsoft.com/internal/obd"/>
+  </ds:schemaRefs>
+</ds:datastoreItem>
 </file>
 
 <file path=customXml/itemProps2.xml><?xml version="1.0" encoding="utf-8"?>
-<ds:datastoreItem xmlns:ds="http://schemas.openxmlformats.org/officeDocument/2006/customXml" ds:itemID="{E8AB44A3-7C62-4BD2-82ED-8ABC209970FA}">
+<ds:datastoreItem xmlns:ds="http://schemas.openxmlformats.org/officeDocument/2006/customXml" ds:itemID="{81CBDEC1-3B00-44ED-AD36-0268077980BA}">
   <ds:schemaRefs>
-    <ds:schemaRef ds:uri="http://schemas.openxmlformats.org/officeDocument/2006/bibliography"/>
+    <ds:schemaRef ds:uri="http://schemas.microsoft.com/sharepoint/v3/contenttype/forms"/>
   </ds:schemaRefs>
 </ds:datastoreItem>
 </file>
@@ -18209,9 +18273,9 @@
 </file>
 
 <file path=customXml/itemProps4.xml><?xml version="1.0" encoding="utf-8"?>
-<ds:datastoreItem xmlns:ds="http://schemas.openxmlformats.org/officeDocument/2006/customXml" ds:itemID="{81CBDEC1-3B00-44ED-AD36-0268077980BA}">
+<ds:datastoreItem xmlns:ds="http://schemas.openxmlformats.org/officeDocument/2006/customXml" ds:itemID="{E8AB44A3-7C62-4BD2-82ED-8ABC209970FA}">
   <ds:schemaRefs>
-    <ds:schemaRef ds:uri="http://schemas.microsoft.com/sharepoint/v3/contenttype/forms"/>
+    <ds:schemaRef ds:uri="http://schemas.openxmlformats.org/officeDocument/2006/bibliography"/>
   </ds:schemaRefs>
 </ds:datastoreItem>
 </file>
--- a/fuentes/722109_CF05_DU.docx
+++ b/fuentes/722109_CF05_DU.docx
@@ -589,7 +589,7 @@
           <w:r>
             <w:fldChar w:fldCharType="separate"/>
           </w:r>
-          <w:hyperlink w:anchor="_Toc239338554" w:history="1">
+          <w:hyperlink w:anchor="_Toc239366524" w:history="1">
             <w:r>
               <w:rPr>
                 <w:rStyle w:val="Hipervnculo"/>
@@ -616,7 +616,7 @@
                 <w:noProof/>
                 <w:webHidden/>
               </w:rPr>
-              <w:instrText xml:space="preserve"> PAGEREF _Toc239338554 \h </w:instrText>
+              <w:instrText xml:space="preserve"> PAGEREF _Toc239366524 \h </w:instrText>
             </w:r>
             <w:r>
               <w:rPr>
@@ -658,7 +658,7 @@
               <w:lang w:eastAsia="es-CO"/>
             </w:rPr>
           </w:pPr>
-          <w:hyperlink w:anchor="_Toc239338555" w:history="1">
+          <w:hyperlink w:anchor="_Toc239366525" w:history="1">
             <w:r>
               <w:rPr>
                 <w:rStyle w:val="Hipervnculo"/>
@@ -702,7 +702,7 @@
                 <w:noProof/>
                 <w:webHidden/>
               </w:rPr>
-              <w:instrText xml:space="preserve"> PAGEREF _Toc239338555 \h </w:instrText>
+              <w:instrText xml:space="preserve"> PAGEREF _Toc239366525 \h </w:instrText>
             </w:r>
             <w:r>
               <w:rPr>
@@ -744,7 +744,7 @@
               <w:lang w:eastAsia="es-CO"/>
             </w:rPr>
           </w:pPr>
-          <w:hyperlink w:anchor="_Toc239338556" w:history="1">
+          <w:hyperlink w:anchor="_Toc239366526" w:history="1">
             <w:r>
               <w:rPr>
                 <w:rStyle w:val="Hipervnculo"/>
@@ -788,7 +788,7 @@
                 <w:noProof/>
                 <w:webHidden/>
               </w:rPr>
-              <w:instrText xml:space="preserve"> PAGEREF _Toc239338556 \h </w:instrText>
+              <w:instrText xml:space="preserve"> PAGEREF _Toc239366526 \h </w:instrText>
             </w:r>
             <w:r>
               <w:rPr>
@@ -830,7 +830,7 @@
               <w:lang w:eastAsia="es-CO"/>
             </w:rPr>
           </w:pPr>
-          <w:hyperlink w:anchor="_Toc239338557" w:history="1">
+          <w:hyperlink w:anchor="_Toc239366527" w:history="1">
             <w:r>
               <w:rPr>
                 <w:rStyle w:val="Hipervnculo"/>
@@ -874,7 +874,7 @@
                 <w:noProof/>
                 <w:webHidden/>
               </w:rPr>
-              <w:instrText xml:space="preserve"> PAGEREF _Toc239338557 \h </w:instrText>
+              <w:instrText xml:space="preserve"> PAGEREF _Toc239366527 \h </w:instrText>
             </w:r>
             <w:r>
               <w:rPr>
@@ -894,7 +894,7 @@
                 <w:noProof/>
                 <w:webHidden/>
               </w:rPr>
-              <w:t>27</w:t>
+              <w:t>29</w:t>
             </w:r>
             <w:r>
               <w:rPr>
@@ -916,7 +916,7 @@
               <w:lang w:eastAsia="es-CO"/>
             </w:rPr>
           </w:pPr>
-          <w:hyperlink w:anchor="_Toc239338558" w:history="1">
+          <w:hyperlink w:anchor="_Toc239366528" w:history="1">
             <w:r>
               <w:rPr>
                 <w:rStyle w:val="Hipervnculo"/>
@@ -960,7 +960,7 @@
                 <w:noProof/>
                 <w:webHidden/>
               </w:rPr>
-              <w:instrText xml:space="preserve"> PAGEREF _Toc239338558 \h </w:instrText>
+              <w:instrText xml:space="preserve"> PAGEREF _Toc239366528 \h </w:instrText>
             </w:r>
             <w:r>
               <w:rPr>
@@ -980,7 +980,7 @@
                 <w:noProof/>
                 <w:webHidden/>
               </w:rPr>
-              <w:t>30</w:t>
+              <w:t>32</w:t>
             </w:r>
             <w:r>
               <w:rPr>
@@ -1002,7 +1002,7 @@
               <w:lang w:eastAsia="es-CO"/>
             </w:rPr>
           </w:pPr>
-          <w:hyperlink w:anchor="_Toc239338559" w:history="1">
+          <w:hyperlink w:anchor="_Toc239366529" w:history="1">
             <w:r>
               <w:rPr>
                 <w:rStyle w:val="Hipervnculo"/>
@@ -1046,7 +1046,7 @@
                 <w:noProof/>
                 <w:webHidden/>
               </w:rPr>
-              <w:instrText xml:space="preserve"> PAGEREF _Toc239338559 \h </w:instrText>
+              <w:instrText xml:space="preserve"> PAGEREF _Toc239366529 \h </w:instrText>
             </w:r>
             <w:r>
               <w:rPr>
@@ -1066,7 +1066,7 @@
                 <w:noProof/>
                 <w:webHidden/>
               </w:rPr>
-              <w:t>30</w:t>
+              <w:t>32</w:t>
             </w:r>
             <w:r>
               <w:rPr>
@@ -1088,7 +1088,7 @@
               <w:lang w:eastAsia="es-CO"/>
             </w:rPr>
           </w:pPr>
-          <w:hyperlink w:anchor="_Toc239338560" w:history="1">
+          <w:hyperlink w:anchor="_Toc239366530" w:history="1">
             <w:r>
               <w:rPr>
                 <w:rStyle w:val="Hipervnculo"/>
@@ -1132,7 +1132,7 @@
                 <w:noProof/>
                 <w:webHidden/>
               </w:rPr>
-              <w:instrText xml:space="preserve"> PAGEREF _Toc239338560 \h </w:instrText>
+              <w:instrText xml:space="preserve"> PAGEREF _Toc239366530 \h </w:instrText>
             </w:r>
             <w:r>
               <w:rPr>
@@ -1152,7 +1152,7 @@
                 <w:noProof/>
                 <w:webHidden/>
               </w:rPr>
-              <w:t>30</w:t>
+              <w:t>32</w:t>
             </w:r>
             <w:r>
               <w:rPr>
@@ -1174,7 +1174,7 @@
               <w:lang w:eastAsia="es-CO"/>
             </w:rPr>
           </w:pPr>
-          <w:hyperlink w:anchor="_Toc239338561" w:history="1">
+          <w:hyperlink w:anchor="_Toc239366531" w:history="1">
             <w:r>
               <w:rPr>
                 <w:rStyle w:val="Hipervnculo"/>
@@ -1218,7 +1218,7 @@
                 <w:noProof/>
                 <w:webHidden/>
               </w:rPr>
-              <w:instrText xml:space="preserve"> PAGEREF _Toc239338561 \h </w:instrText>
+              <w:instrText xml:space="preserve"> PAGEREF _Toc239366531 \h </w:instrText>
             </w:r>
             <w:r>
               <w:rPr>
@@ -1238,7 +1238,7 @@
                 <w:noProof/>
                 <w:webHidden/>
               </w:rPr>
-              <w:t>33</w:t>
+              <w:t>35</w:t>
             </w:r>
             <w:r>
               <w:rPr>
@@ -1260,7 +1260,7 @@
               <w:lang w:eastAsia="es-CO"/>
             </w:rPr>
           </w:pPr>
-          <w:hyperlink w:anchor="_Toc239338562" w:history="1">
+          <w:hyperlink w:anchor="_Toc239366532" w:history="1">
             <w:r>
               <w:rPr>
                 <w:rStyle w:val="Hipervnculo"/>
@@ -1304,7 +1304,7 @@
                 <w:noProof/>
                 <w:webHidden/>
               </w:rPr>
-              <w:instrText xml:space="preserve"> PAGEREF _Toc239338562 \h </w:instrText>
+              <w:instrText xml:space="preserve"> PAGEREF _Toc239366532 \h </w:instrText>
             </w:r>
             <w:r>
               <w:rPr>
@@ -1324,7 +1324,7 @@
                 <w:noProof/>
                 <w:webHidden/>
               </w:rPr>
-              <w:t>33</w:t>
+              <w:t>35</w:t>
             </w:r>
             <w:r>
               <w:rPr>
@@ -1346,7 +1346,7 @@
               <w:lang w:eastAsia="es-CO"/>
             </w:rPr>
           </w:pPr>
-          <w:hyperlink w:anchor="_Toc239338563" w:history="1">
+          <w:hyperlink w:anchor="_Toc239366533" w:history="1">
             <w:r>
               <w:rPr>
                 <w:rStyle w:val="Hipervnculo"/>
@@ -1390,7 +1390,7 @@
                 <w:noProof/>
                 <w:webHidden/>
               </w:rPr>
-              <w:instrText xml:space="preserve"> PAGEREF _Toc239338563 \h </w:instrText>
+              <w:instrText xml:space="preserve"> PAGEREF _Toc239366533 \h </w:instrText>
             </w:r>
             <w:r>
               <w:rPr>
@@ -1410,7 +1410,7 @@
                 <w:noProof/>
                 <w:webHidden/>
               </w:rPr>
-              <w:t>33</w:t>
+              <w:t>35</w:t>
             </w:r>
             <w:r>
               <w:rPr>
@@ -1432,7 +1432,7 @@
               <w:lang w:eastAsia="es-CO"/>
             </w:rPr>
           </w:pPr>
-          <w:hyperlink w:anchor="_Toc239338564" w:history="1">
+          <w:hyperlink w:anchor="_Toc239366534" w:history="1">
             <w:r>
               <w:rPr>
                 <w:rStyle w:val="Hipervnculo"/>
@@ -1476,7 +1476,7 @@
                 <w:noProof/>
                 <w:webHidden/>
               </w:rPr>
-              <w:instrText xml:space="preserve"> PAGEREF _Toc239338564 \h </w:instrText>
+              <w:instrText xml:space="preserve"> PAGEREF _Toc239366534 \h </w:instrText>
             </w:r>
             <w:r>
               <w:rPr>
@@ -1496,7 +1496,7 @@
                 <w:noProof/>
                 <w:webHidden/>
               </w:rPr>
-              <w:t>34</w:t>
+              <w:t>36</w:t>
             </w:r>
             <w:r>
               <w:rPr>
@@ -1518,7 +1518,7 @@
               <w:lang w:eastAsia="es-CO"/>
             </w:rPr>
           </w:pPr>
-          <w:hyperlink w:anchor="_Toc239338565" w:history="1">
+          <w:hyperlink w:anchor="_Toc239366535" w:history="1">
             <w:r>
               <w:rPr>
                 <w:rStyle w:val="Hipervnculo"/>
@@ -1562,7 +1562,7 @@
                 <w:noProof/>
                 <w:webHidden/>
               </w:rPr>
-              <w:instrText xml:space="preserve"> PAGEREF _Toc239338565 \h </w:instrText>
+              <w:instrText xml:space="preserve"> PAGEREF _Toc239366535 \h </w:instrText>
             </w:r>
             <w:r>
               <w:rPr>
@@ -1582,7 +1582,7 @@
                 <w:noProof/>
                 <w:webHidden/>
               </w:rPr>
-              <w:t>36</w:t>
+              <w:t>38</w:t>
             </w:r>
             <w:r>
               <w:rPr>
@@ -1604,7 +1604,7 @@
               <w:lang w:eastAsia="es-CO"/>
             </w:rPr>
           </w:pPr>
-          <w:hyperlink w:anchor="_Toc239338566" w:history="1">
+          <w:hyperlink w:anchor="_Toc239366536" w:history="1">
             <w:r>
               <w:rPr>
                 <w:rStyle w:val="Hipervnculo"/>
@@ -1648,7 +1648,7 @@
                 <w:noProof/>
                 <w:webHidden/>
               </w:rPr>
-              <w:instrText xml:space="preserve"> PAGEREF _Toc239338566 \h </w:instrText>
+              <w:instrText xml:space="preserve"> PAGEREF _Toc239366536 \h </w:instrText>
             </w:r>
             <w:r>
               <w:rPr>
@@ -1668,7 +1668,7 @@
                 <w:noProof/>
                 <w:webHidden/>
               </w:rPr>
-              <w:t>38</w:t>
+              <w:t>40</w:t>
             </w:r>
             <w:r>
               <w:rPr>
@@ -1690,7 +1690,7 @@
               <w:lang w:eastAsia="es-CO"/>
             </w:rPr>
           </w:pPr>
-          <w:hyperlink w:anchor="_Toc239338567" w:history="1">
+          <w:hyperlink w:anchor="_Toc239366537" w:history="1">
             <w:r>
               <w:rPr>
                 <w:rStyle w:val="Hipervnculo"/>
@@ -1734,7 +1734,7 @@
                 <w:noProof/>
                 <w:webHidden/>
               </w:rPr>
-              <w:instrText xml:space="preserve"> PAGEREF _Toc239338567 \h </w:instrText>
+              <w:instrText xml:space="preserve"> PAGEREF _Toc239366537 \h </w:instrText>
             </w:r>
             <w:r>
               <w:rPr>
@@ -1754,7 +1754,7 @@
                 <w:noProof/>
                 <w:webHidden/>
               </w:rPr>
-              <w:t>38</w:t>
+              <w:t>40</w:t>
             </w:r>
             <w:r>
               <w:rPr>
@@ -1776,7 +1776,7 @@
               <w:lang w:eastAsia="es-CO"/>
             </w:rPr>
           </w:pPr>
-          <w:hyperlink w:anchor="_Toc239338568" w:history="1">
+          <w:hyperlink w:anchor="_Toc239366538" w:history="1">
             <w:r>
               <w:rPr>
                 <w:rStyle w:val="Hipervnculo"/>
@@ -1820,7 +1820,7 @@
                 <w:noProof/>
                 <w:webHidden/>
               </w:rPr>
-              <w:instrText xml:space="preserve"> PAGEREF _Toc239338568 \h </w:instrText>
+              <w:instrText xml:space="preserve"> PAGEREF _Toc239366538 \h </w:instrText>
             </w:r>
             <w:r>
               <w:rPr>
@@ -1840,7 +1840,7 @@
                 <w:noProof/>
                 <w:webHidden/>
               </w:rPr>
-              <w:t>38</w:t>
+              <w:t>40</w:t>
             </w:r>
             <w:r>
               <w:rPr>
@@ -1862,7 +1862,7 @@
               <w:lang w:eastAsia="es-CO"/>
             </w:rPr>
           </w:pPr>
-          <w:hyperlink w:anchor="_Toc239338569" w:history="1">
+          <w:hyperlink w:anchor="_Toc239366539" w:history="1">
             <w:r>
               <w:rPr>
                 <w:rStyle w:val="Hipervnculo"/>
@@ -1906,7 +1906,7 @@
                 <w:noProof/>
                 <w:webHidden/>
               </w:rPr>
-              <w:instrText xml:space="preserve"> PAGEREF _Toc239338569 \h </w:instrText>
+              <w:instrText xml:space="preserve"> PAGEREF _Toc239366539 \h </w:instrText>
             </w:r>
             <w:r>
               <w:rPr>
@@ -1926,7 +1926,7 @@
                 <w:noProof/>
                 <w:webHidden/>
               </w:rPr>
-              <w:t>39</w:t>
+              <w:t>41</w:t>
             </w:r>
             <w:r>
               <w:rPr>
@@ -1948,7 +1948,7 @@
               <w:lang w:eastAsia="es-CO"/>
             </w:rPr>
           </w:pPr>
-          <w:hyperlink w:anchor="_Toc239338570" w:history="1">
+          <w:hyperlink w:anchor="_Toc239366540" w:history="1">
             <w:r>
               <w:rPr>
                 <w:rStyle w:val="Hipervnculo"/>
@@ -1992,7 +1992,7 @@
                 <w:noProof/>
                 <w:webHidden/>
               </w:rPr>
-              <w:instrText xml:space="preserve"> PAGEREF _Toc239338570 \h </w:instrText>
+              <w:instrText xml:space="preserve"> PAGEREF _Toc239366540 \h </w:instrText>
             </w:r>
             <w:r>
               <w:rPr>
@@ -2012,7 +2012,7 @@
                 <w:noProof/>
                 <w:webHidden/>
               </w:rPr>
-              <w:t>40</w:t>
+              <w:t>42</w:t>
             </w:r>
             <w:r>
               <w:rPr>
@@ -2034,7 +2034,7 @@
               <w:lang w:eastAsia="es-CO"/>
             </w:rPr>
           </w:pPr>
-          <w:hyperlink w:anchor="_Toc239338571" w:history="1">
+          <w:hyperlink w:anchor="_Toc239366541" w:history="1">
             <w:r>
               <w:rPr>
                 <w:rStyle w:val="Hipervnculo"/>
@@ -2078,7 +2078,7 @@
                 <w:noProof/>
                 <w:webHidden/>
               </w:rPr>
-              <w:instrText xml:space="preserve"> PAGEREF _Toc239338571 \h </w:instrText>
+              <w:instrText xml:space="preserve"> PAGEREF _Toc239366541 \h </w:instrText>
             </w:r>
             <w:r>
               <w:rPr>
@@ -2098,7 +2098,7 @@
                 <w:noProof/>
                 <w:webHidden/>
               </w:rPr>
-              <w:t>42</w:t>
+              <w:t>44</w:t>
             </w:r>
             <w:r>
               <w:rPr>
@@ -2120,7 +2120,7 @@
               <w:lang w:eastAsia="es-CO"/>
             </w:rPr>
           </w:pPr>
-          <w:hyperlink w:anchor="_Toc239338572" w:history="1">
+          <w:hyperlink w:anchor="_Toc239366542" w:history="1">
             <w:r>
               <w:rPr>
                 <w:rStyle w:val="Hipervnculo"/>
@@ -2147,7 +2147,7 @@
                 <w:noProof/>
                 <w:webHidden/>
               </w:rPr>
-              <w:instrText xml:space="preserve"> PAGEREF _Toc239338572 \h </w:instrText>
+              <w:instrText xml:space="preserve"> PAGEREF _Toc239366542 \h </w:instrText>
             </w:r>
             <w:r>
               <w:rPr>
@@ -2167,7 +2167,7 @@
                 <w:noProof/>
                 <w:webHidden/>
               </w:rPr>
-              <w:t>44</w:t>
+              <w:t>46</w:t>
             </w:r>
             <w:r>
               <w:rPr>
@@ -2189,7 +2189,7 @@
               <w:lang w:eastAsia="es-CO"/>
             </w:rPr>
           </w:pPr>
-          <w:hyperlink w:anchor="_Toc239338573" w:history="1">
+          <w:hyperlink w:anchor="_Toc239366543" w:history="1">
             <w:r>
               <w:rPr>
                 <w:rStyle w:val="Hipervnculo"/>
@@ -2216,7 +2216,7 @@
                 <w:noProof/>
                 <w:webHidden/>
               </w:rPr>
-              <w:instrText xml:space="preserve"> PAGEREF _Toc239338573 \h </w:instrText>
+              <w:instrText xml:space="preserve"> PAGEREF _Toc239366543 \h </w:instrText>
             </w:r>
             <w:r>
               <w:rPr>
@@ -2236,7 +2236,7 @@
                 <w:noProof/>
                 <w:webHidden/>
               </w:rPr>
-              <w:t>46</w:t>
+              <w:t>48</w:t>
             </w:r>
             <w:r>
               <w:rPr>
@@ -2258,7 +2258,7 @@
               <w:lang w:eastAsia="es-CO"/>
             </w:rPr>
           </w:pPr>
-          <w:hyperlink w:anchor="_Toc239338574" w:history="1">
+          <w:hyperlink w:anchor="_Toc239366544" w:history="1">
             <w:r>
               <w:rPr>
                 <w:rStyle w:val="Hipervnculo"/>
@@ -2285,7 +2285,7 @@
                 <w:noProof/>
                 <w:webHidden/>
               </w:rPr>
-              <w:instrText xml:space="preserve"> PAGEREF _Toc239338574 \h </w:instrText>
+              <w:instrText xml:space="preserve"> PAGEREF _Toc239366544 \h </w:instrText>
             </w:r>
             <w:r>
               <w:rPr>
@@ -2305,7 +2305,7 @@
                 <w:noProof/>
                 <w:webHidden/>
               </w:rPr>
-              <w:t>47</w:t>
+              <w:t>49</w:t>
             </w:r>
             <w:r>
               <w:rPr>
@@ -2327,7 +2327,7 @@
               <w:lang w:eastAsia="es-CO"/>
             </w:rPr>
           </w:pPr>
-          <w:hyperlink w:anchor="_Toc239338575" w:history="1">
+          <w:hyperlink w:anchor="_Toc239366545" w:history="1">
             <w:r>
               <w:rPr>
                 <w:rStyle w:val="Hipervnculo"/>
@@ -2354,7 +2354,7 @@
                 <w:noProof/>
                 <w:webHidden/>
               </w:rPr>
-              <w:instrText xml:space="preserve"> PAGEREF _Toc239338575 \h </w:instrText>
+              <w:instrText xml:space="preserve"> PAGEREF _Toc239366545 \h </w:instrText>
             </w:r>
             <w:r>
               <w:rPr>
@@ -2374,7 +2374,7 @@
                 <w:noProof/>
                 <w:webHidden/>
               </w:rPr>
-              <w:t>48</w:t>
+              <w:t>50</w:t>
             </w:r>
             <w:r>
               <w:rPr>
@@ -2404,7 +2404,7 @@
       <w:pPr>
         <w:pStyle w:val="Titulosgenerales"/>
       </w:pPr>
-      <w:bookmarkStart w:id="0" w:name="_Toc239338554"/>
+      <w:bookmarkStart w:id="0" w:name="_Toc239366524"/>
       <w:r>
         <w:lastRenderedPageBreak/>
         <w:t>Introducción</w:t>
@@ -2451,7 +2451,7 @@
           <w:noProof/>
         </w:rPr>
         <w:drawing>
-          <wp:inline distT="0" distB="0" distL="0" distR="0" wp14:anchorId="789BE52E" wp14:editId="514173D2">
+          <wp:inline distT="0" distB="0" distL="0" distR="0" wp14:anchorId="789BE52E" wp14:editId="300140C0">
             <wp:extent cx="4680000" cy="2631445"/>
             <wp:effectExtent l="0" t="0" r="6350" b="0"/>
             <wp:docPr id="2" name="Imagen 2">
@@ -2729,7 +2729,7 @@
       <w:pPr>
         <w:pStyle w:val="Ttulo1"/>
       </w:pPr>
-      <w:bookmarkStart w:id="1" w:name="_Toc239338555"/>
+      <w:bookmarkStart w:id="1" w:name="_Toc239366525"/>
       <w:r>
         <w:lastRenderedPageBreak/>
         <w:t>Evaluación del proyecto</w:t>
@@ -3185,7 +3185,7 @@
       <w:pPr>
         <w:pStyle w:val="Ttulo2"/>
       </w:pPr>
-      <w:bookmarkStart w:id="2" w:name="_Toc239338556"/>
+      <w:bookmarkStart w:id="2" w:name="_Toc239366526"/>
       <w:r>
         <w:t>Evaluación financiera</w:t>
       </w:r>
@@ -4130,9 +4130,9 @@
           <w:lang w:val="es-419" w:eastAsia="es-CO"/>
         </w:rPr>
         <w:drawing>
-          <wp:inline distT="0" distB="0" distL="0" distR="0" wp14:anchorId="4EB55C72" wp14:editId="5E6B7C01">
-            <wp:extent cx="5464250" cy="5284519"/>
-            <wp:effectExtent l="0" t="0" r="3175" b="0"/>
+          <wp:inline distT="0" distB="0" distL="0" distR="0" wp14:anchorId="4EB55C72" wp14:editId="5E31F348">
+            <wp:extent cx="5400000" cy="5222382"/>
+            <wp:effectExtent l="0" t="0" r="0" b="0"/>
             <wp:docPr id="690668120" name="Imagen 7" descr="En este paso se procede dar clic en insertar función y se procede a buscar la palabra VNA."/>
             <wp:cNvGraphicFramePr>
               <a:graphicFrameLocks xmlns:a="http://schemas.openxmlformats.org/drawingml/2006/main" noChangeAspect="1"/>
@@ -4159,7 +4159,7 @@
                   <pic:spPr>
                     <a:xfrm>
                       <a:off x="0" y="0"/>
-                      <a:ext cx="5472027" cy="5292040"/>
+                      <a:ext cx="5400000" cy="5222382"/>
                     </a:xfrm>
                     <a:prstGeom prst="rect">
                       <a:avLst/>
@@ -4312,9 +4312,9 @@
           <w:lang w:val="es-419" w:eastAsia="es-CO"/>
         </w:rPr>
         <w:drawing>
-          <wp:inline distT="0" distB="0" distL="0" distR="0" wp14:anchorId="2A4F0157" wp14:editId="3DD6CA80">
-            <wp:extent cx="5648492" cy="4094194"/>
-            <wp:effectExtent l="0" t="0" r="0" b="1905"/>
+          <wp:inline distT="0" distB="0" distL="0" distR="0" wp14:anchorId="2A4F0157" wp14:editId="72DDDF84">
+            <wp:extent cx="5400000" cy="3914080"/>
+            <wp:effectExtent l="0" t="0" r="0" b="0"/>
             <wp:docPr id="1730343394" name="Imagen 8" descr="Al dar doble clic se inserta la función y aparece un cuadro de diálogo."/>
             <wp:cNvGraphicFramePr>
               <a:graphicFrameLocks xmlns:a="http://schemas.openxmlformats.org/drawingml/2006/main" noChangeAspect="1"/>
@@ -4341,7 +4341,7 @@
                   <pic:spPr>
                     <a:xfrm>
                       <a:off x="0" y="0"/>
-                      <a:ext cx="5653026" cy="4097480"/>
+                      <a:ext cx="5400000" cy="3914080"/>
                     </a:xfrm>
                     <a:prstGeom prst="rect">
                       <a:avLst/>
@@ -4433,10 +4433,10 @@
           <w:lang w:val="es-419" w:eastAsia="es-CO"/>
         </w:rPr>
         <w:drawing>
-          <wp:inline distT="0" distB="0" distL="0" distR="0" wp14:anchorId="4422B130" wp14:editId="66D40376">
-            <wp:extent cx="5400000" cy="2714080"/>
+          <wp:inline distT="0" distB="0" distL="0" distR="0" wp14:anchorId="6C9FA8A6" wp14:editId="48346267">
+            <wp:extent cx="5400000" cy="5297306"/>
             <wp:effectExtent l="0" t="0" r="0" b="0"/>
-            <wp:docPr id="227714890" name="Imagen 9" descr="Se detalla en este paso, en la celda de Tasa, se refiere a la tasa de oportunidad, en este caso 18 %  y en la celda de valores corresponde a los flujos netos del periodo 1 a periodo 3."/>
+            <wp:docPr id="717254048" name="Imagen 3" descr="Se detalla en este paso, en la celda de Tasa, se refiere a la tasa de oportunidad, en este caso 18 %  y en la celda de valores corresponde a los flujos netos del periodo 1 a periodo 3."/>
             <wp:cNvGraphicFramePr>
               <a:graphicFrameLocks xmlns:a="http://schemas.openxmlformats.org/drawingml/2006/main" noChangeAspect="1"/>
             </wp:cNvGraphicFramePr>
@@ -4444,7 +4444,7 @@
               <a:graphicData uri="http://schemas.openxmlformats.org/drawingml/2006/picture">
                 <pic:pic xmlns:pic="http://schemas.openxmlformats.org/drawingml/2006/picture">
                   <pic:nvPicPr>
-                    <pic:cNvPr id="227714890" name="Imagen 9" descr="Se detalla en este paso, en la celda de Tasa, se refiere a la tasa de oportunidad, en este caso 18 %  y en la celda de valores corresponde a los flujos netos del periodo 1 a periodo 3."/>
+                    <pic:cNvPr id="717254048" name="Imagen 3" descr="Se detalla en este paso, en la celda de Tasa, se refiere a la tasa de oportunidad, en este caso 18 %  y en la celda de valores corresponde a los flujos netos del periodo 1 a periodo 3."/>
                     <pic:cNvPicPr/>
                   </pic:nvPicPr>
                   <pic:blipFill>
@@ -4462,7 +4462,7 @@
                   <pic:spPr>
                     <a:xfrm>
                       <a:off x="0" y="0"/>
-                      <a:ext cx="5400000" cy="2714080"/>
+                      <a:ext cx="5400000" cy="5297306"/>
                     </a:xfrm>
                     <a:prstGeom prst="rect">
                       <a:avLst/>
@@ -5376,10 +5376,10 @@
           <w:lang w:val="es-419" w:eastAsia="es-CO"/>
         </w:rPr>
         <w:drawing>
-          <wp:inline distT="0" distB="0" distL="0" distR="0" wp14:anchorId="1BB9E5FF" wp14:editId="04FD0AE2">
-            <wp:extent cx="5400000" cy="3565885"/>
+          <wp:inline distT="0" distB="0" distL="0" distR="0" wp14:anchorId="6B4F0DC0" wp14:editId="1C4F9F60">
+            <wp:extent cx="5400000" cy="6178207"/>
             <wp:effectExtent l="0" t="0" r="0" b="0"/>
-            <wp:docPr id="868648995" name="Imagen 9" descr="En este paso se procede a dar clic en insertar función."/>
+            <wp:docPr id="258465885" name="Imagen 4" descr="En este paso se procede a dar clic en insertar función."/>
             <wp:cNvGraphicFramePr>
               <a:graphicFrameLocks xmlns:a="http://schemas.openxmlformats.org/drawingml/2006/main" noChangeAspect="1"/>
             </wp:cNvGraphicFramePr>
@@ -5387,7 +5387,7 @@
               <a:graphicData uri="http://schemas.openxmlformats.org/drawingml/2006/picture">
                 <pic:pic xmlns:pic="http://schemas.openxmlformats.org/drawingml/2006/picture">
                   <pic:nvPicPr>
-                    <pic:cNvPr id="868648995" name="Imagen 9" descr="En este paso se procede a dar clic en insertar función."/>
+                    <pic:cNvPr id="258465885" name="Imagen 4" descr="En este paso se procede a dar clic en insertar función."/>
                     <pic:cNvPicPr/>
                   </pic:nvPicPr>
                   <pic:blipFill>
@@ -5405,7 +5405,7 @@
                   <pic:spPr>
                     <a:xfrm>
                       <a:off x="0" y="0"/>
-                      <a:ext cx="5400000" cy="3565885"/>
+                      <a:ext cx="5400000" cy="6178207"/>
                     </a:xfrm>
                     <a:prstGeom prst="rect">
                       <a:avLst/>
@@ -7311,9 +7311,9 @@
           <w:noProof/>
         </w:rPr>
         <w:drawing>
-          <wp:inline distT="0" distB="0" distL="0" distR="0" wp14:anchorId="6B279CF9" wp14:editId="68CBCCCE">
-            <wp:extent cx="4680000" cy="2982490"/>
-            <wp:effectExtent l="0" t="0" r="6350" b="8890"/>
+          <wp:inline distT="0" distB="0" distL="0" distR="0" wp14:anchorId="6B279CF9" wp14:editId="5A5FD305">
+            <wp:extent cx="5400000" cy="3441335"/>
+            <wp:effectExtent l="0" t="0" r="0" b="8255"/>
             <wp:docPr id="1215982725" name="Imagen 1215982725" descr="Como primer paso para calcular la relación beneficio-costo, se deben pasar los datos a Excel."/>
             <wp:cNvGraphicFramePr>
               <a:graphicFrameLocks xmlns:a="http://schemas.openxmlformats.org/drawingml/2006/main" noChangeAspect="1"/>
@@ -7343,7 +7343,7 @@
                   <pic:spPr bwMode="auto">
                     <a:xfrm>
                       <a:off x="0" y="0"/>
-                      <a:ext cx="4680000" cy="2982490"/>
+                      <a:ext cx="5400000" cy="3441335"/>
                     </a:xfrm>
                     <a:prstGeom prst="rect">
                       <a:avLst/>
@@ -7362,16 +7362,27 @@
     </w:p>
     <w:p>
       <w:pPr>
-        <w:rPr>
-          <w:lang w:val="es-419" w:eastAsia="es-CO"/>
-        </w:rPr>
-      </w:pPr>
-      <w:r>
-        <w:rPr>
-          <w:b/>
-          <w:bCs/>
-          <w:lang w:val="es-419" w:eastAsia="es-CO"/>
-        </w:rPr>
+        <w:spacing w:before="0" w:after="160" w:line="259" w:lineRule="auto"/>
+        <w:ind w:firstLine="0"/>
+        <w:rPr>
+          <w:lang w:val="es-419" w:eastAsia="es-CO"/>
+        </w:rPr>
+      </w:pPr>
+      <w:r>
+        <w:rPr>
+          <w:b/>
+          <w:bCs/>
+          <w:lang w:val="es-419" w:eastAsia="es-CO"/>
+        </w:rPr>
+        <w:br w:type="page"/>
+      </w:r>
+      <w:r>
+        <w:rPr>
+          <w:b/>
+          <w:bCs/>
+          <w:lang w:val="es-419" w:eastAsia="es-CO"/>
+        </w:rPr>
+        <w:lastRenderedPageBreak/>
         <w:t>P</w:t>
       </w:r>
       <w:r>
@@ -7411,25 +7422,21 @@
     </w:p>
     <w:p>
       <w:pPr>
-        <w:rPr>
-          <w:lang w:val="es-419" w:eastAsia="es-CO"/>
-        </w:rPr>
-      </w:pPr>
-      <w:r>
-        <w:rPr>
-          <w:lang w:val="es-419" w:eastAsia="es-CO"/>
-        </w:rPr>
-        <w:t xml:space="preserve">                 </w:t>
-      </w:r>
+        <w:jc w:val="center"/>
+        <w:rPr>
+          <w:lang w:val="es-419" w:eastAsia="es-CO"/>
+        </w:rPr>
+      </w:pPr>
       <w:r>
         <w:rPr>
           <w:noProof/>
+          <w:lang w:val="es-419" w:eastAsia="es-CO"/>
         </w:rPr>
         <w:drawing>
-          <wp:inline distT="0" distB="0" distL="0" distR="0" wp14:anchorId="6CED3625" wp14:editId="713E5845">
-            <wp:extent cx="4320000" cy="2754368"/>
-            <wp:effectExtent l="0" t="0" r="4445" b="8255"/>
-            <wp:docPr id="1215982727" name="Imagen 1215982727" descr="Se procede a efectuar el VNA de los ingresos."/>
+          <wp:inline distT="0" distB="0" distL="0" distR="0" wp14:anchorId="03AB971D" wp14:editId="052A521C">
+            <wp:extent cx="5400000" cy="5505883"/>
+            <wp:effectExtent l="0" t="0" r="0" b="0"/>
+            <wp:docPr id="1251749991" name="Imagen 5" descr="Se procede a efectuar el VNA de los ingresos."/>
             <wp:cNvGraphicFramePr>
               <a:graphicFrameLocks xmlns:a="http://schemas.openxmlformats.org/drawingml/2006/main" noChangeAspect="1"/>
             </wp:cNvGraphicFramePr>
@@ -7437,10 +7444,8 @@
               <a:graphicData uri="http://schemas.openxmlformats.org/drawingml/2006/picture">
                 <pic:pic xmlns:pic="http://schemas.openxmlformats.org/drawingml/2006/picture">
                   <pic:nvPicPr>
-                    <pic:cNvPr id="1215982727" name="Imagen 1215982727" descr="Se procede a efectuar el VNA de los ingresos."/>
-                    <pic:cNvPicPr>
-                      <a:picLocks noChangeAspect="1" noChangeArrowheads="1"/>
-                    </pic:cNvPicPr>
+                    <pic:cNvPr id="1251749991" name="Imagen 5" descr="Se procede a efectuar el VNA de los ingresos."/>
+                    <pic:cNvPicPr/>
                   </pic:nvPicPr>
                   <pic:blipFill>
                     <a:blip r:embed="rId27">
@@ -7450,23 +7455,18 @@
                         </a:ext>
                       </a:extLst>
                     </a:blip>
-                    <a:srcRect/>
                     <a:stretch>
                       <a:fillRect/>
                     </a:stretch>
                   </pic:blipFill>
-                  <pic:spPr bwMode="auto">
+                  <pic:spPr>
                     <a:xfrm>
                       <a:off x="0" y="0"/>
-                      <a:ext cx="4320000" cy="2754368"/>
+                      <a:ext cx="5400000" cy="5505883"/>
                     </a:xfrm>
                     <a:prstGeom prst="rect">
                       <a:avLst/>
                     </a:prstGeom>
-                    <a:noFill/>
-                    <a:ln>
-                      <a:noFill/>
-                    </a:ln>
                   </pic:spPr>
                 </pic:pic>
               </a:graphicData>
@@ -7477,6 +7477,25 @@
     </w:p>
     <w:p>
       <w:pPr>
+        <w:spacing w:before="0" w:after="160" w:line="259" w:lineRule="auto"/>
+        <w:ind w:firstLine="0"/>
+        <w:rPr>
+          <w:b/>
+          <w:bCs/>
+          <w:lang w:val="es-419" w:eastAsia="es-CO"/>
+        </w:rPr>
+      </w:pPr>
+      <w:r>
+        <w:rPr>
+          <w:b/>
+          <w:bCs/>
+          <w:lang w:val="es-419" w:eastAsia="es-CO"/>
+        </w:rPr>
+        <w:br w:type="page"/>
+      </w:r>
+    </w:p>
+    <w:p>
+      <w:pPr>
         <w:rPr>
           <w:lang w:val="es-419" w:eastAsia="es-CO"/>
         </w:rPr>
@@ -7545,24 +7564,19 @@
     </w:p>
     <w:p>
       <w:pPr>
-        <w:rPr>
-          <w:lang w:val="es-419" w:eastAsia="es-CO"/>
-        </w:rPr>
-      </w:pPr>
-      <w:r>
-        <w:rPr>
-          <w:lang w:val="es-419" w:eastAsia="es-CO"/>
-        </w:rPr>
-        <w:t xml:space="preserve">                </w:t>
-      </w:r>
+        <w:jc w:val="center"/>
+        <w:rPr>
+          <w:lang w:val="es-419" w:eastAsia="es-CO"/>
+        </w:rPr>
+      </w:pPr>
       <w:r>
         <w:rPr>
           <w:noProof/>
         </w:rPr>
         <w:drawing>
-          <wp:inline distT="0" distB="0" distL="0" distR="0" wp14:anchorId="42CDFBEC" wp14:editId="52F6A138">
-            <wp:extent cx="4320000" cy="2754369"/>
-            <wp:effectExtent l="0" t="0" r="4445" b="8255"/>
+          <wp:inline distT="0" distB="0" distL="0" distR="0" wp14:anchorId="42CDFBEC" wp14:editId="79F96ACE">
+            <wp:extent cx="5400000" cy="3442961"/>
+            <wp:effectExtent l="0" t="0" r="0" b="5715"/>
             <wp:docPr id="1215982728" name="Imagen 1215982728" descr="Se oprime la tecla Enter y se obtiene el resultado."/>
             <wp:cNvGraphicFramePr>
               <a:graphicFrameLocks xmlns:a="http://schemas.openxmlformats.org/drawingml/2006/main" noChangeAspect="1"/>
@@ -7592,7 +7606,7 @@
                   <pic:spPr bwMode="auto">
                     <a:xfrm>
                       <a:off x="0" y="0"/>
-                      <a:ext cx="4320000" cy="2754369"/>
+                      <a:ext cx="5400000" cy="3442961"/>
                     </a:xfrm>
                     <a:prstGeom prst="rect">
                       <a:avLst/>
@@ -7611,16 +7625,36 @@
     </w:p>
     <w:p>
       <w:pPr>
-        <w:rPr>
-          <w:lang w:val="es-419" w:eastAsia="es-CO"/>
-        </w:rPr>
-      </w:pPr>
-      <w:r>
-        <w:rPr>
-          <w:b/>
-          <w:bCs/>
-          <w:lang w:val="es-419" w:eastAsia="es-CO"/>
-        </w:rPr>
+        <w:spacing w:before="0" w:after="160" w:line="259" w:lineRule="auto"/>
+        <w:ind w:firstLine="0"/>
+        <w:rPr>
+          <w:b/>
+          <w:bCs/>
+          <w:lang w:val="es-419" w:eastAsia="es-CO"/>
+        </w:rPr>
+      </w:pPr>
+      <w:r>
+        <w:rPr>
+          <w:b/>
+          <w:bCs/>
+          <w:lang w:val="es-419" w:eastAsia="es-CO"/>
+        </w:rPr>
+        <w:br w:type="page"/>
+      </w:r>
+    </w:p>
+    <w:p>
+      <w:pPr>
+        <w:rPr>
+          <w:lang w:val="es-419" w:eastAsia="es-CO"/>
+        </w:rPr>
+      </w:pPr>
+      <w:r>
+        <w:rPr>
+          <w:b/>
+          <w:bCs/>
+          <w:lang w:val="es-419" w:eastAsia="es-CO"/>
+        </w:rPr>
+        <w:lastRenderedPageBreak/>
         <w:t>P</w:t>
       </w:r>
       <w:r>
@@ -7654,7 +7688,6 @@
     </w:p>
     <w:p>
       <w:pPr>
-        <w:jc w:val="center"/>
         <w:rPr>
           <w:lang w:val="es-419" w:eastAsia="es-CO"/>
         </w:rPr>
@@ -7662,12 +7695,13 @@
       <w:r>
         <w:rPr>
           <w:noProof/>
+          <w:lang w:val="es-419" w:eastAsia="es-CO"/>
         </w:rPr>
         <w:drawing>
-          <wp:inline distT="0" distB="0" distL="0" distR="0" wp14:anchorId="0E5C1215" wp14:editId="2014A00C">
-            <wp:extent cx="4320000" cy="2754368"/>
-            <wp:effectExtent l="0" t="0" r="4445" b="8255"/>
-            <wp:docPr id="1215982729" name="Imagen 1215982729" descr="En este paso se efectúa el mismo procedimiento con los egresos."/>
+          <wp:inline distT="0" distB="0" distL="0" distR="0" wp14:anchorId="382E0795" wp14:editId="23DCFAAE">
+            <wp:extent cx="5400000" cy="5639892"/>
+            <wp:effectExtent l="0" t="0" r="0" b="0"/>
+            <wp:docPr id="1106936686" name="Imagen 6" descr="En este paso se efectúa el mismo procedimiento con los egresos."/>
             <wp:cNvGraphicFramePr>
               <a:graphicFrameLocks xmlns:a="http://schemas.openxmlformats.org/drawingml/2006/main" noChangeAspect="1"/>
             </wp:cNvGraphicFramePr>
@@ -7675,10 +7709,8 @@
               <a:graphicData uri="http://schemas.openxmlformats.org/drawingml/2006/picture">
                 <pic:pic xmlns:pic="http://schemas.openxmlformats.org/drawingml/2006/picture">
                   <pic:nvPicPr>
-                    <pic:cNvPr id="1215982729" name="Imagen 1215982729" descr="En este paso se efectúa el mismo procedimiento con los egresos."/>
-                    <pic:cNvPicPr>
-                      <a:picLocks noChangeAspect="1" noChangeArrowheads="1"/>
-                    </pic:cNvPicPr>
+                    <pic:cNvPr id="1106936686" name="Imagen 6" descr="En este paso se efectúa el mismo procedimiento con los egresos."/>
+                    <pic:cNvPicPr/>
                   </pic:nvPicPr>
                   <pic:blipFill>
                     <a:blip r:embed="rId29">
@@ -7688,23 +7720,18 @@
                         </a:ext>
                       </a:extLst>
                     </a:blip>
-                    <a:srcRect/>
                     <a:stretch>
                       <a:fillRect/>
                     </a:stretch>
                   </pic:blipFill>
-                  <pic:spPr bwMode="auto">
+                  <pic:spPr>
                     <a:xfrm>
                       <a:off x="0" y="0"/>
-                      <a:ext cx="4320000" cy="2754368"/>
+                      <a:ext cx="5400000" cy="5639892"/>
                     </a:xfrm>
                     <a:prstGeom prst="rect">
                       <a:avLst/>
                     </a:prstGeom>
-                    <a:noFill/>
-                    <a:ln>
-                      <a:noFill/>
-                    </a:ln>
                   </pic:spPr>
                 </pic:pic>
               </a:graphicData>
@@ -7800,9 +7827,9 @@
           <w:noProof/>
         </w:rPr>
         <w:drawing>
-          <wp:inline distT="0" distB="0" distL="0" distR="0" wp14:anchorId="72D67F6C" wp14:editId="51BB4F88">
-            <wp:extent cx="4320000" cy="2754369"/>
-            <wp:effectExtent l="0" t="0" r="4445" b="8255"/>
+          <wp:inline distT="0" distB="0" distL="0" distR="0" wp14:anchorId="72D67F6C" wp14:editId="2497C3A0">
+            <wp:extent cx="5400000" cy="3442961"/>
+            <wp:effectExtent l="0" t="0" r="0" b="5715"/>
             <wp:docPr id="1215982730" name="Imagen 1215982730" descr="A continuación se da Enter y se obtiene el valor del VNA de los egresos."/>
             <wp:cNvGraphicFramePr>
               <a:graphicFrameLocks xmlns:a="http://schemas.openxmlformats.org/drawingml/2006/main" noChangeAspect="1"/>
@@ -7832,7 +7859,7 @@
                   <pic:spPr bwMode="auto">
                     <a:xfrm>
                       <a:off x="0" y="0"/>
-                      <a:ext cx="4320000" cy="2754369"/>
+                      <a:ext cx="5400000" cy="3442961"/>
                     </a:xfrm>
                     <a:prstGeom prst="rect">
                       <a:avLst/>
@@ -7894,24 +7921,19 @@
     </w:p>
     <w:p>
       <w:pPr>
-        <w:rPr>
-          <w:lang w:val="es-419" w:eastAsia="es-CO"/>
-        </w:rPr>
-      </w:pPr>
-      <w:r>
-        <w:rPr>
-          <w:lang w:val="es-419" w:eastAsia="es-CO"/>
-        </w:rPr>
-        <w:t xml:space="preserve">              </w:t>
-      </w:r>
+        <w:jc w:val="center"/>
+        <w:rPr>
+          <w:lang w:val="es-419" w:eastAsia="es-CO"/>
+        </w:rPr>
+      </w:pPr>
       <w:r>
         <w:rPr>
           <w:noProof/>
         </w:rPr>
         <w:drawing>
-          <wp:inline distT="0" distB="0" distL="0" distR="0" wp14:anchorId="7D4F562D" wp14:editId="585B488E">
-            <wp:extent cx="4320000" cy="2754368"/>
-            <wp:effectExtent l="0" t="0" r="4445" b="8255"/>
+          <wp:inline distT="0" distB="0" distL="0" distR="0" wp14:anchorId="7D4F562D" wp14:editId="2016BC64">
+            <wp:extent cx="5400000" cy="3442960"/>
+            <wp:effectExtent l="0" t="0" r="0" b="5715"/>
             <wp:docPr id="1215982731" name="Imagen 1215982731" descr="A continuación se suma el VNA de los egresos con la inversión."/>
             <wp:cNvGraphicFramePr>
               <a:graphicFrameLocks xmlns:a="http://schemas.openxmlformats.org/drawingml/2006/main" noChangeAspect="1"/>
@@ -7941,7 +7963,7 @@
                   <pic:spPr bwMode="auto">
                     <a:xfrm>
                       <a:off x="0" y="0"/>
-                      <a:ext cx="4320000" cy="2754368"/>
+                      <a:ext cx="5400000" cy="3442960"/>
                     </a:xfrm>
                     <a:prstGeom prst="rect">
                       <a:avLst/>
@@ -7960,25 +7982,6 @@
     </w:p>
     <w:p>
       <w:pPr>
-        <w:spacing w:before="0" w:after="160" w:line="259" w:lineRule="auto"/>
-        <w:ind w:firstLine="0"/>
-        <w:rPr>
-          <w:b/>
-          <w:bCs/>
-          <w:lang w:val="es-419" w:eastAsia="es-CO"/>
-        </w:rPr>
-      </w:pPr>
-      <w:r>
-        <w:rPr>
-          <w:b/>
-          <w:bCs/>
-          <w:lang w:val="es-419" w:eastAsia="es-CO"/>
-        </w:rPr>
-        <w:br w:type="page"/>
-      </w:r>
-    </w:p>
-    <w:p>
-      <w:pPr>
         <w:rPr>
           <w:lang w:val="es-419" w:eastAsia="es-CO"/>
         </w:rPr>
@@ -8023,24 +8026,19 @@
     </w:p>
     <w:p>
       <w:pPr>
-        <w:rPr>
-          <w:lang w:val="es-419" w:eastAsia="es-CO"/>
-        </w:rPr>
-      </w:pPr>
-      <w:r>
-        <w:rPr>
-          <w:lang w:val="es-419" w:eastAsia="es-CO"/>
-        </w:rPr>
-        <w:t xml:space="preserve">                </w:t>
-      </w:r>
+        <w:jc w:val="center"/>
+        <w:rPr>
+          <w:lang w:val="es-419" w:eastAsia="es-CO"/>
+        </w:rPr>
+      </w:pPr>
       <w:r>
         <w:rPr>
           <w:noProof/>
         </w:rPr>
         <w:drawing>
-          <wp:inline distT="0" distB="0" distL="0" distR="0" wp14:anchorId="5FE00B43" wp14:editId="4576327B">
-            <wp:extent cx="4320000" cy="2754369"/>
-            <wp:effectExtent l="0" t="0" r="4445" b="8255"/>
+          <wp:inline distT="0" distB="0" distL="0" distR="0" wp14:anchorId="5FE00B43" wp14:editId="6FAD4B90">
+            <wp:extent cx="5400000" cy="3442961"/>
+            <wp:effectExtent l="0" t="0" r="0" b="5715"/>
             <wp:docPr id="1215982732" name="Imagen 1215982732" descr="Y para finalizar, se divide el VNA de los ingresos con el VNA de los egresos más la inversión."/>
             <wp:cNvGraphicFramePr>
               <a:graphicFrameLocks xmlns:a="http://schemas.openxmlformats.org/drawingml/2006/main" noChangeAspect="1"/>
@@ -8070,7 +8068,7 @@
                   <pic:spPr bwMode="auto">
                     <a:xfrm>
                       <a:off x="0" y="0"/>
-                      <a:ext cx="4320000" cy="2754369"/>
+                      <a:ext cx="5400000" cy="3442961"/>
                     </a:xfrm>
                     <a:prstGeom prst="rect">
                       <a:avLst/>
@@ -8116,7 +8114,7 @@
       <w:pPr>
         <w:pStyle w:val="Ttulo2"/>
       </w:pPr>
-      <w:bookmarkStart w:id="3" w:name="_Toc239338557"/>
+      <w:bookmarkStart w:id="3" w:name="_Toc239366527"/>
       <w:r>
         <w:t>Evaluación económica y social</w:t>
       </w:r>
@@ -8158,14 +8156,8 @@
         <w:rPr>
           <w:lang w:val="es-419" w:eastAsia="es-CO"/>
         </w:rPr>
-        <w:t xml:space="preserve">Para efectuar la evaluación económica y social se debe utilizar la Tasa Social de Descuento (TSD), que para el caso de Colombia se ha calculado en el 12 %, queriendo </w:t>
-      </w:r>
-      <w:r>
-        <w:rPr>
-          <w:lang w:val="es-419" w:eastAsia="es-CO"/>
-        </w:rPr>
         <w:lastRenderedPageBreak/>
-        <w:t>decir con esto, que la rentabilidad esperada en el proyecto de inversión pública debe estar por encima de este valor.</w:t>
+        <w:t>Para efectuar la evaluación económica y social se debe utilizar la Tasa Social de Descuento (TSD), que para el caso de Colombia se ha calculado en el 12 %, queriendo decir con esto, que la rentabilidad esperada en el proyecto de inversión pública debe estar por encima de este valor.</w:t>
       </w:r>
     </w:p>
     <w:p>
@@ -8240,9 +8232,25 @@
     </w:p>
     <w:p>
       <w:pPr>
+        <w:spacing w:before="0" w:after="160" w:line="259" w:lineRule="auto"/>
+        <w:ind w:firstLine="0"/>
+        <w:rPr>
+          <w:lang w:val="es-419" w:eastAsia="es-CO"/>
+        </w:rPr>
+      </w:pPr>
+      <w:r>
+        <w:rPr>
+          <w:lang w:val="es-419" w:eastAsia="es-CO"/>
+        </w:rPr>
+        <w:br w:type="page"/>
+      </w:r>
+    </w:p>
+    <w:p>
+      <w:pPr>
         <w:pStyle w:val="Figura"/>
       </w:pPr>
       <w:r>
+        <w:lastRenderedPageBreak/>
         <w:t xml:space="preserve">Diferencias </w:t>
       </w:r>
       <w:r>
@@ -8283,7 +8291,7 @@
           <w:lang w:eastAsia="es-CO"/>
         </w:rPr>
         <w:drawing>
-          <wp:inline distT="0" distB="0" distL="0" distR="0" wp14:anchorId="18C486D8" wp14:editId="30C6AF57">
+          <wp:inline distT="0" distB="0" distL="0" distR="0" wp14:anchorId="18C486D8" wp14:editId="721BCFD6">
             <wp:extent cx="3704337" cy="2737020"/>
             <wp:effectExtent l="0" t="0" r="0" b="6350"/>
             <wp:docPr id="102464421" name="Imagen 5" descr="La figura describe una comparación entre el análisis económico y social y el análisis financiero de un proyecto. El análisis económico y social evalúa aspectos como la productividad, la rentabilidad, el crecimiento económico, el impacto en la sociedad, la distribución del ingreso y la contribución del proyecto al desarrollo económico. El análisis financiero se centra en el rendimiento del capital, el beneficio para los inversionistas, la distribución de utilidades, los precios de mercado y la capacidad del proyecto para generar ganancias."/>
@@ -8361,7 +8369,6 @@
         <w:rPr>
           <w:lang w:val="es-419" w:eastAsia="es-CO"/>
         </w:rPr>
-        <w:lastRenderedPageBreak/>
         <w:t>Finalmente, la evaluación de proyectos permite estimar los costos y beneficios desde la óptica financiera y los costos y beneficios económicos desde la óptica económica, se construyen los indicadores financieros, los cuales</w:t>
       </w:r>
       <w:r>
@@ -8396,7 +8403,7 @@
       <w:pPr>
         <w:pStyle w:val="Ttulo1"/>
       </w:pPr>
-      <w:bookmarkStart w:id="4" w:name="_Toc239338558"/>
+      <w:bookmarkStart w:id="4" w:name="_Toc239366528"/>
       <w:r>
         <w:lastRenderedPageBreak/>
         <w:t>Recolección de la información</w:t>
@@ -8420,7 +8427,7 @@
       <w:pPr>
         <w:pStyle w:val="Ttulo2"/>
       </w:pPr>
-      <w:bookmarkStart w:id="5" w:name="_Toc239338559"/>
+      <w:bookmarkStart w:id="5" w:name="_Toc239366529"/>
       <w:r>
         <w:t>Concepto</w:t>
       </w:r>
@@ -8443,7 +8450,7 @@
       <w:pPr>
         <w:pStyle w:val="Ttulo2"/>
       </w:pPr>
-      <w:bookmarkStart w:id="6" w:name="_Toc239338560"/>
+      <w:bookmarkStart w:id="6" w:name="_Toc239366530"/>
       <w:r>
         <w:t>Herramientas y técnicas de recolección</w:t>
       </w:r>
@@ -8754,7 +8761,7 @@
       <w:pPr>
         <w:pStyle w:val="Ttulo1"/>
       </w:pPr>
-      <w:bookmarkStart w:id="7" w:name="_Toc239338561"/>
+      <w:bookmarkStart w:id="7" w:name="_Toc239366531"/>
       <w:r>
         <w:lastRenderedPageBreak/>
         <w:t>Diagnóstico</w:t>
@@ -8778,7 +8785,7 @@
       <w:pPr>
         <w:pStyle w:val="Ttulo2"/>
       </w:pPr>
-      <w:bookmarkStart w:id="8" w:name="_Toc239338562"/>
+      <w:bookmarkStart w:id="8" w:name="_Toc239366532"/>
       <w:r>
         <w:t>Concepto</w:t>
       </w:r>
@@ -8801,7 +8808,7 @@
       <w:pPr>
         <w:pStyle w:val="Ttulo2"/>
       </w:pPr>
-      <w:bookmarkStart w:id="9" w:name="_Toc239338563"/>
+      <w:bookmarkStart w:id="9" w:name="_Toc239366533"/>
       <w:r>
         <w:t>Características</w:t>
       </w:r>
@@ -8920,7 +8927,7 @@
       <w:pPr>
         <w:pStyle w:val="Ttulo2"/>
       </w:pPr>
-      <w:bookmarkStart w:id="10" w:name="_Toc239338564"/>
+      <w:bookmarkStart w:id="10" w:name="_Toc239366534"/>
       <w:r>
         <w:t>Herramientas de análisis</w:t>
       </w:r>
@@ -9278,7 +9285,7 @@
       <w:pPr>
         <w:pStyle w:val="Ttulo2"/>
       </w:pPr>
-      <w:bookmarkStart w:id="11" w:name="_Toc239338565"/>
+      <w:bookmarkStart w:id="11" w:name="_Toc239366535"/>
       <w:r>
         <w:t>Importancia</w:t>
       </w:r>
@@ -9782,7 +9789,7 @@
       <w:pPr>
         <w:pStyle w:val="Ttulo1"/>
       </w:pPr>
-      <w:bookmarkStart w:id="12" w:name="_Toc239338566"/>
+      <w:bookmarkStart w:id="12" w:name="_Toc239366536"/>
       <w:r>
         <w:lastRenderedPageBreak/>
         <w:t>Plan de acción estratégico</w:t>
@@ -9806,7 +9813,7 @@
       <w:pPr>
         <w:pStyle w:val="Ttulo2"/>
       </w:pPr>
-      <w:bookmarkStart w:id="13" w:name="_Toc239338567"/>
+      <w:bookmarkStart w:id="13" w:name="_Toc239366537"/>
       <w:r>
         <w:t>Concepto</w:t>
       </w:r>
@@ -9829,7 +9836,7 @@
       <w:pPr>
         <w:pStyle w:val="Ttulo2"/>
       </w:pPr>
-      <w:bookmarkStart w:id="14" w:name="_Toc239338568"/>
+      <w:bookmarkStart w:id="14" w:name="_Toc239366538"/>
       <w:r>
         <w:t>Elementos</w:t>
       </w:r>
@@ -10157,7 +10164,7 @@
       <w:pPr>
         <w:pStyle w:val="Ttulo2"/>
       </w:pPr>
-      <w:bookmarkStart w:id="15" w:name="_Toc239338569"/>
+      <w:bookmarkStart w:id="15" w:name="_Toc239366539"/>
       <w:r>
         <w:t>Procedimiento de elaboración</w:t>
       </w:r>
@@ -10315,7 +10322,7 @@
       <w:pPr>
         <w:pStyle w:val="Ttulo2"/>
       </w:pPr>
-      <w:bookmarkStart w:id="16" w:name="_Toc239338570"/>
+      <w:bookmarkStart w:id="16" w:name="_Toc239366540"/>
       <w:r>
         <w:t>Diligenciamiento</w:t>
       </w:r>
@@ -10646,7 +10653,7 @@
       <w:pPr>
         <w:pStyle w:val="Ttulo2"/>
       </w:pPr>
-      <w:bookmarkStart w:id="17" w:name="_Toc239338571"/>
+      <w:bookmarkStart w:id="17" w:name="_Toc239366541"/>
       <w:r>
         <w:t>Importancia</w:t>
       </w:r>
@@ -11068,7 +11075,7 @@
       <w:pPr>
         <w:pStyle w:val="Titulosgenerales"/>
       </w:pPr>
-      <w:bookmarkStart w:id="18" w:name="_Toc239338572"/>
+      <w:bookmarkStart w:id="18" w:name="_Toc239366542"/>
       <w:r>
         <w:lastRenderedPageBreak/>
         <w:t>S</w:t>
@@ -11183,7 +11190,7 @@
       <w:pPr>
         <w:pStyle w:val="Titulosgenerales"/>
       </w:pPr>
-      <w:bookmarkStart w:id="19" w:name="_Toc239338573"/>
+      <w:bookmarkStart w:id="19" w:name="_Toc239366543"/>
       <w:r>
         <w:lastRenderedPageBreak/>
         <w:t>Glosario</w:t>
@@ -11329,7 +11336,7 @@
       <w:pPr>
         <w:pStyle w:val="Titulosgenerales"/>
       </w:pPr>
-      <w:bookmarkStart w:id="20" w:name="_Toc239338574"/>
+      <w:bookmarkStart w:id="20" w:name="_Toc239366544"/>
       <w:r>
         <w:lastRenderedPageBreak/>
         <w:t>Referencias bibliográficas</w:t>
@@ -11412,7 +11419,7 @@
       <w:pPr>
         <w:pStyle w:val="Titulosgenerales"/>
       </w:pPr>
-      <w:bookmarkStart w:id="22" w:name="_Toc239338575"/>
+      <w:bookmarkStart w:id="22" w:name="_Toc239366545"/>
       <w:r>
         <w:lastRenderedPageBreak/>
         <w:t>C</w:t>
@@ -18016,6 +18023,15 @@
 </file>
 
 <file path=customXml/item1.xml><?xml version="1.0" encoding="utf-8"?>
+<?mso-contentType ?>
+<FormTemplates xmlns="http://schemas.microsoft.com/sharepoint/v3/contenttype/forms">
+  <Display>DocumentLibraryForm</Display>
+  <Edit>DocumentLibraryForm</Edit>
+  <New>DocumentLibraryForm</New>
+</FormTemplates>
+</file>
+
+<file path=customXml/item2.xml><?xml version="1.0" encoding="utf-8"?>
 <ct:contentTypeSchema xmlns:ct="http://schemas.microsoft.com/office/2006/metadata/contentType" xmlns:ma="http://schemas.microsoft.com/office/2006/metadata/properties/metaAttributes" ct:_="" ma:_="" ma:contentTypeName="Documento" ma:contentTypeID="0x01010005252A1EF3BD024F856B47B579AB5244" ma:contentTypeVersion="11" ma:contentTypeDescription="Crear nuevo documento." ma:contentTypeScope="" ma:versionID="92b81066167b779aaeee7a3d91bad2fd">
   <xsd:schema xmlns:xsd="http://www.w3.org/2001/XMLSchema" xmlns:xs="http://www.w3.org/2001/XMLSchema" xmlns:p="http://schemas.microsoft.com/office/2006/metadata/properties" xmlns:ns2="42760c81-fd8e-4d59-8953-7cdb9f38b14f" xmlns:ns3="67a0edcd-0de5-43ed-8c27-e32f38a00c91" targetNamespace="http://schemas.microsoft.com/office/2006/metadata/properties" ma:root="true" ma:fieldsID="83cd6766d967e870b9368cac1ade74e6" ns2:_="" ns3:_="">
     <xsd:import namespace="42760c81-fd8e-4d59-8953-7cdb9f38b14f"/>
@@ -18210,16 +18226,11 @@
 </ct:contentTypeSchema>
 </file>
 
-<file path=customXml/item2.xml><?xml version="1.0" encoding="utf-8"?>
-<?mso-contentType ?>
-<FormTemplates xmlns="http://schemas.microsoft.com/sharepoint/v3/contenttype/forms">
-  <Display>DocumentLibraryForm</Display>
-  <Edit>DocumentLibraryForm</Edit>
-  <New>DocumentLibraryForm</New>
-</FormTemplates>
+<file path=customXml/item3.xml><?xml version="1.0" encoding="utf-8"?>
+<b:Sources xmlns:b="http://schemas.openxmlformats.org/officeDocument/2006/bibliography" xmlns="http://schemas.openxmlformats.org/officeDocument/2006/bibliography" SelectedStyle="\APASixthEditionOfficeOnline.xsl" StyleName="APA" Version="6"/>
 </file>
 
-<file path=customXml/item3.xml><?xml version="1.0" encoding="utf-8"?>
+<file path=customXml/item4.xml><?xml version="1.0" encoding="utf-8"?>
 <p:properties xmlns:p="http://schemas.microsoft.com/office/2006/metadata/properties" xmlns:xsi="http://www.w3.org/2001/XMLSchema-instance" xmlns:pc="http://schemas.microsoft.com/office/infopath/2007/PartnerControls">
   <documentManagement>
     <TaxCatchAll xmlns="67a0edcd-0de5-43ed-8c27-e32f38a00c91" xsi:nil="true"/>
@@ -18230,11 +18241,15 @@
 </p:properties>
 </file>
 
-<file path=customXml/item4.xml><?xml version="1.0" encoding="utf-8"?>
-<b:Sources xmlns:b="http://schemas.openxmlformats.org/officeDocument/2006/bibliography" xmlns="http://schemas.openxmlformats.org/officeDocument/2006/bibliography" SelectedStyle="\APASixthEditionOfficeOnline.xsl" StyleName="APA" Version="6"/>
+<file path=customXml/itemProps1.xml><?xml version="1.0" encoding="utf-8"?>
+<ds:datastoreItem xmlns:ds="http://schemas.openxmlformats.org/officeDocument/2006/customXml" ds:itemID="{81CBDEC1-3B00-44ED-AD36-0268077980BA}">
+  <ds:schemaRefs>
+    <ds:schemaRef ds:uri="http://schemas.microsoft.com/sharepoint/v3/contenttype/forms"/>
+  </ds:schemaRefs>
+</ds:datastoreItem>
 </file>
 
-<file path=customXml/itemProps1.xml><?xml version="1.0" encoding="utf-8"?>
+<file path=customXml/itemProps2.xml><?xml version="1.0" encoding="utf-8"?>
 <ds:datastoreItem xmlns:ds="http://schemas.openxmlformats.org/officeDocument/2006/customXml" ds:itemID="{C626DB89-DBD8-4869-9D5D-79BE72631658}">
   <ds:schemaRefs>
     <ds:schemaRef ds:uri="http://schemas.microsoft.com/office/2006/metadata/contentType"/>
@@ -18253,15 +18268,15 @@
 </ds:datastoreItem>
 </file>
 
-<file path=customXml/itemProps2.xml><?xml version="1.0" encoding="utf-8"?>
-<ds:datastoreItem xmlns:ds="http://schemas.openxmlformats.org/officeDocument/2006/customXml" ds:itemID="{81CBDEC1-3B00-44ED-AD36-0268077980BA}">
+<file path=customXml/itemProps3.xml><?xml version="1.0" encoding="utf-8"?>
+<ds:datastoreItem xmlns:ds="http://schemas.openxmlformats.org/officeDocument/2006/customXml" ds:itemID="{E8AB44A3-7C62-4BD2-82ED-8ABC209970FA}">
   <ds:schemaRefs>
-    <ds:schemaRef ds:uri="http://schemas.microsoft.com/sharepoint/v3/contenttype/forms"/>
+    <ds:schemaRef ds:uri="http://schemas.openxmlformats.org/officeDocument/2006/bibliography"/>
   </ds:schemaRefs>
 </ds:datastoreItem>
 </file>
 
-<file path=customXml/itemProps3.xml><?xml version="1.0" encoding="utf-8"?>
+<file path=customXml/itemProps4.xml><?xml version="1.0" encoding="utf-8"?>
 <ds:datastoreItem xmlns:ds="http://schemas.openxmlformats.org/officeDocument/2006/customXml" ds:itemID="{1145D752-ACC1-45E1-AB53-0C756F67FC7F}">
   <ds:schemaRefs>
     <ds:schemaRef ds:uri="http://schemas.microsoft.com/office/2006/metadata/properties"/>
@@ -18270,12 +18285,4 @@
     <ds:schemaRef ds:uri="42760c81-fd8e-4d59-8953-7cdb9f38b14f"/>
   </ds:schemaRefs>
 </ds:datastoreItem>
-</file>
-
-<file path=customXml/itemProps4.xml><?xml version="1.0" encoding="utf-8"?>
-<ds:datastoreItem xmlns:ds="http://schemas.openxmlformats.org/officeDocument/2006/customXml" ds:itemID="{E8AB44A3-7C62-4BD2-82ED-8ABC209970FA}">
-  <ds:schemaRefs>
-    <ds:schemaRef ds:uri="http://schemas.openxmlformats.org/officeDocument/2006/bibliography"/>
-  </ds:schemaRefs>
-</ds:datastoreItem>
 </file>